--- a/documents/курсовая.docx
+++ b/documents/курсовая.docx
@@ -29,6 +29,7 @@
           <w:spacing w:val="-20"/>
           <w:sz w:val="28"/>
           <w:szCs w:val="28"/>
+          <w:lang w:val="en-US"/>
         </w:rPr>
       </w:pPr>
       <w:r>
@@ -40,17 +41,20 @@
         </w:rPr>
         <w:t xml:space="preserve">ФЕДЕРАЛЬНОЕ ГОСУДАРСТВЕННОЕ БЮДЖЕТНОЕ ОБРАЗОВАТЕЛЬНОЕ </w:t>
       </w:r>
-      <w:proofErr w:type="gramStart"/>
-      <w:r>
+    </w:p>
+    <w:p>
+      <w:pPr>
+        <w:pStyle w:val="afffff3"/>
+        <w:jc w:val="center"/>
+        <w:outlineLvl w:val="0"/>
         <w:rPr>
           <w:rFonts w:ascii="Times New Roman" w:hAnsi="Times New Roman"/>
           <w:spacing w:val="-20"/>
           <w:sz w:val="28"/>
           <w:szCs w:val="28"/>
-        </w:rPr>
-        <w:t>УЧРЕЖДЕНИЕ  ВЫСШЕГО</w:t>
-      </w:r>
-      <w:proofErr w:type="gramEnd"/>
+          <w:lang w:val="en-US"/>
+        </w:rPr>
+      </w:pPr>
       <w:r>
         <w:rPr>
           <w:rFonts w:ascii="Times New Roman" w:hAnsi="Times New Roman"/>
@@ -58,7 +62,7 @@
           <w:sz w:val="28"/>
           <w:szCs w:val="28"/>
         </w:rPr>
-        <w:t xml:space="preserve"> ОБРАЗОВАНИЯ</w:t>
+        <w:t>УЧРЕЖДЕНИЕ  ВЫСШЕГО ОБРАЗОВАНИЯ</w:t>
       </w:r>
     </w:p>
     <w:p>
@@ -213,7 +217,6 @@
         </w:rPr>
         <w:t xml:space="preserve"> «</w:t>
       </w:r>
-      <w:proofErr w:type="spellStart"/>
       <w:r>
         <w:rPr>
           <w:i/>
@@ -223,7 +226,6 @@
         </w:rPr>
         <w:t>Liboffan</w:t>
       </w:r>
-      <w:proofErr w:type="spellEnd"/>
       <w:r>
         <w:rPr>
           <w:i/>
@@ -431,25 +433,7 @@
           <w:sz w:val="28"/>
           <w:szCs w:val="28"/>
         </w:rPr>
-        <w:t>д. ф-</w:t>
-      </w:r>
-      <w:proofErr w:type="spellStart"/>
-      <w:r>
-        <w:rPr>
-          <w:rFonts w:ascii="Times New Roman" w:hAnsi="Times New Roman" w:cs="Times New Roman"/>
-          <w:sz w:val="28"/>
-          <w:szCs w:val="28"/>
-        </w:rPr>
-        <w:t>м.н</w:t>
-      </w:r>
-      <w:proofErr w:type="spellEnd"/>
-      <w:r>
-        <w:rPr>
-          <w:rFonts w:ascii="Times New Roman" w:hAnsi="Times New Roman" w:cs="Times New Roman"/>
-          <w:sz w:val="28"/>
-          <w:szCs w:val="28"/>
-        </w:rPr>
-        <w:t>., профессор</w:t>
+        <w:t>д. ф-м.н., профессор</w:t>
       </w:r>
     </w:p>
     <w:p>
@@ -844,7 +828,7 @@
             <w:sz w:val="28"/>
             <w:szCs w:val="28"/>
           </w:rPr>
-          <w:t>3</w:t>
+          <w:t>4</w:t>
         </w:r>
         <w:r>
           <w:rPr>
@@ -939,7 +923,7 @@
             <w:sz w:val="28"/>
             <w:szCs w:val="28"/>
           </w:rPr>
-          <w:t>4</w:t>
+          <w:t>5</w:t>
         </w:r>
         <w:r>
           <w:rPr>
@@ -1034,7 +1018,7 @@
             <w:sz w:val="28"/>
             <w:szCs w:val="28"/>
           </w:rPr>
-          <w:t>6</w:t>
+          <w:t>7</w:t>
         </w:r>
         <w:r>
           <w:rPr>
@@ -1129,7 +1113,7 @@
             <w:sz w:val="28"/>
             <w:szCs w:val="28"/>
           </w:rPr>
-          <w:t>6</w:t>
+          <w:t>7</w:t>
         </w:r>
         <w:r>
           <w:rPr>
@@ -1224,7 +1208,7 @@
             <w:sz w:val="28"/>
             <w:szCs w:val="28"/>
           </w:rPr>
-          <w:t>7</w:t>
+          <w:t>8</w:t>
         </w:r>
         <w:r>
           <w:rPr>
@@ -1260,7 +1244,27 @@
             <w:sz w:val="28"/>
             <w:szCs w:val="28"/>
           </w:rPr>
-          <w:t>1.3 Обзор аналогов</w:t>
+          <w:t>1.3 Обзор а</w:t>
+        </w:r>
+        <w:r>
+          <w:rPr>
+            <w:rStyle w:val="affff5"/>
+            <w:rFonts w:ascii="Times New Roman" w:hAnsi="Times New Roman" w:cs="Times New Roman"/>
+            <w:noProof/>
+            <w:sz w:val="28"/>
+            <w:szCs w:val="28"/>
+          </w:rPr>
+          <w:t>н</w:t>
+        </w:r>
+        <w:r>
+          <w:rPr>
+            <w:rStyle w:val="affff5"/>
+            <w:rFonts w:ascii="Times New Roman" w:hAnsi="Times New Roman" w:cs="Times New Roman"/>
+            <w:noProof/>
+            <w:sz w:val="28"/>
+            <w:szCs w:val="28"/>
+          </w:rPr>
+          <w:t>алогов</w:t>
         </w:r>
         <w:r>
           <w:rPr>
@@ -1319,7 +1323,7 @@
             <w:sz w:val="28"/>
             <w:szCs w:val="28"/>
           </w:rPr>
-          <w:t>8</w:t>
+          <w:t>9</w:t>
         </w:r>
         <w:r>
           <w:rPr>
@@ -1414,7 +1418,7 @@
             <w:sz w:val="28"/>
             <w:szCs w:val="28"/>
           </w:rPr>
-          <w:t>8</w:t>
+          <w:t>9</w:t>
         </w:r>
         <w:r>
           <w:rPr>
@@ -1509,7 +1513,7 @@
             <w:sz w:val="28"/>
             <w:szCs w:val="28"/>
           </w:rPr>
-          <w:t>9</w:t>
+          <w:t>10</w:t>
         </w:r>
         <w:r>
           <w:rPr>
@@ -1604,7 +1608,7 @@
             <w:sz w:val="28"/>
             <w:szCs w:val="28"/>
           </w:rPr>
-          <w:t>10</w:t>
+          <w:t>11</w:t>
         </w:r>
         <w:r>
           <w:rPr>
@@ -1699,7 +1703,7 @@
             <w:sz w:val="28"/>
             <w:szCs w:val="28"/>
           </w:rPr>
-          <w:t>11</w:t>
+          <w:t>12</w:t>
         </w:r>
         <w:r>
           <w:rPr>
@@ -1794,7 +1798,7 @@
             <w:sz w:val="28"/>
             <w:szCs w:val="28"/>
           </w:rPr>
-          <w:t>14</w:t>
+          <w:t>15</w:t>
         </w:r>
         <w:r>
           <w:rPr>
@@ -1889,7 +1893,7 @@
             <w:sz w:val="28"/>
             <w:szCs w:val="28"/>
           </w:rPr>
-          <w:t>14</w:t>
+          <w:t>15</w:t>
         </w:r>
         <w:r>
           <w:rPr>
@@ -3650,29 +3654,7 @@
         <w:pStyle w:val="afff9"/>
       </w:pPr>
       <w:r>
-        <w:t xml:space="preserve">Результаты работы: исследован рынок цифровых библиотек и платформ пользовательского творчества. Разработано мобильное </w:t>
-      </w:r>
-      <w:proofErr w:type="spellStart"/>
-      <w:r>
-        <w:t>Android</w:t>
-      </w:r>
-      <w:proofErr w:type="spellEnd"/>
-      <w:r>
-        <w:t>-приложение «</w:t>
-      </w:r>
-      <w:proofErr w:type="spellStart"/>
-      <w:r>
-        <w:t>Liboffan</w:t>
-      </w:r>
-      <w:proofErr w:type="spellEnd"/>
-      <w:r>
-        <w:t xml:space="preserve">», реализующее механику ветвления историй, систему авторства версий, персональную библиотеку с отслеживанием статуса чтения, а также интеграцию локального AI-ассистента для генерации </w:t>
-      </w:r>
-      <w:r>
-        <w:t xml:space="preserve">и </w:t>
-      </w:r>
-      <w:r>
-        <w:t>стилистического редактирования текста. Приложение обеспечивает удобную навигацию по дереву сюжетов без потери связи с оригинальным произведением.</w:t>
+        <w:t>Результаты работы: исследован рынок цифровых библиотек и платформ пользовательского творчества. Разработано мобильное Android-приложение «Liboffan», реализующее механику ветвления историй, систему авторства версий, персональную библиотеку с отслеживанием статуса чтения, а также интеграцию локального AI-ассистента для генерации и стилистического редактирования текста. Приложение обеспечивает удобную навигацию по дереву сюжетов без потери связи с оригинальным произведением.</w:t>
       </w:r>
     </w:p>
     <w:p>
@@ -3680,15 +3662,7 @@
         <w:pStyle w:val="afff9"/>
       </w:pPr>
       <w:r>
-        <w:t xml:space="preserve">Область применения результатов: сервисы цифровой публикации, сообщества авторов и читателей (включая </w:t>
-      </w:r>
-      <w:proofErr w:type="spellStart"/>
-      <w:r>
-        <w:t>фанфикшн</w:t>
-      </w:r>
-      <w:proofErr w:type="spellEnd"/>
-      <w:r>
-        <w:t xml:space="preserve"> и оригинальную прозу), образовательные платформы для развития литературных навыков, а также конечные пользователи, заинтересованные в интерактивном, нелинейном формате чтения и совместного творчества.</w:t>
+        <w:t>Область применения результатов: сервисы цифровой публикации, сообщества авторов и читателей (включая фанфикшн и оригинальную прозу), образовательные платформы для развития литературных навыков, а также конечные пользователи, заинтересованные в интерактивном, нелинейном формате чтения и совместного творчества.</w:t>
       </w:r>
       <w:r>
         <w:br w:type="page"/>
@@ -3726,39 +3700,7 @@
         <w:pStyle w:val="afff9"/>
       </w:pPr>
       <w:r>
-        <w:t>Особую актуальность приобретает концепция «</w:t>
-      </w:r>
-      <w:proofErr w:type="spellStart"/>
-      <w:r>
-        <w:t>версионирования</w:t>
-      </w:r>
-      <w:proofErr w:type="spellEnd"/>
-      <w:r>
-        <w:t xml:space="preserve">» литературных произведений — возможность создавать альтернативные версии текста, сохраняя связь с оригиналом и позволяя читателям выбирать предпочтительное развитие событий. Такой подход, заимствованный из практики разработки программного обеспечения (системы контроля версий </w:t>
-      </w:r>
-      <w:proofErr w:type="spellStart"/>
-      <w:r>
-        <w:t>Git</w:t>
-      </w:r>
-      <w:proofErr w:type="spellEnd"/>
-      <w:r>
-        <w:t xml:space="preserve">), открывает новые возможности для литературного творчества и чтения. Таким образом, разработка мобильного приложения для коллаборативного создания историй с системой ветвления сюжетов является актуальной задачей, отвечающей современным тенденциям развития цифрового творчества и чтения. Целью данной курсовой работы является создание мобильного </w:t>
-      </w:r>
-      <w:proofErr w:type="spellStart"/>
-      <w:r>
-        <w:t>Android</w:t>
-      </w:r>
-      <w:proofErr w:type="spellEnd"/>
-      <w:r>
-        <w:t>-приложения «</w:t>
-      </w:r>
-      <w:proofErr w:type="spellStart"/>
-      <w:r>
-        <w:t>Liboffan</w:t>
-      </w:r>
-      <w:proofErr w:type="spellEnd"/>
-      <w:r>
-        <w:t xml:space="preserve">», предоставляющего платформу для совместного создания и чтения историй с возможностью ветвления сюжетов и использования AI-помощника для редактирования текстов. Задачами работы являются: </w:t>
+        <w:t xml:space="preserve">Особую актуальность приобретает концепция «версионирования» литературных произведений — возможность создавать альтернативные версии текста, сохраняя связь с оригиналом и позволяя читателям выбирать предпочтительное развитие событий. Такой подход, заимствованный из практики разработки программного обеспечения (системы контроля версий Git), открывает новые возможности для литературного творчества и чтения. Таким образом, разработка мобильного приложения для коллаборативного создания историй с системой ветвления сюжетов является актуальной задачей, отвечающей современным тенденциям развития цифрового творчества и чтения. Целью данной курсовой работы является создание мобильного Android-приложения «Liboffan», предоставляющего платформу для совместного создания и чтения историй с возможностью ветвления сюжетов и использования AI-помощника для редактирования текстов. Задачами работы являются: </w:t>
       </w:r>
     </w:p>
     <w:p>
@@ -3802,31 +3744,7 @@
         <w:pStyle w:val="20"/>
       </w:pPr>
       <w:r>
-        <w:t xml:space="preserve">обоснование выбора </w:t>
-      </w:r>
-      <w:proofErr w:type="spellStart"/>
-      <w:r>
-        <w:t>Kotlin</w:t>
-      </w:r>
-      <w:proofErr w:type="spellEnd"/>
-      <w:r>
-        <w:t xml:space="preserve"> и </w:t>
-      </w:r>
-      <w:proofErr w:type="spellStart"/>
-      <w:r>
-        <w:t>Jetpack</w:t>
-      </w:r>
-      <w:proofErr w:type="spellEnd"/>
-      <w:r>
-        <w:t xml:space="preserve"> </w:t>
-      </w:r>
-      <w:proofErr w:type="spellStart"/>
-      <w:r>
-        <w:t>Compose</w:t>
-      </w:r>
-      <w:proofErr w:type="spellEnd"/>
-      <w:r>
-        <w:t xml:space="preserve"> для клиентской части; выбор Spring Boot для серверной части; </w:t>
+        <w:t xml:space="preserve">обоснование выбора Kotlin и Jetpack Compose для клиентской части; выбор Spring Boot для серверной части; </w:t>
       </w:r>
     </w:p>
     <w:p>
@@ -3853,15 +3771,7 @@
         <w:pStyle w:val="a6"/>
       </w:pPr>
       <w:r>
-        <w:t xml:space="preserve">проектирование базы данных с поддержкой </w:t>
-      </w:r>
-      <w:proofErr w:type="spellStart"/>
-      <w:r>
-        <w:t>версионирования</w:t>
-      </w:r>
-      <w:proofErr w:type="spellEnd"/>
-      <w:r>
-        <w:t xml:space="preserve">; определение пользовательских сценариев и навигации; </w:t>
+        <w:t xml:space="preserve">проектирование базы данных с поддержкой версионирования; определение пользовательских сценариев и навигации; </w:t>
       </w:r>
     </w:p>
     <w:p>
@@ -3893,15 +3803,7 @@
         <w:pStyle w:val="a6"/>
       </w:pPr>
       <w:r>
-        <w:t xml:space="preserve">интеграция AI-помощника на основе </w:t>
-      </w:r>
-      <w:proofErr w:type="spellStart"/>
-      <w:r>
-        <w:t>Ollama</w:t>
-      </w:r>
-      <w:proofErr w:type="spellEnd"/>
-      <w:r>
-        <w:t xml:space="preserve"> для редактирования текстов; </w:t>
+        <w:t xml:space="preserve">интеграция AI-помощника на основе Ollama для редактирования текстов; </w:t>
       </w:r>
     </w:p>
     <w:p>
@@ -3966,15 +3868,7 @@
         <w:pStyle w:val="afff9"/>
       </w:pPr>
       <w:r>
-        <w:t xml:space="preserve">Предметной областью разрабатываемой системы является мобильное приложение для коллаборативного создания и чтения историй с системой ветвления сюжетов. В отличие от традиционных платформ для публикации текстов, где каждый автор создаёт изолированное произведение, </w:t>
-      </w:r>
-      <w:proofErr w:type="spellStart"/>
-      <w:r>
-        <w:t>Liboffan</w:t>
-      </w:r>
-      <w:proofErr w:type="spellEnd"/>
-      <w:r>
-        <w:t xml:space="preserve"> позволяет строить разветвлённую структуру историй, где каждое ответвление сохраняет связь с родительской версией.</w:t>
+        <w:t>Предметной областью разрабатываемой системы является мобильное приложение для коллаборативного создания и чтения историй с системой ветвления сюжетов. В отличие от традиционных платформ для публикации текстов, где каждый автор создаёт изолированное произведение, Liboffan позволяет строить разветвлённую структуру историй, где каждое ответвление сохраняет связь с родительской версией.</w:t>
       </w:r>
     </w:p>
     <w:p>
@@ -3982,23 +3876,7 @@
         <w:pStyle w:val="afff9"/>
       </w:pPr>
       <w:r>
-        <w:t>Ключевой особенностью системы является концепция «дерева историй» (</w:t>
-      </w:r>
-      <w:proofErr w:type="spellStart"/>
-      <w:r>
-        <w:t>story</w:t>
-      </w:r>
-      <w:proofErr w:type="spellEnd"/>
-      <w:r>
-        <w:t xml:space="preserve"> </w:t>
-      </w:r>
-      <w:proofErr w:type="spellStart"/>
-      <w:r>
-        <w:t>tree</w:t>
-      </w:r>
-      <w:proofErr w:type="spellEnd"/>
-      <w:r>
-        <w:t>) — структуры, в которой корневая версия представляет оригинальное произведение, а дочерние версии (ветки) являются альтернативными продолжениями или интерпретациями, созданными другими авторами. При этом каждая версия сохраняет авторство, имеет собственное описание, теги и возрастной рейтинг.</w:t>
+        <w:t>Ключевой особенностью системы является концепция «дерева историй» (story tree) — структуры, в которой корневая версия представляет оригинальное произведение, а дочерние версии (ветки) являются альтернативными продолжениями или интерпретациями, созданными другими авторами. При этом каждая версия сохраняет авторство, имеет собственное описание, теги и возрастной рейтинг.</w:t>
       </w:r>
     </w:p>
     <w:p>
@@ -4037,13 +3915,8 @@
       <w:pPr>
         <w:pStyle w:val="a6"/>
       </w:pPr>
-      <w:proofErr w:type="spellStart"/>
-      <w:r>
-        <w:t>версионирования</w:t>
-      </w:r>
-      <w:proofErr w:type="spellEnd"/>
-      <w:r>
-        <w:t xml:space="preserve"> и ветвления историй;</w:t>
+      <w:r>
+        <w:t>версионирования и ветвления историй;</w:t>
       </w:r>
     </w:p>
     <w:p>
@@ -4076,15 +3949,7 @@
         <w:pStyle w:val="afff9"/>
       </w:pPr>
       <w:r>
-        <w:t xml:space="preserve">Таким образом, </w:t>
-      </w:r>
-      <w:proofErr w:type="spellStart"/>
-      <w:r>
-        <w:t>Liboffan</w:t>
-      </w:r>
-      <w:proofErr w:type="spellEnd"/>
-      <w:r>
-        <w:t xml:space="preserve"> представляет собой инновационное решение, объединяющее лучшие практики из мира разработки программного обеспечения (системы контроля версий) и литературного творчества, создавая новую модель взаимодействия авторов и читателей. </w:t>
+        <w:t xml:space="preserve">Таким образом, Liboffan представляет собой инновационное решение, объединяющее лучшие практики из мира разработки программного обеспечения (системы контроля версий) и литературного творчества, создавая новую модель взаимодействия авторов и читателей. </w:t>
       </w:r>
     </w:p>
     <w:p>
@@ -4136,21 +4001,17 @@
         <w:pStyle w:val="afff9"/>
       </w:pPr>
       <w:r>
-        <w:t>Особую нишу занимают платформы для фанатского творчества, однако они часто фрагментированы, имеют устаревший интерфейс и не предлагают удобных инструментов для навигации по разветвлённым сюжетам. Разрабатываемое приложение «</w:t>
-      </w:r>
-      <w:proofErr w:type="spellStart"/>
-      <w:r>
-        <w:t>Liboffan</w:t>
-      </w:r>
-      <w:proofErr w:type="spellEnd"/>
-      <w:r>
-        <w:t>» позиционируется как решение, объединяющее преимущества традиционных читалок, социальных сетей и систем контроля версий, создавая принципиально новый формат взаимодействия с литературным контентом.</w:t>
-      </w:r>
-    </w:p>
-    <w:p>
-      <w:pPr>
-        <w:pStyle w:val="afff9"/>
-      </w:pPr>
+        <w:t xml:space="preserve">Особую нишу занимают платформы для фанатского творчества, однако они часто фрагментированы, имеют устаревший интерфейс и не предлагают удобных инструментов для навигации по разветвлённым сюжетам. </w:t>
+      </w:r>
+      <w:r>
+        <w:t>В связи с этим возрастает потребность в платформах, обеспечивающих прозрачное отслеживание авторства и техническую взаимосвязь между оригинальным текстом и пользовательскими адаптациями.</w:t>
+      </w:r>
+      <w:r>
+        <w:t xml:space="preserve"> </w:t>
+      </w:r>
+      <w:r>
+        <w:t>Разрабатываемое приложение «Liboffan» позиционируется как решение, объединяющее преимущества традиционных читалок, социальных сетей и систем контроля версий, создавая принципиально новый формат взаимодействия с литературным контентом.</w:t>
+      </w:r>
     </w:p>
     <w:p>
       <w:pPr>
@@ -4158,6 +4019,7 @@
       </w:pPr>
       <w:bookmarkStart w:id="11" w:name="_Toc231481604"/>
       <w:r>
+        <w:lastRenderedPageBreak/>
         <w:t>Обзор аналогов</w:t>
       </w:r>
       <w:bookmarkEnd w:id="11"/>
@@ -4177,31 +4039,7 @@
         <w:pStyle w:val="affff8"/>
       </w:pPr>
       <w:r>
-        <w:t xml:space="preserve">Для выявления функциональных требований и конкурентных преимуществ были проанализированы три ключевых платформы: </w:t>
-      </w:r>
-      <w:proofErr w:type="spellStart"/>
-      <w:r>
-        <w:t>Wattpad</w:t>
-      </w:r>
-      <w:proofErr w:type="spellEnd"/>
-      <w:r>
-        <w:t xml:space="preserve">, </w:t>
-      </w:r>
-      <w:proofErr w:type="spellStart"/>
-      <w:r>
-        <w:t>Author.Today</w:t>
-      </w:r>
-      <w:proofErr w:type="spellEnd"/>
-      <w:r>
-        <w:t xml:space="preserve"> и </w:t>
-      </w:r>
-      <w:proofErr w:type="spellStart"/>
-      <w:r>
-        <w:t>Ficbook</w:t>
-      </w:r>
-      <w:proofErr w:type="spellEnd"/>
-      <w:r>
-        <w:t xml:space="preserve">. Критерии сравнения включали: </w:t>
+        <w:t xml:space="preserve">Для выявления функциональных требований и конкурентных преимуществ были проанализированы три ключевых платформы: Wattpad, Author.Today и Ficbook. Критерии сравнения включали: </w:t>
       </w:r>
     </w:p>
     <w:p>
@@ -4272,12 +4110,10 @@
         <w:pStyle w:val="a5"/>
       </w:pPr>
       <w:bookmarkStart w:id="12" w:name="_Toc231481605"/>
-      <w:proofErr w:type="spellStart"/>
       <w:r>
         <w:t>Wattpad</w:t>
       </w:r>
       <w:bookmarkEnd w:id="12"/>
-      <w:proofErr w:type="spellEnd"/>
     </w:p>
     <w:p>
       <w:pPr>
@@ -4293,13 +4129,8 @@
       <w:pPr>
         <w:pStyle w:val="afffb"/>
       </w:pPr>
-      <w:proofErr w:type="spellStart"/>
-      <w:r>
-        <w:t>Wattpad</w:t>
-      </w:r>
-      <w:proofErr w:type="spellEnd"/>
-      <w:r>
-        <w:t xml:space="preserve"> — крупнейшая международная платформа для публикации пользовательских историй. Приложение предлагает обширную библиотеку контента, социальные функции (комментарии, списки чтения) и инструменты для авторов. Однако ветвление сюжетов реализовано лишь в виде сиквелов и приквелов — отдельных произведений, не связанных технической зависимостью. Альтернативные версии одной истории приходится искать вручную через теги, что неудобно для читателя.</w:t>
+      <w:r>
+        <w:t>Wattpad — крупнейшая международная платформа для публикации пользовательских историй. Приложение предлагает обширную библиотеку контента, социальные функции (комментарии, списки чтения) и инструменты для авторов. Однако ветвление сюжетов реализовано лишь в виде сиквелов и приквелов — отдельных произведений, не связанных технической зависимостью. Альтернативные версии одной истории приходится искать вручную через теги, что неудобно для читателя.</w:t>
       </w:r>
       <w:r>
         <w:t xml:space="preserve"> Иллюстрация главного экрана приложения представлена на рисунке </w:t>
@@ -4416,12 +4247,10 @@
         <w:pStyle w:val="a5"/>
       </w:pPr>
       <w:bookmarkStart w:id="13" w:name="_Toc231481606"/>
-      <w:proofErr w:type="spellStart"/>
       <w:r>
         <w:t>Author.Today</w:t>
       </w:r>
       <w:bookmarkEnd w:id="13"/>
-      <w:proofErr w:type="spellEnd"/>
     </w:p>
     <w:p>
       <w:pPr>
@@ -4440,13 +4269,8 @@
           <w:lang w:val="en-US"/>
         </w:rPr>
       </w:pPr>
-      <w:proofErr w:type="spellStart"/>
-      <w:r>
-        <w:t>Author.Today</w:t>
-      </w:r>
-      <w:proofErr w:type="spellEnd"/>
-      <w:r>
-        <w:t xml:space="preserve"> — российская платформа, ориентированная на профессиональных авторов и платный контент. Сервис предоставляет удобные инструменты публикации, черновики, статистику чтения. Вместе с тем, функционал полностью сосредоточен на линейном повествовании: каждый текст существует в единственном варианте, возможность создания ответвлений или альтернативных концовок отсутствует. </w:t>
+      <w:r>
+        <w:t xml:space="preserve">Author.Today — российская платформа, ориентированная на профессиональных авторов и платный контент. Сервис предоставляет удобные инструменты публикации, черновики, статистику чтения. Вместе с тем, функционал полностью сосредоточен на линейном повествовании: каждый текст существует в единственном варианте, возможность создания ответвлений или альтернативных концовок отсутствует. </w:t>
       </w:r>
       <w:r>
         <w:t xml:space="preserve">Иллюстрация главного экрана приложения представлена на рисунке </w:t>
@@ -4525,31 +4349,9 @@
       <w:pPr>
         <w:pStyle w:val="a7"/>
       </w:pPr>
-      <w:proofErr w:type="spellStart"/>
-      <w:r>
-        <w:t>Главная</w:t>
-      </w:r>
-      <w:proofErr w:type="spellEnd"/>
-      <w:r>
-        <w:t xml:space="preserve"> </w:t>
-      </w:r>
-      <w:proofErr w:type="spellStart"/>
-      <w:r>
-        <w:t>страница</w:t>
-      </w:r>
-      <w:proofErr w:type="spellEnd"/>
-      <w:r>
-        <w:t xml:space="preserve"> </w:t>
-      </w:r>
-      <w:proofErr w:type="spellStart"/>
-      <w:r>
-        <w:t>приложения</w:t>
-      </w:r>
-      <w:proofErr w:type="spellEnd"/>
-      <w:r>
-        <w:t xml:space="preserve"> </w:t>
-      </w:r>
-      <w:proofErr w:type="spellStart"/>
+      <w:r>
+        <w:t xml:space="preserve">Главная страница приложения </w:t>
+      </w:r>
       <w:r>
         <w:t>Author</w:t>
       </w:r>
@@ -4559,7 +4361,6 @@
       <w:r>
         <w:t>Today</w:t>
       </w:r>
-      <w:proofErr w:type="spellEnd"/>
     </w:p>
     <w:p>
       <w:pPr>
@@ -4571,12 +4372,10 @@
         <w:pStyle w:val="a5"/>
       </w:pPr>
       <w:bookmarkStart w:id="14" w:name="_Toc231481607"/>
-      <w:proofErr w:type="spellStart"/>
       <w:r>
         <w:t>Ficbook</w:t>
       </w:r>
       <w:bookmarkEnd w:id="14"/>
-      <w:proofErr w:type="spellEnd"/>
     </w:p>
     <w:p>
       <w:pPr>
@@ -4595,13 +4394,8 @@
           <w:lang w:val="en-US"/>
         </w:rPr>
       </w:pPr>
-      <w:proofErr w:type="spellStart"/>
-      <w:r>
-        <w:t>Ficbook</w:t>
-      </w:r>
-      <w:proofErr w:type="spellEnd"/>
-      <w:r>
-        <w:t xml:space="preserve"> (Книга Фанфиков) — специализированная платформа для фанатского творчества. Поддерживает развитую систему тегов, предупреждений о контенте, рейтингов. Пользователи могут публиковать альтернативные версии канона, но технически каждая такая работа является отдельным произведением без автоматической связи с оригиналом. Навигация по «деревьям» фанфиков осуществляется вручную через ссылки в описании</w:t>
+      <w:r>
+        <w:t>Ficbook (Книга Фанфиков) — специализированная платформа для фанатского творчества. Поддерживает развитую систему тегов, предупреждений о контенте, рейтингов. Пользователи могут публиковать альтернативные версии канона, но технически каждая такая работа является отдельным произведением без автоматической связи с оригиналом. Навигация по «деревьям» фанфиков осуществляется вручную через ссылки в описании</w:t>
       </w:r>
       <w:r>
         <w:t xml:space="preserve">. Иллюстрация главного экрана приложения представлена на рисунке </w:t>
@@ -4636,7 +4430,7 @@
         </w:rPr>
         <w:lastRenderedPageBreak/>
         <w:drawing>
-          <wp:inline distT="0" distB="0" distL="0" distR="0" wp14:anchorId="26D77631" wp14:editId="20BE1AF6">
+          <wp:inline distT="0" distB="0" distL="0" distR="0" wp14:anchorId="26D77631" wp14:editId="7A9A7668">
             <wp:extent cx="1724025" cy="3733929"/>
             <wp:effectExtent l="0" t="0" r="0" b="0"/>
             <wp:docPr id="19" name="Рисунок 19"/>
@@ -4693,35 +4487,12 @@
       <w:pPr>
         <w:pStyle w:val="a7"/>
       </w:pPr>
-      <w:proofErr w:type="spellStart"/>
-      <w:r>
-        <w:t>Главный</w:t>
-      </w:r>
-      <w:proofErr w:type="spellEnd"/>
-      <w:r>
-        <w:t xml:space="preserve"> </w:t>
-      </w:r>
-      <w:proofErr w:type="spellStart"/>
-      <w:r>
-        <w:t>экран</w:t>
-      </w:r>
-      <w:proofErr w:type="spellEnd"/>
-      <w:r>
-        <w:t xml:space="preserve"> </w:t>
-      </w:r>
-      <w:proofErr w:type="spellStart"/>
-      <w:r>
-        <w:t>приложения</w:t>
-      </w:r>
-      <w:proofErr w:type="spellEnd"/>
-      <w:r>
-        <w:t xml:space="preserve"> </w:t>
-      </w:r>
-      <w:proofErr w:type="spellStart"/>
+      <w:r>
+        <w:t xml:space="preserve">Главный экран приложения </w:t>
+      </w:r>
       <w:r>
         <w:t>Ficbook</w:t>
       </w:r>
-      <w:proofErr w:type="spellEnd"/>
     </w:p>
     <w:p>
       <w:pPr>
@@ -4883,11 +4654,9 @@
               <w:ind w:firstLine="22"/>
               <w:jc w:val="center"/>
             </w:pPr>
-            <w:proofErr w:type="spellStart"/>
             <w:r>
               <w:t>Wattpad</w:t>
             </w:r>
-            <w:proofErr w:type="spellEnd"/>
           </w:p>
         </w:tc>
         <w:tc>
@@ -4983,11 +4752,9 @@
               <w:ind w:firstLine="22"/>
               <w:jc w:val="center"/>
             </w:pPr>
-            <w:proofErr w:type="spellStart"/>
             <w:r>
               <w:t>Author.Today</w:t>
             </w:r>
-            <w:proofErr w:type="spellEnd"/>
           </w:p>
         </w:tc>
         <w:tc>
@@ -5083,11 +4850,9 @@
               <w:ind w:firstLine="22"/>
               <w:jc w:val="center"/>
             </w:pPr>
-            <w:proofErr w:type="spellStart"/>
             <w:r>
               <w:t>Ficbook</w:t>
             </w:r>
-            <w:proofErr w:type="spellEnd"/>
           </w:p>
         </w:tc>
         <w:tc>
@@ -5183,12 +4948,10 @@
               <w:ind w:firstLine="22"/>
               <w:jc w:val="center"/>
             </w:pPr>
-            <w:proofErr w:type="spellStart"/>
             <w:r>
               <w:lastRenderedPageBreak/>
               <w:t>Liboffan</w:t>
             </w:r>
-            <w:proofErr w:type="spellEnd"/>
           </w:p>
         </w:tc>
         <w:tc>
@@ -5296,39 +5059,7 @@
         <w:pStyle w:val="affff8"/>
       </w:pPr>
       <w:r>
-        <w:t xml:space="preserve">Анализ показал, что ни одна из рассмотренных платформ не предоставляет встроенной системы </w:t>
-      </w:r>
-      <w:proofErr w:type="spellStart"/>
-      <w:r>
-        <w:t>версионирования</w:t>
-      </w:r>
-      <w:proofErr w:type="spellEnd"/>
-      <w:r>
-        <w:t xml:space="preserve"> историй, где ветки технически связаны с родительской версией, а навигация между ними интуитивно понятна. </w:t>
-      </w:r>
-      <w:proofErr w:type="spellStart"/>
-      <w:r>
-        <w:t>Wattpad</w:t>
-      </w:r>
-      <w:proofErr w:type="spellEnd"/>
-      <w:r>
-        <w:t xml:space="preserve"> и </w:t>
-      </w:r>
-      <w:proofErr w:type="spellStart"/>
-      <w:r>
-        <w:t>Author.Today</w:t>
-      </w:r>
-      <w:proofErr w:type="spellEnd"/>
-      <w:r>
-        <w:t xml:space="preserve"> ориентированы на линейное повествование, где каждое произведение существует изолированно. </w:t>
-      </w:r>
-      <w:proofErr w:type="spellStart"/>
-      <w:r>
-        <w:t>Ficbook</w:t>
-      </w:r>
-      <w:proofErr w:type="spellEnd"/>
-      <w:r>
-        <w:t>, несмотря на развитую систему тегов и поддержку фанатского творчества, не обеспечивает автоматическую связь между альтернативными версиями — навигация осуществляется вручную через ссылки в описании.</w:t>
+        <w:t>Анализ показал, что ни одна из рассмотренных платформ не предоставляет встроенной системы версионирования историй, где ветки технически связаны с родительской версией, а навигация между ними интуитивно понятна. Wattpad и Author.Today ориентированы на линейное повествование, где каждое произведение существует изолированно. Ficbook, несмотря на развитую систему тегов и поддержку фанатского творчества, не обеспечивает автоматическую связь между альтернативными версиями — навигация осуществляется вручную через ссылки в описании.</w:t>
       </w:r>
     </w:p>
     <w:p>
@@ -5344,15 +5075,7 @@
         <w:pStyle w:val="affff8"/>
       </w:pPr>
       <w:r>
-        <w:t>Выявленные функциональные пробелы определяют конкурентные преимущества разрабатываемой системы «</w:t>
-      </w:r>
-      <w:proofErr w:type="spellStart"/>
-      <w:r>
-        <w:t>Liboffan</w:t>
-      </w:r>
-      <w:proofErr w:type="spellEnd"/>
-      <w:r>
-        <w:t>».</w:t>
+        <w:t>Выявленные функциональные пробелы определяют конкурентные преимущества разрабатываемой системы «Liboffan».</w:t>
       </w:r>
     </w:p>
     <w:p>
@@ -5384,15 +5107,7 @@
         <w:pStyle w:val="20"/>
       </w:pPr>
       <w:r>
-        <w:t xml:space="preserve">автоматическое сохранение иерархической связи между версиями через поле </w:t>
-      </w:r>
-      <w:proofErr w:type="spellStart"/>
-      <w:r>
-        <w:t>parent_id</w:t>
-      </w:r>
-      <w:proofErr w:type="spellEnd"/>
-      <w:r>
-        <w:t>;</w:t>
+        <w:t>автоматическое сохранение иерархической связи между версиями через поле parent_id;</w:t>
       </w:r>
     </w:p>
     <w:p>
@@ -5675,15 +5390,7 @@
       </w:pPr>
       <w:r>
         <w:lastRenderedPageBreak/>
-        <w:t xml:space="preserve">Все сценарии объединены в единый пользовательский путь: от знакомства с платформой через </w:t>
-      </w:r>
-      <w:proofErr w:type="spellStart"/>
-      <w:r>
-        <w:t>онбординг</w:t>
-      </w:r>
-      <w:proofErr w:type="spellEnd"/>
-      <w:r>
-        <w:t xml:space="preserve"> до активного творчества и социального взаимодействия. Навигация между экранами спроектирована таким образом, чтобы минимизировать количество переходов для выполнения ключевых действий.</w:t>
+        <w:t>Все сценарии объединены в единый пользовательский путь. Навигация между экранами спроектирована таким образом, чтобы минимизировать количество переходов для выполнения ключевых действий.</w:t>
       </w:r>
     </w:p>
     <w:p>
@@ -5714,17 +5421,18 @@
     <w:p>
       <w:pPr>
         <w:pStyle w:val="afffb"/>
+        <w:ind w:firstLine="0"/>
+        <w:jc w:val="center"/>
       </w:pPr>
       <w:r>
         <w:rPr>
           <w:noProof/>
         </w:rPr>
-        <w:lastRenderedPageBreak/>
         <w:drawing>
-          <wp:inline distT="0" distB="0" distL="0" distR="0" wp14:anchorId="1BE9CE2C" wp14:editId="6798D52C">
-            <wp:extent cx="5225143" cy="8116456"/>
+          <wp:inline distT="0" distB="0" distL="0" distR="0" wp14:anchorId="67EE2ED4" wp14:editId="087C42BF">
+            <wp:extent cx="5411972" cy="6138545"/>
             <wp:effectExtent l="0" t="0" r="0" b="0"/>
-            <wp:docPr id="406164821" name="Рисунок 1"/>
+            <wp:docPr id="2144250556" name="Рисунок 1"/>
             <wp:cNvGraphicFramePr>
               <a:graphicFrameLocks xmlns:a="http://schemas.openxmlformats.org/drawingml/2006/main" noChangeAspect="1"/>
             </wp:cNvGraphicFramePr>
@@ -5732,23 +5440,41 @@
               <a:graphicData uri="http://schemas.openxmlformats.org/drawingml/2006/picture">
                 <pic:pic xmlns:pic="http://schemas.openxmlformats.org/drawingml/2006/picture">
                   <pic:nvPicPr>
-                    <pic:cNvPr id="406164821" name=""/>
-                    <pic:cNvPicPr/>
+                    <pic:cNvPr id="0" name="Picture 1"/>
+                    <pic:cNvPicPr>
+                      <a:picLocks noChangeAspect="1" noChangeArrowheads="1"/>
+                    </pic:cNvPicPr>
                   </pic:nvPicPr>
-                  <pic:blipFill>
-                    <a:blip r:embed="rId11"/>
+                  <pic:blipFill rotWithShape="1">
+                    <a:blip r:embed="rId11">
+                      <a:extLst>
+                        <a:ext uri="{28A0092B-C50C-407E-A947-70E740481C1C}">
+                          <a14:useLocalDpi xmlns:a14="http://schemas.microsoft.com/office/drawing/2010/main" val="0"/>
+                        </a:ext>
+                      </a:extLst>
+                    </a:blip>
+                    <a:srcRect r="8759"/>
                     <a:stretch>
                       <a:fillRect/>
                     </a:stretch>
                   </pic:blipFill>
-                  <pic:spPr>
+                  <pic:spPr bwMode="auto">
                     <a:xfrm>
                       <a:off x="0" y="0"/>
-                      <a:ext cx="5225143" cy="8116456"/>
+                      <a:ext cx="5411972" cy="6138545"/>
                     </a:xfrm>
                     <a:prstGeom prst="rect">
                       <a:avLst/>
                     </a:prstGeom>
+                    <a:noFill/>
+                    <a:ln>
+                      <a:noFill/>
+                    </a:ln>
+                    <a:extLst>
+                      <a:ext uri="{53640926-AAD7-44D8-BBD7-CCE9431645EC}">
+                        <a14:shadowObscured xmlns:a14="http://schemas.microsoft.com/office/drawing/2010/main"/>
+                      </a:ext>
+                    </a:extLst>
                   </pic:spPr>
                 </pic:pic>
               </a:graphicData>
@@ -5766,19 +5492,9 @@
       <w:pPr>
         <w:pStyle w:val="a7"/>
       </w:pPr>
-      <w:proofErr w:type="spellStart"/>
-      <w:r>
-        <w:t>Диаграмма</w:t>
-      </w:r>
-      <w:proofErr w:type="spellEnd"/>
-      <w:r>
-        <w:t xml:space="preserve"> </w:t>
-      </w:r>
-      <w:proofErr w:type="spellStart"/>
-      <w:r>
-        <w:t>прецедентов</w:t>
-      </w:r>
-      <w:proofErr w:type="spellEnd"/>
+      <w:r>
+        <w:t>Диаграмма прецедентов</w:t>
+      </w:r>
     </w:p>
     <w:p>
       <w:pPr>
@@ -5794,15 +5510,7 @@
         <w:pStyle w:val="afffb"/>
       </w:pPr>
       <w:r>
-        <w:t xml:space="preserve">Неавторизованный пользователь (Гость) имеет ограниченный доступ: просмотр каталога историй, поиск по тегам и фандомам, чтение опубликованных версий. Для доступа к полному функционалу необходимо пройти регистрацию с указанием </w:t>
-      </w:r>
-      <w:proofErr w:type="spellStart"/>
-      <w:r>
-        <w:t>email</w:t>
-      </w:r>
-      <w:proofErr w:type="spellEnd"/>
-      <w:r>
-        <w:t xml:space="preserve"> и пароля. При последующих запусках приложения осуществляется автоматическая авторизация по сохранённому JWT-токену.</w:t>
+        <w:t>Неавторизованный пользователь (Гость) имеет ограниченный доступ: просмотр каталога историй, поиск по тегам и фандомам, чтение опубликованных версий. Для доступа к полному функционалу необходимо пройти регистрацию с указанием email и пароля. При последующих запусках приложения осуществляется автоматическая авторизация по сохранённому JWT-токену.</w:t>
       </w:r>
     </w:p>
     <w:p>
@@ -5818,15 +5526,7 @@
         <w:pStyle w:val="20"/>
       </w:pPr>
       <w:r>
-        <w:t xml:space="preserve">Прохождение </w:t>
-      </w:r>
-      <w:proofErr w:type="spellStart"/>
-      <w:r>
-        <w:t>онбординга</w:t>
-      </w:r>
-      <w:proofErr w:type="spellEnd"/>
-      <w:r>
-        <w:t xml:space="preserve"> — знакомство с ключевыми возможностями приложения при первом запуске;</w:t>
+        <w:t>Прохождение онбординга — знакомство с ключевыми возможностями приложения при первом запуске;</w:t>
       </w:r>
     </w:p>
     <w:p>
@@ -5834,15 +5534,7 @@
         <w:pStyle w:val="20"/>
       </w:pPr>
       <w:r>
-        <w:t xml:space="preserve">Регистрация и авторизация — создание аккаунта или вход с использованием </w:t>
-      </w:r>
-      <w:proofErr w:type="spellStart"/>
-      <w:r>
-        <w:t>email</w:t>
-      </w:r>
-      <w:proofErr w:type="spellEnd"/>
-      <w:r>
-        <w:t xml:space="preserve"> и пароля;</w:t>
+        <w:t>Регистрация и авторизация — создание аккаунта или вход с использованием email и пароля;</w:t>
       </w:r>
     </w:p>
     <w:p>
@@ -5980,15 +5672,7 @@
         <w:pStyle w:val="afffb"/>
       </w:pPr>
       <w:r>
-        <w:t>Для реализации клиентской (</w:t>
-      </w:r>
-      <w:proofErr w:type="spellStart"/>
-      <w:r>
-        <w:t>Android</w:t>
-      </w:r>
-      <w:proofErr w:type="spellEnd"/>
-      <w:r>
-        <w:t>) части приложения выбраны инструменты и технологии, представленные ниже.</w:t>
+        <w:t>Для реализации клиентской (Android) части приложения выбраны инструменты и технологии, представленные ниже.</w:t>
       </w:r>
     </w:p>
     <w:p>
@@ -5996,117 +5680,32 @@
         <w:pStyle w:val="afffb"/>
       </w:pPr>
       <w:r>
-        <w:t xml:space="preserve">Язык программирования </w:t>
-      </w:r>
-      <w:proofErr w:type="spellStart"/>
-      <w:r>
-        <w:t>Kotlin</w:t>
-      </w:r>
-      <w:proofErr w:type="spellEnd"/>
-      <w:r>
-        <w:t xml:space="preserve"> — современный статически типизированный язык программирования для JVM-платформы, официально рекомендуемый Google для разработки </w:t>
-      </w:r>
-      <w:proofErr w:type="spellStart"/>
-      <w:r>
-        <w:t>Android</w:t>
-      </w:r>
-      <w:proofErr w:type="spellEnd"/>
-      <w:r>
-        <w:t xml:space="preserve">-приложений. </w:t>
-      </w:r>
-      <w:proofErr w:type="spellStart"/>
-      <w:r>
-        <w:t>Kotlin</w:t>
-      </w:r>
-      <w:proofErr w:type="spellEnd"/>
-      <w:r>
-        <w:t xml:space="preserve"> обеспечивает лаконичность кода, безопасность в отношении нулевых ссылок и полную совместимость с Java;</w:t>
+        <w:t>Язык программирования Kotlin — современный статически типизированный язык программирования для JVM-платформы, официально рекомендуемый Google для разработки Android-приложений. Kotlin обеспечивает лаконичность кода, безопасность в отношении нулевых ссылок и полную совместимость с Java;</w:t>
+      </w:r>
+      <w:r>
+        <w:t>[1]</w:t>
       </w:r>
     </w:p>
     <w:p>
       <w:pPr>
         <w:pStyle w:val="afffb"/>
       </w:pPr>
-      <w:proofErr w:type="spellStart"/>
       <w:r>
         <w:rPr>
           <w:rStyle w:val="affff9"/>
         </w:rPr>
-        <w:t>Jetpack</w:t>
-      </w:r>
-      <w:proofErr w:type="spellEnd"/>
+        <w:t>Jetpack Compose — современный инструмент для создания пользовательских интерфейсов на Android, который использует декларативный подход. Разработчик описывает, как должен выглядеть UI в зависимости от данных, а система автоматически обновляет его при изменении этих данных. Позволяет описывать пользовательский интерфейс в виде функций-компонентов на Kotlin, использует Material Design 3 в качестве дизайн-системы, обеспечивает реактивное обновление интерфейса при изменении состояния; [</w:t>
+      </w:r>
       <w:r>
         <w:rPr>
           <w:rStyle w:val="affff9"/>
         </w:rPr>
-        <w:t xml:space="preserve"> </w:t>
-      </w:r>
-      <w:proofErr w:type="spellStart"/>
+        <w:t>2</w:t>
+      </w:r>
       <w:r>
         <w:rPr>
           <w:rStyle w:val="affff9"/>
         </w:rPr>
-        <w:t>Compose</w:t>
-      </w:r>
-      <w:proofErr w:type="spellEnd"/>
-      <w:r>
-        <w:rPr>
-          <w:rStyle w:val="affff9"/>
-        </w:rPr>
-        <w:t xml:space="preserve"> — современный инструмент для создания пользовательских интерфейсов на </w:t>
-      </w:r>
-      <w:proofErr w:type="spellStart"/>
-      <w:r>
-        <w:rPr>
-          <w:rStyle w:val="affff9"/>
-        </w:rPr>
-        <w:t>Android</w:t>
-      </w:r>
-      <w:proofErr w:type="spellEnd"/>
-      <w:r>
-        <w:rPr>
-          <w:rStyle w:val="affff9"/>
-        </w:rPr>
-        <w:t xml:space="preserve">, который использует декларативный подход. Разработчик описывает, как должен выглядеть UI в зависимости от данных, а система автоматически обновляет его при изменении этих данных. Позволяет описывать пользовательский интерфейс в виде функций-компонентов на </w:t>
-      </w:r>
-      <w:proofErr w:type="spellStart"/>
-      <w:r>
-        <w:rPr>
-          <w:rStyle w:val="affff9"/>
-        </w:rPr>
-        <w:t>Kotlin</w:t>
-      </w:r>
-      <w:proofErr w:type="spellEnd"/>
-      <w:r>
-        <w:rPr>
-          <w:rStyle w:val="affff9"/>
-        </w:rPr>
-        <w:t xml:space="preserve">, использует </w:t>
-      </w:r>
-      <w:proofErr w:type="spellStart"/>
-      <w:r>
-        <w:rPr>
-          <w:rStyle w:val="affff9"/>
-        </w:rPr>
-        <w:t>Material</w:t>
-      </w:r>
-      <w:proofErr w:type="spellEnd"/>
-      <w:r>
-        <w:rPr>
-          <w:rStyle w:val="affff9"/>
-        </w:rPr>
-        <w:t xml:space="preserve"> Design 3 в качестве дизайн-системы, обеспечивает реактивное обновление интерфейса при изменении состояния; [</w:t>
-      </w:r>
-      <w:r>
-        <w:rPr>
-          <w:rStyle w:val="affff9"/>
-        </w:rPr>
-        <w:t>1</w:t>
-      </w:r>
-      <w:r>
-        <w:rPr>
-          <w:rStyle w:val="affff9"/>
-        </w:rPr>
         <w:t xml:space="preserve">] </w:t>
       </w:r>
     </w:p>
@@ -6116,37 +5715,16 @@
       </w:pPr>
       <w:r>
         <w:lastRenderedPageBreak/>
-        <w:t>Паттерн MVVM (Model-View-</w:t>
-      </w:r>
-      <w:proofErr w:type="spellStart"/>
-      <w:r>
-        <w:t>ViewModel</w:t>
-      </w:r>
-      <w:proofErr w:type="spellEnd"/>
-      <w:r>
-        <w:t>) позволяет отделить логику приложения от визуальной части (представления). Данный паттерн является архитектурным, то есть он задает общую архитектуру приложения</w:t>
-      </w:r>
-      <w:r>
-        <w:t xml:space="preserve">. </w:t>
-      </w:r>
-      <w:proofErr w:type="spellStart"/>
-      <w:r>
-        <w:t>ViewModel</w:t>
-      </w:r>
-      <w:proofErr w:type="spellEnd"/>
-      <w:r>
-        <w:t xml:space="preserve"> хранит состояние экрана и предоставляет UI-компонентам необходимые данные через </w:t>
-      </w:r>
-      <w:proofErr w:type="spellStart"/>
-      <w:r>
-        <w:t>StateFlow</w:t>
-      </w:r>
-      <w:proofErr w:type="spellEnd"/>
-      <w:r>
-        <w:t>. Это повышает тестируемость и масштабируемость кода; [</w:t>
-      </w:r>
-      <w:r>
-        <w:t>2</w:t>
+        <w:t>Паттерн MVVM (Model-View-ViewModel) позволяет отделить логику приложения от визуальной части (представления). Данный паттерн является архитектурным, то есть он задает общую архитектуру приложения</w:t>
+      </w:r>
+      <w:r>
+        <w:t>. ViewModel хранит состояние экрана и предоставляет UI-компонентам необходимые данные через StateFlow. Это повышает тестируемость и масштабируемость кода; [</w:t>
+      </w:r>
+      <w:r>
+        <w:rPr>
+          <w:lang w:val="en-US"/>
+        </w:rPr>
+        <w:t>3</w:t>
       </w:r>
       <w:r>
         <w:t xml:space="preserve">] </w:t>
@@ -6156,43 +5734,14 @@
       <w:pPr>
         <w:pStyle w:val="afffb"/>
       </w:pPr>
-      <w:proofErr w:type="spellStart"/>
-      <w:r>
-        <w:t>Retrofit</w:t>
-      </w:r>
-      <w:proofErr w:type="spellEnd"/>
-      <w:r>
-        <w:t xml:space="preserve"> — это библиотека, которая упрощает работу с сетевыми запросами в приложениях на </w:t>
-      </w:r>
-      <w:proofErr w:type="spellStart"/>
-      <w:r>
-        <w:t>Android</w:t>
-      </w:r>
-      <w:proofErr w:type="spellEnd"/>
-      <w:r>
-        <w:t xml:space="preserve">. </w:t>
-      </w:r>
-      <w:r>
-        <w:t xml:space="preserve">Позволяет описывать REST API в виде интерфейсов, автоматически преобразует JSON-ответы в </w:t>
-      </w:r>
-      <w:proofErr w:type="spellStart"/>
-      <w:r>
-        <w:t>Kotlin</w:t>
-      </w:r>
-      <w:proofErr w:type="spellEnd"/>
-      <w:r>
-        <w:t>-объекты и интегрируется с окклюзией (</w:t>
-      </w:r>
-      <w:proofErr w:type="spellStart"/>
-      <w:r>
-        <w:t>OkHttp</w:t>
-      </w:r>
-      <w:proofErr w:type="spellEnd"/>
-      <w:r>
-        <w:t>) для управления сетевыми запросами; [</w:t>
-      </w:r>
-      <w:r>
-        <w:t>3</w:t>
+      <w:r>
+        <w:t xml:space="preserve">Retrofit — это библиотека, которая упрощает работу с сетевыми запросами в приложениях на Android. </w:t>
+      </w:r>
+      <w:r>
+        <w:t>Позволяет описывать REST API в виде интерфейсов, автоматически преобразует JSON-ответы в Kotlin-объекты и интегрируется с окклюзией (OkHttp) для управления сетевыми запросами; [</w:t>
+      </w:r>
+      <w:r>
+        <w:t>4</w:t>
       </w:r>
       <w:r>
         <w:t xml:space="preserve">] </w:t>
@@ -6219,18 +5768,10 @@
         <w:pStyle w:val="afffb"/>
       </w:pPr>
       <w:r>
-        <w:t xml:space="preserve">Фреймворк Spring Boot 3 — платформа для создания автономных, готовых к работе приложений на Java. Включает встроенный сервер </w:t>
-      </w:r>
-      <w:proofErr w:type="spellStart"/>
-      <w:r>
-        <w:t>Tomcat</w:t>
-      </w:r>
-      <w:proofErr w:type="spellEnd"/>
-      <w:r>
-        <w:t>, упрощает конфигурацию зависимостей и предоставляет готовые решения для безопасности и работы с данными; [</w:t>
-      </w:r>
-      <w:r>
-        <w:t>3</w:t>
+        <w:t>Фреймворк Spring Boot 3 — платформа для создания автономных, готовых к работе приложений на Java. Включает встроенный сервер Tomcat, упрощает конфигурацию зависимостей и предоставляет готовые решения для безопасности и работы с данными; [</w:t>
+      </w:r>
+      <w:r>
+        <w:t>5</w:t>
       </w:r>
       <w:r>
         <w:t>]</w:t>
@@ -6241,26 +5782,10 @@
         <w:pStyle w:val="afffb"/>
       </w:pPr>
       <w:r>
-        <w:t xml:space="preserve">Spring Security + JWT — модуль безопасности, обеспечивающий аутентификацию и авторизацию пользователей посредством JSON Web </w:t>
-      </w:r>
-      <w:proofErr w:type="spellStart"/>
-      <w:r>
-        <w:t>Tokens</w:t>
-      </w:r>
-      <w:proofErr w:type="spellEnd"/>
-      <w:r>
-        <w:t xml:space="preserve"> (JWT), что позволяет реализовывать </w:t>
-      </w:r>
-      <w:proofErr w:type="spellStart"/>
-      <w:r>
-        <w:t>stateless</w:t>
-      </w:r>
-      <w:proofErr w:type="spellEnd"/>
-      <w:r>
-        <w:t>-сессии; [</w:t>
-      </w:r>
-      <w:r>
-        <w:t>4</w:t>
+        <w:t>Spring Security + JWT — модуль безопасности, обеспечивающий аутентификацию и авторизацию пользователей посредством JSON Web Tokens (JWT), что позволяет реализовывать stateless-сессии; [</w:t>
+      </w:r>
+      <w:r>
+        <w:t>6</w:t>
       </w:r>
       <w:r>
         <w:t>]</w:t>
@@ -6271,18 +5796,10 @@
         <w:pStyle w:val="afffb"/>
       </w:pPr>
       <w:r>
-        <w:t xml:space="preserve">СУБД </w:t>
-      </w:r>
-      <w:proofErr w:type="spellStart"/>
-      <w:r>
-        <w:t>MariaDB</w:t>
-      </w:r>
-      <w:proofErr w:type="spellEnd"/>
-      <w:r>
-        <w:t xml:space="preserve"> — реляционная система управления базами данных с широкой распространённостью и развитой экосистемой. Обеспечивает надёжное хранение структурированных данных о пользователях, деревьях историй, версиях, лайках и библиотеках; [</w:t>
-      </w:r>
-      <w:r>
-        <w:t>5</w:t>
+        <w:t>СУБД MariaDB — реляционная система управления базами данных с широкой распространённостью и развитой экосистемой. Обеспечивает надёжное хранение структурированных данных о пользователях, деревьях историй, версиях, лайках и библиотеках; [</w:t>
+      </w:r>
+      <w:r>
+        <w:t>7</w:t>
       </w:r>
       <w:r>
         <w:t>]</w:t>
@@ -6296,7 +5813,7 @@
         <w:t>Spring Data JPA — абстракция для работы с базами данных в экосистеме Spring. Позволяет создавать репозитории на основе интерфейсов, автоматически генерируя SQL-запросы для CRUD-операций; [</w:t>
       </w:r>
       <w:r>
-        <w:t>6</w:t>
+        <w:t>8</w:t>
       </w:r>
       <w:r>
         <w:t>]</w:t>
@@ -6306,17 +5823,12 @@
       <w:pPr>
         <w:pStyle w:val="afffb"/>
       </w:pPr>
-      <w:proofErr w:type="spellStart"/>
       <w:r>
         <w:lastRenderedPageBreak/>
-        <w:t>Ollama</w:t>
-      </w:r>
-      <w:proofErr w:type="spellEnd"/>
-      <w:r>
-        <w:t xml:space="preserve"> — инструмент для запуска больших языковых моделей (LLM) локально. Используется для интеграции AI-помощника, позволяющего генерировать и редактировать текст непосредственно в приложении без отправки данных в облако; [</w:t>
-      </w:r>
-      <w:r>
-        <w:t>7</w:t>
+        <w:t>Ollama — инструмент для запуска больших языковых моделей (LLM) локально. Используется для интеграции AI-помощника, позволяющего генерировать и редактировать текст непосредственно в приложении без отправки данных в облако; [</w:t>
+      </w:r>
+      <w:r>
+        <w:t>9</w:t>
       </w:r>
       <w:r>
         <w:t>]</w:t>
@@ -6347,23 +5859,7 @@
         <w:pStyle w:val="afffb"/>
       </w:pPr>
       <w:r>
-        <w:t>Мобильное приложение «</w:t>
-      </w:r>
-      <w:proofErr w:type="spellStart"/>
-      <w:r>
-        <w:t>Liboffan</w:t>
-      </w:r>
-      <w:proofErr w:type="spellEnd"/>
-      <w:r>
-        <w:t xml:space="preserve">» построено на архитектуре клиент-серверного взаимодействия. </w:t>
-      </w:r>
-      <w:proofErr w:type="spellStart"/>
-      <w:r>
-        <w:t>Android</w:t>
-      </w:r>
-      <w:proofErr w:type="spellEnd"/>
-      <w:r>
-        <w:t>-приложение выступает в роли клиента и взаимодействует с серверной частью через REST API по протоколу HTTPS.</w:t>
+        <w:t>Мобильное приложение «Liboffan» построено на архитектуре клиент-серверного взаимодействия. Android-приложение выступает в роли клиента и взаимодействует с серверной частью через REST API по протоколу HTTPS.</w:t>
       </w:r>
     </w:p>
     <w:p>
@@ -6396,31 +5892,7 @@
         <w:pStyle w:val="afffb"/>
       </w:pPr>
       <w:r>
-        <w:t>Серверная часть приложения реализована на фреймворке Spring Boot и организована по многоуровневой архитектуре (</w:t>
-      </w:r>
-      <w:proofErr w:type="spellStart"/>
-      <w:r>
-        <w:t>Controller</w:t>
-      </w:r>
-      <w:proofErr w:type="spellEnd"/>
-      <w:r>
-        <w:t xml:space="preserve"> – Service – </w:t>
-      </w:r>
-      <w:proofErr w:type="spellStart"/>
-      <w:r>
-        <w:t>Repository</w:t>
-      </w:r>
-      <w:proofErr w:type="spellEnd"/>
-      <w:r>
-        <w:t xml:space="preserve">). Сервер предоставляет набор REST API </w:t>
-      </w:r>
-      <w:proofErr w:type="spellStart"/>
-      <w:r>
-        <w:t>эндпоинтов</w:t>
-      </w:r>
-      <w:proofErr w:type="spellEnd"/>
-      <w:r>
-        <w:t xml:space="preserve">, сгруппированных по функциональным модулям. Структура серверной части представлена на рисунке </w:t>
+        <w:t xml:space="preserve">Серверная часть приложения реализована на фреймворке Spring Boot и организована по многоуровневой архитектуре (Controller – Service – Repository). Сервер предоставляет набор REST API эндпоинтов, сгруппированных по функциональным модулям. Структура серверной части представлена на рисунке </w:t>
       </w:r>
       <w:r>
         <w:rPr>
@@ -6489,453 +5961,131 @@
       <w:pPr>
         <w:pStyle w:val="a7"/>
       </w:pPr>
-      <w:proofErr w:type="spellStart"/>
-      <w:r>
-        <w:t>Многоуровневая</w:t>
-      </w:r>
-      <w:proofErr w:type="spellEnd"/>
-      <w:r>
+      <w:r>
+        <w:t>Многоуровневая архитектура серверной части</w:t>
+      </w:r>
+    </w:p>
+    <w:p>
+      <w:pPr>
+        <w:pStyle w:val="affff8"/>
+      </w:pPr>
+    </w:p>
+    <w:p>
+      <w:pPr>
+        <w:pStyle w:val="affff8"/>
+      </w:pPr>
+      <w:r>
+        <w:t>Серверное приложение включает следующие основные модули:</w:t>
+      </w:r>
+    </w:p>
+    <w:p>
+      <w:pPr>
+        <w:pStyle w:val="20"/>
+      </w:pPr>
+      <w:r>
+        <w:t>AuthModule — маршруты для регистрации и авторизации пользователей (POST /api/auth/login, POST /api/auth/register);</w:t>
+      </w:r>
+    </w:p>
+    <w:p>
+      <w:pPr>
+        <w:pStyle w:val="20"/>
+      </w:pPr>
+      <w:r>
+        <w:lastRenderedPageBreak/>
+        <w:t>StoryModule — маршруты для работы с деревьями историй и их версиями (GET /api/stories, POST /api/stories, POST /api/stories/{treeId}/fork, GET /api/stories/versions/{versionId});</w:t>
+      </w:r>
+    </w:p>
+    <w:p>
+      <w:pPr>
+        <w:pStyle w:val="20"/>
+        <w:rPr>
+          <w:lang w:val="en-US"/>
+        </w:rPr>
+      </w:pPr>
+      <w:r>
+        <w:rPr>
+          <w:lang w:val="en-US"/>
+        </w:rPr>
+        <w:t xml:space="preserve">LibraryModule — </w:t>
+      </w:r>
+      <w:r>
+        <w:t>маршруты</w:t>
+      </w:r>
+      <w:r>
+        <w:rPr>
+          <w:lang w:val="en-US"/>
+        </w:rPr>
         <w:t xml:space="preserve"> </w:t>
       </w:r>
-      <w:proofErr w:type="spellStart"/>
-      <w:r>
-        <w:t>архитектура</w:t>
-      </w:r>
-      <w:proofErr w:type="spellEnd"/>
-      <w:r>
+      <w:r>
+        <w:t>для</w:t>
+      </w:r>
+      <w:r>
+        <w:rPr>
+          <w:lang w:val="en-US"/>
+        </w:rPr>
         <w:t xml:space="preserve"> </w:t>
       </w:r>
-      <w:proofErr w:type="spellStart"/>
-      <w:r>
-        <w:t>серверной</w:t>
-      </w:r>
-      <w:proofErr w:type="spellEnd"/>
-      <w:r>
+      <w:r>
+        <w:t>управления</w:t>
+      </w:r>
+      <w:r>
+        <w:rPr>
+          <w:lang w:val="en-US"/>
+        </w:rPr>
         <w:t xml:space="preserve"> </w:t>
       </w:r>
-      <w:proofErr w:type="spellStart"/>
-      <w:r>
-        <w:t>части</w:t>
-      </w:r>
-      <w:proofErr w:type="spellEnd"/>
-    </w:p>
-    <w:p>
-      <w:pPr>
-        <w:pStyle w:val="affff8"/>
-      </w:pPr>
-    </w:p>
-    <w:p>
-      <w:pPr>
-        <w:pStyle w:val="affff8"/>
-      </w:pPr>
-      <w:r>
-        <w:t>Серверное приложение включает следующие основные модули:</w:t>
+      <w:r>
+        <w:t>личной</w:t>
+      </w:r>
+      <w:r>
+        <w:rPr>
+          <w:lang w:val="en-US"/>
+        </w:rPr>
+        <w:t xml:space="preserve"> </w:t>
+      </w:r>
+      <w:r>
+        <w:t>библиотекой</w:t>
+      </w:r>
+      <w:r>
+        <w:rPr>
+          <w:lang w:val="en-US"/>
+        </w:rPr>
+        <w:t xml:space="preserve"> </w:t>
+      </w:r>
+      <w:r>
+        <w:t>пользователя</w:t>
+      </w:r>
+      <w:r>
+        <w:rPr>
+          <w:lang w:val="en-US"/>
+        </w:rPr>
+        <w:t xml:space="preserve"> (POST /api/me/library, DELETE /api/me/library/{versionId}, GET /api/me/full);</w:t>
       </w:r>
     </w:p>
     <w:p>
       <w:pPr>
         <w:pStyle w:val="20"/>
       </w:pPr>
-      <w:proofErr w:type="spellStart"/>
-      <w:r>
-        <w:t>AuthModule</w:t>
-      </w:r>
-      <w:proofErr w:type="spellEnd"/>
-      <w:r>
-        <w:t xml:space="preserve"> — маршруты для регистрации и авторизации пользователей (POST /</w:t>
-      </w:r>
-      <w:proofErr w:type="spellStart"/>
-      <w:r>
-        <w:t>api</w:t>
-      </w:r>
-      <w:proofErr w:type="spellEnd"/>
-      <w:r>
-        <w:t>/</w:t>
-      </w:r>
-      <w:proofErr w:type="spellStart"/>
-      <w:r>
-        <w:t>auth</w:t>
-      </w:r>
-      <w:proofErr w:type="spellEnd"/>
-      <w:r>
-        <w:t>/</w:t>
-      </w:r>
-      <w:proofErr w:type="spellStart"/>
-      <w:r>
-        <w:t>login</w:t>
-      </w:r>
-      <w:proofErr w:type="spellEnd"/>
-      <w:r>
-        <w:t>, POST /</w:t>
-      </w:r>
-      <w:proofErr w:type="spellStart"/>
-      <w:r>
-        <w:t>api</w:t>
-      </w:r>
-      <w:proofErr w:type="spellEnd"/>
-      <w:r>
-        <w:t>/</w:t>
-      </w:r>
-      <w:proofErr w:type="spellStart"/>
-      <w:r>
-        <w:t>auth</w:t>
-      </w:r>
-      <w:proofErr w:type="spellEnd"/>
-      <w:r>
-        <w:t>/</w:t>
-      </w:r>
-      <w:proofErr w:type="spellStart"/>
-      <w:r>
-        <w:t>register</w:t>
-      </w:r>
-      <w:proofErr w:type="spellEnd"/>
-      <w:r>
-        <w:t>);</w:t>
+      <w:r>
+        <w:t>ReferenceModule — справочные маршруты для получения списков тегов и фандомов (GET /api/tags, GET /api/fandoms);</w:t>
       </w:r>
     </w:p>
     <w:p>
       <w:pPr>
         <w:pStyle w:val="20"/>
-      </w:pPr>
-      <w:proofErr w:type="spellStart"/>
-      <w:r>
-        <w:lastRenderedPageBreak/>
-        <w:t>StoryModule</w:t>
-      </w:r>
-      <w:proofErr w:type="spellEnd"/>
-      <w:r>
-        <w:t xml:space="preserve"> — маршруты для работы с деревьями историй и их версиями (GET /</w:t>
-      </w:r>
-      <w:proofErr w:type="spellStart"/>
-      <w:r>
-        <w:t>api</w:t>
-      </w:r>
-      <w:proofErr w:type="spellEnd"/>
-      <w:r>
-        <w:t>/</w:t>
-      </w:r>
-      <w:proofErr w:type="spellStart"/>
-      <w:r>
-        <w:t>stories</w:t>
-      </w:r>
-      <w:proofErr w:type="spellEnd"/>
-      <w:r>
-        <w:t>, POST /</w:t>
-      </w:r>
-      <w:proofErr w:type="spellStart"/>
-      <w:r>
-        <w:t>api</w:t>
-      </w:r>
-      <w:proofErr w:type="spellEnd"/>
-      <w:r>
-        <w:t>/</w:t>
-      </w:r>
-      <w:proofErr w:type="spellStart"/>
-      <w:r>
-        <w:t>stories</w:t>
-      </w:r>
-      <w:proofErr w:type="spellEnd"/>
-      <w:r>
-        <w:t>, POST /</w:t>
-      </w:r>
-      <w:proofErr w:type="spellStart"/>
-      <w:r>
-        <w:t>api</w:t>
-      </w:r>
-      <w:proofErr w:type="spellEnd"/>
-      <w:r>
-        <w:t>/</w:t>
-      </w:r>
-      <w:proofErr w:type="spellStart"/>
-      <w:r>
-        <w:t>stories</w:t>
-      </w:r>
-      <w:proofErr w:type="spellEnd"/>
-      <w:r>
-        <w:t>/{</w:t>
-      </w:r>
-      <w:proofErr w:type="spellStart"/>
-      <w:r>
-        <w:t>treeId</w:t>
-      </w:r>
-      <w:proofErr w:type="spellEnd"/>
-      <w:r>
-        <w:t>}/</w:t>
-      </w:r>
-      <w:proofErr w:type="spellStart"/>
-      <w:r>
-        <w:t>fork</w:t>
-      </w:r>
-      <w:proofErr w:type="spellEnd"/>
-      <w:r>
-        <w:t>, GET /</w:t>
-      </w:r>
-      <w:proofErr w:type="spellStart"/>
-      <w:r>
-        <w:t>api</w:t>
-      </w:r>
-      <w:proofErr w:type="spellEnd"/>
-      <w:r>
-        <w:t>/</w:t>
-      </w:r>
-      <w:proofErr w:type="spellStart"/>
-      <w:r>
-        <w:t>stories</w:t>
-      </w:r>
-      <w:proofErr w:type="spellEnd"/>
-      <w:r>
-        <w:t>/</w:t>
-      </w:r>
-      <w:proofErr w:type="spellStart"/>
-      <w:r>
-        <w:t>versions</w:t>
-      </w:r>
-      <w:proofErr w:type="spellEnd"/>
-      <w:r>
-        <w:t>/{</w:t>
-      </w:r>
-      <w:proofErr w:type="spellStart"/>
-      <w:r>
-        <w:t>versionId</w:t>
-      </w:r>
-      <w:proofErr w:type="spellEnd"/>
-      <w:r>
-        <w:t>});</w:t>
-      </w:r>
-    </w:p>
-    <w:p>
-      <w:pPr>
-        <w:pStyle w:val="20"/>
         <w:rPr>
           <w:lang w:val="en-US"/>
         </w:rPr>
       </w:pPr>
-      <w:proofErr w:type="spellStart"/>
+      <w:r>
+        <w:t xml:space="preserve">AIModule — маршруты для взаимодействия с локальной моделью </w:t>
+      </w:r>
       <w:r>
         <w:rPr>
           <w:lang w:val="en-US"/>
         </w:rPr>
-        <w:t>LibraryModule</w:t>
-      </w:r>
-      <w:proofErr w:type="spellEnd"/>
-      <w:r>
-        <w:rPr>
-          <w:lang w:val="en-US"/>
-        </w:rPr>
-        <w:t xml:space="preserve"> — </w:t>
-      </w:r>
-      <w:r>
-        <w:t>маршруты</w:t>
-      </w:r>
-      <w:r>
-        <w:rPr>
-          <w:lang w:val="en-US"/>
-        </w:rPr>
-        <w:t xml:space="preserve"> </w:t>
-      </w:r>
-      <w:r>
-        <w:t>для</w:t>
-      </w:r>
-      <w:r>
-        <w:rPr>
-          <w:lang w:val="en-US"/>
-        </w:rPr>
-        <w:t xml:space="preserve"> </w:t>
-      </w:r>
-      <w:r>
-        <w:t>управления</w:t>
-      </w:r>
-      <w:r>
-        <w:rPr>
-          <w:lang w:val="en-US"/>
-        </w:rPr>
-        <w:t xml:space="preserve"> </w:t>
-      </w:r>
-      <w:r>
-        <w:t>личной</w:t>
-      </w:r>
-      <w:r>
-        <w:rPr>
-          <w:lang w:val="en-US"/>
-        </w:rPr>
-        <w:t xml:space="preserve"> </w:t>
-      </w:r>
-      <w:r>
-        <w:t>библиотекой</w:t>
-      </w:r>
-      <w:r>
-        <w:rPr>
-          <w:lang w:val="en-US"/>
-        </w:rPr>
-        <w:t xml:space="preserve"> </w:t>
-      </w:r>
-      <w:r>
-        <w:t>пользователя</w:t>
-      </w:r>
-      <w:r>
-        <w:rPr>
-          <w:lang w:val="en-US"/>
-        </w:rPr>
-        <w:t xml:space="preserve"> (POST /</w:t>
-      </w:r>
-      <w:proofErr w:type="spellStart"/>
-      <w:r>
-        <w:rPr>
-          <w:lang w:val="en-US"/>
-        </w:rPr>
-        <w:t>api</w:t>
-      </w:r>
-      <w:proofErr w:type="spellEnd"/>
-      <w:r>
-        <w:rPr>
-          <w:lang w:val="en-US"/>
-        </w:rPr>
-        <w:t>/me/library, DELETE /</w:t>
-      </w:r>
-      <w:proofErr w:type="spellStart"/>
-      <w:r>
-        <w:rPr>
-          <w:lang w:val="en-US"/>
-        </w:rPr>
-        <w:t>api</w:t>
-      </w:r>
-      <w:proofErr w:type="spellEnd"/>
-      <w:r>
-        <w:rPr>
-          <w:lang w:val="en-US"/>
-        </w:rPr>
-        <w:t>/me/library/{</w:t>
-      </w:r>
-      <w:proofErr w:type="spellStart"/>
-      <w:r>
-        <w:rPr>
-          <w:lang w:val="en-US"/>
-        </w:rPr>
-        <w:t>versionId</w:t>
-      </w:r>
-      <w:proofErr w:type="spellEnd"/>
-      <w:r>
-        <w:rPr>
-          <w:lang w:val="en-US"/>
-        </w:rPr>
-        <w:t>}, GET /</w:t>
-      </w:r>
-      <w:proofErr w:type="spellStart"/>
-      <w:r>
-        <w:rPr>
-          <w:lang w:val="en-US"/>
-        </w:rPr>
-        <w:t>api</w:t>
-      </w:r>
-      <w:proofErr w:type="spellEnd"/>
-      <w:r>
-        <w:rPr>
-          <w:lang w:val="en-US"/>
-        </w:rPr>
-        <w:t>/me/full);</w:t>
-      </w:r>
-    </w:p>
-    <w:p>
-      <w:pPr>
-        <w:pStyle w:val="20"/>
-      </w:pPr>
-      <w:proofErr w:type="spellStart"/>
-      <w:r>
-        <w:t>ReferenceModule</w:t>
-      </w:r>
-      <w:proofErr w:type="spellEnd"/>
-      <w:r>
-        <w:t xml:space="preserve"> — справочные маршруты для получения списков тегов и фандомов (GET /</w:t>
-      </w:r>
-      <w:proofErr w:type="spellStart"/>
-      <w:r>
-        <w:t>api</w:t>
-      </w:r>
-      <w:proofErr w:type="spellEnd"/>
-      <w:r>
-        <w:t>/</w:t>
-      </w:r>
-      <w:proofErr w:type="spellStart"/>
-      <w:r>
-        <w:t>tags</w:t>
-      </w:r>
-      <w:proofErr w:type="spellEnd"/>
-      <w:r>
-        <w:t>, GET /</w:t>
-      </w:r>
-      <w:proofErr w:type="spellStart"/>
-      <w:r>
-        <w:t>api</w:t>
-      </w:r>
-      <w:proofErr w:type="spellEnd"/>
-      <w:r>
-        <w:t>/</w:t>
-      </w:r>
-      <w:proofErr w:type="spellStart"/>
-      <w:r>
-        <w:t>fandoms</w:t>
-      </w:r>
-      <w:proofErr w:type="spellEnd"/>
-      <w:r>
-        <w:t>);</w:t>
-      </w:r>
-    </w:p>
-    <w:p>
-      <w:pPr>
-        <w:pStyle w:val="20"/>
-        <w:rPr>
-          <w:lang w:val="en-US"/>
-        </w:rPr>
-      </w:pPr>
-      <w:proofErr w:type="spellStart"/>
-      <w:r>
-        <w:t>AIModule</w:t>
-      </w:r>
-      <w:proofErr w:type="spellEnd"/>
-      <w:r>
-        <w:t xml:space="preserve"> — маршруты для взаимодействия с локальной моделью </w:t>
-      </w:r>
-      <w:proofErr w:type="spellStart"/>
-      <w:r>
-        <w:rPr>
-          <w:lang w:val="en-US"/>
-        </w:rPr>
-        <w:t>Ollama</w:t>
-      </w:r>
-      <w:proofErr w:type="spellEnd"/>
-      <w:r>
-        <w:rPr>
-          <w:lang w:val="en-US"/>
-        </w:rPr>
-        <w:t xml:space="preserve"> (POST /</w:t>
-      </w:r>
-      <w:proofErr w:type="spellStart"/>
-      <w:r>
-        <w:rPr>
-          <w:lang w:val="en-US"/>
-        </w:rPr>
-        <w:t>api</w:t>
-      </w:r>
-      <w:proofErr w:type="spellEnd"/>
-      <w:r>
-        <w:rPr>
-          <w:lang w:val="en-US"/>
-        </w:rPr>
-        <w:t>/ai/edit, POST /</w:t>
-      </w:r>
-      <w:proofErr w:type="spellStart"/>
-      <w:r>
-        <w:rPr>
-          <w:lang w:val="en-US"/>
-        </w:rPr>
-        <w:t>api</w:t>
-      </w:r>
-      <w:proofErr w:type="spellEnd"/>
-      <w:r>
-        <w:rPr>
-          <w:lang w:val="en-US"/>
-        </w:rPr>
-        <w:t>/ai/generate-idea).</w:t>
+        <w:t>Ollama (POST /api/ai/edit, POST /api/ai/generate-idea).</w:t>
       </w:r>
     </w:p>
     <w:p>
@@ -6947,87 +6097,7 @@
           <w:iCs/>
           <w:szCs w:val="26"/>
         </w:rPr>
-        <w:t xml:space="preserve">Безопасность API обеспечивается посредством JWT-аутентификации. При входе пользователю выдаётся JWT-токен, который клиент прикладывает к каждому последующему запросу в заголовке </w:t>
-      </w:r>
-      <w:proofErr w:type="spellStart"/>
-      <w:r>
-        <w:rPr>
-          <w:iCs/>
-          <w:szCs w:val="26"/>
-        </w:rPr>
-        <w:t>Authorization</w:t>
-      </w:r>
-      <w:proofErr w:type="spellEnd"/>
-      <w:r>
-        <w:rPr>
-          <w:iCs/>
-          <w:szCs w:val="26"/>
-        </w:rPr>
-        <w:t xml:space="preserve">. Сервер проверяет валидность токена через фильтр Spring Security при каждом обращении к защищённым </w:t>
-      </w:r>
-      <w:proofErr w:type="spellStart"/>
-      <w:r>
-        <w:rPr>
-          <w:iCs/>
-          <w:szCs w:val="26"/>
-        </w:rPr>
-        <w:t>эндпоинтам</w:t>
-      </w:r>
-      <w:proofErr w:type="spellEnd"/>
-      <w:r>
-        <w:rPr>
-          <w:iCs/>
-          <w:szCs w:val="26"/>
-        </w:rPr>
-        <w:t xml:space="preserve">. Пароли пользователей хранятся в базе данных в </w:t>
-      </w:r>
-      <w:proofErr w:type="spellStart"/>
-      <w:r>
-        <w:rPr>
-          <w:iCs/>
-          <w:szCs w:val="26"/>
-        </w:rPr>
-        <w:t>хэшированном</w:t>
-      </w:r>
-      <w:proofErr w:type="spellEnd"/>
-      <w:r>
-        <w:rPr>
-          <w:iCs/>
-          <w:szCs w:val="26"/>
-        </w:rPr>
-        <w:t xml:space="preserve"> виде с применением алгоритма </w:t>
-      </w:r>
-      <w:proofErr w:type="spellStart"/>
-      <w:r>
-        <w:rPr>
-          <w:iCs/>
-          <w:szCs w:val="26"/>
-        </w:rPr>
-        <w:t>BCrypt</w:t>
-      </w:r>
-      <w:proofErr w:type="spellEnd"/>
-      <w:r>
-        <w:rPr>
-          <w:iCs/>
-          <w:szCs w:val="26"/>
-        </w:rPr>
-        <w:t xml:space="preserve">. Схема </w:t>
-      </w:r>
-      <w:proofErr w:type="spellStart"/>
-      <w:r>
-        <w:rPr>
-          <w:iCs/>
-          <w:szCs w:val="26"/>
-        </w:rPr>
-        <w:t>эндпоинтов</w:t>
-      </w:r>
-      <w:proofErr w:type="spellEnd"/>
-      <w:r>
-        <w:rPr>
-          <w:iCs/>
-          <w:szCs w:val="26"/>
-        </w:rPr>
-        <w:t xml:space="preserve"> API представлена на рисунке </w:t>
+        <w:t xml:space="preserve">Безопасность API обеспечивается посредством JWT-аутентификации. При входе пользователю выдаётся JWT-токен, который клиент прикладывает к каждому последующему запросу в заголовке Authorization. Сервер проверяет валидность токена через фильтр Spring Security при каждом обращении к защищённым эндпоинтам. Пароли пользователей хранятся в базе данных в хэшированном виде с применением алгоритма BCrypt. Схема эндпоинтов API представлена на рисунке </w:t>
       </w:r>
       <w:r>
         <w:rPr>
@@ -7101,27 +6171,9 @@
       <w:pPr>
         <w:pStyle w:val="a7"/>
       </w:pPr>
-      <w:proofErr w:type="spellStart"/>
-      <w:r>
-        <w:t>Схема</w:t>
-      </w:r>
-      <w:proofErr w:type="spellEnd"/>
-      <w:r>
-        <w:t xml:space="preserve"> REST API </w:t>
-      </w:r>
-      <w:proofErr w:type="spellStart"/>
-      <w:r>
-        <w:t>эндпоинтов</w:t>
-      </w:r>
-      <w:proofErr w:type="spellEnd"/>
-      <w:r>
-        <w:t xml:space="preserve"> </w:t>
-      </w:r>
-      <w:proofErr w:type="spellStart"/>
-      <w:r>
-        <w:t>приложения</w:t>
-      </w:r>
-      <w:proofErr w:type="spellEnd"/>
+      <w:r>
+        <w:t>Схема REST API эндпоинтов приложения</w:t>
+      </w:r>
     </w:p>
     <w:p>
       <w:pPr>
@@ -7154,15 +6206,7 @@
         <w:pStyle w:val="afffb"/>
       </w:pPr>
       <w:r>
-        <w:t xml:space="preserve">Для хранения данных используется реляционная СУБД </w:t>
-      </w:r>
-      <w:proofErr w:type="spellStart"/>
-      <w:r>
-        <w:t>MariaDB</w:t>
-      </w:r>
-      <w:proofErr w:type="spellEnd"/>
-      <w:r>
-        <w:t xml:space="preserve">. База данных спроектирована с приведением к третьей нормальной форме для минимизации избыточности. ER-диаграмма базы данных представлена на рисунке </w:t>
+        <w:t xml:space="preserve">Для хранения данных используется реляционная СУБД MariaDB. База данных спроектирована с приведением к третьей нормальной форме для минимизации избыточности. ER-диаграмма базы данных представлена на рисунке </w:t>
       </w:r>
       <w:r>
         <w:rPr>
@@ -7236,29 +6280,8 @@
         <w:pStyle w:val="a7"/>
       </w:pPr>
       <w:r>
-        <w:t>ER-</w:t>
-      </w:r>
-      <w:proofErr w:type="spellStart"/>
-      <w:r>
-        <w:t>диаграмма</w:t>
-      </w:r>
-      <w:proofErr w:type="spellEnd"/>
-      <w:r>
-        <w:t xml:space="preserve"> </w:t>
-      </w:r>
-      <w:proofErr w:type="spellStart"/>
-      <w:r>
-        <w:t>базы</w:t>
-      </w:r>
-      <w:proofErr w:type="spellEnd"/>
-      <w:r>
-        <w:t xml:space="preserve"> </w:t>
-      </w:r>
-      <w:proofErr w:type="spellStart"/>
-      <w:r>
-        <w:t>данных</w:t>
-      </w:r>
-      <w:proofErr w:type="spellEnd"/>
+        <w:t>ER-диаграмма базы данных</w:t>
+      </w:r>
     </w:p>
     <w:p>
       <w:pPr>
@@ -7278,110 +6301,56 @@
         <w:pStyle w:val="20"/>
       </w:pPr>
       <w:r>
-        <w:t xml:space="preserve">User — данные пользователя (идентификатор, </w:t>
-      </w:r>
-      <w:proofErr w:type="spellStart"/>
-      <w:r>
-        <w:t>email</w:t>
-      </w:r>
-      <w:proofErr w:type="spellEnd"/>
-      <w:r>
-        <w:t>, хэш пароля, имя, путь к аватару);</w:t>
+        <w:t>User — данные пользователя (идентификатор, email, хэш пароля, имя, путь к аватару);</w:t>
       </w:r>
     </w:p>
     <w:p>
       <w:pPr>
         <w:pStyle w:val="20"/>
       </w:pPr>
-      <w:proofErr w:type="spellStart"/>
-      <w:r>
-        <w:t>StoryTree</w:t>
-      </w:r>
-      <w:proofErr w:type="spellEnd"/>
-      <w:r>
-        <w:t xml:space="preserve"> — корневая сущность произведения (идентификатор, название, общий синопсис, ID автора, дата создания);</w:t>
+      <w:r>
+        <w:t>StoryTree — корневая сущность произведения (идентификатор, название, общий синопсис, ID автора, дата создания);</w:t>
       </w:r>
     </w:p>
     <w:p>
       <w:pPr>
         <w:pStyle w:val="20"/>
       </w:pPr>
-      <w:proofErr w:type="spellStart"/>
-      <w:r>
-        <w:t>StoryVersion</w:t>
-      </w:r>
-      <w:proofErr w:type="spellEnd"/>
-      <w:r>
-        <w:t xml:space="preserve"> — конкретная версия текста (идентификатор, ID дерева, ID автора, ID родительской версии </w:t>
-      </w:r>
-      <w:proofErr w:type="spellStart"/>
-      <w:r>
-        <w:t>parent_id</w:t>
-      </w:r>
-      <w:proofErr w:type="spellEnd"/>
-      <w:r>
-        <w:t xml:space="preserve"> для ветвления, контент, версия синопсиса, рейтинг);</w:t>
+      <w:r>
+        <w:t>StoryVersion — конкретная версия текста (идентификатор, ID дерева, ID автора, ID родительской версии parent_id для ветвления, контент, версия синопсиса, рейтинг);</w:t>
       </w:r>
     </w:p>
     <w:p>
       <w:pPr>
         <w:pStyle w:val="20"/>
       </w:pPr>
-      <w:proofErr w:type="spellStart"/>
       <w:r>
         <w:lastRenderedPageBreak/>
-        <w:t>UserLibrary</w:t>
-      </w:r>
-      <w:proofErr w:type="spellEnd"/>
-      <w:r>
-        <w:t xml:space="preserve"> — записи библиотеки (ID, ID пользователя, ID дерева, ID версии, статус чтения, дата добавления);</w:t>
+        <w:t>UserLibrary — записи библиотеки (ID, ID пользователя, ID дерева, ID версии, статус чтения, дата добавления);</w:t>
       </w:r>
     </w:p>
     <w:p>
       <w:pPr>
         <w:pStyle w:val="20"/>
       </w:pPr>
-      <w:proofErr w:type="spellStart"/>
-      <w:r>
-        <w:t>Tag</w:t>
-      </w:r>
-      <w:proofErr w:type="spellEnd"/>
-      <w:r>
-        <w:t xml:space="preserve"> / </w:t>
-      </w:r>
-      <w:proofErr w:type="spellStart"/>
-      <w:r>
-        <w:t>Fandom</w:t>
-      </w:r>
-      <w:proofErr w:type="spellEnd"/>
-      <w:r>
-        <w:t xml:space="preserve"> — справочники меток и фандомов;</w:t>
+      <w:r>
+        <w:t>Tag / Fandom — справочники меток и фандомов;</w:t>
       </w:r>
     </w:p>
     <w:p>
       <w:pPr>
         <w:pStyle w:val="20"/>
       </w:pPr>
-      <w:proofErr w:type="spellStart"/>
-      <w:r>
-        <w:t>VersionTag</w:t>
-      </w:r>
-      <w:proofErr w:type="spellEnd"/>
-      <w:r>
-        <w:t xml:space="preserve"> — таблица связей для привязки тегов к конкретным версиям;</w:t>
+      <w:r>
+        <w:t>VersionTag — таблица связей для привязки тегов к конкретным версиям;</w:t>
       </w:r>
     </w:p>
     <w:p>
       <w:pPr>
         <w:pStyle w:val="20"/>
       </w:pPr>
-      <w:proofErr w:type="spellStart"/>
-      <w:r>
-        <w:t>Like</w:t>
-      </w:r>
-      <w:proofErr w:type="spellEnd"/>
-      <w:r>
-        <w:t xml:space="preserve"> — лайки пользователей к версиям.</w:t>
+      <w:r>
+        <w:t>Like — лайки пользователей к версиям.</w:t>
       </w:r>
     </w:p>
     <w:p>
@@ -7389,31 +6358,7 @@
         <w:pStyle w:val="affff8"/>
       </w:pPr>
       <w:r>
-        <w:t xml:space="preserve">Ключевой особенностью схемы является </w:t>
-      </w:r>
-      <w:proofErr w:type="spellStart"/>
-      <w:r>
-        <w:t>самореференциальная</w:t>
-      </w:r>
-      <w:proofErr w:type="spellEnd"/>
-      <w:r>
-        <w:t xml:space="preserve"> связь в таблице </w:t>
-      </w:r>
-      <w:proofErr w:type="spellStart"/>
-      <w:r>
-        <w:t>StoryVersion</w:t>
-      </w:r>
-      <w:proofErr w:type="spellEnd"/>
-      <w:r>
-        <w:t xml:space="preserve"> (поле </w:t>
-      </w:r>
-      <w:proofErr w:type="spellStart"/>
-      <w:r>
-        <w:t>parent_id</w:t>
-      </w:r>
-      <w:proofErr w:type="spellEnd"/>
-      <w:r>
-        <w:t>), позволяющая строить иерархию ответвлений произвольной глубины.</w:t>
+        <w:t>Ключевой особенностью схемы является самореференциальная связь в таблице StoryVersion (поле parent_id), позволяющая строить иерархию ответвлений произвольной глубины.</w:t>
       </w:r>
     </w:p>
     <w:p>
@@ -7446,29 +6391,22 @@
         <w:pStyle w:val="afffb"/>
       </w:pPr>
       <w:r>
-        <w:t>Построение пользовательского интерфейса и управление состоянием экранов реализовано с применением архитектурного подхода MVVM (Model–View–</w:t>
-      </w:r>
-      <w:proofErr w:type="spellStart"/>
-      <w:r>
-        <w:t>ViewModel</w:t>
-      </w:r>
-      <w:proofErr w:type="spellEnd"/>
-      <w:r>
-        <w:t xml:space="preserve">), который обеспечивает модульность, тестируемость и </w:t>
-      </w:r>
-      <w:proofErr w:type="spellStart"/>
-      <w:r>
-        <w:t>поддерживаемость</w:t>
-      </w:r>
-      <w:proofErr w:type="spellEnd"/>
-      <w:r>
-        <w:t xml:space="preserve"> кодовой базы. Архитектура приложения разделена на два основных слоя: слой представления (UI Layer) и слой данных (Data Layer), взаимодействие между которыми осуществляется через чётко определённые интерфейсы. Взаимосвязь между компонентами архитектуры, включая потоки данных и обработку пользовательских событий, представлена на рисунке </w:t>
+        <w:t xml:space="preserve">Построение пользовательского интерфейса и управление состоянием экранов реализовано с применением архитектурного подхода MVVM (Model–View–ViewModel), который обеспечивает модульность, тестируемость и поддерживаемость кодовой базы. Архитектура приложения разделена на два основных слоя: слой представления (UI Layer) и слой данных (Data Layer), взаимодействие между которыми осуществляется через чётко определённые интерфейсы. Взаимосвязь между компонентами архитектуры, включая потоки данных и обработку пользовательских событий, представлена на рисунке </w:t>
       </w:r>
       <w:r>
         <w:t>8</w:t>
       </w:r>
       <w:r>
         <w:t>.</w:t>
+      </w:r>
+      <w:r>
+        <w:t>[</w:t>
+      </w:r>
+      <w:r>
+        <w:t>10</w:t>
+      </w:r>
+      <w:r>
+        <w:t>]</w:t>
       </w:r>
     </w:p>
     <w:p>
@@ -7528,35 +6466,9 @@
       <w:pPr>
         <w:pStyle w:val="a7"/>
       </w:pPr>
-      <w:proofErr w:type="spellStart"/>
-      <w:r>
-        <w:t>Схема</w:t>
-      </w:r>
-      <w:proofErr w:type="spellEnd"/>
-      <w:r>
-        <w:t xml:space="preserve"> </w:t>
-      </w:r>
-      <w:proofErr w:type="spellStart"/>
-      <w:r>
-        <w:t>взаимодействия</w:t>
-      </w:r>
-      <w:proofErr w:type="spellEnd"/>
-      <w:r>
-        <w:t xml:space="preserve"> </w:t>
-      </w:r>
-      <w:proofErr w:type="spellStart"/>
-      <w:r>
-        <w:t>компонентов</w:t>
-      </w:r>
-      <w:proofErr w:type="spellEnd"/>
-      <w:r>
-        <w:t xml:space="preserve"> MVVM-</w:t>
-      </w:r>
-      <w:proofErr w:type="spellStart"/>
-      <w:r>
-        <w:t>архитектуры</w:t>
-      </w:r>
-      <w:proofErr w:type="spellEnd"/>
+      <w:r>
+        <w:t>Схема взаимодействия компонентов MVVM-архитектуры</w:t>
+      </w:r>
     </w:p>
     <w:p>
       <w:pPr>
@@ -7576,141 +6488,39 @@
         <w:pStyle w:val="20"/>
       </w:pPr>
       <w:r>
-        <w:t>View (</w:t>
-      </w:r>
-      <w:proofErr w:type="spellStart"/>
-      <w:r>
-        <w:t>Jetpack</w:t>
-      </w:r>
-      <w:proofErr w:type="spellEnd"/>
-      <w:r>
-        <w:t xml:space="preserve"> </w:t>
-      </w:r>
-      <w:proofErr w:type="spellStart"/>
-      <w:r>
-        <w:t>Compose</w:t>
-      </w:r>
-      <w:proofErr w:type="spellEnd"/>
-      <w:r>
-        <w:t xml:space="preserve">) — компоненты пользовательского интерфейса, реализованные в виде </w:t>
-      </w:r>
-      <w:proofErr w:type="spellStart"/>
-      <w:r>
-        <w:t>Composable</w:t>
-      </w:r>
-      <w:proofErr w:type="spellEnd"/>
-      <w:r>
-        <w:t xml:space="preserve">-функций. View подписывается на состояние </w:t>
-      </w:r>
-      <w:proofErr w:type="spellStart"/>
-      <w:r>
-        <w:t>ViewModel</w:t>
-      </w:r>
-      <w:proofErr w:type="spellEnd"/>
-      <w:r>
-        <w:t xml:space="preserve"> через </w:t>
-      </w:r>
-      <w:proofErr w:type="spellStart"/>
-      <w:r>
-        <w:t>StateFlow</w:t>
-      </w:r>
-      <w:proofErr w:type="spellEnd"/>
-      <w:r>
-        <w:t xml:space="preserve"> и автоматиче</w:t>
+        <w:t>View (Jetpack Compose) — компоненты пользовательского интерфейса, реализованные в виде Composable-функций. View подписывается на состояние ViewModel через StateFlow и автоматиче</w:t>
       </w:r>
       <w:r>
         <w:lastRenderedPageBreak/>
-        <w:t xml:space="preserve">ски перерисовывается при изменении данных. Компоненты обрабатывают пользовательские события (клики, ввод текста, жесты) и передают их в </w:t>
-      </w:r>
-      <w:proofErr w:type="spellStart"/>
-      <w:r>
-        <w:t>ViewModel</w:t>
-      </w:r>
-      <w:proofErr w:type="spellEnd"/>
-      <w:r>
-        <w:t xml:space="preserve"> для обработки;</w:t>
+        <w:t>ски перерисовывается при изменении данных. Компоненты обрабатывают пользовательские события (клики, ввод текста, жесты) и передают их в ViewModel для обработки;</w:t>
       </w:r>
     </w:p>
     <w:p>
       <w:pPr>
         <w:pStyle w:val="20"/>
       </w:pPr>
-      <w:proofErr w:type="spellStart"/>
-      <w:r>
-        <w:t>ViewModel</w:t>
-      </w:r>
-      <w:proofErr w:type="spellEnd"/>
-      <w:r>
-        <w:t xml:space="preserve"> — содержит бизнес-логику конкретного экрана, управляет состоянием интерфейса (</w:t>
-      </w:r>
-      <w:proofErr w:type="spellStart"/>
-      <w:r>
-        <w:t>UiState</w:t>
-      </w:r>
-      <w:proofErr w:type="spellEnd"/>
-      <w:r>
-        <w:t xml:space="preserve">) и координирует получение данных. </w:t>
-      </w:r>
-      <w:proofErr w:type="spellStart"/>
-      <w:r>
-        <w:t>ViewModel</w:t>
-      </w:r>
-      <w:proofErr w:type="spellEnd"/>
-      <w:r>
-        <w:t xml:space="preserve"> принимает события от View, преобразует их в запросы к слою данных и экспонирует состояние экрана через </w:t>
-      </w:r>
-      <w:proofErr w:type="spellStart"/>
-      <w:r>
-        <w:t>StateFlow</w:t>
-      </w:r>
-      <w:proofErr w:type="spellEnd"/>
-      <w:r>
-        <w:t>, обеспечивая реактивное обновление UI;</w:t>
+      <w:r>
+        <w:t>ViewModel — содержит бизнес-логику конкретного экрана, управляет состоянием интерфейса (UiState) и координирует получение данных. ViewModel принимает события от View, преобразует их в запросы к слою данных и экспонирует состояние экрана через StateFlow, обеспечивая реактивное обновление UI;</w:t>
       </w:r>
     </w:p>
     <w:p>
       <w:pPr>
         <w:pStyle w:val="20"/>
       </w:pPr>
-      <w:proofErr w:type="spellStart"/>
-      <w:r>
-        <w:t>Navigation</w:t>
-      </w:r>
-      <w:proofErr w:type="spellEnd"/>
-      <w:r>
-        <w:t xml:space="preserve"> (</w:t>
-      </w:r>
-      <w:proofErr w:type="spellStart"/>
-      <w:r>
-        <w:t>Jetpack</w:t>
-      </w:r>
-      <w:proofErr w:type="spellEnd"/>
-      <w:r>
-        <w:t xml:space="preserve"> </w:t>
-      </w:r>
-      <w:proofErr w:type="spellStart"/>
-      <w:r>
-        <w:t>Navigation</w:t>
-      </w:r>
-      <w:proofErr w:type="spellEnd"/>
-      <w:r>
-        <w:t xml:space="preserve">) — компонент навигации, управляющий переходами между экранами приложения. </w:t>
-      </w:r>
-      <w:proofErr w:type="spellStart"/>
-      <w:r>
-        <w:t>Navigation</w:t>
-      </w:r>
-      <w:proofErr w:type="spellEnd"/>
-      <w:r>
-        <w:t xml:space="preserve"> реагирует на события от </w:t>
-      </w:r>
-      <w:proofErr w:type="spellStart"/>
-      <w:r>
-        <w:t>ViewModel</w:t>
-      </w:r>
-      <w:proofErr w:type="spellEnd"/>
-      <w:r>
-        <w:t xml:space="preserve"> (например, успешная авторизация или выбор книги) и выполняет переход к соответствующему экрану с передачей необходимых параметров.</w:t>
+      <w:r>
+        <w:t>Navigation (Jetpack Navigation) — компонент навигации, управляющий переходами между экранами приложения. Navigation реагирует на события от ViewModel (например, успешная авторизация или выбор книги) и выполняет переход к соответствующему экрану с передачей необходимых параметров.</w:t>
+      </w:r>
+      <w:r>
+        <w:t>[</w:t>
+      </w:r>
+      <w:r>
+        <w:rPr>
+          <w:lang w:val="en-US"/>
+        </w:rPr>
+        <w:t>11</w:t>
+      </w:r>
+      <w:r>
+        <w:t>]</w:t>
       </w:r>
     </w:p>
     <w:p>
@@ -7725,181 +6535,31 @@
       <w:pPr>
         <w:pStyle w:val="20"/>
       </w:pPr>
-      <w:proofErr w:type="spellStart"/>
-      <w:r>
-        <w:t>Repository</w:t>
-      </w:r>
-      <w:proofErr w:type="spellEnd"/>
-      <w:r>
-        <w:t xml:space="preserve"> (</w:t>
-      </w:r>
-      <w:proofErr w:type="spellStart"/>
-      <w:r>
-        <w:t>StoryRepository</w:t>
-      </w:r>
-      <w:proofErr w:type="spellEnd"/>
-      <w:r>
-        <w:t xml:space="preserve">, </w:t>
-      </w:r>
-      <w:proofErr w:type="spellStart"/>
-      <w:r>
-        <w:t>AuthRepository</w:t>
-      </w:r>
-      <w:proofErr w:type="spellEnd"/>
-      <w:r>
-        <w:t xml:space="preserve">, </w:t>
-      </w:r>
-      <w:proofErr w:type="spellStart"/>
-      <w:r>
-        <w:t>LibraryRepository</w:t>
-      </w:r>
-      <w:proofErr w:type="spellEnd"/>
-      <w:r>
-        <w:t xml:space="preserve">) — реализует паттерн </w:t>
-      </w:r>
-      <w:proofErr w:type="spellStart"/>
-      <w:r>
-        <w:t>Repository</w:t>
-      </w:r>
-      <w:proofErr w:type="spellEnd"/>
-      <w:r>
-        <w:t xml:space="preserve">, предоставляя единый источник данных для </w:t>
-      </w:r>
-      <w:proofErr w:type="spellStart"/>
-      <w:r>
-        <w:t>ViewModel</w:t>
-      </w:r>
-      <w:proofErr w:type="spellEnd"/>
-      <w:r>
-        <w:t xml:space="preserve">. </w:t>
-      </w:r>
-      <w:proofErr w:type="spellStart"/>
-      <w:r>
-        <w:t>Repository</w:t>
-      </w:r>
-      <w:proofErr w:type="spellEnd"/>
-      <w:r>
-        <w:t xml:space="preserve"> координирует обращение к удалённому API и локальному кэшу, реализуя стратегию «сеть с кэшированием» или «кэш с обновлением». Компонент выполняет маппинг между доменными моделями приложения и моделями данных, возвращая результаты в виде </w:t>
-      </w:r>
-      <w:proofErr w:type="spellStart"/>
-      <w:proofErr w:type="gramStart"/>
-      <w:r>
-        <w:t>Flow</w:t>
-      </w:r>
-      <w:proofErr w:type="spellEnd"/>
-      <w:r>
-        <w:t>&lt;</w:t>
-      </w:r>
-      <w:proofErr w:type="spellStart"/>
-      <w:proofErr w:type="gramEnd"/>
-      <w:r>
-        <w:t>Result</w:t>
-      </w:r>
-      <w:proofErr w:type="spellEnd"/>
-      <w:r>
-        <w:t>&lt;T&gt;&gt;;</w:t>
+      <w:r>
+        <w:t>Repository (StoryRepository, AuthRepository, LibraryRepository) — реализует паттерн Repository, предоставляя единый источник данных для ViewModel. Repository координирует обращение к удалённому API и локальному кэшу, реализуя стратегию «сеть с кэшированием» или «кэш с обновлением». Компонент выполняет маппинг между доменными моделями приложения и моделями данных, возвращая результаты в виде Flow&lt;Result&lt;T&gt;&gt;;</w:t>
       </w:r>
     </w:p>
     <w:p>
       <w:pPr>
         <w:pStyle w:val="20"/>
       </w:pPr>
-      <w:proofErr w:type="spellStart"/>
-      <w:r>
-        <w:t>ApiService</w:t>
-      </w:r>
-      <w:proofErr w:type="spellEnd"/>
-      <w:r>
-        <w:t xml:space="preserve"> (</w:t>
-      </w:r>
-      <w:proofErr w:type="spellStart"/>
-      <w:r>
-        <w:t>Retrofit</w:t>
-      </w:r>
-      <w:proofErr w:type="spellEnd"/>
-      <w:r>
-        <w:t xml:space="preserve">) — интерфейс для взаимодействия с серверной частью приложения через REST API. </w:t>
-      </w:r>
-      <w:proofErr w:type="spellStart"/>
-      <w:r>
-        <w:t>Retrofit</w:t>
-      </w:r>
-      <w:proofErr w:type="spellEnd"/>
-      <w:r>
-        <w:t xml:space="preserve"> обеспечивает </w:t>
-      </w:r>
-      <w:proofErr w:type="spellStart"/>
-      <w:r>
-        <w:t>типобезопасные</w:t>
-      </w:r>
-      <w:proofErr w:type="spellEnd"/>
-      <w:r>
-        <w:t xml:space="preserve"> HTTP-запросы, автоматическую сериализацию/</w:t>
-      </w:r>
-      <w:proofErr w:type="spellStart"/>
-      <w:r>
-        <w:t>десериализацию</w:t>
-      </w:r>
-      <w:proofErr w:type="spellEnd"/>
-      <w:r>
-        <w:t xml:space="preserve"> JSON и обработку ответов. </w:t>
-      </w:r>
-      <w:proofErr w:type="spellStart"/>
-      <w:r>
-        <w:t>ApiService</w:t>
-      </w:r>
-      <w:proofErr w:type="spellEnd"/>
-      <w:r>
-        <w:t xml:space="preserve"> определяет все доступные </w:t>
-      </w:r>
-      <w:proofErr w:type="spellStart"/>
-      <w:r>
-        <w:t>эндпоинты</w:t>
-      </w:r>
-      <w:proofErr w:type="spellEnd"/>
-      <w:r>
-        <w:t xml:space="preserve"> для работы с историями, версиями, библиотекой и аутентификацией;</w:t>
+      <w:r>
+        <w:t>ApiService (Retrofit) — интерфейс для взаимодействия с серверной частью приложения через REST API. Retrofit обеспечивает типобезопасные HTTP-запросы, автоматическую сериализацию/десериализацию JSON и обработку ответов. ApiService определяет все доступные эндпоинты для работы с историями, версиями, библиотекой и аутентификацией;</w:t>
       </w:r>
     </w:p>
     <w:p>
       <w:pPr>
         <w:pStyle w:val="20"/>
       </w:pPr>
-      <w:proofErr w:type="spellStart"/>
       <w:r>
         <w:lastRenderedPageBreak/>
         <w:t>TokenManager</w:t>
       </w:r>
-      <w:proofErr w:type="spellEnd"/>
       <w:r>
         <w:t xml:space="preserve"> </w:t>
       </w:r>
       <w:r>
-        <w:t xml:space="preserve">— компонент для безопасного хранения JWT-токена и данных пользователя на устройстве. </w:t>
-      </w:r>
-      <w:proofErr w:type="spellStart"/>
-      <w:r>
-        <w:t>TokenManager</w:t>
-      </w:r>
-      <w:proofErr w:type="spellEnd"/>
-      <w:r>
-        <w:t xml:space="preserve"> автоматически добавляет токен авторизации в заголовок каждого защищённого запроса через </w:t>
-      </w:r>
-      <w:proofErr w:type="spellStart"/>
-      <w:r>
-        <w:t>OkHttp</w:t>
-      </w:r>
-      <w:proofErr w:type="spellEnd"/>
-      <w:r>
-        <w:t xml:space="preserve"> </w:t>
-      </w:r>
-      <w:proofErr w:type="spellStart"/>
-      <w:r>
-        <w:t>Interceptor</w:t>
-      </w:r>
-      <w:proofErr w:type="spellEnd"/>
-      <w:r>
-        <w:t>, обеспечивая прозрачную аутентификацию;</w:t>
+        <w:t>— компонент для безопасного хранения JWT-токена и данных пользователя на устройстве. TokenManager автоматически добавляет токен авторизации в заголовок каждого защищённого запроса через OkHttp Interceptor, обеспечивая прозрачную аутентификацию;</w:t>
       </w:r>
     </w:p>
     <w:p>
@@ -7907,39 +6567,7 @@
         <w:pStyle w:val="20"/>
       </w:pPr>
       <w:r>
-        <w:t xml:space="preserve">Local </w:t>
-      </w:r>
-      <w:proofErr w:type="spellStart"/>
-      <w:r>
-        <w:t>Cache</w:t>
-      </w:r>
-      <w:proofErr w:type="spellEnd"/>
-      <w:r>
-        <w:t xml:space="preserve"> — локальное хранилище данных для обеспечения работы приложения в офлайн-режиме и ускорения загрузки. Кэш может включать базу данных </w:t>
-      </w:r>
-      <w:proofErr w:type="spellStart"/>
-      <w:r>
-        <w:t>Room</w:t>
-      </w:r>
-      <w:proofErr w:type="spellEnd"/>
-      <w:r>
-        <w:t xml:space="preserve"> для структурированных данных и </w:t>
-      </w:r>
-      <w:proofErr w:type="spellStart"/>
-      <w:r>
-        <w:t>DataStore</w:t>
-      </w:r>
-      <w:proofErr w:type="spellEnd"/>
-      <w:r>
-        <w:t>/</w:t>
-      </w:r>
-      <w:proofErr w:type="spellStart"/>
-      <w:r>
-        <w:t>SharedPreferences</w:t>
-      </w:r>
-      <w:proofErr w:type="spellEnd"/>
-      <w:r>
-        <w:t xml:space="preserve"> для простых настроек и токенов.</w:t>
+        <w:t>Local Cache — локальное хранилище данных для обеспечения работы приложения в офлайн-режиме и ускорения загрузки. Кэш может включать базу данных Room для структурированных данных и DataStore/SharedPreferences для простых настроек и токенов.</w:t>
       </w:r>
     </w:p>
     <w:p>
@@ -7947,31 +6575,7 @@
         <w:pStyle w:val="affff8"/>
       </w:pPr>
       <w:r>
-        <w:t xml:space="preserve">Взаимодействие с </w:t>
-      </w:r>
-      <w:proofErr w:type="spellStart"/>
-      <w:r>
-        <w:t>Backend</w:t>
-      </w:r>
-      <w:proofErr w:type="spellEnd"/>
-      <w:r>
-        <w:t xml:space="preserve"> осуществляется по протоколу HTTP/HTTPS с передачей данных в формате JSON. Серверная часть, реализованная на фреймворке Spring Boot с использованием СУБД </w:t>
-      </w:r>
-      <w:proofErr w:type="spellStart"/>
-      <w:r>
-        <w:t>MariaDB</w:t>
-      </w:r>
-      <w:proofErr w:type="spellEnd"/>
-      <w:r>
-        <w:t xml:space="preserve">, предоставляет </w:t>
-      </w:r>
-      <w:proofErr w:type="spellStart"/>
-      <w:r>
-        <w:t>RESTful</w:t>
-      </w:r>
-      <w:proofErr w:type="spellEnd"/>
-      <w:r>
-        <w:t xml:space="preserve"> API для всех операций приложения.</w:t>
+        <w:t>Взаимодействие с Backend осуществляется по протоколу HTTP/HTTPS с передачей данных в формате JSON. Серверная часть, реализованная на фреймворке Spring Boot с использованием СУБД MariaDB, предоставляет RESTful API для всех операций приложения.</w:t>
       </w:r>
     </w:p>
     <w:p>
@@ -7979,39 +6583,7 @@
         <w:pStyle w:val="afffb"/>
       </w:pPr>
       <w:r>
-        <w:t xml:space="preserve">Маршрутизация внутри приложения реализована с помощью компонента </w:t>
-      </w:r>
-      <w:proofErr w:type="spellStart"/>
-      <w:r>
-        <w:t>Jetpack</w:t>
-      </w:r>
-      <w:proofErr w:type="spellEnd"/>
-      <w:r>
-        <w:t xml:space="preserve"> </w:t>
-      </w:r>
-      <w:proofErr w:type="spellStart"/>
-      <w:r>
-        <w:t>Navigation</w:t>
-      </w:r>
-      <w:proofErr w:type="spellEnd"/>
-      <w:r>
-        <w:t xml:space="preserve"> </w:t>
-      </w:r>
-      <w:proofErr w:type="spellStart"/>
-      <w:r>
-        <w:t>Compose</w:t>
-      </w:r>
-      <w:proofErr w:type="spellEnd"/>
-      <w:r>
-        <w:t xml:space="preserve">. Вся структура переходов описана в едином навигационном графе </w:t>
-      </w:r>
-      <w:proofErr w:type="spellStart"/>
-      <w:r>
-        <w:t>AppNavigation</w:t>
-      </w:r>
-      <w:proofErr w:type="spellEnd"/>
-      <w:r>
-        <w:t xml:space="preserve">, который декларативно задаёт доступные экраны, параметры маршрутов и логику перемещения между ними. Визуальное представление данного графа приведено на рисунке </w:t>
+        <w:t xml:space="preserve">Маршрутизация внутри приложения реализована с помощью компонента Jetpack Navigation Compose. Вся структура переходов описана в едином навигационном графе AppNavigation, который декларативно задаёт доступные экраны, параметры маршрутов и логику перемещения между ними. Визуальное представление данного графа приведено на рисунке </w:t>
       </w:r>
       <w:r>
         <w:t>9</w:t>
@@ -8081,27 +6653,9 @@
       <w:pPr>
         <w:pStyle w:val="a7"/>
       </w:pPr>
-      <w:proofErr w:type="spellStart"/>
-      <w:r>
-        <w:t>Граф</w:t>
-      </w:r>
-      <w:proofErr w:type="spellEnd"/>
-      <w:r>
-        <w:t xml:space="preserve"> </w:t>
-      </w:r>
-      <w:proofErr w:type="spellStart"/>
-      <w:r>
-        <w:t>навигации</w:t>
-      </w:r>
-      <w:proofErr w:type="spellEnd"/>
-      <w:r>
-        <w:t xml:space="preserve"> </w:t>
-      </w:r>
-      <w:proofErr w:type="spellStart"/>
-      <w:r>
-        <w:t>приложения</w:t>
-      </w:r>
-      <w:proofErr w:type="spellEnd"/>
+      <w:r>
+        <w:t>Граф навигации приложения</w:t>
+      </w:r>
     </w:p>
     <w:p>
       <w:pPr>
@@ -8239,27 +6793,9 @@
       <w:pPr>
         <w:pStyle w:val="a7"/>
       </w:pPr>
-      <w:proofErr w:type="spellStart"/>
-      <w:r>
-        <w:t>Схема</w:t>
-      </w:r>
-      <w:proofErr w:type="spellEnd"/>
-      <w:r>
-        <w:t xml:space="preserve"> </w:t>
-      </w:r>
-      <w:proofErr w:type="spellStart"/>
-      <w:r>
-        <w:t>взаимодействия</w:t>
-      </w:r>
-      <w:proofErr w:type="spellEnd"/>
-      <w:r>
-        <w:t xml:space="preserve"> </w:t>
-      </w:r>
-      <w:proofErr w:type="spellStart"/>
-      <w:r>
-        <w:t>клиент-сервер</w:t>
-      </w:r>
-      <w:proofErr w:type="spellEnd"/>
+      <w:r>
+        <w:t>Схема взаимодействия клиент-сервер</w:t>
+      </w:r>
     </w:p>
     <w:p>
       <w:pPr>
@@ -8271,80 +6807,11 @@
         <w:pStyle w:val="affff8"/>
       </w:pPr>
       <w:r>
-        <w:t xml:space="preserve">Для реализации сетевого уровня на стороне </w:t>
-      </w:r>
-      <w:proofErr w:type="spellStart"/>
-      <w:r>
-        <w:t>Android</w:t>
-      </w:r>
-      <w:proofErr w:type="spellEnd"/>
-      <w:r>
-        <w:t xml:space="preserve"> применена библиотека </w:t>
-      </w:r>
-      <w:proofErr w:type="spellStart"/>
-      <w:r>
-        <w:t>Retrofit</w:t>
-      </w:r>
-      <w:proofErr w:type="spellEnd"/>
-      <w:r>
-        <w:t xml:space="preserve">, которая отвечает за формирование HTTP-запросов и автоматическое преобразование JSON-ответов в типизированные </w:t>
-      </w:r>
-      <w:proofErr w:type="spellStart"/>
-      <w:r>
-        <w:t>Kotlin</w:t>
-      </w:r>
-      <w:proofErr w:type="spellEnd"/>
-      <w:r>
-        <w:t xml:space="preserve">-объекты. Механизм аутентификации построен на основе JWT-токенов: при обращении к защищённым ресурсам клиент внедряет токен в заголовок </w:t>
-      </w:r>
-      <w:proofErr w:type="spellStart"/>
-      <w:r>
-        <w:t>Authorization</w:t>
-      </w:r>
-      <w:proofErr w:type="spellEnd"/>
-      <w:r>
-        <w:t xml:space="preserve">: </w:t>
-      </w:r>
-      <w:proofErr w:type="spellStart"/>
-      <w:r>
-        <w:t>Bearer</w:t>
-      </w:r>
-      <w:proofErr w:type="spellEnd"/>
-      <w:r>
-        <w:t xml:space="preserve"> &lt;</w:t>
-      </w:r>
-      <w:proofErr w:type="spellStart"/>
-      <w:r>
-        <w:t>token</w:t>
-      </w:r>
-      <w:proofErr w:type="spellEnd"/>
-      <w:r>
-        <w:t xml:space="preserve">&gt;. Управление жизненным циклом токена централизовано в классе </w:t>
-      </w:r>
-      <w:proofErr w:type="spellStart"/>
+        <w:t xml:space="preserve">Для реализации сетевого уровня на стороне Android применена библиотека Retrofit, которая отвечает за формирование HTTP-запросов и автоматическое преобразование JSON-ответов в типизированные Kotlin-объекты. Механизм аутентификации построен на основе JWT-токенов: при обращении к защищённым ресурсам клиент внедряет токен в заголовок Authorization: Bearer &lt;token&gt;. Управление жизненным циклом токена централизовано в классе </w:t>
+      </w:r>
       <w:r>
         <w:lastRenderedPageBreak/>
-        <w:t>TokenManager</w:t>
-      </w:r>
-      <w:proofErr w:type="spellEnd"/>
-      <w:r>
-        <w:t>, а его автоматическая подстановка в исходящие запросы настроена через перехватчик (</w:t>
-      </w:r>
-      <w:proofErr w:type="spellStart"/>
-      <w:r>
-        <w:t>Interceptor</w:t>
-      </w:r>
-      <w:proofErr w:type="spellEnd"/>
-      <w:r>
-        <w:t xml:space="preserve">) библиотеки </w:t>
-      </w:r>
-      <w:proofErr w:type="spellStart"/>
-      <w:r>
-        <w:t>OkHttp</w:t>
-      </w:r>
-      <w:proofErr w:type="spellEnd"/>
-      <w:r>
-        <w:t xml:space="preserve">. </w:t>
+        <w:t xml:space="preserve">TokenManager, а его автоматическая подстановка в исходящие запросы настроена через перехватчик (Interceptor) библиотеки OkHttp. </w:t>
       </w:r>
     </w:p>
     <w:p>
@@ -8352,15 +6819,7 @@
         <w:pStyle w:val="affff8"/>
       </w:pPr>
       <w:r>
-        <w:t xml:space="preserve">На серверной стороне каждый входящий запрос проходит проверку подписи и срока действия токена; при успешной верификации выполняется обработка бизнес-логики и формирование JSON-ответа, в случае ошибки аутентификации клиент получает HTTP-статус 401 </w:t>
-      </w:r>
-      <w:proofErr w:type="spellStart"/>
-      <w:r>
-        <w:t>Unauthorized</w:t>
-      </w:r>
-      <w:proofErr w:type="spellEnd"/>
-      <w:r>
-        <w:t>.</w:t>
+        <w:t>На серверной стороне каждый входящий запрос проходит проверку подписи и срока действия токена; при успешной верификации выполняется обработка бизнес-логики и формирование JSON-ответа, в случае ошибки аутентификации клиент получает HTTP-статус 401 Unauthorized.</w:t>
       </w:r>
     </w:p>
     <w:p>
@@ -8368,23 +6827,7 @@
         <w:pStyle w:val="affff8"/>
       </w:pPr>
       <w:r>
-        <w:t xml:space="preserve">Для работы AI-функций сервер выступает в роли прокси: клиент отправляет текст и </w:t>
-      </w:r>
-      <w:proofErr w:type="spellStart"/>
-      <w:r>
-        <w:t>промпт</w:t>
-      </w:r>
-      <w:proofErr w:type="spellEnd"/>
-      <w:r>
-        <w:t xml:space="preserve"> на сервер, сервер делает запрос к локальному экземпляру </w:t>
-      </w:r>
-      <w:proofErr w:type="spellStart"/>
-      <w:r>
-        <w:t>Ollama</w:t>
-      </w:r>
-      <w:proofErr w:type="spellEnd"/>
-      <w:r>
-        <w:t xml:space="preserve"> (работающему на том же хосте), получает сгенерированный ответ и передаёт его обратно клиенту. Это обеспечивает конфиденциальность данных, так как тексты пользователей не покидают инфраструктуру приложения.</w:t>
+        <w:t>Для работы AI-функций сервер выступает в роли прокси: клиент отправляет текст и промпт на сервер, сервер делает запрос к локальному экземпляру Ollama (работающему на том же хосте), получает сгенерированный ответ и передаёт его обратно клиенту. Это обеспечивает конфиденциальность данных, так как тексты пользователей не покидают инфраструктуру приложения.</w:t>
       </w:r>
     </w:p>
     <w:p>
@@ -8431,63 +6874,10 @@
         <w:pStyle w:val="afffb"/>
       </w:pPr>
       <w:r>
-        <w:t>Серверная архитектура приложения «</w:t>
-      </w:r>
-      <w:proofErr w:type="spellStart"/>
-      <w:r>
-        <w:t>Liboffan</w:t>
-      </w:r>
-      <w:proofErr w:type="spellEnd"/>
-      <w:r>
-        <w:t xml:space="preserve">» реализована на базе фреймворка Spring Boot с использованием языка Java. Приложение развёрнуто на стандартном порту 8080 и предоставляет </w:t>
-      </w:r>
-      <w:proofErr w:type="spellStart"/>
-      <w:r>
-        <w:t>Android</w:t>
-      </w:r>
-      <w:proofErr w:type="spellEnd"/>
-      <w:r>
-        <w:t xml:space="preserve">-клиенту </w:t>
-      </w:r>
-      <w:proofErr w:type="spellStart"/>
-      <w:r>
-        <w:t>RESTful</w:t>
-      </w:r>
-      <w:proofErr w:type="spellEnd"/>
-      <w:r>
-        <w:t xml:space="preserve"> API, построенное по принципам ресурсно-ориентированного проектирования. Точкой входа выступает класс, аннотированный @SpringBootApplication, который инициализирует встроенный </w:t>
-      </w:r>
-      <w:proofErr w:type="spellStart"/>
-      <w:r>
-        <w:t>servlet</w:t>
-      </w:r>
-      <w:proofErr w:type="spellEnd"/>
-      <w:r>
-        <w:t>-контейнер, подключает модули сериализации (</w:t>
-      </w:r>
-      <w:proofErr w:type="spellStart"/>
-      <w:r>
-        <w:t>Jackson</w:t>
-      </w:r>
-      <w:proofErr w:type="spellEnd"/>
-      <w:r>
-        <w:t xml:space="preserve"> для JSON), настраивает цепочку фильтров безопасности и регистрирует маршруты контроллеров. Параметры подключения к СУБД </w:t>
-      </w:r>
-      <w:proofErr w:type="spellStart"/>
-      <w:r>
-        <w:t>MariaDB</w:t>
-      </w:r>
-      <w:proofErr w:type="spellEnd"/>
-      <w:r>
-        <w:t xml:space="preserve">, стратегии пула соединений и конфигурация JPA вынесены в файл </w:t>
-      </w:r>
-      <w:proofErr w:type="spellStart"/>
-      <w:r>
-        <w:t>application.yml</w:t>
-      </w:r>
-      <w:proofErr w:type="spellEnd"/>
-      <w:r>
-        <w:t>, что обеспечивает гибкость развёртывания в различных окружениях.</w:t>
+        <w:t>Серверная архитектура приложения «Liboffan» реализована на базе фреймворка Spring Boot с использованием языка Java. Приложение развёрнуто на стандартном порту 8080 и предоставляет Android-клиенту RESTful API, построенное по принципам ресурсно-ориентированного проектирования. Точкой входа выступает класс, аннотированный @SpringBootApplication, который инициализирует встроенный servlet-контейнер, подключает модули сериализации (Jackson для JSON), настраивает цепочку фильтров безопасности и регистрирует маршруты контроллеров. Параметры подключения к СУБД MariaDB, стратегии пула соединений и конфигурация JPA вынесены в файл application.yml, что обеспечивает гибкость развёртывания в различных окружениях.</w:t>
+      </w:r>
+      <w:r>
+        <w:t>[11]</w:t>
       </w:r>
     </w:p>
     <w:p>
@@ -8495,103 +6885,7 @@
         <w:pStyle w:val="afffb"/>
       </w:pPr>
       <w:r>
-        <w:t>Механизм контроля доступа построен на связке Spring Security и JWT-аутентификации. Маршрут регистрации (POST /</w:t>
-      </w:r>
-      <w:proofErr w:type="spellStart"/>
-      <w:r>
-        <w:t>api</w:t>
-      </w:r>
-      <w:proofErr w:type="spellEnd"/>
-      <w:r>
-        <w:t>/</w:t>
-      </w:r>
-      <w:proofErr w:type="spellStart"/>
-      <w:r>
-        <w:t>auth</w:t>
-      </w:r>
-      <w:proofErr w:type="spellEnd"/>
-      <w:r>
-        <w:t>/</w:t>
-      </w:r>
-      <w:proofErr w:type="spellStart"/>
-      <w:r>
-        <w:t>register</w:t>
-      </w:r>
-      <w:proofErr w:type="spellEnd"/>
-      <w:r>
-        <w:t xml:space="preserve">) принимает учётные данные, выполняет проверку уникальности </w:t>
-      </w:r>
-      <w:proofErr w:type="spellStart"/>
-      <w:r>
-        <w:t>email</w:t>
-      </w:r>
-      <w:proofErr w:type="spellEnd"/>
-      <w:r>
-        <w:t xml:space="preserve">, применяет алгоритм </w:t>
-      </w:r>
-      <w:proofErr w:type="spellStart"/>
-      <w:r>
-        <w:t>BCrypt</w:t>
-      </w:r>
-      <w:proofErr w:type="spellEnd"/>
-      <w:r>
-        <w:t xml:space="preserve"> для необратимого хеширования пароля и сохраняет запись пользователя. </w:t>
-      </w:r>
-      <w:proofErr w:type="spellStart"/>
-      <w:r>
-        <w:t>Эндпоинт</w:t>
-      </w:r>
-      <w:proofErr w:type="spellEnd"/>
-      <w:r>
-        <w:t xml:space="preserve"> входа (POST /</w:t>
-      </w:r>
-      <w:proofErr w:type="spellStart"/>
-      <w:r>
-        <w:t>api</w:t>
-      </w:r>
-      <w:proofErr w:type="spellEnd"/>
-      <w:r>
-        <w:t>/</w:t>
-      </w:r>
-      <w:proofErr w:type="spellStart"/>
-      <w:r>
-        <w:t>auth</w:t>
-      </w:r>
-      <w:proofErr w:type="spellEnd"/>
-      <w:r>
-        <w:t>/</w:t>
-      </w:r>
-      <w:proofErr w:type="spellStart"/>
-      <w:r>
-        <w:t>login</w:t>
-      </w:r>
-      <w:proofErr w:type="spellEnd"/>
-      <w:r>
-        <w:t xml:space="preserve">) верифицирует соответствие пароля сохранённому </w:t>
-      </w:r>
-      <w:proofErr w:type="spellStart"/>
-      <w:r>
-        <w:t>хешу</w:t>
-      </w:r>
-      <w:proofErr w:type="spellEnd"/>
-      <w:r>
-        <w:t xml:space="preserve"> и генерирует подписанный токен, содержащий идентификатор субъекта и метку времени истечения. Все защищённые ресурсы проходят обработку через кастомный </w:t>
-      </w:r>
-      <w:proofErr w:type="spellStart"/>
-      <w:r>
-        <w:t>OncePerRequestFilter</w:t>
-      </w:r>
-      <w:proofErr w:type="spellEnd"/>
-      <w:r>
-        <w:t xml:space="preserve">, который извлекает заголовок </w:t>
-      </w:r>
-      <w:proofErr w:type="spellStart"/>
-      <w:r>
-        <w:t>Authorization</w:t>
-      </w:r>
-      <w:proofErr w:type="spellEnd"/>
-      <w:r>
-        <w:t>, проверяет подпись и помещает объект аутентификации в контекст безопасности. Визуализация последовательности операций модуля авторизации приведена на рисунке 1</w:t>
+        <w:t>Механизм контроля доступа построен на связке Spring Security и JWT-аутентификации. Маршрут регистрации (POST /api/auth/register) принимает учётные данные, выполняет проверку уникальности email, применяет алгоритм BCrypt для необратимого хеширования пароля и сохраняет запись пользователя. Эндпоинт входа (POST /api/auth/login) верифицирует соответствие пароля сохранённому хешу и генерирует подписанный токен, содержащий идентификатор субъекта и метку времени истечения. Все защищённые ресурсы проходят обработку через кастомный OncePerRequestFilter, который извлекает заголовок Authorization, проверяет подпись и помещает объект аутентификации в контекст безопасности. Визуализация последовательности операций модуля авторизации приведена на рисунке 1</w:t>
       </w:r>
       <w:r>
         <w:t>1</w:t>
@@ -8696,24 +6990,11 @@
         <w:pStyle w:val="afffb"/>
       </w:pPr>
       <w:r>
-        <w:t xml:space="preserve">Взаимодействие с искусственным интеллектом реализовано по схеме прокси-сервера. Клиентское приложение не обращается к AI напрямую; вместо этого запрос (выделенный текст и </w:t>
-      </w:r>
-      <w:proofErr w:type="spellStart"/>
-      <w:r>
-        <w:t>промпт</w:t>
-      </w:r>
-      <w:proofErr w:type="spellEnd"/>
-      <w:r>
-        <w:t xml:space="preserve">) отправляется на бэкенд. Сервер, используя HTTP-клиент, пересылает инструкцию локальному экземпляру </w:t>
-      </w:r>
-      <w:proofErr w:type="spellStart"/>
+        <w:t xml:space="preserve">Взаимодействие с искусственным интеллектом реализовано по схеме прокси-сервера. Клиентское приложение не обращается к AI напрямую; вместо этого запрос (выделенный текст и промпт) отправляется на бэкенд. Сервер, используя HTTP-клиент, пересылает инструкцию локальному экземпляру </w:t>
+      </w:r>
       <w:r>
         <w:lastRenderedPageBreak/>
-        <w:t>Ollama</w:t>
-      </w:r>
-      <w:proofErr w:type="spellEnd"/>
-      <w:r>
-        <w:t xml:space="preserve">, запущенному в том же контейнере или на соседнем сервере. </w:t>
+        <w:t xml:space="preserve">Ollama, запущенному в том же контейнере или на соседнем сервере. </w:t>
       </w:r>
       <w:r>
         <w:t xml:space="preserve">Визуализация последовательности операций модуля работы с </w:t>
@@ -8815,111 +7096,7 @@
         <w:pStyle w:val="afffb"/>
       </w:pPr>
       <w:r>
-        <w:t>Центральный доменный слой отвечает за управление нарративным контентом и поддержку версионности. Создание оригинального произведения (POST /</w:t>
-      </w:r>
-      <w:proofErr w:type="spellStart"/>
-      <w:r>
-        <w:t>api</w:t>
-      </w:r>
-      <w:proofErr w:type="spellEnd"/>
-      <w:r>
-        <w:t>/</w:t>
-      </w:r>
-      <w:proofErr w:type="spellStart"/>
-      <w:r>
-        <w:t>stories</w:t>
-      </w:r>
-      <w:proofErr w:type="spellEnd"/>
-      <w:r>
-        <w:t xml:space="preserve">) инициирует запись в таблицу </w:t>
-      </w:r>
-      <w:proofErr w:type="spellStart"/>
-      <w:r>
-        <w:t>StoryTree</w:t>
-      </w:r>
-      <w:proofErr w:type="spellEnd"/>
-      <w:r>
-        <w:t xml:space="preserve"> и автоматическую генерацию корневой версии (</w:t>
-      </w:r>
-      <w:proofErr w:type="spellStart"/>
-      <w:r>
-        <w:t>StoryVersion</w:t>
-      </w:r>
-      <w:proofErr w:type="spellEnd"/>
-      <w:r>
-        <w:t>) с пустым указателем на родителя. Функционал ответвления реализован через маршрут POST /</w:t>
-      </w:r>
-      <w:proofErr w:type="spellStart"/>
-      <w:r>
-        <w:t>api</w:t>
-      </w:r>
-      <w:proofErr w:type="spellEnd"/>
-      <w:r>
-        <w:t>/</w:t>
-      </w:r>
-      <w:proofErr w:type="spellStart"/>
-      <w:r>
-        <w:t>stories</w:t>
-      </w:r>
-      <w:proofErr w:type="spellEnd"/>
-      <w:r>
-        <w:t>/{</w:t>
-      </w:r>
-      <w:proofErr w:type="spellStart"/>
-      <w:r>
-        <w:t>treeId</w:t>
-      </w:r>
-      <w:proofErr w:type="spellEnd"/>
-      <w:r>
-        <w:t>}/</w:t>
-      </w:r>
-      <w:proofErr w:type="spellStart"/>
-      <w:r>
-        <w:t>fork</w:t>
-      </w:r>
-      <w:proofErr w:type="spellEnd"/>
-      <w:r>
-        <w:t xml:space="preserve">, который связывает новую запись с существующей через поле </w:t>
-      </w:r>
-      <w:proofErr w:type="spellStart"/>
-      <w:r>
-        <w:t>parent_id</w:t>
-      </w:r>
-      <w:proofErr w:type="spellEnd"/>
-      <w:r>
-        <w:t>, копирует базовые метаданные и позволяет автору переопределить синопсис, возрастной рейтинг и набор тегов. Чтение контента осуществляется через GET /</w:t>
-      </w:r>
-      <w:proofErr w:type="spellStart"/>
-      <w:r>
-        <w:t>api</w:t>
-      </w:r>
-      <w:proofErr w:type="spellEnd"/>
-      <w:r>
-        <w:t>/</w:t>
-      </w:r>
-      <w:proofErr w:type="spellStart"/>
-      <w:r>
-        <w:t>stories</w:t>
-      </w:r>
-      <w:proofErr w:type="spellEnd"/>
-      <w:r>
-        <w:t>/</w:t>
-      </w:r>
-      <w:proofErr w:type="spellStart"/>
-      <w:r>
-        <w:t>versions</w:t>
-      </w:r>
-      <w:proofErr w:type="spellEnd"/>
-      <w:r>
-        <w:t>/{</w:t>
-      </w:r>
-      <w:proofErr w:type="spellStart"/>
-      <w:r>
-        <w:t>versionId</w:t>
-      </w:r>
-      <w:proofErr w:type="spellEnd"/>
-      <w:r>
-        <w:t>}, возвращающий детализированный DTO-объект с учётом флага публикации и прав доступа.</w:t>
+        <w:t>Центральный доменный слой отвечает за управление нарративным контентом и поддержку версионности. Создание оригинального произведения (POST /api/stories) инициирует запись в таблицу StoryTree и автоматическую генерацию корневой версии (StoryVersion) с пустым указателем на родителя. Функционал ответвления реализован через маршрут POST /api/stories/{treeId}/fork, который связывает новую запись с существующей через поле parent_id, копирует базовые метаданные и позволяет автору переопределить синопсис, возрастной рейтинг и набор тегов. Чтение контента осуществляется через GET /api/stories/versions/{versionId}, возвращающий детализированный DTO-объект с учётом флага публикации и прав доступа.</w:t>
       </w:r>
     </w:p>
     <w:p>
@@ -8931,79 +7108,7 @@
       </w:r>
       <w:r>
         <w:lastRenderedPageBreak/>
-        <w:t>(POST /</w:t>
-      </w:r>
-      <w:proofErr w:type="spellStart"/>
-      <w:r>
-        <w:t>api</w:t>
-      </w:r>
-      <w:proofErr w:type="spellEnd"/>
-      <w:r>
-        <w:t>/</w:t>
-      </w:r>
-      <w:proofErr w:type="spellStart"/>
-      <w:r>
-        <w:t>me</w:t>
-      </w:r>
-      <w:proofErr w:type="spellEnd"/>
-      <w:r>
-        <w:t>/</w:t>
-      </w:r>
-      <w:proofErr w:type="spellStart"/>
-      <w:r>
-        <w:t>library</w:t>
-      </w:r>
-      <w:proofErr w:type="spellEnd"/>
-      <w:r>
-        <w:t xml:space="preserve">) фиксирует привязку не только к идентификатору дерева, но и к конкретной прочитанной версии, что позволяет точно отслеживать прогресс в разветвлённых сюжетах. Статусы чтения обновляются через PATCH-запросы, а удаление записи выполняется по уникальному идентификатору версии. Социальное взаимодействие включает </w:t>
-      </w:r>
-      <w:proofErr w:type="spellStart"/>
-      <w:r>
-        <w:t>toggle</w:t>
-      </w:r>
-      <w:proofErr w:type="spellEnd"/>
-      <w:r>
-        <w:t>-механизм лайков (POST /</w:t>
-      </w:r>
-      <w:proofErr w:type="spellStart"/>
-      <w:r>
-        <w:t>api</w:t>
-      </w:r>
-      <w:proofErr w:type="spellEnd"/>
-      <w:r>
-        <w:t>/</w:t>
-      </w:r>
-      <w:proofErr w:type="spellStart"/>
-      <w:r>
-        <w:t>stories</w:t>
-      </w:r>
-      <w:proofErr w:type="spellEnd"/>
-      <w:r>
-        <w:t>/</w:t>
-      </w:r>
-      <w:proofErr w:type="spellStart"/>
-      <w:r>
-        <w:t>versions</w:t>
-      </w:r>
-      <w:proofErr w:type="spellEnd"/>
-      <w:r>
-        <w:t>/{</w:t>
-      </w:r>
-      <w:proofErr w:type="spellStart"/>
-      <w:r>
-        <w:t>id</w:t>
-      </w:r>
-      <w:proofErr w:type="spellEnd"/>
-      <w:r>
-        <w:t>}/</w:t>
-      </w:r>
-      <w:proofErr w:type="spellStart"/>
-      <w:r>
-        <w:t>like</w:t>
-      </w:r>
-      <w:proofErr w:type="spellEnd"/>
-      <w:r>
-        <w:t>) и систему подписок на авторов. Управление профилем доступно только аутентифицированным пользователям, чей идентификатор извлекается из JWT-контекста, что исключает возможность несанкционированного изменения чужих данных.</w:t>
+        <w:t>(POST /api/me/library) фиксирует привязку не только к идентификатору дерева, но и к конкретной прочитанной версии, что позволяет точно отслеживать прогресс в разветвлённых сюжетах. Статусы чтения обновляются через PATCH-запросы, а удаление записи выполняется по уникальному идентификатору версии. Социальное взаимодействие включает toggle-механизм лайков (POST /api/stories/versions/{id}/like) и систему подписок на авторов. Управление профилем доступно только аутентифицированным пользователям, чей идентификатор извлекается из JWT-контекста, что исключает возможность несанкционированного изменения чужих данных.</w:t>
       </w:r>
     </w:p>
     <w:p>
@@ -9011,79 +7116,7 @@
         <w:pStyle w:val="afffb"/>
       </w:pPr>
       <w:r>
-        <w:t xml:space="preserve">Отдельный интеграционный слой выделен под взаимодействие с локальной языковой моделью. </w:t>
-      </w:r>
-      <w:proofErr w:type="spellStart"/>
-      <w:r>
-        <w:t>Эндпоинты</w:t>
-      </w:r>
-      <w:proofErr w:type="spellEnd"/>
-      <w:r>
-        <w:t xml:space="preserve"> /</w:t>
-      </w:r>
-      <w:proofErr w:type="spellStart"/>
-      <w:r>
-        <w:t>api</w:t>
-      </w:r>
-      <w:proofErr w:type="spellEnd"/>
-      <w:r>
-        <w:t>/</w:t>
-      </w:r>
-      <w:proofErr w:type="spellStart"/>
-      <w:r>
-        <w:t>ai</w:t>
-      </w:r>
-      <w:proofErr w:type="spellEnd"/>
-      <w:r>
-        <w:t>/</w:t>
-      </w:r>
-      <w:proofErr w:type="spellStart"/>
-      <w:r>
-        <w:t>edit</w:t>
-      </w:r>
-      <w:proofErr w:type="spellEnd"/>
-      <w:r>
-        <w:t xml:space="preserve"> и /</w:t>
-      </w:r>
-      <w:proofErr w:type="spellStart"/>
-      <w:r>
-        <w:t>api</w:t>
-      </w:r>
-      <w:proofErr w:type="spellEnd"/>
-      <w:r>
-        <w:t>/</w:t>
-      </w:r>
-      <w:proofErr w:type="spellStart"/>
-      <w:r>
-        <w:t>ai</w:t>
-      </w:r>
-      <w:proofErr w:type="spellEnd"/>
-      <w:r>
-        <w:t>/</w:t>
-      </w:r>
-      <w:proofErr w:type="spellStart"/>
-      <w:r>
-        <w:t>generate</w:t>
-      </w:r>
-      <w:proofErr w:type="spellEnd"/>
-      <w:r>
-        <w:t xml:space="preserve"> принимают текстовые фрагменты и инструкции, </w:t>
-      </w:r>
-      <w:proofErr w:type="spellStart"/>
-      <w:r>
-        <w:t>проксируют</w:t>
-      </w:r>
-      <w:proofErr w:type="spellEnd"/>
-      <w:r>
-        <w:t xml:space="preserve"> запросы к HTTP-API экземпляра </w:t>
-      </w:r>
-      <w:proofErr w:type="spellStart"/>
-      <w:r>
-        <w:t>Ollama</w:t>
-      </w:r>
-      <w:proofErr w:type="spellEnd"/>
-      <w:r>
-        <w:t>, развёрнутого на серверной машине, и возвращают сгенерированные варианты. Подобная архитектура гарантирует, что черновики, личные заметки и незавершённые ветки не покидают периметр инфраструктуры, обеспечивая конфиденциальность творческого процесса и независимость от внешних облачных сервисов.</w:t>
+        <w:t>Отдельный интеграционный слой выделен под взаимодействие с локальной языковой моделью. Эндпоинты /api/ai/edit и /api/ai/generate принимают текстовые фрагменты и инструкции, проксируют запросы к HTTP-API экземпляра Ollama, развёрнутого на серверной машине, и возвращают сгенерированные варианты. Подобная архитектура гарантирует, что черновики, личные заметки и незавершённые ветки не покидают периметр инфраструктуры, обеспечивая конфиденциальность творческого процесса и независимость от внешних облачных сервисов.</w:t>
       </w:r>
     </w:p>
     <w:p>
@@ -9129,75 +7162,11 @@
         <w:pStyle w:val="afffb"/>
       </w:pPr>
       <w:r>
-        <w:t>Экран авторизации (</w:t>
-      </w:r>
-      <w:proofErr w:type="spellStart"/>
-      <w:r>
-        <w:t>LoginScreen</w:t>
-      </w:r>
-      <w:proofErr w:type="spellEnd"/>
-      <w:r>
-        <w:t xml:space="preserve">) является точкой входа в приложение и предназначен для аутентификации зарегистрированных пользователей. Интерфейс экрана выполнен в минималистичном стиле с использованием градиентного фона фиолетовых оттенков. На экране расположены: заголовок «Добро пожаловать!», текстовые поля для ввода </w:t>
-      </w:r>
-      <w:proofErr w:type="spellStart"/>
-      <w:r>
-        <w:t>email</w:t>
-      </w:r>
-      <w:proofErr w:type="spellEnd"/>
-      <w:r>
-        <w:t xml:space="preserve"> и пароля (с возможностью переключения видимости пароля), кнопка «Войти», а также ссылки для перехода к экрану регистрации и восстановления пароля. При нажатии кнопки «Войти» выполняется валидация введённых данных: </w:t>
-      </w:r>
-      <w:proofErr w:type="spellStart"/>
-      <w:r>
-        <w:t>LoginViewModel</w:t>
-      </w:r>
-      <w:proofErr w:type="spellEnd"/>
-      <w:r>
-        <w:t xml:space="preserve"> отправляет </w:t>
+        <w:t xml:space="preserve">Экран авторизации (LoginScreen) является точкой входа в приложение и предназначен для аутентификации зарегистрированных пользователей. Интерфейс экрана выполнен в минималистичном стиле с использованием градиентного фона фиолетовых оттенков. На экране расположены: заголовок «Добро пожаловать!», текстовые поля для ввода email и пароля (с возможностью переключения видимости пароля), кнопка «Войти», а также ссылки для перехода к экрану регистрации и восстановления пароля. При нажатии кнопки «Войти» выполняется валидация введённых данных: LoginViewModel отправляет </w:t>
       </w:r>
       <w:r>
         <w:lastRenderedPageBreak/>
-        <w:t xml:space="preserve">POST-запрос на </w:t>
-      </w:r>
-      <w:proofErr w:type="spellStart"/>
-      <w:r>
-        <w:t>эндпоинт</w:t>
-      </w:r>
-      <w:proofErr w:type="spellEnd"/>
-      <w:r>
-        <w:t xml:space="preserve"> /</w:t>
-      </w:r>
-      <w:proofErr w:type="spellStart"/>
-      <w:r>
-        <w:t>api</w:t>
-      </w:r>
-      <w:proofErr w:type="spellEnd"/>
-      <w:r>
-        <w:t>/</w:t>
-      </w:r>
-      <w:proofErr w:type="spellStart"/>
-      <w:r>
-        <w:t>auth</w:t>
-      </w:r>
-      <w:proofErr w:type="spellEnd"/>
-      <w:r>
-        <w:t>/</w:t>
-      </w:r>
-      <w:proofErr w:type="spellStart"/>
-      <w:r>
-        <w:t>login</w:t>
-      </w:r>
-      <w:proofErr w:type="spellEnd"/>
-      <w:r>
-        <w:t xml:space="preserve">. В случае успешной аутентификации JWT-токен и данные пользователя сохраняются в </w:t>
-      </w:r>
-      <w:proofErr w:type="spellStart"/>
-      <w:r>
-        <w:t>TokenManager</w:t>
-      </w:r>
-      <w:proofErr w:type="spellEnd"/>
-      <w:r>
-        <w:t>, после чего осуществляется переход на главный экран приложения. Внешний вид экрана авторизации представлен на рисунке 13</w:t>
+        <w:t>POST-запрос на эндпоинт /api/auth/login. В случае успешной аутентификации JWT-токен и данные пользователя сохраняются в TokenManager, после чего осуществляется переход на главный экран приложения. Внешний вид экрана авторизации представлен на рисунке 13</w:t>
       </w:r>
       <w:r>
         <w:t>.</w:t>
@@ -9219,7 +7188,7 @@
           <w:noProof/>
         </w:rPr>
         <w:drawing>
-          <wp:inline distT="0" distB="0" distL="0" distR="0" wp14:anchorId="338355CC" wp14:editId="2FD08BAD">
+          <wp:inline distT="0" distB="0" distL="0" distR="0" wp14:anchorId="338355CC" wp14:editId="0D0E59DF">
             <wp:extent cx="2466975" cy="4868767"/>
             <wp:effectExtent l="0" t="0" r="0" b="8255"/>
             <wp:docPr id="530622454" name="Рисунок 6"/>
@@ -9277,13 +7246,8 @@
       <w:pPr>
         <w:pStyle w:val="a7"/>
       </w:pPr>
-      <w:proofErr w:type="spellStart"/>
-      <w:r>
-        <w:t>Экран</w:t>
-      </w:r>
-      <w:proofErr w:type="spellEnd"/>
-      <w:r>
-        <w:t xml:space="preserve"> </w:t>
+      <w:r>
+        <w:t xml:space="preserve">Экран </w:t>
       </w:r>
       <w:r>
         <w:rPr>
@@ -9331,15 +7295,7 @@
         <w:pStyle w:val="afffb"/>
       </w:pPr>
       <w:r>
-        <w:t>Экран создания истории (</w:t>
-      </w:r>
-      <w:proofErr w:type="spellStart"/>
-      <w:r>
-        <w:t>StoryEditorScreen</w:t>
-      </w:r>
-      <w:proofErr w:type="spellEnd"/>
-      <w:r>
-        <w:t>) предоставляет авторам инструменты для публикации новых произведений</w:t>
+        <w:t>Экран создания истории (StoryEditorScreen) предоставляет авторам инструменты для публикации новых произведений</w:t>
       </w:r>
       <w:r>
         <w:t xml:space="preserve"> и </w:t>
@@ -9358,15 +7314,7 @@
         <w:t xml:space="preserve">, </w:t>
       </w:r>
       <w:r>
-        <w:t xml:space="preserve">большую текстовую область для ввода основного содержания истории с </w:t>
-      </w:r>
-      <w:proofErr w:type="spellStart"/>
-      <w:r>
-        <w:t>placeholder</w:t>
-      </w:r>
-      <w:proofErr w:type="spellEnd"/>
-      <w:r>
-        <w:t xml:space="preserve"> «Начните писать...»</w:t>
+        <w:t>большую текстовую область для ввода основного содержания истории с placeholder «Начните писать...»</w:t>
       </w:r>
       <w:r>
         <w:t xml:space="preserve">, </w:t>
@@ -9384,39 +7332,7 @@
         <w:t xml:space="preserve"> </w:t>
       </w:r>
       <w:r>
-        <w:t xml:space="preserve">Пользователь может выбрать несколько тегов из предопределённого списка: «Фэнтези», «Научная фантастика», «Драма», «Романтика», «Детектив», «Киберпанк», «Приключения», «Мрачное», «Нуар». Выбранные теги визуально выделяются тёмным фоном. При сохранении истории </w:t>
-      </w:r>
-      <w:proofErr w:type="spellStart"/>
-      <w:r>
-        <w:t>StoryEditorViewModel</w:t>
-      </w:r>
-      <w:proofErr w:type="spellEnd"/>
-      <w:r>
-        <w:t xml:space="preserve"> отправляет POST-запрос на </w:t>
-      </w:r>
-      <w:proofErr w:type="spellStart"/>
-      <w:r>
-        <w:t>эндпоинт</w:t>
-      </w:r>
-      <w:proofErr w:type="spellEnd"/>
-      <w:r>
-        <w:t xml:space="preserve"> /</w:t>
-      </w:r>
-      <w:proofErr w:type="spellStart"/>
-      <w:r>
-        <w:t>api</w:t>
-      </w:r>
-      <w:proofErr w:type="spellEnd"/>
-      <w:r>
-        <w:t>/</w:t>
-      </w:r>
-      <w:proofErr w:type="spellStart"/>
-      <w:r>
-        <w:t>stories</w:t>
-      </w:r>
-      <w:proofErr w:type="spellEnd"/>
-      <w:r>
-        <w:t xml:space="preserve"> с данными произведения. После успешного создания история публикуется в общем каталоге. Демонстрация внешнего вида экрана создания истории представлена на рисунке 14</w:t>
+        <w:t>Пользователь может выбрать несколько тегов из предопределённого списка: «Фэнтези», «Научная фантастика», «Драма», «Романтика», «Детектив», «Киберпанк», «Приключения», «Мрачное», «Нуар». Выбранные теги визуально выделяются тёмным фоном. При сохранении истории StoryEditorViewModel отправляет POST-запрос на эндпоинт /api/stories с данными произведения. После успешного создания история публикуется в общем каталоге. Демонстрация внешнего вида экрана создания истории представлена на рисунке 14</w:t>
       </w:r>
       <w:r>
         <w:t>.</w:t>
@@ -9556,19 +7472,9 @@
       <w:pPr>
         <w:pStyle w:val="a7"/>
       </w:pPr>
-      <w:proofErr w:type="spellStart"/>
-      <w:r>
-        <w:t>Экран</w:t>
-      </w:r>
-      <w:proofErr w:type="spellEnd"/>
-      <w:r>
-        <w:t xml:space="preserve"> создания истории приложения </w:t>
-      </w:r>
-      <w:proofErr w:type="spellStart"/>
-      <w:r>
-        <w:t>Liboffan</w:t>
-      </w:r>
-      <w:proofErr w:type="spellEnd"/>
+      <w:r>
+        <w:t>Экран создания истории приложения Liboffan</w:t>
+      </w:r>
     </w:p>
     <w:p>
       <w:pPr>
@@ -9600,91 +7506,11 @@
         <w:pStyle w:val="afffb"/>
       </w:pPr>
       <w:r>
-        <w:t>Главный экран (</w:t>
-      </w:r>
-      <w:proofErr w:type="spellStart"/>
-      <w:r>
-        <w:t>HomeScreen</w:t>
-      </w:r>
-      <w:proofErr w:type="spellEnd"/>
-      <w:r>
-        <w:t>) представляет собой каталог доступных историй и является центральным элементом навигации приложения. На экране отображается список карточек произведений, каждая из которых содержит: название истории, имя автора, теги жанров, а также раскрывающийся блок «Ответвления» с указанием количества веток. При нажатии на заголовок карточки происходит переход к детальному просмотру истории (</w:t>
-      </w:r>
-      <w:proofErr w:type="spellStart"/>
-      <w:r>
-        <w:t>BookDetailScreen</w:t>
-      </w:r>
-      <w:proofErr w:type="spellEnd"/>
-      <w:r>
-        <w:t xml:space="preserve">). Блок ответвлений отображает все существующие ветки данной истории с указанием автора ветки, возрастного рейтинга и связанных тегов. Например, история «The </w:t>
-      </w:r>
-      <w:proofErr w:type="spellStart"/>
-      <w:r>
-        <w:t>Lost</w:t>
-      </w:r>
-      <w:proofErr w:type="spellEnd"/>
-      <w:r>
-        <w:t xml:space="preserve"> </w:t>
-      </w:r>
-      <w:proofErr w:type="spellStart"/>
-      <w:r>
-        <w:t>Forest</w:t>
-      </w:r>
-      <w:proofErr w:type="spellEnd"/>
-      <w:r>
-        <w:t>» имеет три ответвления от разных авторов (</w:t>
-      </w:r>
-      <w:proofErr w:type="spellStart"/>
-      <w:r>
-        <w:t>Alice</w:t>
-      </w:r>
-      <w:proofErr w:type="spellEnd"/>
-      <w:r>
-        <w:t xml:space="preserve">, </w:t>
-      </w:r>
-      <w:proofErr w:type="spellStart"/>
-      <w:r>
-        <w:t>Bob</w:t>
-      </w:r>
-      <w:proofErr w:type="spellEnd"/>
-      <w:r>
-        <w:t xml:space="preserve">, Charlie), каждое из которых может иметь уникальный </w:t>
+        <w:t xml:space="preserve">Главный экран (HomeScreen) представляет собой каталог доступных историй и является центральным элементом навигации приложения. На экране отображается список карточек произведений, каждая из которых содержит: название истории, имя автора, теги жанров, а также раскрывающийся блок «Ответвления» с указанием количества веток. При нажатии на заголовок карточки происходит переход к детальному просмотру истории (BookDetailScreen). Блок ответвлений отображает все существующие ветки данной истории с указанием автора ветки, возрастного рейтинга и связанных тегов. Например, история «The Lost Forest» имеет три ответвления от разных авторов (Alice, Bob, Charlie), каждое из которых может иметь уникальный </w:t>
       </w:r>
       <w:r>
         <w:lastRenderedPageBreak/>
-        <w:t>набор тегов (</w:t>
-      </w:r>
-      <w:proofErr w:type="spellStart"/>
-      <w:r>
-        <w:t>fantasy</w:t>
-      </w:r>
-      <w:proofErr w:type="spellEnd"/>
-      <w:r>
-        <w:t xml:space="preserve"> + </w:t>
-      </w:r>
-      <w:proofErr w:type="spellStart"/>
-      <w:r>
-        <w:t>adventure</w:t>
-      </w:r>
-      <w:proofErr w:type="spellEnd"/>
-      <w:r>
-        <w:t xml:space="preserve">, </w:t>
-      </w:r>
-      <w:proofErr w:type="spellStart"/>
-      <w:r>
-        <w:t>fantasy</w:t>
-      </w:r>
-      <w:proofErr w:type="spellEnd"/>
-      <w:r>
-        <w:t xml:space="preserve"> + </w:t>
-      </w:r>
-      <w:proofErr w:type="spellStart"/>
-      <w:r>
-        <w:t>dark</w:t>
-      </w:r>
-      <w:proofErr w:type="spellEnd"/>
-      <w:r>
-        <w:t xml:space="preserve"> и т.д.). Нижний навигационный бар обеспечивает быстрый переход между основными разделами приложения: «Главная», «Поиск», «Профиль». Внешний вид главного экрана представлен на рисунке 15.</w:t>
+        <w:t>набор тегов (fantasy + adventure, fantasy + dark и т.д.). Нижний навигационный бар обеспечивает быстрый переход между основными разделами приложения: «Главная», «Поиск», «Профиль». Внешний вид главного экрана представлен на рисунке 15.</w:t>
       </w:r>
     </w:p>
     <w:p>
@@ -9761,37 +7587,8 @@
       <w:pPr>
         <w:pStyle w:val="a7"/>
       </w:pPr>
-      <w:proofErr w:type="spellStart"/>
-      <w:r>
-        <w:t>Главный</w:t>
-      </w:r>
-      <w:proofErr w:type="spellEnd"/>
-      <w:r>
-        <w:t xml:space="preserve"> </w:t>
-      </w:r>
-      <w:proofErr w:type="spellStart"/>
-      <w:r>
-        <w:t>экран</w:t>
-      </w:r>
-      <w:proofErr w:type="spellEnd"/>
-      <w:r>
-        <w:t xml:space="preserve"> (</w:t>
-      </w:r>
-      <w:proofErr w:type="spellStart"/>
-      <w:r>
-        <w:t>каталог</w:t>
-      </w:r>
-      <w:proofErr w:type="spellEnd"/>
-      <w:r>
-        <w:t xml:space="preserve"> </w:t>
-      </w:r>
-      <w:proofErr w:type="spellStart"/>
-      <w:r>
-        <w:t>историй</w:t>
-      </w:r>
-      <w:proofErr w:type="spellEnd"/>
-      <w:r>
-        <w:t>)</w:t>
+      <w:r>
+        <w:t>Главный экран (каталог историй)</w:t>
       </w:r>
     </w:p>
     <w:p>
@@ -9824,59 +7621,11 @@
         <w:pStyle w:val="afffb"/>
       </w:pPr>
       <w:r>
-        <w:t>Экран поиска (</w:t>
-      </w:r>
-      <w:proofErr w:type="spellStart"/>
-      <w:r>
-        <w:t>SearchScreen</w:t>
-      </w:r>
-      <w:proofErr w:type="spellEnd"/>
-      <w:r>
-        <w:t xml:space="preserve">) предоставляет расширенные возможности фильтрации контента для удобного поиска историй по интересам. Интерфейс экрана включает: текстовое поле для поиска по названию произведения, выпадающий список для выбора фандома, селектор возрастного ограничения </w:t>
+        <w:t xml:space="preserve">Экран поиска (SearchScreen) предоставляет расширенные возможности фильтрации контента для удобного поиска историй по интересам. Интерфейс экрана включает: текстовое поле для поиска по названию произведения, выпадающий список для выбора фандома, селектор возрастного ограничения </w:t>
       </w:r>
       <w:r>
         <w:lastRenderedPageBreak/>
-        <w:t xml:space="preserve">(например, PG-13), а также интерактивную сетку тегов для фильтрации по жанрам. Пользователь может комбинировать несколько фильтров одновременно: например, выбрать тег «Научная фантастика» и ограничение PG-13. При изменении параметров поиска </w:t>
-      </w:r>
-      <w:proofErr w:type="spellStart"/>
-      <w:r>
-        <w:t>SearchViewModel</w:t>
-      </w:r>
-      <w:proofErr w:type="spellEnd"/>
-      <w:r>
-        <w:t xml:space="preserve"> отправляет запрос на </w:t>
-      </w:r>
-      <w:proofErr w:type="spellStart"/>
-      <w:r>
-        <w:t>эндпоинт</w:t>
-      </w:r>
-      <w:proofErr w:type="spellEnd"/>
-      <w:r>
-        <w:t xml:space="preserve"> /</w:t>
-      </w:r>
-      <w:proofErr w:type="spellStart"/>
-      <w:r>
-        <w:t>api</w:t>
-      </w:r>
-      <w:proofErr w:type="spellEnd"/>
-      <w:r>
-        <w:t>/</w:t>
-      </w:r>
-      <w:proofErr w:type="spellStart"/>
-      <w:r>
-        <w:t>stories</w:t>
-      </w:r>
-      <w:proofErr w:type="spellEnd"/>
-      <w:r>
-        <w:t xml:space="preserve"> с соответствующими </w:t>
-      </w:r>
-      <w:proofErr w:type="spellStart"/>
-      <w:r>
-        <w:t>query</w:t>
-      </w:r>
-      <w:proofErr w:type="spellEnd"/>
-      <w:r>
-        <w:t>-параметрами. Результаты поиска отображаются динамически в нижней части экрана с указанием количества найденных историй. Выбранные фильтры визуально выделяются тёмным фоном для удобства пользователя. Демонстрация внешнего вида экрана поиска представлена на рисунке 16.</w:t>
+        <w:t>(например, PG-13), а также интерактивную сетку тегов для фильтрации по жанрам. Пользователь может комбинировать несколько фильтров одновременно: например, выбрать тег «Научная фантастика» и ограничение PG-13. При изменении параметров поиска SearchViewModel отправляет запрос на эндпоинт /api/stories с соответствующими query-параметрами. Результаты поиска отображаются динамически в нижней части экрана с указанием количества найденных историй. Выбранные фильтры визуально выделяются тёмным фоном для удобства пользователя. Демонстрация внешнего вида экрана поиска представлена на рисунке 16.</w:t>
       </w:r>
     </w:p>
     <w:p>
@@ -9953,13 +7702,8 @@
       <w:pPr>
         <w:pStyle w:val="a7"/>
       </w:pPr>
-      <w:proofErr w:type="spellStart"/>
-      <w:r>
-        <w:t>Экран</w:t>
-      </w:r>
-      <w:proofErr w:type="spellEnd"/>
-      <w:r>
-        <w:t xml:space="preserve"> </w:t>
+      <w:r>
+        <w:t xml:space="preserve">Экран </w:t>
       </w:r>
       <w:r>
         <w:rPr>
@@ -9999,93 +7743,13 @@
         <w:pStyle w:val="afffb"/>
       </w:pPr>
       <w:r>
-        <w:t>Экран профиля (</w:t>
-      </w:r>
-      <w:proofErr w:type="spellStart"/>
-      <w:r>
-        <w:t>ProfileScreen</w:t>
-      </w:r>
-      <w:proofErr w:type="spellEnd"/>
-      <w:r>
-        <w:t>) объединяет управление аккаунтом и персональной библиотекой пользователя. В верхней части экрана отображается аватар пользователя (с возможностью загрузки), имя аккаунта и кнопка меню для доступа к настройкам. Центральная часть экрана содержит вкладки библиотеки с горизонтальной навигацией: «В планах» (</w:t>
-      </w:r>
-      <w:proofErr w:type="spellStart"/>
-      <w:r>
-        <w:t>planned</w:t>
-      </w:r>
-      <w:proofErr w:type="spellEnd"/>
-      <w:r>
-        <w:t>), «В процессе» (</w:t>
-      </w:r>
-      <w:proofErr w:type="spellStart"/>
-      <w:r>
-        <w:t>reading</w:t>
-      </w:r>
-      <w:proofErr w:type="spellEnd"/>
-      <w:r>
-        <w:t>), «Прочитано» (</w:t>
-      </w:r>
-      <w:proofErr w:type="spellStart"/>
-      <w:r>
-        <w:t>completed</w:t>
-      </w:r>
-      <w:proofErr w:type="spellEnd"/>
-      <w:r>
-        <w:t>), «Заброшено» (</w:t>
-      </w:r>
-      <w:proofErr w:type="spellStart"/>
-      <w:r>
-        <w:t>dropped</w:t>
-      </w:r>
-      <w:proofErr w:type="spellEnd"/>
-      <w:r>
-        <w:t>). Каждая вкладка отображает список историй, добавленных пользователем с соответствующим статусом чтения. Карточка истории в библиотеке содержит: название, имя автора, краткое описание (синопсис), тег жанра, а также кнопку удаления из библиотеки</w:t>
+        <w:t>Экран профиля (ProfileScreen) объединяет управление аккаунтом и персональной библиотекой пользователя. В верхней части экрана отображается аватар пользователя (с возможностью загрузки), имя аккаунта и кнопка меню для доступа к настройкам. Центральная часть экрана содержит вкладки библиотеки с горизонтальной навигацией: «В планах» (planned), «В процессе» (reading), «Прочитано» (completed), «Заброшено» (dropped). Каждая вкладка отображает список историй, добавленных пользователем с соответствующим статусом чтения. Карточка истории в библиотеке содержит: название, имя автора, краткое описание (синопсис), тег жанра, а также кнопку удаления из библиотеки</w:t>
       </w:r>
       <w:r>
         <w:t xml:space="preserve">. </w:t>
       </w:r>
       <w:r>
-        <w:t xml:space="preserve">При нажатии на карточку происходит переход к чтению или просмотру деталей истории. </w:t>
-      </w:r>
-      <w:proofErr w:type="spellStart"/>
-      <w:r>
-        <w:t>ProfileViewModel</w:t>
-      </w:r>
-      <w:proofErr w:type="spellEnd"/>
-      <w:r>
-        <w:t xml:space="preserve"> управляет состоянием библиотеки, синхронизируя данные с </w:t>
-      </w:r>
-      <w:proofErr w:type="spellStart"/>
-      <w:r>
-        <w:t>эндпоинтом</w:t>
-      </w:r>
-      <w:proofErr w:type="spellEnd"/>
-      <w:r>
-        <w:t xml:space="preserve"> /</w:t>
-      </w:r>
-      <w:proofErr w:type="spellStart"/>
-      <w:r>
-        <w:t>api</w:t>
-      </w:r>
-      <w:proofErr w:type="spellEnd"/>
-      <w:r>
-        <w:t>/</w:t>
-      </w:r>
-      <w:proofErr w:type="spellStart"/>
-      <w:r>
-        <w:t>me</w:t>
-      </w:r>
-      <w:proofErr w:type="spellEnd"/>
-      <w:r>
-        <w:t>/</w:t>
-      </w:r>
-      <w:proofErr w:type="spellStart"/>
-      <w:r>
-        <w:t>library</w:t>
-      </w:r>
-      <w:proofErr w:type="spellEnd"/>
-      <w:r>
-        <w:t>. Внешний вид экрана профиля представлен на рисунке 17.</w:t>
+        <w:t>При нажатии на карточку происходит переход к чтению или просмотру деталей истории. ProfileViewModel управляет состоянием библиотеки, синхронизируя данные с эндпоинтом /api/me/library. Внешний вид экрана профиля представлен на рисунке 17.</w:t>
       </w:r>
     </w:p>
     <w:p>
@@ -10212,23 +7876,7 @@
         <w:pStyle w:val="afffb"/>
       </w:pPr>
       <w:r>
-        <w:t>Экран AI-редактирования (</w:t>
-      </w:r>
-      <w:proofErr w:type="spellStart"/>
-      <w:r>
-        <w:t>AIEditScreen</w:t>
-      </w:r>
-      <w:proofErr w:type="spellEnd"/>
-      <w:r>
-        <w:t xml:space="preserve">) реализует функцию интеллектуальной обработки текста с использованием локальной языковой модели </w:t>
-      </w:r>
-      <w:proofErr w:type="spellStart"/>
-      <w:r>
-        <w:t>Ollama</w:t>
-      </w:r>
-      <w:proofErr w:type="spellEnd"/>
-      <w:r>
-        <w:t>. Интерфейс экрана разделён на три функциональные зоны:</w:t>
+        <w:t>Экран AI-редактирования (AIEditScreen) реализует функцию интеллектуальной обработки текста с использованием локальной языковой модели Ollama. Интерфейс экрана разделён на три функциональные зоны:</w:t>
       </w:r>
     </w:p>
     <w:p>
@@ -10236,15 +7884,7 @@
         <w:pStyle w:val="afffb"/>
       </w:pPr>
       <w:r>
-        <w:t xml:space="preserve">Верхняя секция отображает исходный текст, выбранный пользователем для редактирования (например: «Дело в том, что хотя перед вами – сказка, но сказка эта очень, очень </w:t>
-      </w:r>
-      <w:proofErr w:type="gramStart"/>
-      <w:r>
-        <w:t>не простая</w:t>
-      </w:r>
-      <w:proofErr w:type="gramEnd"/>
-      <w:r>
-        <w:t>.»).</w:t>
+        <w:t>Верхняя секция отображает исходный текст, выбранный пользователем для редактирования (например: «Дело в том, что хотя перед вами – сказка, но сказка эта очень, очень не простая.»).</w:t>
       </w:r>
     </w:p>
     <w:p>
@@ -10256,39 +7896,7 @@
       </w:r>
       <w:r>
         <w:lastRenderedPageBreak/>
-        <w:t xml:space="preserve">улучшение» отправляет POST-запрос на </w:t>
-      </w:r>
-      <w:proofErr w:type="spellStart"/>
-      <w:r>
-        <w:t>эндпоинт</w:t>
-      </w:r>
-      <w:proofErr w:type="spellEnd"/>
-      <w:r>
-        <w:t xml:space="preserve"> /</w:t>
-      </w:r>
-      <w:proofErr w:type="spellStart"/>
-      <w:r>
-        <w:t>api</w:t>
-      </w:r>
-      <w:proofErr w:type="spellEnd"/>
-      <w:r>
-        <w:t>/</w:t>
-      </w:r>
-      <w:proofErr w:type="spellStart"/>
-      <w:r>
-        <w:t>ai</w:t>
-      </w:r>
-      <w:proofErr w:type="spellEnd"/>
-      <w:r>
-        <w:t>/</w:t>
-      </w:r>
-      <w:proofErr w:type="spellStart"/>
-      <w:r>
-        <w:t>edit</w:t>
-      </w:r>
-      <w:proofErr w:type="spellEnd"/>
-      <w:r>
-        <w:t xml:space="preserve"> с параметрами: исходный текст и инструкция. AI-модель обрабатывает запрос и возвращает улучшенную версию текста.</w:t>
+        <w:t>улучшение» отправляет POST-запрос на эндпоинт /api/ai/edit с параметрами: исходный текст и инструкция. AI-модель обрабатывает запрос и возвращает улучшенную версию текста.</w:t>
       </w:r>
     </w:p>
     <w:p>
@@ -10304,18 +7912,7 @@
         <w:pStyle w:val="afffb"/>
       </w:pPr>
       <w:r>
-        <w:t xml:space="preserve">Кнопка «Сохранить изменения» в нижней части экрана фиксирует отредактированный текст и возвращает пользователя к основному редактору. </w:t>
-      </w:r>
-      <w:proofErr w:type="spellStart"/>
-      <w:r>
-        <w:t>AIEditViewModel</w:t>
-      </w:r>
-      <w:proofErr w:type="spellEnd"/>
-      <w:r>
-        <w:t xml:space="preserve"> координирует взаимодействие с сервером, обрабатывает состояния загрузки и ошибки сети. Такая реализация позволяет авторам быстро улучшать текст, не покидая приложения, при этом все данные обрабатываются локально на сервере, обеспечивая конфиденциальность творческого процесса. Демонстрация внешнего вида экрана AI-редактирования представлена на рисунке 1</w:t>
-      </w:r>
-      <w:r>
-        <w:t>8</w:t>
+        <w:t>Кнопка «Сохранить изменения» в нижней части экрана фиксирует отредактированный текст и возвращает пользователя к основному редактору. AIEditViewModel координирует взаимодействие с сервером, обрабатывает состояния загрузки и ошибки сети. Такая реализация позволяет авторам быстро улучшать текст, не покидая приложения, при этом все данные обрабатываются локально на сервере, обеспечивая конфиденциальность творческого процесса. Демонстрация внешнего вида экрана AI-редактирования представлена на рисунке 18</w:t>
       </w:r>
       <w:r>
         <w:t>.</w:t>
@@ -10396,27 +7993,9 @@
       <w:pPr>
         <w:pStyle w:val="a7"/>
       </w:pPr>
-      <w:proofErr w:type="spellStart"/>
-      <w:r>
-        <w:t>Экран</w:t>
-      </w:r>
-      <w:proofErr w:type="spellEnd"/>
-      <w:r>
-        <w:t xml:space="preserve"> AI-</w:t>
-      </w:r>
-      <w:proofErr w:type="spellStart"/>
-      <w:r>
-        <w:t>редактирования</w:t>
-      </w:r>
-      <w:proofErr w:type="spellEnd"/>
-      <w:r>
-        <w:t xml:space="preserve"> </w:t>
-      </w:r>
-      <w:proofErr w:type="spellStart"/>
-      <w:r>
-        <w:t>текста</w:t>
-      </w:r>
-      <w:proofErr w:type="spellEnd"/>
+      <w:r>
+        <w:t>Экран AI-редактирования текста</w:t>
+      </w:r>
       <w:r>
         <w:br w:type="page"/>
       </w:r>
@@ -10442,15 +8021,7 @@
         <w:pStyle w:val="afffb"/>
       </w:pPr>
       <w:r>
-        <w:t>В ходе выполнения работы было разработано мобильное приложение «</w:t>
-      </w:r>
-      <w:proofErr w:type="spellStart"/>
-      <w:r>
-        <w:t>Liboffan</w:t>
-      </w:r>
-      <w:proofErr w:type="spellEnd"/>
-      <w:r>
-        <w:t>» — платформа для коллаборативного создания и чтения историй с системой ветвления сюжетов.</w:t>
+        <w:t>В ходе выполнения работы было разработано мобильное приложение «Liboffan» — платформа для коллаборативного создания и чтения историй с системой ветвления сюжетов.</w:t>
       </w:r>
     </w:p>
     <w:p>
@@ -10466,15 +8037,7 @@
         <w:pStyle w:val="afffb"/>
       </w:pPr>
       <w:r>
-        <w:t xml:space="preserve">Особенностью системы является реализация концепции </w:t>
-      </w:r>
-      <w:proofErr w:type="spellStart"/>
-      <w:r>
-        <w:t>версионирования</w:t>
-      </w:r>
-      <w:proofErr w:type="spellEnd"/>
-      <w:r>
-        <w:t xml:space="preserve"> историй, заимствованной из практики разработки ПО, но адаптированной для литературного творчества. Это позволяет авторам экспериментировать с сюжетом, а читателям — выбирать предпочтительное развитие событий, не теряя связи с оригиналом.</w:t>
+        <w:t>Особенностью системы является реализация концепции версионирования историй, заимствованной из практики разработки ПО, но адаптированной для литературного творчества. Это позволяет авторам экспериментировать с сюжетом, а читателям — выбирать предпочтительное развитие событий, не теряя связи с оригиналом.</w:t>
       </w:r>
     </w:p>
     <w:p>
@@ -10509,9 +8072,112 @@
     </w:p>
     <w:p>
       <w:pPr>
-        <w:pStyle w:val="affff3"/>
+        <w:pStyle w:val="afffb"/>
+        <w:ind w:firstLine="0"/>
       </w:pPr>
       <w:bookmarkStart w:id="35" w:name="_Hlk230103772"/>
+    </w:p>
+    <w:p>
+      <w:pPr>
+        <w:pStyle w:val="afffb"/>
+        <w:numPr>
+          <w:ilvl w:val="0"/>
+          <w:numId w:val="27"/>
+        </w:numPr>
+      </w:pPr>
+      <w:r>
+        <w:rPr>
+          <w:lang w:val="en-US"/>
+        </w:rPr>
+        <w:t>What</w:t>
+      </w:r>
+      <w:r>
+        <w:t xml:space="preserve"> </w:t>
+      </w:r>
+      <w:r>
+        <w:rPr>
+          <w:lang w:val="en-US"/>
+        </w:rPr>
+        <w:t>is</w:t>
+      </w:r>
+      <w:r>
+        <w:t xml:space="preserve"> </w:t>
+      </w:r>
+      <w:r>
+        <w:rPr>
+          <w:lang w:val="en-US"/>
+        </w:rPr>
+        <w:t>Kotlin</w:t>
+      </w:r>
+      <w:r>
+        <w:t xml:space="preserve"> </w:t>
+      </w:r>
+      <w:r>
+        <w:rPr>
+          <w:lang w:val="en-US"/>
+        </w:rPr>
+        <w:t>Multiplatform</w:t>
+      </w:r>
+      <w:r>
+        <w:t xml:space="preserve">. – </w:t>
+      </w:r>
+      <w:r>
+        <w:t>Текст</w:t>
+      </w:r>
+      <w:r>
+        <w:t xml:space="preserve">: </w:t>
+      </w:r>
+      <w:r>
+        <w:t>электронный</w:t>
+      </w:r>
+      <w:r>
+        <w:t xml:space="preserve"> // </w:t>
+      </w:r>
+      <w:r>
+        <w:rPr>
+          <w:lang w:val="en-US"/>
+        </w:rPr>
+        <w:t>kotlinlang</w:t>
+      </w:r>
+      <w:r>
+        <w:t>.</w:t>
+      </w:r>
+      <w:r>
+        <w:rPr>
+          <w:lang w:val="en-US"/>
+        </w:rPr>
+        <w:t>org</w:t>
+      </w:r>
+      <w:r>
+        <w:t>: [</w:t>
+      </w:r>
+      <w:r>
+        <w:t>сайт</w:t>
+      </w:r>
+      <w:r>
+        <w:t xml:space="preserve">]. – 2025. – </w:t>
+      </w:r>
+      <w:r>
+        <w:rPr>
+          <w:lang w:val="en-US"/>
+        </w:rPr>
+        <w:t>URL</w:t>
+      </w:r>
+      <w:r>
+        <w:t>: https://kotlinlang.org/docs/multiplatform/kmp-overview.html (</w:t>
+      </w:r>
+      <w:r>
+        <w:t>дата</w:t>
+      </w:r>
+      <w:r>
+        <w:t xml:space="preserve"> </w:t>
+      </w:r>
+      <w:r>
+        <w:t>обращения</w:t>
+      </w:r>
+      <w:r>
+        <w:t>: 21.02.2025).</w:t>
+      </w:r>
     </w:p>
     <w:p>
       <w:pPr>
@@ -10560,22 +8226,15 @@
       <w:r>
         <w:t xml:space="preserve">. – Текст. : электронный // </w:t>
       </w:r>
-      <w:proofErr w:type="spellStart"/>
       <w:r>
         <w:t>Тпрогер</w:t>
       </w:r>
-      <w:proofErr w:type="spellEnd"/>
       <w:r>
         <w:t xml:space="preserve"> : [сайт]. – 2025. – URL: </w:t>
       </w:r>
       <w:r>
-        <w:t>https://tproger.ru/articles/jetpack-compose-i-kotlin--</w:t>
-      </w:r>
-      <w:proofErr w:type="spellStart"/>
-      <w:r>
-        <w:t>kak-razrabatyvat-sovremennye-ui</w:t>
-      </w:r>
-      <w:proofErr w:type="spellEnd"/>
+        <w:t>https://tproger.ru/articles/jetpack-compose-i-kotlin--kak-razrabatyvat-sovremennye-ui</w:t>
+      </w:r>
       <w:r>
         <w:t xml:space="preserve"> (дата обращения </w:t>
       </w:r>
@@ -10607,15 +8266,7 @@
         <w:t>MVVM</w:t>
       </w:r>
       <w:r>
-        <w:t>. – Текст</w:t>
-      </w:r>
-      <w:proofErr w:type="gramStart"/>
-      <w:r>
-        <w:t>. :</w:t>
-      </w:r>
-      <w:proofErr w:type="gramEnd"/>
-      <w:r>
-        <w:t xml:space="preserve"> электронный // </w:t>
+        <w:t xml:space="preserve">. – Текст. : электронный // </w:t>
       </w:r>
       <w:r>
         <w:t>METANIT</w:t>
@@ -10630,12 +8281,60 @@
         <w:t xml:space="preserve">. – URL: </w:t>
       </w:r>
       <w:r>
-        <w:t>https://metanit.com/sharp/wpf/22.1.php</w:t>
+        <w:t xml:space="preserve">https://metanit.com/sharp/wpf/22.1.php </w:t>
+      </w:r>
+      <w:r>
+        <w:t xml:space="preserve">(дата обращения </w:t>
+      </w:r>
+      <w:r>
+        <w:t>19</w:t>
+      </w:r>
+      <w:r>
+        <w:t>.02.2026)</w:t>
+      </w:r>
+    </w:p>
+    <w:p>
+      <w:pPr>
+        <w:pStyle w:val="afffb"/>
+        <w:numPr>
+          <w:ilvl w:val="0"/>
+          <w:numId w:val="27"/>
+        </w:numPr>
+        <w:rPr>
+          <w:lang w:val="en-US"/>
+        </w:rPr>
+      </w:pPr>
+      <w:r>
+        <w:t>Как библиотека Retrofit 2 решает сетевые трудности перевода</w:t>
       </w:r>
       <w:r>
         <w:t xml:space="preserve"> </w:t>
       </w:r>
       <w:r>
+        <w:t xml:space="preserve">- </w:t>
+      </w:r>
+      <w:r>
+        <w:t>METANIT</w:t>
+      </w:r>
+      <w:r>
+        <w:t xml:space="preserve">. – Текст. : электронный // </w:t>
+      </w:r>
+      <w:r>
+        <w:t>Яндекс практикум</w:t>
+      </w:r>
+      <w:r>
+        <w:t>: [сайт]. – 20</w:t>
+      </w:r>
+      <w:r>
+        <w:t>24</w:t>
+      </w:r>
+      <w:r>
+        <w:t xml:space="preserve">. – URL: </w:t>
+      </w:r>
+      <w:r>
+        <w:t xml:space="preserve">https://practicum.yandex.ru/blog/retrofit-na-android/ </w:t>
+      </w:r>
+      <w:r>
         <w:t xml:space="preserve">(дата обращения </w:t>
       </w:r>
       <w:r>
@@ -10643,6 +8342,180 @@
       </w:r>
       <w:r>
         <w:t>.02.2026)</w:t>
+      </w:r>
+    </w:p>
+    <w:p>
+      <w:pPr>
+        <w:pStyle w:val="afffb"/>
+        <w:numPr>
+          <w:ilvl w:val="0"/>
+          <w:numId w:val="27"/>
+        </w:numPr>
+      </w:pPr>
+      <w:r>
+        <w:t xml:space="preserve">Фреймворк </w:t>
+      </w:r>
+      <w:r>
+        <w:rPr>
+          <w:lang w:val="en-US"/>
+        </w:rPr>
+        <w:t>Spring</w:t>
+      </w:r>
+      <w:r>
+        <w:t xml:space="preserve">: зачем он нужен, как устроен и как работает. – Текст. : электронный // </w:t>
+      </w:r>
+      <w:r>
+        <w:rPr>
+          <w:lang w:val="en-US"/>
+        </w:rPr>
+        <w:t>skillbox</w:t>
+      </w:r>
+      <w:r>
+        <w:t xml:space="preserve">: [сайт]. – 2022. – </w:t>
+      </w:r>
+      <w:r>
+        <w:rPr>
+          <w:lang w:val="en-US"/>
+        </w:rPr>
+        <w:t>URL</w:t>
+      </w:r>
+      <w:r>
+        <w:t xml:space="preserve">: </w:t>
+      </w:r>
+      <w:r>
+        <w:rPr>
+          <w:lang w:val="en-US"/>
+        </w:rPr>
+        <w:t>https</w:t>
+      </w:r>
+      <w:r>
+        <w:t>://</w:t>
+      </w:r>
+      <w:r>
+        <w:rPr>
+          <w:lang w:val="en-US"/>
+        </w:rPr>
+        <w:t>skillbox</w:t>
+      </w:r>
+      <w:r>
+        <w:t>.</w:t>
+      </w:r>
+      <w:r>
+        <w:rPr>
+          <w:lang w:val="en-US"/>
+        </w:rPr>
+        <w:t>ru</w:t>
+      </w:r>
+      <w:r>
+        <w:t>/</w:t>
+      </w:r>
+      <w:r>
+        <w:rPr>
+          <w:lang w:val="en-US"/>
+        </w:rPr>
+        <w:t>media</w:t>
+      </w:r>
+      <w:r>
+        <w:t>/</w:t>
+      </w:r>
+      <w:r>
+        <w:rPr>
+          <w:lang w:val="en-US"/>
+        </w:rPr>
+        <w:t>code</w:t>
+      </w:r>
+      <w:r>
+        <w:t>/</w:t>
+      </w:r>
+      <w:r>
+        <w:rPr>
+          <w:lang w:val="en-US"/>
+        </w:rPr>
+        <w:t>freymvork</w:t>
+      </w:r>
+      <w:r>
+        <w:t>-</w:t>
+      </w:r>
+      <w:r>
+        <w:rPr>
+          <w:lang w:val="en-US"/>
+        </w:rPr>
+        <w:t>spring</w:t>
+      </w:r>
+      <w:r>
+        <w:t>-</w:t>
+      </w:r>
+      <w:r>
+        <w:rPr>
+          <w:lang w:val="en-US"/>
+        </w:rPr>
+        <w:t>zachem</w:t>
+      </w:r>
+      <w:r>
+        <w:t>-</w:t>
+      </w:r>
+      <w:r>
+        <w:rPr>
+          <w:lang w:val="en-US"/>
+        </w:rPr>
+        <w:t>on</w:t>
+      </w:r>
+      <w:r>
+        <w:t>-</w:t>
+      </w:r>
+      <w:r>
+        <w:rPr>
+          <w:lang w:val="en-US"/>
+        </w:rPr>
+        <w:t>nuzhen</w:t>
+      </w:r>
+      <w:r>
+        <w:t>-</w:t>
+      </w:r>
+      <w:r>
+        <w:rPr>
+          <w:lang w:val="en-US"/>
+        </w:rPr>
+        <w:t>kak</w:t>
+      </w:r>
+      <w:r>
+        <w:t>-</w:t>
+      </w:r>
+      <w:r>
+        <w:rPr>
+          <w:lang w:val="en-US"/>
+        </w:rPr>
+        <w:t>ustroen</w:t>
+      </w:r>
+      <w:r>
+        <w:t>-</w:t>
+      </w:r>
+      <w:r>
+        <w:rPr>
+          <w:lang w:val="en-US"/>
+        </w:rPr>
+        <w:t>i</w:t>
+      </w:r>
+      <w:r>
+        <w:t>-</w:t>
+      </w:r>
+      <w:r>
+        <w:rPr>
+          <w:lang w:val="en-US"/>
+        </w:rPr>
+        <w:t>kak</w:t>
+      </w:r>
+      <w:r>
+        <w:t>-</w:t>
+      </w:r>
+      <w:r>
+        <w:rPr>
+          <w:lang w:val="en-US"/>
+        </w:rPr>
+        <w:t>rabotaet</w:t>
+      </w:r>
+      <w:r>
+        <w:t>/ (дата обращения 20.02.2026)</w:t>
       </w:r>
     </w:p>
     <w:p>
@@ -10657,59 +8530,37 @@
         </w:rPr>
       </w:pPr>
       <w:r>
-        <w:t xml:space="preserve">Как библиотека </w:t>
-      </w:r>
-      <w:proofErr w:type="spellStart"/>
-      <w:r>
-        <w:t>Retrofit</w:t>
-      </w:r>
-      <w:proofErr w:type="spellEnd"/>
-      <w:r>
-        <w:t xml:space="preserve"> 2 решает сетевые трудности перевода</w:t>
+        <w:t>Первые шаги в Spring Security с JWT</w:t>
+      </w:r>
+      <w:r>
+        <w:t xml:space="preserve">. – Текст. : электронный // </w:t>
+      </w:r>
+      <w:r>
+        <w:rPr>
+          <w:lang w:val="en-US"/>
+        </w:rPr>
+        <w:t>habr</w:t>
+      </w:r>
+      <w:r>
+        <w:t>: [сайт]. – 20</w:t>
+      </w:r>
+      <w:r>
+        <w:t>16</w:t>
+      </w:r>
+      <w:r>
+        <w:t xml:space="preserve">. – URL: </w:t>
+      </w:r>
+      <w:r>
+        <w:t>https://habr.com/ru/companies/spring_aio/articles/909448/</w:t>
       </w:r>
       <w:r>
         <w:t xml:space="preserve"> </w:t>
       </w:r>
       <w:r>
-        <w:t xml:space="preserve">- </w:t>
-      </w:r>
-      <w:r>
-        <w:t>METANIT</w:t>
-      </w:r>
-      <w:r>
-        <w:t>. – Текст</w:t>
-      </w:r>
-      <w:proofErr w:type="gramStart"/>
-      <w:r>
-        <w:t>. :</w:t>
-      </w:r>
-      <w:proofErr w:type="gramEnd"/>
-      <w:r>
-        <w:t xml:space="preserve"> электронный // </w:t>
-      </w:r>
-      <w:r>
-        <w:t>Яндекс практикум</w:t>
-      </w:r>
-      <w:r>
-        <w:t>: [сайт]. – 20</w:t>
-      </w:r>
-      <w:r>
-        <w:t>24</w:t>
-      </w:r>
-      <w:r>
-        <w:t xml:space="preserve">. – URL: </w:t>
-      </w:r>
-      <w:r>
-        <w:t xml:space="preserve">https://practicum.yandex.ru/blog/retrofit-na-android/ </w:t>
-      </w:r>
-      <w:r>
         <w:t xml:space="preserve">(дата обращения </w:t>
       </w:r>
       <w:r>
-        <w:t>1</w:t>
-      </w:r>
-      <w:r>
-        <w:t>9</w:t>
+        <w:t>25</w:t>
       </w:r>
       <w:r>
         <w:t>.02.2026)</w:t>
@@ -10727,38 +8578,31 @@
         </w:rPr>
       </w:pPr>
       <w:r>
-        <w:t>Первые шаги в Spring Security с JWT</w:t>
-      </w:r>
-      <w:r>
-        <w:t>. – Текст</w:t>
-      </w:r>
-      <w:proofErr w:type="gramStart"/>
-      <w:r>
-        <w:t>. :</w:t>
-      </w:r>
-      <w:proofErr w:type="gramEnd"/>
-      <w:r>
-        <w:t xml:space="preserve"> электронный // </w:t>
-      </w:r>
-      <w:proofErr w:type="spellStart"/>
+        <w:t>MariaDB</w:t>
+      </w:r>
+      <w:r>
+        <w:t xml:space="preserve">. – Текст. : электронный // </w:t>
+      </w:r>
       <w:r>
         <w:rPr>
           <w:lang w:val="en-US"/>
         </w:rPr>
-        <w:t>habr</w:t>
-      </w:r>
-      <w:proofErr w:type="spellEnd"/>
+        <w:t>workspace</w:t>
+      </w:r>
       <w:r>
         <w:t>: [сайт]. – 20</w:t>
       </w:r>
       <w:r>
-        <w:t>16</w:t>
+        <w:t>1</w:t>
+      </w:r>
+      <w:r>
+        <w:t>8</w:t>
       </w:r>
       <w:r>
         <w:t xml:space="preserve">. – URL: </w:t>
       </w:r>
       <w:r>
-        <w:t>https://habr.com/ru/companies/spring_aio/articles/909448/</w:t>
+        <w:t>https://workspace.ru/tools/database/mariadb/</w:t>
       </w:r>
       <w:r>
         <w:t xml:space="preserve"> </w:t>
@@ -10767,7 +8611,7 @@
         <w:t xml:space="preserve">(дата обращения </w:t>
       </w:r>
       <w:r>
-        <w:t>25</w:t>
+        <w:t>19</w:t>
       </w:r>
       <w:r>
         <w:t>.02.2026)</w:t>
@@ -10784,48 +8628,35 @@
           <w:b/>
         </w:rPr>
       </w:pPr>
-      <w:proofErr w:type="spellStart"/>
-      <w:r>
-        <w:t>MariaDB</w:t>
-      </w:r>
-      <w:proofErr w:type="spellEnd"/>
-      <w:r>
-        <w:t>. – Текст</w:t>
-      </w:r>
-      <w:proofErr w:type="gramStart"/>
-      <w:r>
-        <w:t>. :</w:t>
-      </w:r>
-      <w:proofErr w:type="gramEnd"/>
-      <w:r>
-        <w:t xml:space="preserve"> электронный // </w:t>
+      <w:r>
+        <w:t>Руководство по Spring Data JPA</w:t>
+      </w:r>
+      <w:r>
+        <w:t xml:space="preserve">. – Текст. : электронный // </w:t>
+      </w:r>
+      <w:r>
+        <w:t>arenda serve</w:t>
       </w:r>
       <w:r>
         <w:rPr>
           <w:lang w:val="en-US"/>
         </w:rPr>
-        <w:t>workspace</w:t>
+        <w:t>r</w:t>
       </w:r>
       <w:r>
         <w:t>: [сайт]. – 20</w:t>
       </w:r>
       <w:r>
-        <w:t>1</w:t>
-      </w:r>
-      <w:r>
-        <w:t>8</w:t>
+        <w:t>24</w:t>
       </w:r>
       <w:r>
         <w:t xml:space="preserve">. – URL: </w:t>
       </w:r>
       <w:r>
-        <w:t>https://workspace.ru/tools/database/mariadb/</w:t>
-      </w:r>
-      <w:r>
-        <w:t xml:space="preserve"> </w:t>
-      </w:r>
-      <w:r>
-        <w:t xml:space="preserve">(дата обращения </w:t>
+        <w:t>https://arenda-server.cloud/blog/rukovodstvo-po-spring-data-jpa/ (</w:t>
+      </w:r>
+      <w:r>
+        <w:t xml:space="preserve">дата обращения </w:t>
       </w:r>
       <w:r>
         <w:t>19</w:t>
@@ -10841,54 +8672,31 @@
           <w:ilvl w:val="0"/>
           <w:numId w:val="27"/>
         </w:numPr>
-        <w:rPr>
-          <w:b/>
-        </w:rPr>
-      </w:pPr>
-      <w:r>
-        <w:t>Руководство по Spring Data JPA</w:t>
-      </w:r>
-      <w:r>
-        <w:t>. – Текст</w:t>
-      </w:r>
-      <w:proofErr w:type="gramStart"/>
-      <w:r>
-        <w:t>. :</w:t>
-      </w:r>
-      <w:proofErr w:type="gramEnd"/>
-      <w:r>
-        <w:t xml:space="preserve"> электронный // </w:t>
-      </w:r>
-      <w:proofErr w:type="spellStart"/>
-      <w:r>
-        <w:t>arenda</w:t>
-      </w:r>
-      <w:proofErr w:type="spellEnd"/>
-      <w:r>
-        <w:t xml:space="preserve"> </w:t>
-      </w:r>
-      <w:proofErr w:type="spellStart"/>
-      <w:r>
-        <w:t>serve</w:t>
-      </w:r>
-      <w:proofErr w:type="spellEnd"/>
-      <w:r>
-        <w:rPr>
-          <w:lang w:val="en-US"/>
-        </w:rPr>
-        <w:t>r</w:t>
+      </w:pPr>
+      <w:r>
+        <w:lastRenderedPageBreak/>
+        <w:t>Ollama: установка и настройка на ПК — как запустить Llama/другие модели локально</w:t>
+      </w:r>
+      <w:r>
+        <w:t>. – Текст. : электронный //</w:t>
+      </w:r>
+      <w:r>
+        <w:t xml:space="preserve"> кодик </w:t>
       </w:r>
       <w:r>
         <w:t>: [сайт]. – 20</w:t>
       </w:r>
       <w:r>
-        <w:t>24</w:t>
+        <w:t>2</w:t>
+      </w:r>
+      <w:r>
+        <w:t>6</w:t>
       </w:r>
       <w:r>
         <w:t xml:space="preserve">. – URL: </w:t>
       </w:r>
       <w:r>
-        <w:t>https://arenda-server.cloud/blog/rukovodstvo-po-spring-data-jpa/</w:t>
+        <w:t>https://itcodik.com/article/ollama-ustanovka-nastroika-zapusk-llama-lokalno</w:t>
       </w:r>
       <w:r>
         <w:t xml:space="preserve"> (</w:t>
@@ -10897,10 +8705,16 @@
         <w:t xml:space="preserve">дата обращения </w:t>
       </w:r>
       <w:r>
-        <w:t>19</w:t>
-      </w:r>
-      <w:r>
-        <w:t>.02.2026)</w:t>
+        <w:t>15</w:t>
+      </w:r>
+      <w:r>
+        <w:t>.0</w:t>
+      </w:r>
+      <w:r>
+        <w:t>4</w:t>
+      </w:r>
+      <w:r>
+        <w:t>.2026)</w:t>
       </w:r>
     </w:p>
     <w:p>
@@ -10912,83 +8726,113 @@
         </w:numPr>
         <w:rPr>
           <w:b/>
-        </w:rPr>
-      </w:pPr>
-      <w:proofErr w:type="spellStart"/>
-      <w:r>
-        <w:t>Ollama</w:t>
-      </w:r>
-      <w:proofErr w:type="spellEnd"/>
-      <w:r>
-        <w:t xml:space="preserve">: установка и настройка на ПК — как запустить </w:t>
-      </w:r>
-      <w:proofErr w:type="spellStart"/>
-      <w:r>
-        <w:t>Llama</w:t>
-      </w:r>
-      <w:proofErr w:type="spellEnd"/>
-      <w:r>
-        <w:t>/другие модели локально</w:t>
-      </w:r>
-      <w:r>
-        <w:t>. – Текст</w:t>
-      </w:r>
-      <w:proofErr w:type="gramStart"/>
-      <w:r>
-        <w:t>. :</w:t>
-      </w:r>
-      <w:proofErr w:type="gramEnd"/>
-      <w:r>
-        <w:t xml:space="preserve"> электронный //</w:t>
-      </w:r>
-      <w:r>
+          <w:lang w:val="en-US"/>
+        </w:rPr>
+      </w:pPr>
+      <w:r>
+        <w:rPr>
+          <w:lang w:val="en-US"/>
+        </w:rPr>
+        <w:t xml:space="preserve">Android Developers. Guide to app architecture (MVVM). – </w:t>
+      </w:r>
+      <w:r>
+        <w:t>Текст</w:t>
+      </w:r>
+      <w:r>
+        <w:rPr>
+          <w:lang w:val="en-US"/>
+        </w:rPr>
+        <w:t>:</w:t>
+      </w:r>
+      <w:r>
+        <w:rPr>
+          <w:lang w:val="en-US"/>
+        </w:rPr>
         <w:t xml:space="preserve"> </w:t>
       </w:r>
-      <w:proofErr w:type="spellStart"/>
-      <w:proofErr w:type="gramStart"/>
-      <w:r>
-        <w:t>кодик</w:t>
-      </w:r>
-      <w:proofErr w:type="spellEnd"/>
-      <w:r>
+      <w:r>
+        <w:t>электронный</w:t>
+      </w:r>
+      <w:r>
+        <w:rPr>
+          <w:lang w:val="en-US"/>
+        </w:rPr>
+        <w:t xml:space="preserve"> // developer.android.com</w:t>
+      </w:r>
+      <w:r>
+        <w:rPr>
+          <w:lang w:val="en-US"/>
+        </w:rPr>
+        <w:t>:</w:t>
+      </w:r>
+      <w:r>
+        <w:rPr>
+          <w:lang w:val="en-US"/>
+        </w:rPr>
+        <w:t xml:space="preserve"> [</w:t>
+      </w:r>
+      <w:r>
+        <w:t>сайт</w:t>
+      </w:r>
+      <w:r>
+        <w:rPr>
+          <w:lang w:val="en-US"/>
+        </w:rPr>
+        <w:t>]. – 2024. – URL</w:t>
+      </w:r>
+      <w:r>
+        <w:rPr>
+          <w:lang w:val="en-US"/>
+        </w:rPr>
+        <w:t>:</w:t>
+      </w:r>
+      <w:r>
+        <w:rPr>
+          <w:lang w:val="en-US"/>
+        </w:rPr>
+        <w:t xml:space="preserve"> https://developer.android.com/topic/architecture (</w:t>
+      </w:r>
+      <w:r>
+        <w:t>дата</w:t>
+      </w:r>
+      <w:r>
+        <w:rPr>
+          <w:lang w:val="en-US"/>
+        </w:rPr>
         <w:t xml:space="preserve"> </w:t>
       </w:r>
       <w:r>
-        <w:t>:</w:t>
-      </w:r>
-      <w:proofErr w:type="gramEnd"/>
-      <w:r>
-        <w:t xml:space="preserve"> [сайт]. – 20</w:t>
-      </w:r>
-      <w:r>
+        <w:t>обращения</w:t>
+      </w:r>
+      <w:r>
+        <w:rPr>
+          <w:lang w:val="en-US"/>
+        </w:rPr>
+        <w:t>: 1</w:t>
+      </w:r>
+      <w:r>
+        <w:rPr>
+          <w:lang w:val="en-US"/>
+        </w:rPr>
+        <w:t>6</w:t>
+      </w:r>
+      <w:r>
+        <w:rPr>
+          <w:lang w:val="en-US"/>
+        </w:rPr>
+        <w:t>.0</w:t>
+      </w:r>
+      <w:r>
+        <w:rPr>
+          <w:lang w:val="en-US"/>
+        </w:rPr>
         <w:t>2</w:t>
       </w:r>
       <w:r>
-        <w:t>6</w:t>
-      </w:r>
-      <w:r>
-        <w:t xml:space="preserve">. – URL: </w:t>
-      </w:r>
-      <w:r>
-        <w:t>https://itcodik.com/article/ollama-ustanovka-nastroika-zapusk-llama-lokalno</w:t>
-      </w:r>
-      <w:r>
-        <w:t xml:space="preserve"> (</w:t>
-      </w:r>
-      <w:r>
-        <w:t xml:space="preserve">дата обращения </w:t>
-      </w:r>
-      <w:r>
-        <w:t>15</w:t>
-      </w:r>
-      <w:r>
-        <w:t>.0</w:t>
-      </w:r>
-      <w:r>
-        <w:t>4</w:t>
-      </w:r>
-      <w:r>
-        <w:t>.2026)</w:t>
+        <w:rPr>
+          <w:lang w:val="en-US"/>
+        </w:rPr>
+        <w:t>.2025).</w:t>
       </w:r>
     </w:p>
     <w:p>
@@ -10999,454 +8843,58 @@
           <w:numId w:val="27"/>
         </w:numPr>
       </w:pPr>
-      <w:proofErr w:type="spellStart"/>
-      <w:r>
-        <w:t>Android</w:t>
-      </w:r>
-      <w:proofErr w:type="spellEnd"/>
-      <w:r>
+      <w:r>
+        <w:rPr>
+          <w:lang w:val="en-US"/>
+        </w:rPr>
+        <w:t xml:space="preserve">Android Developers. Jetpack Compose. – </w:t>
+      </w:r>
+      <w:r>
+        <w:t>Текст</w:t>
+      </w:r>
+      <w:r>
+        <w:rPr>
+          <w:lang w:val="en-US"/>
+        </w:rPr>
+        <w:t xml:space="preserve">: </w:t>
+      </w:r>
+      <w:r>
+        <w:t>электронный</w:t>
+      </w:r>
+      <w:r>
+        <w:rPr>
+          <w:lang w:val="en-US"/>
+        </w:rPr>
+        <w:t xml:space="preserve"> // developer.android.com: [</w:t>
+      </w:r>
+      <w:r>
+        <w:t>сайт</w:t>
+      </w:r>
+      <w:r>
+        <w:rPr>
+          <w:lang w:val="en-US"/>
+        </w:rPr>
+        <w:t>]. – 2024. – URL: https://developer.android.com/compose (</w:t>
+      </w:r>
+      <w:r>
+        <w:t>дата</w:t>
+      </w:r>
+      <w:r>
+        <w:rPr>
+          <w:lang w:val="en-US"/>
+        </w:rPr>
         <w:t xml:space="preserve"> </w:t>
       </w:r>
-      <w:proofErr w:type="spellStart"/>
-      <w:r>
-        <w:t>Developers</w:t>
-      </w:r>
-      <w:proofErr w:type="spellEnd"/>
-      <w:r>
-        <w:t xml:space="preserve">. </w:t>
-      </w:r>
-      <w:proofErr w:type="spellStart"/>
-      <w:r>
-        <w:t>Jetpack</w:t>
-      </w:r>
-      <w:proofErr w:type="spellEnd"/>
-      <w:r>
-        <w:t xml:space="preserve"> </w:t>
-      </w:r>
-      <w:proofErr w:type="spellStart"/>
-      <w:r>
-        <w:t>Compose</w:t>
-      </w:r>
-      <w:proofErr w:type="spellEnd"/>
-      <w:r>
-        <w:t>. – Текст: электронный // developer.android.com</w:t>
-      </w:r>
-      <w:r>
-        <w:t>:</w:t>
-      </w:r>
-      <w:r>
-        <w:t xml:space="preserve"> [сайт]. – 2024. – URL</w:t>
-      </w:r>
-      <w:r>
-        <w:t xml:space="preserve">: </w:t>
-      </w:r>
-      <w:r>
-        <w:t>https://developer.android.com/compose (дата обращения: 15.01.2025).</w:t>
-      </w:r>
-    </w:p>
-    <w:p>
-      <w:pPr>
-        <w:pStyle w:val="afffb"/>
-        <w:numPr>
-          <w:ilvl w:val="0"/>
-          <w:numId w:val="27"/>
-        </w:numPr>
+      <w:r>
+        <w:t>обращения</w:t>
+      </w:r>
+      <w:r>
         <w:rPr>
           <w:lang w:val="en-US"/>
         </w:rPr>
-      </w:pPr>
-      <w:r>
-        <w:rPr>
-          <w:lang w:val="en-US"/>
-        </w:rPr>
-        <w:lastRenderedPageBreak/>
-        <w:t xml:space="preserve">Android Developers. Guide to app architecture (MVVM). – </w:t>
-      </w:r>
-      <w:r>
-        <w:t>Текст</w:t>
-      </w:r>
-      <w:r>
-        <w:rPr>
-          <w:lang w:val="en-US"/>
-        </w:rPr>
-        <w:t>:</w:t>
-      </w:r>
-      <w:r>
-        <w:rPr>
-          <w:lang w:val="en-US"/>
-        </w:rPr>
-        <w:t xml:space="preserve"> </w:t>
-      </w:r>
-      <w:r>
-        <w:t>электронный</w:t>
-      </w:r>
-      <w:r>
-        <w:rPr>
-          <w:lang w:val="en-US"/>
-        </w:rPr>
-        <w:t xml:space="preserve"> // developer.android.com</w:t>
-      </w:r>
-      <w:r>
-        <w:rPr>
-          <w:lang w:val="en-US"/>
-        </w:rPr>
-        <w:t>:</w:t>
-      </w:r>
-      <w:r>
-        <w:rPr>
-          <w:lang w:val="en-US"/>
-        </w:rPr>
-        <w:t xml:space="preserve"> [</w:t>
-      </w:r>
-      <w:r>
-        <w:t>сайт</w:t>
-      </w:r>
-      <w:r>
-        <w:rPr>
-          <w:lang w:val="en-US"/>
-        </w:rPr>
-        <w:t>]. – 2024. – URL</w:t>
-      </w:r>
-      <w:r>
-        <w:rPr>
-          <w:lang w:val="en-US"/>
-        </w:rPr>
-        <w:t>:</w:t>
-      </w:r>
-      <w:r>
-        <w:rPr>
-          <w:lang w:val="en-US"/>
-        </w:rPr>
-        <w:t xml:space="preserve"> https://developer.android.com/topic/architecture (</w:t>
-      </w:r>
-      <w:r>
-        <w:t>дата</w:t>
-      </w:r>
-      <w:r>
-        <w:rPr>
-          <w:lang w:val="en-US"/>
-        </w:rPr>
-        <w:t xml:space="preserve"> </w:t>
-      </w:r>
-      <w:r>
-        <w:t>обращения</w:t>
-      </w:r>
-      <w:r>
-        <w:rPr>
-          <w:lang w:val="en-US"/>
-        </w:rPr>
-        <w:t>: 1</w:t>
-      </w:r>
-      <w:r>
-        <w:rPr>
-          <w:lang w:val="en-US"/>
-        </w:rPr>
-        <w:t>6</w:t>
-      </w:r>
-      <w:r>
-        <w:rPr>
-          <w:lang w:val="en-US"/>
-        </w:rPr>
-        <w:t>.0</w:t>
-      </w:r>
-      <w:r>
-        <w:rPr>
-          <w:lang w:val="en-US"/>
-        </w:rPr>
-        <w:t>2</w:t>
-      </w:r>
-      <w:r>
-        <w:rPr>
-          <w:lang w:val="en-US"/>
-        </w:rPr>
-        <w:t>.2025).</w:t>
-      </w:r>
-    </w:p>
-    <w:p>
-      <w:pPr>
-        <w:pStyle w:val="afffb"/>
-        <w:numPr>
-          <w:ilvl w:val="0"/>
-          <w:numId w:val="27"/>
-        </w:numPr>
-        <w:rPr>
-          <w:lang w:val="en-US"/>
-        </w:rPr>
-      </w:pPr>
-      <w:r>
-        <w:rPr>
-          <w:lang w:val="en-US"/>
-        </w:rPr>
-        <w:t xml:space="preserve">Kotlin Documentation. Coroutines overview. – </w:t>
-      </w:r>
-      <w:r>
-        <w:t>Текст</w:t>
-      </w:r>
-      <w:r>
-        <w:rPr>
-          <w:lang w:val="en-US"/>
-        </w:rPr>
-        <w:t xml:space="preserve">: </w:t>
-      </w:r>
-      <w:r>
-        <w:t>электронный</w:t>
-      </w:r>
-      <w:r>
-        <w:rPr>
-          <w:lang w:val="en-US"/>
-        </w:rPr>
-        <w:t xml:space="preserve"> // kotlinlang.org: [</w:t>
-      </w:r>
-      <w:r>
-        <w:t>сайт</w:t>
-      </w:r>
-      <w:r>
-        <w:rPr>
-          <w:lang w:val="en-US"/>
-        </w:rPr>
-        <w:t>]. – 2025. – URL: https://kotlinlang.org/docs/coroutines-overview.html (</w:t>
-      </w:r>
-      <w:r>
-        <w:t>дата</w:t>
-      </w:r>
-      <w:r>
-        <w:rPr>
-          <w:lang w:val="en-US"/>
-        </w:rPr>
-        <w:t xml:space="preserve"> </w:t>
-      </w:r>
-      <w:r>
-        <w:t>обращения</w:t>
-      </w:r>
-      <w:r>
-        <w:rPr>
-          <w:lang w:val="en-US"/>
-        </w:rPr>
-        <w:t xml:space="preserve">: </w:t>
-      </w:r>
-      <w:r>
-        <w:rPr>
-          <w:lang w:val="en-US"/>
-        </w:rPr>
-        <w:t>21</w:t>
-      </w:r>
-      <w:r>
-        <w:rPr>
-          <w:lang w:val="en-US"/>
-        </w:rPr>
-        <w:t>.02.2025).</w:t>
+        <w:t>: 15.01.2025).</w:t>
       </w:r>
       <w:bookmarkEnd w:id="35"/>
-    </w:p>
-    <w:p>
-      <w:pPr>
-        <w:pStyle w:val="afffb"/>
-        <w:numPr>
-          <w:ilvl w:val="0"/>
-          <w:numId w:val="27"/>
-        </w:numPr>
-      </w:pPr>
-      <w:r>
-        <w:t xml:space="preserve">Фреймворк </w:t>
-      </w:r>
-      <w:r>
-        <w:rPr>
-          <w:lang w:val="en-US"/>
-        </w:rPr>
-        <w:t>Spring</w:t>
-      </w:r>
-      <w:r>
-        <w:t>: зачем он нужен, как устроен и как работает. – Текст</w:t>
-      </w:r>
-      <w:proofErr w:type="gramStart"/>
-      <w:r>
-        <w:t>. :</w:t>
-      </w:r>
-      <w:proofErr w:type="gramEnd"/>
-      <w:r>
-        <w:t xml:space="preserve"> электронный // </w:t>
-      </w:r>
-      <w:proofErr w:type="spellStart"/>
-      <w:r>
-        <w:rPr>
-          <w:lang w:val="en-US"/>
-        </w:rPr>
-        <w:t>skillbox</w:t>
-      </w:r>
-      <w:proofErr w:type="spellEnd"/>
-      <w:r>
-        <w:t xml:space="preserve">: [сайт]. – 2022. – </w:t>
-      </w:r>
-      <w:r>
-        <w:rPr>
-          <w:lang w:val="en-US"/>
-        </w:rPr>
-        <w:t>URL</w:t>
-      </w:r>
-      <w:r>
-        <w:t xml:space="preserve">: </w:t>
-      </w:r>
-      <w:r>
-        <w:rPr>
-          <w:lang w:val="en-US"/>
-        </w:rPr>
-        <w:t>https</w:t>
-      </w:r>
-      <w:r>
-        <w:t>://</w:t>
-      </w:r>
-      <w:proofErr w:type="spellStart"/>
-      <w:r>
-        <w:rPr>
-          <w:lang w:val="en-US"/>
-        </w:rPr>
-        <w:t>skillbox</w:t>
-      </w:r>
-      <w:proofErr w:type="spellEnd"/>
-      <w:r>
-        <w:t>.</w:t>
-      </w:r>
-      <w:proofErr w:type="spellStart"/>
-      <w:r>
-        <w:rPr>
-          <w:lang w:val="en-US"/>
-        </w:rPr>
-        <w:t>ru</w:t>
-      </w:r>
-      <w:proofErr w:type="spellEnd"/>
-      <w:r>
-        <w:t>/</w:t>
-      </w:r>
-      <w:r>
-        <w:rPr>
-          <w:lang w:val="en-US"/>
-        </w:rPr>
-        <w:t>media</w:t>
-      </w:r>
-      <w:r>
-        <w:t>/</w:t>
-      </w:r>
-      <w:r>
-        <w:rPr>
-          <w:lang w:val="en-US"/>
-        </w:rPr>
-        <w:t>code</w:t>
-      </w:r>
-      <w:r>
-        <w:t>/</w:t>
-      </w:r>
-      <w:proofErr w:type="spellStart"/>
-      <w:r>
-        <w:rPr>
-          <w:lang w:val="en-US"/>
-        </w:rPr>
-        <w:t>freymvork</w:t>
-      </w:r>
-      <w:proofErr w:type="spellEnd"/>
-      <w:r>
-        <w:t>-</w:t>
-      </w:r>
-      <w:r>
-        <w:rPr>
-          <w:lang w:val="en-US"/>
-        </w:rPr>
-        <w:t>spring</w:t>
-      </w:r>
-      <w:r>
-        <w:t>-</w:t>
-      </w:r>
-      <w:proofErr w:type="spellStart"/>
-      <w:r>
-        <w:rPr>
-          <w:lang w:val="en-US"/>
-        </w:rPr>
-        <w:t>zachem</w:t>
-      </w:r>
-      <w:proofErr w:type="spellEnd"/>
-      <w:r>
-        <w:t>-</w:t>
-      </w:r>
-      <w:r>
-        <w:rPr>
-          <w:lang w:val="en-US"/>
-        </w:rPr>
-        <w:t>on</w:t>
-      </w:r>
-      <w:r>
-        <w:t>-</w:t>
-      </w:r>
-      <w:proofErr w:type="spellStart"/>
-      <w:r>
-        <w:rPr>
-          <w:lang w:val="en-US"/>
-        </w:rPr>
-        <w:t>nuzhen</w:t>
-      </w:r>
-      <w:proofErr w:type="spellEnd"/>
-      <w:r>
-        <w:t>-</w:t>
-      </w:r>
-      <w:proofErr w:type="spellStart"/>
-      <w:r>
-        <w:rPr>
-          <w:lang w:val="en-US"/>
-        </w:rPr>
-        <w:t>kak</w:t>
-      </w:r>
-      <w:proofErr w:type="spellEnd"/>
-      <w:r>
-        <w:t>-</w:t>
-      </w:r>
-      <w:proofErr w:type="spellStart"/>
-      <w:r>
-        <w:rPr>
-          <w:lang w:val="en-US"/>
-        </w:rPr>
-        <w:t>ustroen</w:t>
-      </w:r>
-      <w:proofErr w:type="spellEnd"/>
-      <w:r>
-        <w:t>-</w:t>
-      </w:r>
-      <w:proofErr w:type="spellStart"/>
-      <w:r>
-        <w:rPr>
-          <w:lang w:val="en-US"/>
-        </w:rPr>
-        <w:t>i</w:t>
-      </w:r>
-      <w:proofErr w:type="spellEnd"/>
-      <w:r>
-        <w:t>-</w:t>
-      </w:r>
-      <w:proofErr w:type="spellStart"/>
-      <w:r>
-        <w:rPr>
-          <w:lang w:val="en-US"/>
-        </w:rPr>
-        <w:t>kak</w:t>
-      </w:r>
-      <w:proofErr w:type="spellEnd"/>
-      <w:r>
-        <w:t>-</w:t>
-      </w:r>
-      <w:proofErr w:type="spellStart"/>
-      <w:r>
-        <w:rPr>
-          <w:lang w:val="en-US"/>
-        </w:rPr>
-        <w:t>rabotaet</w:t>
-      </w:r>
-      <w:proofErr w:type="spellEnd"/>
-      <w:r>
-        <w:t>/ (дата обращения 20.02.2026)</w:t>
-      </w:r>
-    </w:p>
-    <w:p>
-      <w:pPr>
-        <w:pStyle w:val="afffb"/>
-        <w:ind w:left="720" w:firstLine="0"/>
-      </w:pPr>
     </w:p>
     <w:sectPr>
       <w:footerReference w:type="default" r:id="rId27"/>

--- a/documents/курсовая.docx
+++ b/documents/курсовая.docx
@@ -29,7 +29,6 @@
           <w:spacing w:val="-20"/>
           <w:sz w:val="28"/>
           <w:szCs w:val="28"/>
-          <w:lang w:val="en-US"/>
         </w:rPr>
       </w:pPr>
       <w:r>
@@ -52,7 +51,6 @@
           <w:spacing w:val="-20"/>
           <w:sz w:val="28"/>
           <w:szCs w:val="28"/>
-          <w:lang w:val="en-US"/>
         </w:rPr>
       </w:pPr>
       <w:r>
@@ -217,6 +215,7 @@
         </w:rPr>
         <w:t xml:space="preserve"> «</w:t>
       </w:r>
+      <w:proofErr w:type="spellStart"/>
       <w:r>
         <w:rPr>
           <w:i/>
@@ -226,6 +225,7 @@
         </w:rPr>
         <w:t>Liboffan</w:t>
       </w:r>
+      <w:proofErr w:type="spellEnd"/>
       <w:r>
         <w:rPr>
           <w:i/>
@@ -385,7 +385,7 @@
           <w:sz w:val="28"/>
           <w:szCs w:val="28"/>
         </w:rPr>
-        <w:t>Зав. кафедрой       ____________ Махортов</w:t>
+        <w:t xml:space="preserve">Зав. кафедрой   </w:t>
       </w:r>
       <w:r>
         <w:rPr>
@@ -393,7 +393,7 @@
           <w:sz w:val="28"/>
           <w:szCs w:val="28"/>
         </w:rPr>
-        <w:t xml:space="preserve"> </w:t>
+        <w:t>__</w:t>
       </w:r>
       <w:r>
         <w:rPr>
@@ -401,7 +401,7 @@
           <w:sz w:val="28"/>
           <w:szCs w:val="28"/>
         </w:rPr>
-        <w:t>С.</w:t>
+        <w:t>________</w:t>
       </w:r>
       <w:r>
         <w:rPr>
@@ -409,7 +409,7 @@
           <w:sz w:val="28"/>
           <w:szCs w:val="28"/>
         </w:rPr>
-        <w:t xml:space="preserve"> </w:t>
+        <w:t xml:space="preserve">__  </w:t>
       </w:r>
       <w:r>
         <w:rPr>
@@ -417,7 +417,7 @@
           <w:sz w:val="28"/>
           <w:szCs w:val="28"/>
         </w:rPr>
-        <w:t xml:space="preserve">Д. </w:t>
+        <w:t>Махортов</w:t>
       </w:r>
       <w:r>
         <w:rPr>
@@ -425,7 +425,7 @@
           <w:sz w:val="28"/>
           <w:szCs w:val="28"/>
         </w:rPr>
-        <w:t xml:space="preserve">    </w:t>
+        <w:t xml:space="preserve"> </w:t>
       </w:r>
       <w:r>
         <w:rPr>
@@ -433,7 +433,65 @@
           <w:sz w:val="28"/>
           <w:szCs w:val="28"/>
         </w:rPr>
-        <w:t>д. ф-м.н., профессор</w:t>
+        <w:t>С.</w:t>
+      </w:r>
+      <w:r>
+        <w:rPr>
+          <w:rFonts w:ascii="Times New Roman" w:hAnsi="Times New Roman" w:cs="Times New Roman"/>
+          <w:sz w:val="28"/>
+          <w:szCs w:val="28"/>
+        </w:rPr>
+        <w:t xml:space="preserve"> </w:t>
+      </w:r>
+      <w:r>
+        <w:rPr>
+          <w:rFonts w:ascii="Times New Roman" w:hAnsi="Times New Roman" w:cs="Times New Roman"/>
+          <w:sz w:val="28"/>
+          <w:szCs w:val="28"/>
+        </w:rPr>
+        <w:t>Д.</w:t>
+      </w:r>
+      <w:r>
+        <w:rPr>
+          <w:rFonts w:ascii="Times New Roman" w:hAnsi="Times New Roman" w:cs="Times New Roman"/>
+          <w:sz w:val="28"/>
+          <w:szCs w:val="28"/>
+        </w:rPr>
+        <w:tab/>
+      </w:r>
+      <w:r>
+        <w:rPr>
+          <w:rFonts w:ascii="Times New Roman" w:hAnsi="Times New Roman" w:cs="Times New Roman"/>
+          <w:sz w:val="28"/>
+          <w:szCs w:val="28"/>
+        </w:rPr>
+        <w:t>д. ф-</w:t>
+      </w:r>
+      <w:proofErr w:type="spellStart"/>
+      <w:r>
+        <w:rPr>
+          <w:rFonts w:ascii="Times New Roman" w:hAnsi="Times New Roman" w:cs="Times New Roman"/>
+          <w:sz w:val="28"/>
+          <w:szCs w:val="28"/>
+        </w:rPr>
+        <w:t>м.н</w:t>
+      </w:r>
+      <w:proofErr w:type="spellEnd"/>
+      <w:r>
+        <w:rPr>
+          <w:rFonts w:ascii="Times New Roman" w:hAnsi="Times New Roman" w:cs="Times New Roman"/>
+          <w:sz w:val="28"/>
+          <w:szCs w:val="28"/>
+        </w:rPr>
+        <w:t>., профессор</w:t>
+      </w:r>
+      <w:r>
+        <w:rPr>
+          <w:rFonts w:ascii="Times New Roman" w:hAnsi="Times New Roman" w:cs="Times New Roman"/>
+          <w:sz w:val="28"/>
+          <w:szCs w:val="28"/>
+        </w:rPr>
+        <w:t xml:space="preserve"> _._.20__</w:t>
       </w:r>
     </w:p>
     <w:p>
@@ -454,7 +512,7 @@
           <w:sz w:val="28"/>
           <w:szCs w:val="28"/>
         </w:rPr>
-        <w:t>Обучающийся        ___________</w:t>
+        <w:t>Обучающийся  ___________</w:t>
       </w:r>
       <w:r>
         <w:rPr>
@@ -462,7 +520,7 @@
           <w:sz w:val="28"/>
           <w:szCs w:val="28"/>
         </w:rPr>
-        <w:t xml:space="preserve"> </w:t>
+        <w:t>_</w:t>
       </w:r>
       <w:r>
         <w:rPr>
@@ -470,59 +528,57 @@
           <w:sz w:val="28"/>
           <w:szCs w:val="28"/>
         </w:rPr>
-        <w:t>Щеблыкина А. В.</w:t>
-      </w:r>
-    </w:p>
-    <w:p>
-      <w:pPr>
-        <w:spacing w:before="240" w:after="120" w:line="360" w:lineRule="auto"/>
+        <w:t xml:space="preserve"> </w:t>
+      </w:r>
+      <w:r>
         <w:rPr>
           <w:rFonts w:ascii="Times New Roman" w:hAnsi="Times New Roman" w:cs="Times New Roman"/>
           <w:sz w:val="28"/>
           <w:szCs w:val="28"/>
         </w:rPr>
-      </w:pPr>
+        <w:t xml:space="preserve"> </w:t>
+      </w:r>
       <w:r>
         <w:rPr>
           <w:rFonts w:ascii="Times New Roman" w:hAnsi="Times New Roman" w:cs="Times New Roman"/>
           <w:sz w:val="28"/>
           <w:szCs w:val="28"/>
         </w:rPr>
-        <w:t>Руководитель</w:t>
-      </w:r>
-      <w:r>
+        <w:t>Щеблыкина А. В.</w:t>
+      </w:r>
+    </w:p>
+    <w:p>
+      <w:pPr>
+        <w:spacing w:before="240" w:after="120" w:line="360" w:lineRule="auto"/>
         <w:rPr>
           <w:rFonts w:ascii="Times New Roman" w:hAnsi="Times New Roman" w:cs="Times New Roman"/>
           <w:sz w:val="28"/>
           <w:szCs w:val="28"/>
         </w:rPr>
-        <w:t xml:space="preserve">        ____________</w:t>
-      </w:r>
+      </w:pPr>
       <w:r>
         <w:rPr>
           <w:rFonts w:ascii="Times New Roman" w:hAnsi="Times New Roman" w:cs="Times New Roman"/>
           <w:sz w:val="28"/>
           <w:szCs w:val="28"/>
         </w:rPr>
-        <w:t>Тарасов В. С.</w:t>
-      </w:r>
-    </w:p>
-    <w:p>
-      <w:pPr>
-        <w:spacing w:before="240" w:after="120" w:line="360" w:lineRule="auto"/>
+        <w:t>Руководитель</w:t>
+      </w:r>
+      <w:r>
         <w:rPr>
           <w:rFonts w:ascii="Times New Roman" w:hAnsi="Times New Roman" w:cs="Times New Roman"/>
           <w:sz w:val="28"/>
           <w:szCs w:val="28"/>
         </w:rPr>
-      </w:pPr>
+        <w:t xml:space="preserve">   ___________</w:t>
+      </w:r>
       <w:r>
         <w:rPr>
           <w:rFonts w:ascii="Times New Roman" w:hAnsi="Times New Roman" w:cs="Times New Roman"/>
           <w:sz w:val="28"/>
           <w:szCs w:val="28"/>
         </w:rPr>
-        <w:t>Консультант</w:t>
+        <w:t xml:space="preserve">_  </w:t>
       </w:r>
       <w:r>
         <w:rPr>
@@ -530,7 +586,7 @@
           <w:sz w:val="28"/>
           <w:szCs w:val="28"/>
         </w:rPr>
-        <w:t xml:space="preserve">        _____________</w:t>
+        <w:t>Тарасов В. С.</w:t>
       </w:r>
       <w:r>
         <w:rPr>
@@ -538,7 +594,59 @@
           <w:sz w:val="28"/>
           <w:szCs w:val="28"/>
         </w:rPr>
+        <w:tab/>
+        <w:t>ст. преподаватель</w:t>
+      </w:r>
+    </w:p>
+    <w:p>
+      <w:pPr>
+        <w:spacing w:before="240" w:after="120" w:line="360" w:lineRule="auto"/>
+        <w:rPr>
+          <w:rFonts w:ascii="Times New Roman" w:hAnsi="Times New Roman" w:cs="Times New Roman"/>
+          <w:sz w:val="28"/>
+          <w:szCs w:val="28"/>
+        </w:rPr>
+      </w:pPr>
+      <w:r>
+        <w:rPr>
+          <w:rFonts w:ascii="Times New Roman" w:hAnsi="Times New Roman" w:cs="Times New Roman"/>
+          <w:sz w:val="28"/>
+          <w:szCs w:val="28"/>
+        </w:rPr>
+        <w:t>Консультант</w:t>
+      </w:r>
+      <w:r>
+        <w:rPr>
+          <w:rFonts w:ascii="Times New Roman" w:hAnsi="Times New Roman" w:cs="Times New Roman"/>
+          <w:sz w:val="28"/>
+          <w:szCs w:val="28"/>
+        </w:rPr>
+        <w:t xml:space="preserve">     ___________</w:t>
+      </w:r>
+      <w:r>
+        <w:rPr>
+          <w:rFonts w:ascii="Times New Roman" w:hAnsi="Times New Roman" w:cs="Times New Roman"/>
+          <w:sz w:val="28"/>
+          <w:szCs w:val="28"/>
+        </w:rPr>
+        <w:t xml:space="preserve">_  </w:t>
+      </w:r>
+      <w:r>
+        <w:rPr>
+          <w:rFonts w:ascii="Times New Roman" w:hAnsi="Times New Roman" w:cs="Times New Roman"/>
+          <w:sz w:val="28"/>
+          <w:szCs w:val="28"/>
+        </w:rPr>
         <w:t>Ушаков В. А.</w:t>
+      </w:r>
+      <w:r>
+        <w:rPr>
+          <w:rFonts w:ascii="Times New Roman" w:hAnsi="Times New Roman" w:cs="Times New Roman"/>
+          <w:sz w:val="28"/>
+          <w:szCs w:val="28"/>
+        </w:rPr>
+        <w:tab/>
+        <w:t>ассистент</w:t>
       </w:r>
     </w:p>
     <w:p>
@@ -1244,27 +1352,7 @@
             <w:sz w:val="28"/>
             <w:szCs w:val="28"/>
           </w:rPr>
-          <w:t>1.3 Обзор а</w:t>
-        </w:r>
-        <w:r>
-          <w:rPr>
-            <w:rStyle w:val="affff5"/>
-            <w:rFonts w:ascii="Times New Roman" w:hAnsi="Times New Roman" w:cs="Times New Roman"/>
-            <w:noProof/>
-            <w:sz w:val="28"/>
-            <w:szCs w:val="28"/>
-          </w:rPr>
-          <w:t>н</w:t>
-        </w:r>
-        <w:r>
-          <w:rPr>
-            <w:rStyle w:val="affff5"/>
-            <w:rFonts w:ascii="Times New Roman" w:hAnsi="Times New Roman" w:cs="Times New Roman"/>
-            <w:noProof/>
-            <w:sz w:val="28"/>
-            <w:szCs w:val="28"/>
-          </w:rPr>
-          <w:t>алогов</w:t>
+          <w:t>1.3 Обзор аналогов</w:t>
         </w:r>
         <w:r>
           <w:rPr>
@@ -3654,7 +3742,23 @@
         <w:pStyle w:val="afff9"/>
       </w:pPr>
       <w:r>
-        <w:t>Результаты работы: исследован рынок цифровых библиотек и платформ пользовательского творчества. Разработано мобильное Android-приложение «Liboffan», реализующее механику ветвления историй, систему авторства версий, персональную библиотеку с отслеживанием статуса чтения, а также интеграцию локального AI-ассистента для генерации и стилистического редактирования текста. Приложение обеспечивает удобную навигацию по дереву сюжетов без потери связи с оригинальным произведением.</w:t>
+        <w:t xml:space="preserve">Результаты работы: исследован рынок цифровых библиотек и платформ пользовательского творчества. Разработано мобильное </w:t>
+      </w:r>
+      <w:proofErr w:type="spellStart"/>
+      <w:r>
+        <w:t>Android</w:t>
+      </w:r>
+      <w:proofErr w:type="spellEnd"/>
+      <w:r>
+        <w:t>-приложение «</w:t>
+      </w:r>
+      <w:proofErr w:type="spellStart"/>
+      <w:r>
+        <w:t>Liboffan</w:t>
+      </w:r>
+      <w:proofErr w:type="spellEnd"/>
+      <w:r>
+        <w:t>», реализующее механику ветвления историй, систему авторства версий, персональную библиотеку с отслеживанием статуса чтения, а также интеграцию локального AI-ассистента для генерации и стилистического редактирования текста. Приложение обеспечивает удобную навигацию по дереву сюжетов без потери связи с оригинальным произведением.</w:t>
       </w:r>
     </w:p>
     <w:p>
@@ -3662,7 +3766,15 @@
         <w:pStyle w:val="afff9"/>
       </w:pPr>
       <w:r>
-        <w:t>Область применения результатов: сервисы цифровой публикации, сообщества авторов и читателей (включая фанфикшн и оригинальную прозу), образовательные платформы для развития литературных навыков, а также конечные пользователи, заинтересованные в интерактивном, нелинейном формате чтения и совместного творчества.</w:t>
+        <w:t xml:space="preserve">Область применения результатов: сервисы цифровой публикации, сообщества авторов и читателей (включая </w:t>
+      </w:r>
+      <w:proofErr w:type="spellStart"/>
+      <w:r>
+        <w:t>фанфикшн</w:t>
+      </w:r>
+      <w:proofErr w:type="spellEnd"/>
+      <w:r>
+        <w:t xml:space="preserve"> и оригинальную прозу), образовательные платформы для развития литературных навыков, а также конечные пользователи, заинтересованные в интерактивном, нелинейном формате чтения и совместного творчества.</w:t>
       </w:r>
       <w:r>
         <w:br w:type="page"/>
@@ -3700,7 +3812,39 @@
         <w:pStyle w:val="afff9"/>
       </w:pPr>
       <w:r>
-        <w:t xml:space="preserve">Особую актуальность приобретает концепция «версионирования» литературных произведений — возможность создавать альтернативные версии текста, сохраняя связь с оригиналом и позволяя читателям выбирать предпочтительное развитие событий. Такой подход, заимствованный из практики разработки программного обеспечения (системы контроля версий Git), открывает новые возможности для литературного творчества и чтения. Таким образом, разработка мобильного приложения для коллаборативного создания историй с системой ветвления сюжетов является актуальной задачей, отвечающей современным тенденциям развития цифрового творчества и чтения. Целью данной курсовой работы является создание мобильного Android-приложения «Liboffan», предоставляющего платформу для совместного создания и чтения историй с возможностью ветвления сюжетов и использования AI-помощника для редактирования текстов. Задачами работы являются: </w:t>
+        <w:t>Особую актуальность приобретает концепция «</w:t>
+      </w:r>
+      <w:proofErr w:type="spellStart"/>
+      <w:r>
+        <w:t>версионирования</w:t>
+      </w:r>
+      <w:proofErr w:type="spellEnd"/>
+      <w:r>
+        <w:t xml:space="preserve">» литературных произведений — возможность создавать альтернативные версии текста, сохраняя связь с оригиналом и позволяя читателям выбирать предпочтительное развитие событий. Такой подход, заимствованный из практики разработки программного обеспечения (системы контроля версий </w:t>
+      </w:r>
+      <w:proofErr w:type="spellStart"/>
+      <w:r>
+        <w:t>Git</w:t>
+      </w:r>
+      <w:proofErr w:type="spellEnd"/>
+      <w:r>
+        <w:t xml:space="preserve">), открывает новые возможности для литературного творчества и чтения. Таким образом, разработка мобильного приложения для коллаборативного создания историй с системой ветвления сюжетов является актуальной задачей, отвечающей современным тенденциям развития цифрового творчества и чтения. Целью данной курсовой работы является создание мобильного </w:t>
+      </w:r>
+      <w:proofErr w:type="spellStart"/>
+      <w:r>
+        <w:t>Android</w:t>
+      </w:r>
+      <w:proofErr w:type="spellEnd"/>
+      <w:r>
+        <w:t>-приложения «</w:t>
+      </w:r>
+      <w:proofErr w:type="spellStart"/>
+      <w:r>
+        <w:t>Liboffan</w:t>
+      </w:r>
+      <w:proofErr w:type="spellEnd"/>
+      <w:r>
+        <w:t xml:space="preserve">», предоставляющего платформу для совместного создания и чтения историй с возможностью ветвления сюжетов и использования AI-помощника для редактирования текстов. Задачами работы являются: </w:t>
       </w:r>
     </w:p>
     <w:p>
@@ -3744,7 +3888,31 @@
         <w:pStyle w:val="20"/>
       </w:pPr>
       <w:r>
-        <w:t xml:space="preserve">обоснование выбора Kotlin и Jetpack Compose для клиентской части; выбор Spring Boot для серверной части; </w:t>
+        <w:t xml:space="preserve">обоснование выбора </w:t>
+      </w:r>
+      <w:proofErr w:type="spellStart"/>
+      <w:r>
+        <w:t>Kotlin</w:t>
+      </w:r>
+      <w:proofErr w:type="spellEnd"/>
+      <w:r>
+        <w:t xml:space="preserve"> и </w:t>
+      </w:r>
+      <w:proofErr w:type="spellStart"/>
+      <w:r>
+        <w:t>Jetpack</w:t>
+      </w:r>
+      <w:proofErr w:type="spellEnd"/>
+      <w:r>
+        <w:t xml:space="preserve"> </w:t>
+      </w:r>
+      <w:proofErr w:type="spellStart"/>
+      <w:r>
+        <w:t>Compose</w:t>
+      </w:r>
+      <w:proofErr w:type="spellEnd"/>
+      <w:r>
+        <w:t xml:space="preserve"> для клиентской части; выбор Spring Boot для серверной части; </w:t>
       </w:r>
     </w:p>
     <w:p>
@@ -3771,7 +3939,15 @@
         <w:pStyle w:val="a6"/>
       </w:pPr>
       <w:r>
-        <w:t xml:space="preserve">проектирование базы данных с поддержкой версионирования; определение пользовательских сценариев и навигации; </w:t>
+        <w:t xml:space="preserve">проектирование базы данных с поддержкой </w:t>
+      </w:r>
+      <w:proofErr w:type="spellStart"/>
+      <w:r>
+        <w:t>версионирования</w:t>
+      </w:r>
+      <w:proofErr w:type="spellEnd"/>
+      <w:r>
+        <w:t xml:space="preserve">; определение пользовательских сценариев и навигации; </w:t>
       </w:r>
     </w:p>
     <w:p>
@@ -3803,7 +3979,15 @@
         <w:pStyle w:val="a6"/>
       </w:pPr>
       <w:r>
-        <w:t xml:space="preserve">интеграция AI-помощника на основе Ollama для редактирования текстов; </w:t>
+        <w:t xml:space="preserve">интеграция AI-помощника на основе </w:t>
+      </w:r>
+      <w:proofErr w:type="spellStart"/>
+      <w:r>
+        <w:t>Ollama</w:t>
+      </w:r>
+      <w:proofErr w:type="spellEnd"/>
+      <w:r>
+        <w:t xml:space="preserve"> для редактирования текстов; </w:t>
       </w:r>
     </w:p>
     <w:p>
@@ -3868,7 +4052,15 @@
         <w:pStyle w:val="afff9"/>
       </w:pPr>
       <w:r>
-        <w:t>Предметной областью разрабатываемой системы является мобильное приложение для коллаборативного создания и чтения историй с системой ветвления сюжетов. В отличие от традиционных платформ для публикации текстов, где каждый автор создаёт изолированное произведение, Liboffan позволяет строить разветвлённую структуру историй, где каждое ответвление сохраняет связь с родительской версией.</w:t>
+        <w:t xml:space="preserve">Предметной областью разрабатываемой системы является мобильное приложение для коллаборативного создания и чтения историй с системой ветвления сюжетов. В отличие от традиционных платформ для публикации текстов, где каждый автор создаёт изолированное произведение, </w:t>
+      </w:r>
+      <w:proofErr w:type="spellStart"/>
+      <w:r>
+        <w:t>Liboffan</w:t>
+      </w:r>
+      <w:proofErr w:type="spellEnd"/>
+      <w:r>
+        <w:t xml:space="preserve"> позволяет строить разветвлённую структуру историй, где каждое ответвление сохраняет связь с родительской версией.</w:t>
       </w:r>
     </w:p>
     <w:p>
@@ -3876,7 +4068,23 @@
         <w:pStyle w:val="afff9"/>
       </w:pPr>
       <w:r>
-        <w:t>Ключевой особенностью системы является концепция «дерева историй» (story tree) — структуры, в которой корневая версия представляет оригинальное произведение, а дочерние версии (ветки) являются альтернативными продолжениями или интерпретациями, созданными другими авторами. При этом каждая версия сохраняет авторство, имеет собственное описание, теги и возрастной рейтинг.</w:t>
+        <w:t>Ключевой особенностью системы является концепция «дерева историй» (</w:t>
+      </w:r>
+      <w:proofErr w:type="spellStart"/>
+      <w:r>
+        <w:t>story</w:t>
+      </w:r>
+      <w:proofErr w:type="spellEnd"/>
+      <w:r>
+        <w:t xml:space="preserve"> </w:t>
+      </w:r>
+      <w:proofErr w:type="spellStart"/>
+      <w:r>
+        <w:t>tree</w:t>
+      </w:r>
+      <w:proofErr w:type="spellEnd"/>
+      <w:r>
+        <w:t>) — структуры, в которой корневая версия представляет оригинальное произведение, а дочерние версии (ветки) являются альтернативными продолжениями или интерпретациями, созданными другими авторами. При этом каждая версия сохраняет авторство, имеет собственное описание, теги и возрастной рейтинг.</w:t>
       </w:r>
     </w:p>
     <w:p>
@@ -3915,8 +4123,13 @@
       <w:pPr>
         <w:pStyle w:val="a6"/>
       </w:pPr>
-      <w:r>
-        <w:t>версионирования и ветвления историй;</w:t>
+      <w:proofErr w:type="spellStart"/>
+      <w:r>
+        <w:t>версионирования</w:t>
+      </w:r>
+      <w:proofErr w:type="spellEnd"/>
+      <w:r>
+        <w:t xml:space="preserve"> и ветвления историй;</w:t>
       </w:r>
     </w:p>
     <w:p>
@@ -3949,7 +4162,15 @@
         <w:pStyle w:val="afff9"/>
       </w:pPr>
       <w:r>
-        <w:t xml:space="preserve">Таким образом, Liboffan представляет собой инновационное решение, объединяющее лучшие практики из мира разработки программного обеспечения (системы контроля версий) и литературного творчества, создавая новую модель взаимодействия авторов и читателей. </w:t>
+        <w:t xml:space="preserve">Таким образом, </w:t>
+      </w:r>
+      <w:proofErr w:type="spellStart"/>
+      <w:r>
+        <w:t>Liboffan</w:t>
+      </w:r>
+      <w:proofErr w:type="spellEnd"/>
+      <w:r>
+        <w:t xml:space="preserve"> представляет собой инновационное решение, объединяющее лучшие практики из мира разработки программного обеспечения (системы контроля версий) и литературного творчества, создавая новую модель взаимодействия авторов и читателей. </w:t>
       </w:r>
     </w:p>
     <w:p>
@@ -4010,7 +4231,15 @@
         <w:t xml:space="preserve"> </w:t>
       </w:r>
       <w:r>
-        <w:t>Разрабатываемое приложение «Liboffan» позиционируется как решение, объединяющее преимущества традиционных читалок, социальных сетей и систем контроля версий, создавая принципиально новый формат взаимодействия с литературным контентом.</w:t>
+        <w:t>Разрабатываемое приложение «</w:t>
+      </w:r>
+      <w:proofErr w:type="spellStart"/>
+      <w:r>
+        <w:t>Liboffan</w:t>
+      </w:r>
+      <w:proofErr w:type="spellEnd"/>
+      <w:r>
+        <w:t>» позиционируется как решение, объединяющее преимущества традиционных читалок, социальных сетей и систем контроля версий, создавая принципиально новый формат взаимодействия с литературным контентом.</w:t>
       </w:r>
     </w:p>
     <w:p>
@@ -4039,7 +4268,31 @@
         <w:pStyle w:val="affff8"/>
       </w:pPr>
       <w:r>
-        <w:t xml:space="preserve">Для выявления функциональных требований и конкурентных преимуществ были проанализированы три ключевых платформы: Wattpad, Author.Today и Ficbook. Критерии сравнения включали: </w:t>
+        <w:t xml:space="preserve">Для выявления функциональных требований и конкурентных преимуществ были проанализированы три ключевых платформы: </w:t>
+      </w:r>
+      <w:proofErr w:type="spellStart"/>
+      <w:r>
+        <w:t>Wattpad</w:t>
+      </w:r>
+      <w:proofErr w:type="spellEnd"/>
+      <w:r>
+        <w:t xml:space="preserve">, </w:t>
+      </w:r>
+      <w:proofErr w:type="spellStart"/>
+      <w:r>
+        <w:t>Author.Today</w:t>
+      </w:r>
+      <w:proofErr w:type="spellEnd"/>
+      <w:r>
+        <w:t xml:space="preserve"> и </w:t>
+      </w:r>
+      <w:proofErr w:type="spellStart"/>
+      <w:r>
+        <w:t>Ficbook</w:t>
+      </w:r>
+      <w:proofErr w:type="spellEnd"/>
+      <w:r>
+        <w:t xml:space="preserve">. Критерии сравнения включали: </w:t>
       </w:r>
     </w:p>
     <w:p>
@@ -4110,10 +4363,12 @@
         <w:pStyle w:val="a5"/>
       </w:pPr>
       <w:bookmarkStart w:id="12" w:name="_Toc231481605"/>
+      <w:proofErr w:type="spellStart"/>
       <w:r>
         <w:t>Wattpad</w:t>
       </w:r>
       <w:bookmarkEnd w:id="12"/>
+      <w:proofErr w:type="spellEnd"/>
     </w:p>
     <w:p>
       <w:pPr>
@@ -4129,8 +4384,13 @@
       <w:pPr>
         <w:pStyle w:val="afffb"/>
       </w:pPr>
-      <w:r>
-        <w:t>Wattpad — крупнейшая международная платформа для публикации пользовательских историй. Приложение предлагает обширную библиотеку контента, социальные функции (комментарии, списки чтения) и инструменты для авторов. Однако ветвление сюжетов реализовано лишь в виде сиквелов и приквелов — отдельных произведений, не связанных технической зависимостью. Альтернативные версии одной истории приходится искать вручную через теги, что неудобно для читателя.</w:t>
+      <w:proofErr w:type="spellStart"/>
+      <w:r>
+        <w:t>Wattpad</w:t>
+      </w:r>
+      <w:proofErr w:type="spellEnd"/>
+      <w:r>
+        <w:t xml:space="preserve"> — крупнейшая международная платформа для публикации пользовательских историй. Приложение предлагает обширную библиотеку контента, социальные функции (комментарии, списки чтения) и инструменты для авторов. Однако ветвление сюжетов реализовано лишь в виде сиквелов и приквелов — отдельных произведений, не связанных технической зависимостью. Альтернативные версии одной истории приходится искать вручную через теги, что неудобно для читателя.</w:t>
       </w:r>
       <w:r>
         <w:t xml:space="preserve"> Иллюстрация главного экрана приложения представлена на рисунке </w:t>
@@ -4247,10 +4507,12 @@
         <w:pStyle w:val="a5"/>
       </w:pPr>
       <w:bookmarkStart w:id="13" w:name="_Toc231481606"/>
+      <w:proofErr w:type="spellStart"/>
       <w:r>
         <w:t>Author.Today</w:t>
       </w:r>
       <w:bookmarkEnd w:id="13"/>
+      <w:proofErr w:type="spellEnd"/>
     </w:p>
     <w:p>
       <w:pPr>
@@ -4269,8 +4531,13 @@
           <w:lang w:val="en-US"/>
         </w:rPr>
       </w:pPr>
-      <w:r>
-        <w:t xml:space="preserve">Author.Today — российская платформа, ориентированная на профессиональных авторов и платный контент. Сервис предоставляет удобные инструменты публикации, черновики, статистику чтения. Вместе с тем, функционал полностью сосредоточен на линейном повествовании: каждый текст существует в единственном варианте, возможность создания ответвлений или альтернативных концовок отсутствует. </w:t>
+      <w:proofErr w:type="spellStart"/>
+      <w:r>
+        <w:t>Author.Today</w:t>
+      </w:r>
+      <w:proofErr w:type="spellEnd"/>
+      <w:r>
+        <w:t xml:space="preserve"> — российская платформа, ориентированная на профессиональных авторов и платный контент. Сервис предоставляет удобные инструменты публикации, черновики, статистику чтения. Вместе с тем, функционал полностью сосредоточен на линейном повествовании: каждый текст существует в единственном варианте, возможность создания ответвлений или альтернативных концовок отсутствует. </w:t>
       </w:r>
       <w:r>
         <w:t xml:space="preserve">Иллюстрация главного экрана приложения представлена на рисунке </w:t>
@@ -4349,9 +4616,31 @@
       <w:pPr>
         <w:pStyle w:val="a7"/>
       </w:pPr>
-      <w:r>
-        <w:t xml:space="preserve">Главная страница приложения </w:t>
-      </w:r>
+      <w:proofErr w:type="spellStart"/>
+      <w:r>
+        <w:t>Главная</w:t>
+      </w:r>
+      <w:proofErr w:type="spellEnd"/>
+      <w:r>
+        <w:t xml:space="preserve"> </w:t>
+      </w:r>
+      <w:proofErr w:type="spellStart"/>
+      <w:r>
+        <w:t>страница</w:t>
+      </w:r>
+      <w:proofErr w:type="spellEnd"/>
+      <w:r>
+        <w:t xml:space="preserve"> </w:t>
+      </w:r>
+      <w:proofErr w:type="spellStart"/>
+      <w:r>
+        <w:t>приложения</w:t>
+      </w:r>
+      <w:proofErr w:type="spellEnd"/>
+      <w:r>
+        <w:t xml:space="preserve"> </w:t>
+      </w:r>
+      <w:proofErr w:type="spellStart"/>
       <w:r>
         <w:t>Author</w:t>
       </w:r>
@@ -4361,6 +4650,7 @@
       <w:r>
         <w:t>Today</w:t>
       </w:r>
+      <w:proofErr w:type="spellEnd"/>
     </w:p>
     <w:p>
       <w:pPr>
@@ -4372,10 +4662,12 @@
         <w:pStyle w:val="a5"/>
       </w:pPr>
       <w:bookmarkStart w:id="14" w:name="_Toc231481607"/>
+      <w:proofErr w:type="spellStart"/>
       <w:r>
         <w:t>Ficbook</w:t>
       </w:r>
       <w:bookmarkEnd w:id="14"/>
+      <w:proofErr w:type="spellEnd"/>
     </w:p>
     <w:p>
       <w:pPr>
@@ -4394,8 +4686,13 @@
           <w:lang w:val="en-US"/>
         </w:rPr>
       </w:pPr>
-      <w:r>
-        <w:t>Ficbook (Книга Фанфиков) — специализированная платформа для фанатского творчества. Поддерживает развитую систему тегов, предупреждений о контенте, рейтингов. Пользователи могут публиковать альтернативные версии канона, но технически каждая такая работа является отдельным произведением без автоматической связи с оригиналом. Навигация по «деревьям» фанфиков осуществляется вручную через ссылки в описании</w:t>
+      <w:proofErr w:type="spellStart"/>
+      <w:r>
+        <w:t>Ficbook</w:t>
+      </w:r>
+      <w:proofErr w:type="spellEnd"/>
+      <w:r>
+        <w:t xml:space="preserve"> (Книга Фанфиков) — специализированная платформа для фанатского творчества. Поддерживает развитую систему тегов, предупреждений о контенте, рейтингов. Пользователи могут публиковать альтернативные версии канона, но технически каждая такая работа является отдельным произведением без автоматической связи с оригиналом. Навигация по «деревьям» фанфиков осуществляется вручную через ссылки в описании</w:t>
       </w:r>
       <w:r>
         <w:t xml:space="preserve">. Иллюстрация главного экрана приложения представлена на рисунке </w:t>
@@ -4430,7 +4727,7 @@
         </w:rPr>
         <w:lastRenderedPageBreak/>
         <w:drawing>
-          <wp:inline distT="0" distB="0" distL="0" distR="0" wp14:anchorId="26D77631" wp14:editId="7A9A7668">
+          <wp:inline distT="0" distB="0" distL="0" distR="0" wp14:anchorId="26D77631" wp14:editId="7087316C">
             <wp:extent cx="1724025" cy="3733929"/>
             <wp:effectExtent l="0" t="0" r="0" b="0"/>
             <wp:docPr id="19" name="Рисунок 19"/>
@@ -4487,12 +4784,35 @@
       <w:pPr>
         <w:pStyle w:val="a7"/>
       </w:pPr>
-      <w:r>
-        <w:t xml:space="preserve">Главный экран приложения </w:t>
-      </w:r>
+      <w:proofErr w:type="spellStart"/>
+      <w:r>
+        <w:t>Главный</w:t>
+      </w:r>
+      <w:proofErr w:type="spellEnd"/>
+      <w:r>
+        <w:t xml:space="preserve"> </w:t>
+      </w:r>
+      <w:proofErr w:type="spellStart"/>
+      <w:r>
+        <w:t>экран</w:t>
+      </w:r>
+      <w:proofErr w:type="spellEnd"/>
+      <w:r>
+        <w:t xml:space="preserve"> </w:t>
+      </w:r>
+      <w:proofErr w:type="spellStart"/>
+      <w:r>
+        <w:t>приложения</w:t>
+      </w:r>
+      <w:proofErr w:type="spellEnd"/>
+      <w:r>
+        <w:t xml:space="preserve"> </w:t>
+      </w:r>
+      <w:proofErr w:type="spellStart"/>
       <w:r>
         <w:t>Ficbook</w:t>
       </w:r>
+      <w:proofErr w:type="spellEnd"/>
     </w:p>
     <w:p>
       <w:pPr>
@@ -4654,9 +4974,11 @@
               <w:ind w:firstLine="22"/>
               <w:jc w:val="center"/>
             </w:pPr>
+            <w:proofErr w:type="spellStart"/>
             <w:r>
               <w:t>Wattpad</w:t>
             </w:r>
+            <w:proofErr w:type="spellEnd"/>
           </w:p>
         </w:tc>
         <w:tc>
@@ -4752,9 +5074,11 @@
               <w:ind w:firstLine="22"/>
               <w:jc w:val="center"/>
             </w:pPr>
+            <w:proofErr w:type="spellStart"/>
             <w:r>
               <w:t>Author.Today</w:t>
             </w:r>
+            <w:proofErr w:type="spellEnd"/>
           </w:p>
         </w:tc>
         <w:tc>
@@ -4850,9 +5174,11 @@
               <w:ind w:firstLine="22"/>
               <w:jc w:val="center"/>
             </w:pPr>
+            <w:proofErr w:type="spellStart"/>
             <w:r>
               <w:t>Ficbook</w:t>
             </w:r>
+            <w:proofErr w:type="spellEnd"/>
           </w:p>
         </w:tc>
         <w:tc>
@@ -4948,10 +5274,12 @@
               <w:ind w:firstLine="22"/>
               <w:jc w:val="center"/>
             </w:pPr>
+            <w:proofErr w:type="spellStart"/>
             <w:r>
               <w:lastRenderedPageBreak/>
               <w:t>Liboffan</w:t>
             </w:r>
+            <w:proofErr w:type="spellEnd"/>
           </w:p>
         </w:tc>
         <w:tc>
@@ -5059,7 +5387,39 @@
         <w:pStyle w:val="affff8"/>
       </w:pPr>
       <w:r>
-        <w:t>Анализ показал, что ни одна из рассмотренных платформ не предоставляет встроенной системы версионирования историй, где ветки технически связаны с родительской версией, а навигация между ними интуитивно понятна. Wattpad и Author.Today ориентированы на линейное повествование, где каждое произведение существует изолированно. Ficbook, несмотря на развитую систему тегов и поддержку фанатского творчества, не обеспечивает автоматическую связь между альтернативными версиями — навигация осуществляется вручную через ссылки в описании.</w:t>
+        <w:t xml:space="preserve">Анализ показал, что ни одна из рассмотренных платформ не предоставляет встроенной системы </w:t>
+      </w:r>
+      <w:proofErr w:type="spellStart"/>
+      <w:r>
+        <w:t>версионирования</w:t>
+      </w:r>
+      <w:proofErr w:type="spellEnd"/>
+      <w:r>
+        <w:t xml:space="preserve"> историй, где ветки технически связаны с родительской версией, а навигация между ними интуитивно понятна. </w:t>
+      </w:r>
+      <w:proofErr w:type="spellStart"/>
+      <w:r>
+        <w:t>Wattpad</w:t>
+      </w:r>
+      <w:proofErr w:type="spellEnd"/>
+      <w:r>
+        <w:t xml:space="preserve"> и </w:t>
+      </w:r>
+      <w:proofErr w:type="spellStart"/>
+      <w:r>
+        <w:t>Author.Today</w:t>
+      </w:r>
+      <w:proofErr w:type="spellEnd"/>
+      <w:r>
+        <w:t xml:space="preserve"> ориентированы на линейное повествование, где каждое произведение существует изолированно. </w:t>
+      </w:r>
+      <w:proofErr w:type="spellStart"/>
+      <w:r>
+        <w:t>Ficbook</w:t>
+      </w:r>
+      <w:proofErr w:type="spellEnd"/>
+      <w:r>
+        <w:t>, несмотря на развитую систему тегов и поддержку фанатского творчества, не обеспечивает автоматическую связь между альтернативными версиями — навигация осуществляется вручную через ссылки в описании.</w:t>
       </w:r>
     </w:p>
     <w:p>
@@ -5075,7 +5435,15 @@
         <w:pStyle w:val="affff8"/>
       </w:pPr>
       <w:r>
-        <w:t>Выявленные функциональные пробелы определяют конкурентные преимущества разрабатываемой системы «Liboffan».</w:t>
+        <w:t>Выявленные функциональные пробелы определяют конкурентные преимущества разрабатываемой системы «</w:t>
+      </w:r>
+      <w:proofErr w:type="spellStart"/>
+      <w:r>
+        <w:t>Liboffan</w:t>
+      </w:r>
+      <w:proofErr w:type="spellEnd"/>
+      <w:r>
+        <w:t>».</w:t>
       </w:r>
     </w:p>
     <w:p>
@@ -5107,7 +5475,15 @@
         <w:pStyle w:val="20"/>
       </w:pPr>
       <w:r>
-        <w:t>автоматическое сохранение иерархической связи между версиями через поле parent_id;</w:t>
+        <w:t xml:space="preserve">автоматическое сохранение иерархической связи между версиями через поле </w:t>
+      </w:r>
+      <w:proofErr w:type="spellStart"/>
+      <w:r>
+        <w:t>parent_id</w:t>
+      </w:r>
+      <w:proofErr w:type="spellEnd"/>
+      <w:r>
+        <w:t>;</w:t>
       </w:r>
     </w:p>
     <w:p>
@@ -5492,9 +5868,19 @@
       <w:pPr>
         <w:pStyle w:val="a7"/>
       </w:pPr>
-      <w:r>
-        <w:t>Диаграмма прецедентов</w:t>
-      </w:r>
+      <w:proofErr w:type="spellStart"/>
+      <w:r>
+        <w:t>Диаграмма</w:t>
+      </w:r>
+      <w:proofErr w:type="spellEnd"/>
+      <w:r>
+        <w:t xml:space="preserve"> </w:t>
+      </w:r>
+      <w:proofErr w:type="spellStart"/>
+      <w:r>
+        <w:t>прецедентов</w:t>
+      </w:r>
+      <w:proofErr w:type="spellEnd"/>
     </w:p>
     <w:p>
       <w:pPr>
@@ -5510,7 +5896,15 @@
         <w:pStyle w:val="afffb"/>
       </w:pPr>
       <w:r>
-        <w:t>Неавторизованный пользователь (Гость) имеет ограниченный доступ: просмотр каталога историй, поиск по тегам и фандомам, чтение опубликованных версий. Для доступа к полному функционалу необходимо пройти регистрацию с указанием email и пароля. При последующих запусках приложения осуществляется автоматическая авторизация по сохранённому JWT-токену.</w:t>
+        <w:t xml:space="preserve">Неавторизованный пользователь (Гость) имеет ограниченный доступ: просмотр каталога историй, поиск по тегам и фандомам, чтение опубликованных версий. Для доступа к полному функционалу необходимо пройти регистрацию с указанием </w:t>
+      </w:r>
+      <w:proofErr w:type="spellStart"/>
+      <w:r>
+        <w:t>email</w:t>
+      </w:r>
+      <w:proofErr w:type="spellEnd"/>
+      <w:r>
+        <w:t xml:space="preserve"> и пароля. При последующих запусках приложения осуществляется автоматическая авторизация по сохранённому JWT-токену.</w:t>
       </w:r>
     </w:p>
     <w:p>
@@ -5526,7 +5920,15 @@
         <w:pStyle w:val="20"/>
       </w:pPr>
       <w:r>
-        <w:t>Прохождение онбординга — знакомство с ключевыми возможностями приложения при первом запуске;</w:t>
+        <w:t xml:space="preserve">Прохождение </w:t>
+      </w:r>
+      <w:proofErr w:type="spellStart"/>
+      <w:r>
+        <w:t>онбординга</w:t>
+      </w:r>
+      <w:proofErr w:type="spellEnd"/>
+      <w:r>
+        <w:t xml:space="preserve"> — знакомство с ключевыми возможностями приложения при первом запуске;</w:t>
       </w:r>
     </w:p>
     <w:p>
@@ -5534,7 +5936,15 @@
         <w:pStyle w:val="20"/>
       </w:pPr>
       <w:r>
-        <w:t>Регистрация и авторизация — создание аккаунта или вход с использованием email и пароля;</w:t>
+        <w:t xml:space="preserve">Регистрация и авторизация — создание аккаунта или вход с использованием </w:t>
+      </w:r>
+      <w:proofErr w:type="spellStart"/>
+      <w:r>
+        <w:t>email</w:t>
+      </w:r>
+      <w:proofErr w:type="spellEnd"/>
+      <w:r>
+        <w:t xml:space="preserve"> и пароля;</w:t>
       </w:r>
     </w:p>
     <w:p>
@@ -5672,7 +6082,15 @@
         <w:pStyle w:val="afffb"/>
       </w:pPr>
       <w:r>
-        <w:t>Для реализации клиентской (Android) части приложения выбраны инструменты и технологии, представленные ниже.</w:t>
+        <w:t>Для реализации клиентской (</w:t>
+      </w:r>
+      <w:proofErr w:type="spellStart"/>
+      <w:r>
+        <w:t>Android</w:t>
+      </w:r>
+      <w:proofErr w:type="spellEnd"/>
+      <w:r>
+        <w:t>) части приложения выбраны инструменты и технологии, представленные ниже.</w:t>
       </w:r>
     </w:p>
     <w:p>
@@ -5680,7 +6098,31 @@
         <w:pStyle w:val="afffb"/>
       </w:pPr>
       <w:r>
-        <w:t>Язык программирования Kotlin — современный статически типизированный язык программирования для JVM-платформы, официально рекомендуемый Google для разработки Android-приложений. Kotlin обеспечивает лаконичность кода, безопасность в отношении нулевых ссылок и полную совместимость с Java;</w:t>
+        <w:t xml:space="preserve">Язык программирования </w:t>
+      </w:r>
+      <w:proofErr w:type="spellStart"/>
+      <w:r>
+        <w:t>Kotlin</w:t>
+      </w:r>
+      <w:proofErr w:type="spellEnd"/>
+      <w:r>
+        <w:t xml:space="preserve"> — современный статически типизированный язык программирования для JVM-платформы, официально рекомендуемый Google для разработки </w:t>
+      </w:r>
+      <w:proofErr w:type="spellStart"/>
+      <w:r>
+        <w:t>Android</w:t>
+      </w:r>
+      <w:proofErr w:type="spellEnd"/>
+      <w:r>
+        <w:t xml:space="preserve">-приложений. </w:t>
+      </w:r>
+      <w:proofErr w:type="spellStart"/>
+      <w:r>
+        <w:t>Kotlin</w:t>
+      </w:r>
+      <w:proofErr w:type="spellEnd"/>
+      <w:r>
+        <w:t xml:space="preserve"> обеспечивает лаконичность кода, безопасность в отношении нулевых ссылок и полную совместимость с Java;</w:t>
       </w:r>
       <w:r>
         <w:t>[1]</w:t>
@@ -5690,16 +6132,80 @@
       <w:pPr>
         <w:pStyle w:val="afffb"/>
       </w:pPr>
+      <w:proofErr w:type="spellStart"/>
       <w:r>
         <w:rPr>
           <w:rStyle w:val="affff9"/>
         </w:rPr>
-        <w:t>Jetpack Compose — современный инструмент для создания пользовательских интерфейсов на Android, который использует декларативный подход. Разработчик описывает, как должен выглядеть UI в зависимости от данных, а система автоматически обновляет его при изменении этих данных. Позволяет описывать пользовательский интерфейс в виде функций-компонентов на Kotlin, использует Material Design 3 в качестве дизайн-системы, обеспечивает реактивное обновление интерфейса при изменении состояния; [</w:t>
-      </w:r>
+        <w:t>Jetpack</w:t>
+      </w:r>
+      <w:proofErr w:type="spellEnd"/>
       <w:r>
         <w:rPr>
           <w:rStyle w:val="affff9"/>
         </w:rPr>
+        <w:t xml:space="preserve"> </w:t>
+      </w:r>
+      <w:proofErr w:type="spellStart"/>
+      <w:r>
+        <w:rPr>
+          <w:rStyle w:val="affff9"/>
+        </w:rPr>
+        <w:t>Compose</w:t>
+      </w:r>
+      <w:proofErr w:type="spellEnd"/>
+      <w:r>
+        <w:rPr>
+          <w:rStyle w:val="affff9"/>
+        </w:rPr>
+        <w:t xml:space="preserve"> — современный инструмент для создания пользовательских интерфейсов на </w:t>
+      </w:r>
+      <w:proofErr w:type="spellStart"/>
+      <w:r>
+        <w:rPr>
+          <w:rStyle w:val="affff9"/>
+        </w:rPr>
+        <w:t>Android</w:t>
+      </w:r>
+      <w:proofErr w:type="spellEnd"/>
+      <w:r>
+        <w:rPr>
+          <w:rStyle w:val="affff9"/>
+        </w:rPr>
+        <w:t xml:space="preserve">, который использует декларативный подход. Разработчик описывает, как должен выглядеть UI в зависимости от данных, а система автоматически обновляет его при изменении этих данных. Позволяет описывать пользовательский интерфейс в виде функций-компонентов на </w:t>
+      </w:r>
+      <w:proofErr w:type="spellStart"/>
+      <w:r>
+        <w:rPr>
+          <w:rStyle w:val="affff9"/>
+        </w:rPr>
+        <w:t>Kotlin</w:t>
+      </w:r>
+      <w:proofErr w:type="spellEnd"/>
+      <w:r>
+        <w:rPr>
+          <w:rStyle w:val="affff9"/>
+        </w:rPr>
+        <w:t xml:space="preserve">, использует </w:t>
+      </w:r>
+      <w:proofErr w:type="spellStart"/>
+      <w:r>
+        <w:rPr>
+          <w:rStyle w:val="affff9"/>
+        </w:rPr>
+        <w:t>Material</w:t>
+      </w:r>
+      <w:proofErr w:type="spellEnd"/>
+      <w:r>
+        <w:rPr>
+          <w:rStyle w:val="affff9"/>
+        </w:rPr>
+        <w:t xml:space="preserve"> Design 3 в качестве дизайн-системы, обеспечивает реактивное обновление интерфейса при изменении состояния; [</w:t>
+      </w:r>
+      <w:r>
+        <w:rPr>
+          <w:rStyle w:val="affff9"/>
+        </w:rPr>
         <w:t>2</w:t>
       </w:r>
       <w:r>
@@ -5715,15 +6221,36 @@
       </w:pPr>
       <w:r>
         <w:lastRenderedPageBreak/>
-        <w:t>Паттерн MVVM (Model-View-ViewModel) позволяет отделить логику приложения от визуальной части (представления). Данный паттерн является архитектурным, то есть он задает общую архитектуру приложения</w:t>
-      </w:r>
-      <w:r>
-        <w:t>. ViewModel хранит состояние экрана и предоставляет UI-компонентам необходимые данные через StateFlow. Это повышает тестируемость и масштабируемость кода; [</w:t>
-      </w:r>
-      <w:r>
-        <w:rPr>
-          <w:lang w:val="en-US"/>
-        </w:rPr>
+        <w:t>Паттерн MVVM (Model-View-</w:t>
+      </w:r>
+      <w:proofErr w:type="spellStart"/>
+      <w:r>
+        <w:t>ViewModel</w:t>
+      </w:r>
+      <w:proofErr w:type="spellEnd"/>
+      <w:r>
+        <w:t>) позволяет отделить логику приложения от визуальной части (представления). Данный паттерн является архитектурным, то есть он задает общую архитектуру приложения</w:t>
+      </w:r>
+      <w:r>
+        <w:t xml:space="preserve">. </w:t>
+      </w:r>
+      <w:proofErr w:type="spellStart"/>
+      <w:r>
+        <w:t>ViewModel</w:t>
+      </w:r>
+      <w:proofErr w:type="spellEnd"/>
+      <w:r>
+        <w:t xml:space="preserve"> хранит состояние экрана и предоставляет UI-компонентам необходимые данные через </w:t>
+      </w:r>
+      <w:proofErr w:type="spellStart"/>
+      <w:r>
+        <w:t>StateFlow</w:t>
+      </w:r>
+      <w:proofErr w:type="spellEnd"/>
+      <w:r>
+        <w:t>. Это повышает тестируемость и масштабируемость кода; [</w:t>
+      </w:r>
+      <w:r>
         <w:t>3</w:t>
       </w:r>
       <w:r>
@@ -5734,11 +6261,40 @@
       <w:pPr>
         <w:pStyle w:val="afffb"/>
       </w:pPr>
-      <w:r>
-        <w:t xml:space="preserve">Retrofit — это библиотека, которая упрощает работу с сетевыми запросами в приложениях на Android. </w:t>
-      </w:r>
-      <w:r>
-        <w:t>Позволяет описывать REST API в виде интерфейсов, автоматически преобразует JSON-ответы в Kotlin-объекты и интегрируется с окклюзией (OkHttp) для управления сетевыми запросами; [</w:t>
+      <w:proofErr w:type="spellStart"/>
+      <w:r>
+        <w:t>Retrofit</w:t>
+      </w:r>
+      <w:proofErr w:type="spellEnd"/>
+      <w:r>
+        <w:t xml:space="preserve"> — это библиотека, которая упрощает работу с сетевыми запросами в приложениях на </w:t>
+      </w:r>
+      <w:proofErr w:type="spellStart"/>
+      <w:r>
+        <w:t>Android</w:t>
+      </w:r>
+      <w:proofErr w:type="spellEnd"/>
+      <w:r>
+        <w:t xml:space="preserve">. </w:t>
+      </w:r>
+      <w:r>
+        <w:t xml:space="preserve">Позволяет описывать REST API в виде интерфейсов, автоматически преобразует JSON-ответы в </w:t>
+      </w:r>
+      <w:proofErr w:type="spellStart"/>
+      <w:r>
+        <w:t>Kotlin</w:t>
+      </w:r>
+      <w:proofErr w:type="spellEnd"/>
+      <w:r>
+        <w:t>-объекты и интегрируется с окклюзией (</w:t>
+      </w:r>
+      <w:proofErr w:type="spellStart"/>
+      <w:r>
+        <w:t>OkHttp</w:t>
+      </w:r>
+      <w:proofErr w:type="spellEnd"/>
+      <w:r>
+        <w:t>) для управления сетевыми запросами; [</w:t>
       </w:r>
       <w:r>
         <w:t>4</w:t>
@@ -5768,7 +6324,15 @@
         <w:pStyle w:val="afffb"/>
       </w:pPr>
       <w:r>
-        <w:t>Фреймворк Spring Boot 3 — платформа для создания автономных, готовых к работе приложений на Java. Включает встроенный сервер Tomcat, упрощает конфигурацию зависимостей и предоставляет готовые решения для безопасности и работы с данными; [</w:t>
+        <w:t xml:space="preserve">Фреймворк Spring Boot 3 — платформа для создания автономных, готовых к работе приложений на Java. Включает встроенный сервер </w:t>
+      </w:r>
+      <w:proofErr w:type="spellStart"/>
+      <w:r>
+        <w:t>Tomcat</w:t>
+      </w:r>
+      <w:proofErr w:type="spellEnd"/>
+      <w:r>
+        <w:t>, упрощает конфигурацию зависимостей и предоставляет готовые решения для безопасности и работы с данными; [</w:t>
       </w:r>
       <w:r>
         <w:t>5</w:t>
@@ -5782,7 +6346,23 @@
         <w:pStyle w:val="afffb"/>
       </w:pPr>
       <w:r>
-        <w:t>Spring Security + JWT — модуль безопасности, обеспечивающий аутентификацию и авторизацию пользователей посредством JSON Web Tokens (JWT), что позволяет реализовывать stateless-сессии; [</w:t>
+        <w:t xml:space="preserve">Spring Security + JWT — модуль безопасности, обеспечивающий аутентификацию и авторизацию пользователей посредством JSON Web </w:t>
+      </w:r>
+      <w:proofErr w:type="spellStart"/>
+      <w:r>
+        <w:t>Tokens</w:t>
+      </w:r>
+      <w:proofErr w:type="spellEnd"/>
+      <w:r>
+        <w:t xml:space="preserve"> (JWT), что позволяет реализовывать </w:t>
+      </w:r>
+      <w:proofErr w:type="spellStart"/>
+      <w:r>
+        <w:t>stateless</w:t>
+      </w:r>
+      <w:proofErr w:type="spellEnd"/>
+      <w:r>
+        <w:t>-сессии; [</w:t>
       </w:r>
       <w:r>
         <w:t>6</w:t>
@@ -5796,7 +6376,15 @@
         <w:pStyle w:val="afffb"/>
       </w:pPr>
       <w:r>
-        <w:t>СУБД MariaDB — реляционная система управления базами данных с широкой распространённостью и развитой экосистемой. Обеспечивает надёжное хранение структурированных данных о пользователях, деревьях историй, версиях, лайках и библиотеках; [</w:t>
+        <w:t xml:space="preserve">СУБД </w:t>
+      </w:r>
+      <w:proofErr w:type="spellStart"/>
+      <w:r>
+        <w:t>MariaDB</w:t>
+      </w:r>
+      <w:proofErr w:type="spellEnd"/>
+      <w:r>
+        <w:t xml:space="preserve"> — реляционная система управления базами данных с широкой распространённостью и развитой экосистемой. Обеспечивает надёжное хранение структурированных данных о пользователях, деревьях историй, версиях, лайках и библиотеках; [</w:t>
       </w:r>
       <w:r>
         <w:t>7</w:t>
@@ -5823,9 +6411,14 @@
       <w:pPr>
         <w:pStyle w:val="afffb"/>
       </w:pPr>
+      <w:proofErr w:type="spellStart"/>
       <w:r>
         <w:lastRenderedPageBreak/>
-        <w:t>Ollama — инструмент для запуска больших языковых моделей (LLM) локально. Используется для интеграции AI-помощника, позволяющего генерировать и редактировать текст непосредственно в приложении без отправки данных в облако; [</w:t>
+        <w:t>Ollama</w:t>
+      </w:r>
+      <w:proofErr w:type="spellEnd"/>
+      <w:r>
+        <w:t xml:space="preserve"> — инструмент для запуска больших языковых моделей (LLM) локально. Используется для интеграции AI-помощника, позволяющего генерировать и редактировать текст непосредственно в приложении без отправки данных в облако; [</w:t>
       </w:r>
       <w:r>
         <w:t>9</w:t>
@@ -5859,7 +6452,23 @@
         <w:pStyle w:val="afffb"/>
       </w:pPr>
       <w:r>
-        <w:t>Мобильное приложение «Liboffan» построено на архитектуре клиент-серверного взаимодействия. Android-приложение выступает в роли клиента и взаимодействует с серверной частью через REST API по протоколу HTTPS.</w:t>
+        <w:t>Мобильное приложение «</w:t>
+      </w:r>
+      <w:proofErr w:type="spellStart"/>
+      <w:r>
+        <w:t>Liboffan</w:t>
+      </w:r>
+      <w:proofErr w:type="spellEnd"/>
+      <w:r>
+        <w:t xml:space="preserve">» построено на архитектуре клиент-серверного взаимодействия. </w:t>
+      </w:r>
+      <w:proofErr w:type="spellStart"/>
+      <w:r>
+        <w:t>Android</w:t>
+      </w:r>
+      <w:proofErr w:type="spellEnd"/>
+      <w:r>
+        <w:t>-приложение выступает в роли клиента и взаимодействует с серверной частью через REST API по протоколу HTTPS.</w:t>
       </w:r>
     </w:p>
     <w:p>
@@ -5892,7 +6501,31 @@
         <w:pStyle w:val="afffb"/>
       </w:pPr>
       <w:r>
-        <w:t xml:space="preserve">Серверная часть приложения реализована на фреймворке Spring Boot и организована по многоуровневой архитектуре (Controller – Service – Repository). Сервер предоставляет набор REST API эндпоинтов, сгруппированных по функциональным модулям. Структура серверной части представлена на рисунке </w:t>
+        <w:t>Серверная часть приложения реализована на фреймворке Spring Boot и организована по многоуровневой архитектуре (</w:t>
+      </w:r>
+      <w:proofErr w:type="spellStart"/>
+      <w:r>
+        <w:t>Controller</w:t>
+      </w:r>
+      <w:proofErr w:type="spellEnd"/>
+      <w:r>
+        <w:t xml:space="preserve"> – Service – </w:t>
+      </w:r>
+      <w:proofErr w:type="spellStart"/>
+      <w:r>
+        <w:t>Repository</w:t>
+      </w:r>
+      <w:proofErr w:type="spellEnd"/>
+      <w:r>
+        <w:t xml:space="preserve">). Сервер предоставляет набор REST API </w:t>
+      </w:r>
+      <w:proofErr w:type="spellStart"/>
+      <w:r>
+        <w:t>эндпоинтов</w:t>
+      </w:r>
+      <w:proofErr w:type="spellEnd"/>
+      <w:r>
+        <w:t xml:space="preserve">, сгруппированных по функциональным модулям. Структура серверной части представлена на рисунке </w:t>
       </w:r>
       <w:r>
         <w:rPr>
@@ -5961,9 +6594,35 @@
       <w:pPr>
         <w:pStyle w:val="a7"/>
       </w:pPr>
-      <w:r>
-        <w:t>Многоуровневая архитектура серверной части</w:t>
-      </w:r>
+      <w:proofErr w:type="spellStart"/>
+      <w:r>
+        <w:t>Многоуровневая</w:t>
+      </w:r>
+      <w:proofErr w:type="spellEnd"/>
+      <w:r>
+        <w:t xml:space="preserve"> </w:t>
+      </w:r>
+      <w:proofErr w:type="spellStart"/>
+      <w:r>
+        <w:t>архитектура</w:t>
+      </w:r>
+      <w:proofErr w:type="spellEnd"/>
+      <w:r>
+        <w:t xml:space="preserve"> </w:t>
+      </w:r>
+      <w:proofErr w:type="spellStart"/>
+      <w:r>
+        <w:t>серверной</w:t>
+      </w:r>
+      <w:proofErr w:type="spellEnd"/>
+      <w:r>
+        <w:t xml:space="preserve"> </w:t>
+      </w:r>
+      <w:proofErr w:type="spellStart"/>
+      <w:r>
+        <w:t>части</w:t>
+      </w:r>
+      <w:proofErr w:type="spellEnd"/>
     </w:p>
     <w:p>
       <w:pPr>
@@ -5982,17 +6641,171 @@
       <w:pPr>
         <w:pStyle w:val="20"/>
       </w:pPr>
-      <w:r>
-        <w:t>AuthModule — маршруты для регистрации и авторизации пользователей (POST /api/auth/login, POST /api/auth/register);</w:t>
+      <w:proofErr w:type="spellStart"/>
+      <w:r>
+        <w:t>AuthModule</w:t>
+      </w:r>
+      <w:proofErr w:type="spellEnd"/>
+      <w:r>
+        <w:t xml:space="preserve"> — маршруты для регистрации и авторизации пользователей (POST /</w:t>
+      </w:r>
+      <w:proofErr w:type="spellStart"/>
+      <w:r>
+        <w:t>api</w:t>
+      </w:r>
+      <w:proofErr w:type="spellEnd"/>
+      <w:r>
+        <w:t>/</w:t>
+      </w:r>
+      <w:proofErr w:type="spellStart"/>
+      <w:r>
+        <w:t>auth</w:t>
+      </w:r>
+      <w:proofErr w:type="spellEnd"/>
+      <w:r>
+        <w:t>/</w:t>
+      </w:r>
+      <w:proofErr w:type="spellStart"/>
+      <w:r>
+        <w:t>login</w:t>
+      </w:r>
+      <w:proofErr w:type="spellEnd"/>
+      <w:r>
+        <w:t>, POST /</w:t>
+      </w:r>
+      <w:proofErr w:type="spellStart"/>
+      <w:r>
+        <w:t>api</w:t>
+      </w:r>
+      <w:proofErr w:type="spellEnd"/>
+      <w:r>
+        <w:t>/</w:t>
+      </w:r>
+      <w:proofErr w:type="spellStart"/>
+      <w:r>
+        <w:t>auth</w:t>
+      </w:r>
+      <w:proofErr w:type="spellEnd"/>
+      <w:r>
+        <w:t>/</w:t>
+      </w:r>
+      <w:proofErr w:type="spellStart"/>
+      <w:r>
+        <w:t>register</w:t>
+      </w:r>
+      <w:proofErr w:type="spellEnd"/>
+      <w:r>
+        <w:t>);</w:t>
       </w:r>
     </w:p>
     <w:p>
       <w:pPr>
         <w:pStyle w:val="20"/>
       </w:pPr>
+      <w:proofErr w:type="spellStart"/>
       <w:r>
         <w:lastRenderedPageBreak/>
-        <w:t>StoryModule — маршруты для работы с деревьями историй и их версиями (GET /api/stories, POST /api/stories, POST /api/stories/{treeId}/fork, GET /api/stories/versions/{versionId});</w:t>
+        <w:t>StoryModule</w:t>
+      </w:r>
+      <w:proofErr w:type="spellEnd"/>
+      <w:r>
+        <w:t xml:space="preserve"> — маршруты для работы с деревьями историй и их версиями (GET /</w:t>
+      </w:r>
+      <w:proofErr w:type="spellStart"/>
+      <w:r>
+        <w:t>api</w:t>
+      </w:r>
+      <w:proofErr w:type="spellEnd"/>
+      <w:r>
+        <w:t>/</w:t>
+      </w:r>
+      <w:proofErr w:type="spellStart"/>
+      <w:r>
+        <w:t>stories</w:t>
+      </w:r>
+      <w:proofErr w:type="spellEnd"/>
+      <w:r>
+        <w:t>, POST /</w:t>
+      </w:r>
+      <w:proofErr w:type="spellStart"/>
+      <w:r>
+        <w:t>api</w:t>
+      </w:r>
+      <w:proofErr w:type="spellEnd"/>
+      <w:r>
+        <w:t>/</w:t>
+      </w:r>
+      <w:proofErr w:type="spellStart"/>
+      <w:r>
+        <w:t>stories</w:t>
+      </w:r>
+      <w:proofErr w:type="spellEnd"/>
+      <w:r>
+        <w:t>, POST /</w:t>
+      </w:r>
+      <w:proofErr w:type="spellStart"/>
+      <w:r>
+        <w:t>api</w:t>
+      </w:r>
+      <w:proofErr w:type="spellEnd"/>
+      <w:r>
+        <w:t>/</w:t>
+      </w:r>
+      <w:proofErr w:type="spellStart"/>
+      <w:r>
+        <w:t>stories</w:t>
+      </w:r>
+      <w:proofErr w:type="spellEnd"/>
+      <w:r>
+        <w:t>/{</w:t>
+      </w:r>
+      <w:proofErr w:type="spellStart"/>
+      <w:r>
+        <w:t>treeId</w:t>
+      </w:r>
+      <w:proofErr w:type="spellEnd"/>
+      <w:r>
+        <w:t>}/</w:t>
+      </w:r>
+      <w:proofErr w:type="spellStart"/>
+      <w:r>
+        <w:t>fork</w:t>
+      </w:r>
+      <w:proofErr w:type="spellEnd"/>
+      <w:r>
+        <w:t>, GET /</w:t>
+      </w:r>
+      <w:proofErr w:type="spellStart"/>
+      <w:r>
+        <w:t>api</w:t>
+      </w:r>
+      <w:proofErr w:type="spellEnd"/>
+      <w:r>
+        <w:t>/</w:t>
+      </w:r>
+      <w:proofErr w:type="spellStart"/>
+      <w:r>
+        <w:t>stories</w:t>
+      </w:r>
+      <w:proofErr w:type="spellEnd"/>
+      <w:r>
+        <w:t>/</w:t>
+      </w:r>
+      <w:proofErr w:type="spellStart"/>
+      <w:r>
+        <w:t>versions</w:t>
+      </w:r>
+      <w:proofErr w:type="spellEnd"/>
+      <w:r>
+        <w:t>/{</w:t>
+      </w:r>
+      <w:proofErr w:type="spellStart"/>
+      <w:r>
+        <w:t>versionId</w:t>
+      </w:r>
+      <w:proofErr w:type="spellEnd"/>
+      <w:r>
+        <w:t>});</w:t>
       </w:r>
     </w:p>
     <w:p>
@@ -6002,11 +6815,19 @@
           <w:lang w:val="en-US"/>
         </w:rPr>
       </w:pPr>
+      <w:proofErr w:type="spellStart"/>
       <w:r>
         <w:rPr>
           <w:lang w:val="en-US"/>
         </w:rPr>
-        <w:t xml:space="preserve">LibraryModule — </w:t>
+        <w:t>LibraryModule</w:t>
+      </w:r>
+      <w:proofErr w:type="spellEnd"/>
+      <w:r>
+        <w:rPr>
+          <w:lang w:val="en-US"/>
+        </w:rPr>
+        <w:t xml:space="preserve"> — </w:t>
       </w:r>
       <w:r>
         <w:t>маршруты</w:t>
@@ -6060,15 +6881,108 @@
         <w:rPr>
           <w:lang w:val="en-US"/>
         </w:rPr>
-        <w:t xml:space="preserve"> (POST /api/me/library, DELETE /api/me/library/{versionId}, GET /api/me/full);</w:t>
+        <w:t xml:space="preserve"> (POST /</w:t>
+      </w:r>
+      <w:proofErr w:type="spellStart"/>
+      <w:r>
+        <w:rPr>
+          <w:lang w:val="en-US"/>
+        </w:rPr>
+        <w:t>api</w:t>
+      </w:r>
+      <w:proofErr w:type="spellEnd"/>
+      <w:r>
+        <w:rPr>
+          <w:lang w:val="en-US"/>
+        </w:rPr>
+        <w:t>/me/library, DELETE /</w:t>
+      </w:r>
+      <w:proofErr w:type="spellStart"/>
+      <w:r>
+        <w:rPr>
+          <w:lang w:val="en-US"/>
+        </w:rPr>
+        <w:t>api</w:t>
+      </w:r>
+      <w:proofErr w:type="spellEnd"/>
+      <w:r>
+        <w:rPr>
+          <w:lang w:val="en-US"/>
+        </w:rPr>
+        <w:t>/me/library/{</w:t>
+      </w:r>
+      <w:proofErr w:type="spellStart"/>
+      <w:r>
+        <w:rPr>
+          <w:lang w:val="en-US"/>
+        </w:rPr>
+        <w:t>versionId</w:t>
+      </w:r>
+      <w:proofErr w:type="spellEnd"/>
+      <w:r>
+        <w:rPr>
+          <w:lang w:val="en-US"/>
+        </w:rPr>
+        <w:t>}, GET /</w:t>
+      </w:r>
+      <w:proofErr w:type="spellStart"/>
+      <w:r>
+        <w:rPr>
+          <w:lang w:val="en-US"/>
+        </w:rPr>
+        <w:t>api</w:t>
+      </w:r>
+      <w:proofErr w:type="spellEnd"/>
+      <w:r>
+        <w:rPr>
+          <w:lang w:val="en-US"/>
+        </w:rPr>
+        <w:t>/me/full);</w:t>
       </w:r>
     </w:p>
     <w:p>
       <w:pPr>
         <w:pStyle w:val="20"/>
       </w:pPr>
-      <w:r>
-        <w:t>ReferenceModule — справочные маршруты для получения списков тегов и фандомов (GET /api/tags, GET /api/fandoms);</w:t>
+      <w:proofErr w:type="spellStart"/>
+      <w:r>
+        <w:t>ReferenceModule</w:t>
+      </w:r>
+      <w:proofErr w:type="spellEnd"/>
+      <w:r>
+        <w:t xml:space="preserve"> — справочные маршруты для получения списков тегов и фандомов (GET /</w:t>
+      </w:r>
+      <w:proofErr w:type="spellStart"/>
+      <w:r>
+        <w:t>api</w:t>
+      </w:r>
+      <w:proofErr w:type="spellEnd"/>
+      <w:r>
+        <w:t>/</w:t>
+      </w:r>
+      <w:proofErr w:type="spellStart"/>
+      <w:r>
+        <w:t>tags</w:t>
+      </w:r>
+      <w:proofErr w:type="spellEnd"/>
+      <w:r>
+        <w:t>, GET /</w:t>
+      </w:r>
+      <w:proofErr w:type="spellStart"/>
+      <w:r>
+        <w:t>api</w:t>
+      </w:r>
+      <w:proofErr w:type="spellEnd"/>
+      <w:r>
+        <w:t>/</w:t>
+      </w:r>
+      <w:proofErr w:type="spellStart"/>
+      <w:r>
+        <w:t>fandoms</w:t>
+      </w:r>
+      <w:proofErr w:type="spellEnd"/>
+      <w:r>
+        <w:t>);</w:t>
       </w:r>
     </w:p>
     <w:p>
@@ -6078,14 +6992,55 @@
           <w:lang w:val="en-US"/>
         </w:rPr>
       </w:pPr>
-      <w:r>
-        <w:t xml:space="preserve">AIModule — маршруты для взаимодействия с локальной моделью </w:t>
-      </w:r>
+      <w:proofErr w:type="spellStart"/>
+      <w:r>
+        <w:t>AIModule</w:t>
+      </w:r>
+      <w:proofErr w:type="spellEnd"/>
+      <w:r>
+        <w:t xml:space="preserve"> — маршруты для взаимодействия с локальной моделью </w:t>
+      </w:r>
+      <w:proofErr w:type="spellStart"/>
       <w:r>
         <w:rPr>
           <w:lang w:val="en-US"/>
         </w:rPr>
-        <w:t>Ollama (POST /api/ai/edit, POST /api/ai/generate-idea).</w:t>
+        <w:t>Ollama</w:t>
+      </w:r>
+      <w:proofErr w:type="spellEnd"/>
+      <w:r>
+        <w:rPr>
+          <w:lang w:val="en-US"/>
+        </w:rPr>
+        <w:t xml:space="preserve"> (POST /</w:t>
+      </w:r>
+      <w:proofErr w:type="spellStart"/>
+      <w:r>
+        <w:rPr>
+          <w:lang w:val="en-US"/>
+        </w:rPr>
+        <w:t>api</w:t>
+      </w:r>
+      <w:proofErr w:type="spellEnd"/>
+      <w:r>
+        <w:rPr>
+          <w:lang w:val="en-US"/>
+        </w:rPr>
+        <w:t>/ai/edit, POST /</w:t>
+      </w:r>
+      <w:proofErr w:type="spellStart"/>
+      <w:r>
+        <w:rPr>
+          <w:lang w:val="en-US"/>
+        </w:rPr>
+        <w:t>api</w:t>
+      </w:r>
+      <w:proofErr w:type="spellEnd"/>
+      <w:r>
+        <w:rPr>
+          <w:lang w:val="en-US"/>
+        </w:rPr>
+        <w:t>/ai/generate-idea).</w:t>
       </w:r>
     </w:p>
     <w:p>
@@ -6097,7 +7052,87 @@
           <w:iCs/>
           <w:szCs w:val="26"/>
         </w:rPr>
-        <w:t xml:space="preserve">Безопасность API обеспечивается посредством JWT-аутентификации. При входе пользователю выдаётся JWT-токен, который клиент прикладывает к каждому последующему запросу в заголовке Authorization. Сервер проверяет валидность токена через фильтр Spring Security при каждом обращении к защищённым эндпоинтам. Пароли пользователей хранятся в базе данных в хэшированном виде с применением алгоритма BCrypt. Схема эндпоинтов API представлена на рисунке </w:t>
+        <w:t xml:space="preserve">Безопасность API обеспечивается посредством JWT-аутентификации. При входе пользователю выдаётся JWT-токен, который клиент прикладывает к каждому последующему запросу в заголовке </w:t>
+      </w:r>
+      <w:proofErr w:type="spellStart"/>
+      <w:r>
+        <w:rPr>
+          <w:iCs/>
+          <w:szCs w:val="26"/>
+        </w:rPr>
+        <w:t>Authorization</w:t>
+      </w:r>
+      <w:proofErr w:type="spellEnd"/>
+      <w:r>
+        <w:rPr>
+          <w:iCs/>
+          <w:szCs w:val="26"/>
+        </w:rPr>
+        <w:t xml:space="preserve">. Сервер проверяет валидность токена через фильтр Spring Security при каждом обращении к защищённым </w:t>
+      </w:r>
+      <w:proofErr w:type="spellStart"/>
+      <w:r>
+        <w:rPr>
+          <w:iCs/>
+          <w:szCs w:val="26"/>
+        </w:rPr>
+        <w:t>эндпоинтам</w:t>
+      </w:r>
+      <w:proofErr w:type="spellEnd"/>
+      <w:r>
+        <w:rPr>
+          <w:iCs/>
+          <w:szCs w:val="26"/>
+        </w:rPr>
+        <w:t xml:space="preserve">. Пароли пользователей хранятся в базе данных в </w:t>
+      </w:r>
+      <w:proofErr w:type="spellStart"/>
+      <w:r>
+        <w:rPr>
+          <w:iCs/>
+          <w:szCs w:val="26"/>
+        </w:rPr>
+        <w:t>хэшированном</w:t>
+      </w:r>
+      <w:proofErr w:type="spellEnd"/>
+      <w:r>
+        <w:rPr>
+          <w:iCs/>
+          <w:szCs w:val="26"/>
+        </w:rPr>
+        <w:t xml:space="preserve"> виде с применением алгоритма </w:t>
+      </w:r>
+      <w:proofErr w:type="spellStart"/>
+      <w:r>
+        <w:rPr>
+          <w:iCs/>
+          <w:szCs w:val="26"/>
+        </w:rPr>
+        <w:t>BCrypt</w:t>
+      </w:r>
+      <w:proofErr w:type="spellEnd"/>
+      <w:r>
+        <w:rPr>
+          <w:iCs/>
+          <w:szCs w:val="26"/>
+        </w:rPr>
+        <w:t xml:space="preserve">. Схема </w:t>
+      </w:r>
+      <w:proofErr w:type="spellStart"/>
+      <w:r>
+        <w:rPr>
+          <w:iCs/>
+          <w:szCs w:val="26"/>
+        </w:rPr>
+        <w:t>эндпоинтов</w:t>
+      </w:r>
+      <w:proofErr w:type="spellEnd"/>
+      <w:r>
+        <w:rPr>
+          <w:iCs/>
+          <w:szCs w:val="26"/>
+        </w:rPr>
+        <w:t xml:space="preserve"> API представлена на рисунке </w:t>
       </w:r>
       <w:r>
         <w:rPr>
@@ -6171,9 +7206,27 @@
       <w:pPr>
         <w:pStyle w:val="a7"/>
       </w:pPr>
-      <w:r>
-        <w:t>Схема REST API эндпоинтов приложения</w:t>
-      </w:r>
+      <w:proofErr w:type="spellStart"/>
+      <w:r>
+        <w:t>Схема</w:t>
+      </w:r>
+      <w:proofErr w:type="spellEnd"/>
+      <w:r>
+        <w:t xml:space="preserve"> REST API </w:t>
+      </w:r>
+      <w:proofErr w:type="spellStart"/>
+      <w:r>
+        <w:t>эндпоинтов</w:t>
+      </w:r>
+      <w:proofErr w:type="spellEnd"/>
+      <w:r>
+        <w:t xml:space="preserve"> </w:t>
+      </w:r>
+      <w:proofErr w:type="spellStart"/>
+      <w:r>
+        <w:t>приложения</w:t>
+      </w:r>
+      <w:proofErr w:type="spellEnd"/>
     </w:p>
     <w:p>
       <w:pPr>
@@ -6206,7 +7259,15 @@
         <w:pStyle w:val="afffb"/>
       </w:pPr>
       <w:r>
-        <w:t xml:space="preserve">Для хранения данных используется реляционная СУБД MariaDB. База данных спроектирована с приведением к третьей нормальной форме для минимизации избыточности. ER-диаграмма базы данных представлена на рисунке </w:t>
+        <w:t xml:space="preserve">Для хранения данных используется реляционная СУБД </w:t>
+      </w:r>
+      <w:proofErr w:type="spellStart"/>
+      <w:r>
+        <w:t>MariaDB</w:t>
+      </w:r>
+      <w:proofErr w:type="spellEnd"/>
+      <w:r>
+        <w:t xml:space="preserve">. База данных спроектирована с приведением к третьей нормальной форме для минимизации избыточности. ER-диаграмма базы данных представлена на рисунке </w:t>
       </w:r>
       <w:r>
         <w:rPr>
@@ -6280,8 +7341,29 @@
         <w:pStyle w:val="a7"/>
       </w:pPr>
       <w:r>
-        <w:t>ER-диаграмма базы данных</w:t>
-      </w:r>
+        <w:t>ER-</w:t>
+      </w:r>
+      <w:proofErr w:type="spellStart"/>
+      <w:r>
+        <w:t>диаграмма</w:t>
+      </w:r>
+      <w:proofErr w:type="spellEnd"/>
+      <w:r>
+        <w:t xml:space="preserve"> </w:t>
+      </w:r>
+      <w:proofErr w:type="spellStart"/>
+      <w:r>
+        <w:t>базы</w:t>
+      </w:r>
+      <w:proofErr w:type="spellEnd"/>
+      <w:r>
+        <w:t xml:space="preserve"> </w:t>
+      </w:r>
+      <w:proofErr w:type="spellStart"/>
+      <w:r>
+        <w:t>данных</w:t>
+      </w:r>
+      <w:proofErr w:type="spellEnd"/>
     </w:p>
     <w:p>
       <w:pPr>
@@ -6301,56 +7383,110 @@
         <w:pStyle w:val="20"/>
       </w:pPr>
       <w:r>
-        <w:t>User — данные пользователя (идентификатор, email, хэш пароля, имя, путь к аватару);</w:t>
+        <w:t xml:space="preserve">User — данные пользователя (идентификатор, </w:t>
+      </w:r>
+      <w:proofErr w:type="spellStart"/>
+      <w:r>
+        <w:t>email</w:t>
+      </w:r>
+      <w:proofErr w:type="spellEnd"/>
+      <w:r>
+        <w:t>, хэш пароля, имя, путь к аватару);</w:t>
       </w:r>
     </w:p>
     <w:p>
       <w:pPr>
         <w:pStyle w:val="20"/>
       </w:pPr>
-      <w:r>
-        <w:t>StoryTree — корневая сущность произведения (идентификатор, название, общий синопсис, ID автора, дата создания);</w:t>
+      <w:proofErr w:type="spellStart"/>
+      <w:r>
+        <w:t>StoryTree</w:t>
+      </w:r>
+      <w:proofErr w:type="spellEnd"/>
+      <w:r>
+        <w:t xml:space="preserve"> — корневая сущность произведения (идентификатор, название, общий синопсис, ID автора, дата создания);</w:t>
       </w:r>
     </w:p>
     <w:p>
       <w:pPr>
         <w:pStyle w:val="20"/>
       </w:pPr>
-      <w:r>
-        <w:t>StoryVersion — конкретная версия текста (идентификатор, ID дерева, ID автора, ID родительской версии parent_id для ветвления, контент, версия синопсиса, рейтинг);</w:t>
+      <w:proofErr w:type="spellStart"/>
+      <w:r>
+        <w:t>StoryVersion</w:t>
+      </w:r>
+      <w:proofErr w:type="spellEnd"/>
+      <w:r>
+        <w:t xml:space="preserve"> — конкретная версия текста (идентификатор, ID дерева, ID автора, ID родительской версии </w:t>
+      </w:r>
+      <w:proofErr w:type="spellStart"/>
+      <w:r>
+        <w:t>parent_id</w:t>
+      </w:r>
+      <w:proofErr w:type="spellEnd"/>
+      <w:r>
+        <w:t xml:space="preserve"> для ветвления, контент, версия синопсиса, рейтинг);</w:t>
       </w:r>
     </w:p>
     <w:p>
       <w:pPr>
         <w:pStyle w:val="20"/>
       </w:pPr>
+      <w:proofErr w:type="spellStart"/>
       <w:r>
         <w:lastRenderedPageBreak/>
-        <w:t>UserLibrary — записи библиотеки (ID, ID пользователя, ID дерева, ID версии, статус чтения, дата добавления);</w:t>
+        <w:t>UserLibrary</w:t>
+      </w:r>
+      <w:proofErr w:type="spellEnd"/>
+      <w:r>
+        <w:t xml:space="preserve"> — записи библиотеки (ID, ID пользователя, ID дерева, ID версии, статус чтения, дата добавления);</w:t>
       </w:r>
     </w:p>
     <w:p>
       <w:pPr>
         <w:pStyle w:val="20"/>
       </w:pPr>
-      <w:r>
-        <w:t>Tag / Fandom — справочники меток и фандомов;</w:t>
+      <w:proofErr w:type="spellStart"/>
+      <w:r>
+        <w:t>Tag</w:t>
+      </w:r>
+      <w:proofErr w:type="spellEnd"/>
+      <w:r>
+        <w:t xml:space="preserve"> / </w:t>
+      </w:r>
+      <w:proofErr w:type="spellStart"/>
+      <w:r>
+        <w:t>Fandom</w:t>
+      </w:r>
+      <w:proofErr w:type="spellEnd"/>
+      <w:r>
+        <w:t xml:space="preserve"> — справочники меток и фандомов;</w:t>
       </w:r>
     </w:p>
     <w:p>
       <w:pPr>
         <w:pStyle w:val="20"/>
       </w:pPr>
-      <w:r>
-        <w:t>VersionTag — таблица связей для привязки тегов к конкретным версиям;</w:t>
+      <w:proofErr w:type="spellStart"/>
+      <w:r>
+        <w:t>VersionTag</w:t>
+      </w:r>
+      <w:proofErr w:type="spellEnd"/>
+      <w:r>
+        <w:t xml:space="preserve"> — таблица связей для привязки тегов к конкретным версиям;</w:t>
       </w:r>
     </w:p>
     <w:p>
       <w:pPr>
         <w:pStyle w:val="20"/>
       </w:pPr>
-      <w:r>
-        <w:t>Like — лайки пользователей к версиям.</w:t>
+      <w:proofErr w:type="spellStart"/>
+      <w:r>
+        <w:t>Like</w:t>
+      </w:r>
+      <w:proofErr w:type="spellEnd"/>
+      <w:r>
+        <w:t xml:space="preserve"> — лайки пользователей к версиям.</w:t>
       </w:r>
     </w:p>
     <w:p>
@@ -6358,7 +7494,31 @@
         <w:pStyle w:val="affff8"/>
       </w:pPr>
       <w:r>
-        <w:t>Ключевой особенностью схемы является самореференциальная связь в таблице StoryVersion (поле parent_id), позволяющая строить иерархию ответвлений произвольной глубины.</w:t>
+        <w:t xml:space="preserve">Ключевой особенностью схемы является </w:t>
+      </w:r>
+      <w:proofErr w:type="spellStart"/>
+      <w:r>
+        <w:t>самореференциальная</w:t>
+      </w:r>
+      <w:proofErr w:type="spellEnd"/>
+      <w:r>
+        <w:t xml:space="preserve"> связь в таблице </w:t>
+      </w:r>
+      <w:proofErr w:type="spellStart"/>
+      <w:r>
+        <w:t>StoryVersion</w:t>
+      </w:r>
+      <w:proofErr w:type="spellEnd"/>
+      <w:r>
+        <w:t xml:space="preserve"> (поле </w:t>
+      </w:r>
+      <w:proofErr w:type="spellStart"/>
+      <w:r>
+        <w:t>parent_id</w:t>
+      </w:r>
+      <w:proofErr w:type="spellEnd"/>
+      <w:r>
+        <w:t>), позволяющая строить иерархию ответвлений произвольной глубины.</w:t>
       </w:r>
     </w:p>
     <w:p>
@@ -6391,7 +7551,23 @@
         <w:pStyle w:val="afffb"/>
       </w:pPr>
       <w:r>
-        <w:t xml:space="preserve">Построение пользовательского интерфейса и управление состоянием экранов реализовано с применением архитектурного подхода MVVM (Model–View–ViewModel), который обеспечивает модульность, тестируемость и поддерживаемость кодовой базы. Архитектура приложения разделена на два основных слоя: слой представления (UI Layer) и слой данных (Data Layer), взаимодействие между которыми осуществляется через чётко определённые интерфейсы. Взаимосвязь между компонентами архитектуры, включая потоки данных и обработку пользовательских событий, представлена на рисунке </w:t>
+        <w:t>Построение пользовательского интерфейса и управление состоянием экранов реализовано с применением архитектурного подхода MVVM (Model–View–</w:t>
+      </w:r>
+      <w:proofErr w:type="spellStart"/>
+      <w:r>
+        <w:t>ViewModel</w:t>
+      </w:r>
+      <w:proofErr w:type="spellEnd"/>
+      <w:r>
+        <w:t xml:space="preserve">), который обеспечивает модульность, тестируемость и </w:t>
+      </w:r>
+      <w:proofErr w:type="spellStart"/>
+      <w:r>
+        <w:t>поддерживаемость</w:t>
+      </w:r>
+      <w:proofErr w:type="spellEnd"/>
+      <w:r>
+        <w:t xml:space="preserve"> кодовой базы. Архитектура приложения разделена на два основных слоя: слой представления (UI Layer) и слой данных (Data Layer), взаимодействие между которыми осуществляется через чётко определённые интерфейсы. Взаимосвязь между компонентами архитектуры, включая потоки данных и обработку пользовательских событий, представлена на рисунке </w:t>
       </w:r>
       <w:r>
         <w:t>8</w:t>
@@ -6466,9 +7642,35 @@
       <w:pPr>
         <w:pStyle w:val="a7"/>
       </w:pPr>
-      <w:r>
-        <w:t>Схема взаимодействия компонентов MVVM-архитектуры</w:t>
-      </w:r>
+      <w:proofErr w:type="spellStart"/>
+      <w:r>
+        <w:t>Схема</w:t>
+      </w:r>
+      <w:proofErr w:type="spellEnd"/>
+      <w:r>
+        <w:t xml:space="preserve"> </w:t>
+      </w:r>
+      <w:proofErr w:type="spellStart"/>
+      <w:r>
+        <w:t>взаимодействия</w:t>
+      </w:r>
+      <w:proofErr w:type="spellEnd"/>
+      <w:r>
+        <w:t xml:space="preserve"> </w:t>
+      </w:r>
+      <w:proofErr w:type="spellStart"/>
+      <w:r>
+        <w:t>компонентов</w:t>
+      </w:r>
+      <w:proofErr w:type="spellEnd"/>
+      <w:r>
+        <w:t xml:space="preserve"> MVVM-</w:t>
+      </w:r>
+      <w:proofErr w:type="spellStart"/>
+      <w:r>
+        <w:t>архитектуры</w:t>
+      </w:r>
+      <w:proofErr w:type="spellEnd"/>
     </w:p>
     <w:p>
       <w:pPr>
@@ -6488,35 +7690,146 @@
         <w:pStyle w:val="20"/>
       </w:pPr>
       <w:r>
-        <w:t>View (Jetpack Compose) — компоненты пользовательского интерфейса, реализованные в виде Composable-функций. View подписывается на состояние ViewModel через StateFlow и автоматиче</w:t>
+        <w:t>View (</w:t>
+      </w:r>
+      <w:proofErr w:type="spellStart"/>
+      <w:r>
+        <w:t>Jetpack</w:t>
+      </w:r>
+      <w:proofErr w:type="spellEnd"/>
+      <w:r>
+        <w:t xml:space="preserve"> </w:t>
+      </w:r>
+      <w:proofErr w:type="spellStart"/>
+      <w:r>
+        <w:t>Compose</w:t>
+      </w:r>
+      <w:proofErr w:type="spellEnd"/>
+      <w:r>
+        <w:t xml:space="preserve">) — компоненты пользовательского интерфейса, реализованные в виде </w:t>
+      </w:r>
+      <w:proofErr w:type="spellStart"/>
+      <w:r>
+        <w:t>Composable</w:t>
+      </w:r>
+      <w:proofErr w:type="spellEnd"/>
+      <w:r>
+        <w:t xml:space="preserve">-функций. View подписывается на состояние </w:t>
+      </w:r>
+      <w:proofErr w:type="spellStart"/>
+      <w:r>
+        <w:t>ViewModel</w:t>
+      </w:r>
+      <w:proofErr w:type="spellEnd"/>
+      <w:r>
+        <w:t xml:space="preserve"> через </w:t>
+      </w:r>
+      <w:proofErr w:type="spellStart"/>
+      <w:r>
+        <w:t>StateFlow</w:t>
+      </w:r>
+      <w:proofErr w:type="spellEnd"/>
+      <w:r>
+        <w:t xml:space="preserve"> и автоматиче</w:t>
       </w:r>
       <w:r>
         <w:lastRenderedPageBreak/>
-        <w:t>ски перерисовывается при изменении данных. Компоненты обрабатывают пользовательские события (клики, ввод текста, жесты) и передают их в ViewModel для обработки;</w:t>
+        <w:t xml:space="preserve">ски перерисовывается при изменении данных. Компоненты обрабатывают пользовательские события (клики, ввод текста, жесты) и передают их в </w:t>
+      </w:r>
+      <w:proofErr w:type="spellStart"/>
+      <w:r>
+        <w:t>ViewModel</w:t>
+      </w:r>
+      <w:proofErr w:type="spellEnd"/>
+      <w:r>
+        <w:t xml:space="preserve"> для обработки;</w:t>
       </w:r>
     </w:p>
     <w:p>
       <w:pPr>
         <w:pStyle w:val="20"/>
       </w:pPr>
-      <w:r>
-        <w:t>ViewModel — содержит бизнес-логику конкретного экрана, управляет состоянием интерфейса (UiState) и координирует получение данных. ViewModel принимает события от View, преобразует их в запросы к слою данных и экспонирует состояние экрана через StateFlow, обеспечивая реактивное обновление UI;</w:t>
+      <w:proofErr w:type="spellStart"/>
+      <w:r>
+        <w:t>ViewModel</w:t>
+      </w:r>
+      <w:proofErr w:type="spellEnd"/>
+      <w:r>
+        <w:t xml:space="preserve"> — содержит бизнес-логику конкретного экрана, управляет состоянием интерфейса (</w:t>
+      </w:r>
+      <w:proofErr w:type="spellStart"/>
+      <w:r>
+        <w:t>UiState</w:t>
+      </w:r>
+      <w:proofErr w:type="spellEnd"/>
+      <w:r>
+        <w:t xml:space="preserve">) и координирует получение данных. </w:t>
+      </w:r>
+      <w:proofErr w:type="spellStart"/>
+      <w:r>
+        <w:t>ViewModel</w:t>
+      </w:r>
+      <w:proofErr w:type="spellEnd"/>
+      <w:r>
+        <w:t xml:space="preserve"> принимает события от View, преобразует их в запросы к слою данных и экспонирует состояние экрана через </w:t>
+      </w:r>
+      <w:proofErr w:type="spellStart"/>
+      <w:r>
+        <w:t>StateFlow</w:t>
+      </w:r>
+      <w:proofErr w:type="spellEnd"/>
+      <w:r>
+        <w:t>, обеспечивая реактивное обновление UI;</w:t>
       </w:r>
     </w:p>
     <w:p>
       <w:pPr>
         <w:pStyle w:val="20"/>
       </w:pPr>
-      <w:r>
-        <w:t>Navigation (Jetpack Navigation) — компонент навигации, управляющий переходами между экранами приложения. Navigation реагирует на события от ViewModel (например, успешная авторизация или выбор книги) и выполняет переход к соответствующему экрану с передачей необходимых параметров.</w:t>
+      <w:proofErr w:type="spellStart"/>
+      <w:r>
+        <w:t>Navigation</w:t>
+      </w:r>
+      <w:proofErr w:type="spellEnd"/>
+      <w:r>
+        <w:t xml:space="preserve"> (</w:t>
+      </w:r>
+      <w:proofErr w:type="spellStart"/>
+      <w:r>
+        <w:t>Jetpack</w:t>
+      </w:r>
+      <w:proofErr w:type="spellEnd"/>
+      <w:r>
+        <w:t xml:space="preserve"> </w:t>
+      </w:r>
+      <w:proofErr w:type="spellStart"/>
+      <w:r>
+        <w:t>Navigation</w:t>
+      </w:r>
+      <w:proofErr w:type="spellEnd"/>
+      <w:r>
+        <w:t xml:space="preserve">) — компонент навигации, управляющий переходами между экранами приложения. </w:t>
+      </w:r>
+      <w:proofErr w:type="spellStart"/>
+      <w:r>
+        <w:t>Navigation</w:t>
+      </w:r>
+      <w:proofErr w:type="spellEnd"/>
+      <w:r>
+        <w:t xml:space="preserve"> реагирует на события от </w:t>
+      </w:r>
+      <w:proofErr w:type="spellStart"/>
+      <w:r>
+        <w:t>ViewModel</w:t>
+      </w:r>
+      <w:proofErr w:type="spellEnd"/>
+      <w:r>
+        <w:t xml:space="preserve"> (например, успешная авторизация или выбор книги) и выполняет переход к соответствующему экрану с передачей необходимых параметров.</w:t>
       </w:r>
       <w:r>
         <w:t>[</w:t>
       </w:r>
       <w:r>
-        <w:rPr>
-          <w:lang w:val="en-US"/>
-        </w:rPr>
         <w:t>11</w:t>
       </w:r>
       <w:r>
@@ -6535,31 +7848,179 @@
       <w:pPr>
         <w:pStyle w:val="20"/>
       </w:pPr>
-      <w:r>
-        <w:t>Repository (StoryRepository, AuthRepository, LibraryRepository) — реализует паттерн Repository, предоставляя единый источник данных для ViewModel. Repository координирует обращение к удалённому API и локальному кэшу, реализуя стратегию «сеть с кэшированием» или «кэш с обновлением». Компонент выполняет маппинг между доменными моделями приложения и моделями данных, возвращая результаты в виде Flow&lt;Result&lt;T&gt;&gt;;</w:t>
+      <w:proofErr w:type="spellStart"/>
+      <w:r>
+        <w:t>Repository</w:t>
+      </w:r>
+      <w:proofErr w:type="spellEnd"/>
+      <w:r>
+        <w:t xml:space="preserve"> (</w:t>
+      </w:r>
+      <w:proofErr w:type="spellStart"/>
+      <w:r>
+        <w:t>StoryRepository</w:t>
+      </w:r>
+      <w:proofErr w:type="spellEnd"/>
+      <w:r>
+        <w:t xml:space="preserve">, </w:t>
+      </w:r>
+      <w:proofErr w:type="spellStart"/>
+      <w:r>
+        <w:t>AuthRepository</w:t>
+      </w:r>
+      <w:proofErr w:type="spellEnd"/>
+      <w:r>
+        <w:t xml:space="preserve">, </w:t>
+      </w:r>
+      <w:proofErr w:type="spellStart"/>
+      <w:r>
+        <w:t>LibraryRepository</w:t>
+      </w:r>
+      <w:proofErr w:type="spellEnd"/>
+      <w:r>
+        <w:t xml:space="preserve">) — реализует паттерн </w:t>
+      </w:r>
+      <w:proofErr w:type="spellStart"/>
+      <w:r>
+        <w:t>Repository</w:t>
+      </w:r>
+      <w:proofErr w:type="spellEnd"/>
+      <w:r>
+        <w:t xml:space="preserve">, предоставляя единый источник данных для </w:t>
+      </w:r>
+      <w:proofErr w:type="spellStart"/>
+      <w:r>
+        <w:t>ViewModel</w:t>
+      </w:r>
+      <w:proofErr w:type="spellEnd"/>
+      <w:r>
+        <w:t xml:space="preserve">. </w:t>
+      </w:r>
+      <w:proofErr w:type="spellStart"/>
+      <w:r>
+        <w:t>Repository</w:t>
+      </w:r>
+      <w:proofErr w:type="spellEnd"/>
+      <w:r>
+        <w:t xml:space="preserve"> координирует обращение к удалённому API и локальному кэшу, реализуя стратегию «сеть с кэшированием» или «кэш с обновлением». Компонент выполняет маппинг между доменными моделями приложения и моделями данных, возвращая результаты в виде </w:t>
+      </w:r>
+      <w:proofErr w:type="spellStart"/>
+      <w:r>
+        <w:t>Flow</w:t>
+      </w:r>
+      <w:proofErr w:type="spellEnd"/>
+      <w:r>
+        <w:t>&lt;</w:t>
+      </w:r>
+      <w:proofErr w:type="spellStart"/>
+      <w:r>
+        <w:t>Result</w:t>
+      </w:r>
+      <w:proofErr w:type="spellEnd"/>
+      <w:r>
+        <w:t>&lt;T&gt;&gt;;</w:t>
       </w:r>
     </w:p>
     <w:p>
       <w:pPr>
         <w:pStyle w:val="20"/>
       </w:pPr>
-      <w:r>
-        <w:t>ApiService (Retrofit) — интерфейс для взаимодействия с серверной частью приложения через REST API. Retrofit обеспечивает типобезопасные HTTP-запросы, автоматическую сериализацию/десериализацию JSON и обработку ответов. ApiService определяет все доступные эндпоинты для работы с историями, версиями, библиотекой и аутентификацией;</w:t>
+      <w:proofErr w:type="spellStart"/>
+      <w:r>
+        <w:t>ApiService</w:t>
+      </w:r>
+      <w:proofErr w:type="spellEnd"/>
+      <w:r>
+        <w:t xml:space="preserve"> (</w:t>
+      </w:r>
+      <w:proofErr w:type="spellStart"/>
+      <w:r>
+        <w:t>Retrofit</w:t>
+      </w:r>
+      <w:proofErr w:type="spellEnd"/>
+      <w:r>
+        <w:t xml:space="preserve">) — интерфейс для взаимодействия с серверной частью приложения через REST API. </w:t>
+      </w:r>
+      <w:proofErr w:type="spellStart"/>
+      <w:r>
+        <w:t>Retrofit</w:t>
+      </w:r>
+      <w:proofErr w:type="spellEnd"/>
+      <w:r>
+        <w:t xml:space="preserve"> обеспечивает </w:t>
+      </w:r>
+      <w:proofErr w:type="spellStart"/>
+      <w:r>
+        <w:t>типобезопасные</w:t>
+      </w:r>
+      <w:proofErr w:type="spellEnd"/>
+      <w:r>
+        <w:t xml:space="preserve"> HTTP-запросы, автоматическую сериализацию/</w:t>
+      </w:r>
+      <w:proofErr w:type="spellStart"/>
+      <w:r>
+        <w:t>десериализацию</w:t>
+      </w:r>
+      <w:proofErr w:type="spellEnd"/>
+      <w:r>
+        <w:t xml:space="preserve"> JSON и обработку ответов. </w:t>
+      </w:r>
+      <w:proofErr w:type="spellStart"/>
+      <w:r>
+        <w:t>ApiService</w:t>
+      </w:r>
+      <w:proofErr w:type="spellEnd"/>
+      <w:r>
+        <w:t xml:space="preserve"> определяет все доступные </w:t>
+      </w:r>
+      <w:proofErr w:type="spellStart"/>
+      <w:r>
+        <w:t>эндпоинты</w:t>
+      </w:r>
+      <w:proofErr w:type="spellEnd"/>
+      <w:r>
+        <w:t xml:space="preserve"> для работы с историями, версиями, библиотекой и аутентификацией;</w:t>
       </w:r>
     </w:p>
     <w:p>
       <w:pPr>
         <w:pStyle w:val="20"/>
       </w:pPr>
+      <w:proofErr w:type="spellStart"/>
       <w:r>
         <w:lastRenderedPageBreak/>
         <w:t>TokenManager</w:t>
       </w:r>
+      <w:proofErr w:type="spellEnd"/>
       <w:r>
         <w:t xml:space="preserve"> </w:t>
       </w:r>
       <w:r>
-        <w:t>— компонент для безопасного хранения JWT-токена и данных пользователя на устройстве. TokenManager автоматически добавляет токен авторизации в заголовок каждого защищённого запроса через OkHttp Interceptor, обеспечивая прозрачную аутентификацию;</w:t>
+        <w:t xml:space="preserve">— компонент для безопасного хранения JWT-токена и данных пользователя на устройстве. </w:t>
+      </w:r>
+      <w:proofErr w:type="spellStart"/>
+      <w:r>
+        <w:t>TokenManager</w:t>
+      </w:r>
+      <w:proofErr w:type="spellEnd"/>
+      <w:r>
+        <w:t xml:space="preserve"> автоматически добавляет токен авторизации в заголовок каждого защищённого запроса через </w:t>
+      </w:r>
+      <w:proofErr w:type="spellStart"/>
+      <w:r>
+        <w:t>OkHttp</w:t>
+      </w:r>
+      <w:proofErr w:type="spellEnd"/>
+      <w:r>
+        <w:t xml:space="preserve"> </w:t>
+      </w:r>
+      <w:proofErr w:type="spellStart"/>
+      <w:r>
+        <w:t>Interceptor</w:t>
+      </w:r>
+      <w:proofErr w:type="spellEnd"/>
+      <w:r>
+        <w:t>, обеспечивая прозрачную аутентификацию;</w:t>
       </w:r>
     </w:p>
     <w:p>
@@ -6567,7 +8028,39 @@
         <w:pStyle w:val="20"/>
       </w:pPr>
       <w:r>
-        <w:t>Local Cache — локальное хранилище данных для обеспечения работы приложения в офлайн-режиме и ускорения загрузки. Кэш может включать базу данных Room для структурированных данных и DataStore/SharedPreferences для простых настроек и токенов.</w:t>
+        <w:t xml:space="preserve">Local </w:t>
+      </w:r>
+      <w:proofErr w:type="spellStart"/>
+      <w:r>
+        <w:t>Cache</w:t>
+      </w:r>
+      <w:proofErr w:type="spellEnd"/>
+      <w:r>
+        <w:t xml:space="preserve"> — локальное хранилище данных для обеспечения работы приложения в офлайн-режиме и ускорения загрузки. Кэш может включать базу данных </w:t>
+      </w:r>
+      <w:proofErr w:type="spellStart"/>
+      <w:r>
+        <w:t>Room</w:t>
+      </w:r>
+      <w:proofErr w:type="spellEnd"/>
+      <w:r>
+        <w:t xml:space="preserve"> для структурированных данных и </w:t>
+      </w:r>
+      <w:proofErr w:type="spellStart"/>
+      <w:r>
+        <w:t>DataStore</w:t>
+      </w:r>
+      <w:proofErr w:type="spellEnd"/>
+      <w:r>
+        <w:t>/</w:t>
+      </w:r>
+      <w:proofErr w:type="spellStart"/>
+      <w:r>
+        <w:t>SharedPreferences</w:t>
+      </w:r>
+      <w:proofErr w:type="spellEnd"/>
+      <w:r>
+        <w:t xml:space="preserve"> для простых настроек и токенов.</w:t>
       </w:r>
     </w:p>
     <w:p>
@@ -6575,7 +8068,31 @@
         <w:pStyle w:val="affff8"/>
       </w:pPr>
       <w:r>
-        <w:t>Взаимодействие с Backend осуществляется по протоколу HTTP/HTTPS с передачей данных в формате JSON. Серверная часть, реализованная на фреймворке Spring Boot с использованием СУБД MariaDB, предоставляет RESTful API для всех операций приложения.</w:t>
+        <w:t xml:space="preserve">Взаимодействие с </w:t>
+      </w:r>
+      <w:proofErr w:type="spellStart"/>
+      <w:r>
+        <w:t>Backend</w:t>
+      </w:r>
+      <w:proofErr w:type="spellEnd"/>
+      <w:r>
+        <w:t xml:space="preserve"> осуществляется по протоколу HTTP/HTTPS с передачей данных в формате JSON. Серверная часть, реализованная на фреймворке Spring Boot с использованием СУБД </w:t>
+      </w:r>
+      <w:proofErr w:type="spellStart"/>
+      <w:r>
+        <w:t>MariaDB</w:t>
+      </w:r>
+      <w:proofErr w:type="spellEnd"/>
+      <w:r>
+        <w:t xml:space="preserve">, предоставляет </w:t>
+      </w:r>
+      <w:proofErr w:type="spellStart"/>
+      <w:r>
+        <w:t>RESTful</w:t>
+      </w:r>
+      <w:proofErr w:type="spellEnd"/>
+      <w:r>
+        <w:t xml:space="preserve"> API для всех операций приложения.</w:t>
       </w:r>
     </w:p>
     <w:p>
@@ -6583,7 +8100,39 @@
         <w:pStyle w:val="afffb"/>
       </w:pPr>
       <w:r>
-        <w:t xml:space="preserve">Маршрутизация внутри приложения реализована с помощью компонента Jetpack Navigation Compose. Вся структура переходов описана в едином навигационном графе AppNavigation, который декларативно задаёт доступные экраны, параметры маршрутов и логику перемещения между ними. Визуальное представление данного графа приведено на рисунке </w:t>
+        <w:t xml:space="preserve">Маршрутизация внутри приложения реализована с помощью компонента </w:t>
+      </w:r>
+      <w:proofErr w:type="spellStart"/>
+      <w:r>
+        <w:t>Jetpack</w:t>
+      </w:r>
+      <w:proofErr w:type="spellEnd"/>
+      <w:r>
+        <w:t xml:space="preserve"> </w:t>
+      </w:r>
+      <w:proofErr w:type="spellStart"/>
+      <w:r>
+        <w:t>Navigation</w:t>
+      </w:r>
+      <w:proofErr w:type="spellEnd"/>
+      <w:r>
+        <w:t xml:space="preserve"> </w:t>
+      </w:r>
+      <w:proofErr w:type="spellStart"/>
+      <w:r>
+        <w:t>Compose</w:t>
+      </w:r>
+      <w:proofErr w:type="spellEnd"/>
+      <w:r>
+        <w:t xml:space="preserve">. Вся структура переходов описана в едином навигационном графе </w:t>
+      </w:r>
+      <w:proofErr w:type="spellStart"/>
+      <w:r>
+        <w:t>AppNavigation</w:t>
+      </w:r>
+      <w:proofErr w:type="spellEnd"/>
+      <w:r>
+        <w:t xml:space="preserve">, который декларативно задаёт доступные экраны, параметры маршрутов и логику перемещения между ними. Визуальное представление данного графа приведено на рисунке </w:t>
       </w:r>
       <w:r>
         <w:t>9</w:t>
@@ -6653,9 +8202,27 @@
       <w:pPr>
         <w:pStyle w:val="a7"/>
       </w:pPr>
-      <w:r>
-        <w:t>Граф навигации приложения</w:t>
-      </w:r>
+      <w:proofErr w:type="spellStart"/>
+      <w:r>
+        <w:t>Граф</w:t>
+      </w:r>
+      <w:proofErr w:type="spellEnd"/>
+      <w:r>
+        <w:t xml:space="preserve"> </w:t>
+      </w:r>
+      <w:proofErr w:type="spellStart"/>
+      <w:r>
+        <w:t>навигации</w:t>
+      </w:r>
+      <w:proofErr w:type="spellEnd"/>
+      <w:r>
+        <w:t xml:space="preserve"> </w:t>
+      </w:r>
+      <w:proofErr w:type="spellStart"/>
+      <w:r>
+        <w:t>приложения</w:t>
+      </w:r>
+      <w:proofErr w:type="spellEnd"/>
     </w:p>
     <w:p>
       <w:pPr>
@@ -6793,9 +8360,27 @@
       <w:pPr>
         <w:pStyle w:val="a7"/>
       </w:pPr>
-      <w:r>
-        <w:t>Схема взаимодействия клиент-сервер</w:t>
-      </w:r>
+      <w:proofErr w:type="spellStart"/>
+      <w:r>
+        <w:t>Схема</w:t>
+      </w:r>
+      <w:proofErr w:type="spellEnd"/>
+      <w:r>
+        <w:t xml:space="preserve"> </w:t>
+      </w:r>
+      <w:proofErr w:type="spellStart"/>
+      <w:r>
+        <w:t>взаимодействия</w:t>
+      </w:r>
+      <w:proofErr w:type="spellEnd"/>
+      <w:r>
+        <w:t xml:space="preserve"> </w:t>
+      </w:r>
+      <w:proofErr w:type="spellStart"/>
+      <w:r>
+        <w:t>клиент-сервер</w:t>
+      </w:r>
+      <w:proofErr w:type="spellEnd"/>
     </w:p>
     <w:p>
       <w:pPr>
@@ -6807,11 +8392,80 @@
         <w:pStyle w:val="affff8"/>
       </w:pPr>
       <w:r>
-        <w:t xml:space="preserve">Для реализации сетевого уровня на стороне Android применена библиотека Retrofit, которая отвечает за формирование HTTP-запросов и автоматическое преобразование JSON-ответов в типизированные Kotlin-объекты. Механизм аутентификации построен на основе JWT-токенов: при обращении к защищённым ресурсам клиент внедряет токен в заголовок Authorization: Bearer &lt;token&gt;. Управление жизненным циклом токена централизовано в классе </w:t>
-      </w:r>
+        <w:t xml:space="preserve">Для реализации сетевого уровня на стороне </w:t>
+      </w:r>
+      <w:proofErr w:type="spellStart"/>
+      <w:r>
+        <w:t>Android</w:t>
+      </w:r>
+      <w:proofErr w:type="spellEnd"/>
+      <w:r>
+        <w:t xml:space="preserve"> применена библиотека </w:t>
+      </w:r>
+      <w:proofErr w:type="spellStart"/>
+      <w:r>
+        <w:t>Retrofit</w:t>
+      </w:r>
+      <w:proofErr w:type="spellEnd"/>
+      <w:r>
+        <w:t xml:space="preserve">, которая отвечает за формирование HTTP-запросов и автоматическое преобразование JSON-ответов в типизированные </w:t>
+      </w:r>
+      <w:proofErr w:type="spellStart"/>
+      <w:r>
+        <w:t>Kotlin</w:t>
+      </w:r>
+      <w:proofErr w:type="spellEnd"/>
+      <w:r>
+        <w:t xml:space="preserve">-объекты. Механизм аутентификации построен на основе JWT-токенов: при обращении к защищённым ресурсам клиент внедряет токен в заголовок </w:t>
+      </w:r>
+      <w:proofErr w:type="spellStart"/>
+      <w:r>
+        <w:t>Authorization</w:t>
+      </w:r>
+      <w:proofErr w:type="spellEnd"/>
+      <w:r>
+        <w:t xml:space="preserve">: </w:t>
+      </w:r>
+      <w:proofErr w:type="spellStart"/>
+      <w:r>
+        <w:t>Bearer</w:t>
+      </w:r>
+      <w:proofErr w:type="spellEnd"/>
+      <w:r>
+        <w:t xml:space="preserve"> &lt;</w:t>
+      </w:r>
+      <w:proofErr w:type="spellStart"/>
+      <w:r>
+        <w:t>token</w:t>
+      </w:r>
+      <w:proofErr w:type="spellEnd"/>
+      <w:r>
+        <w:t xml:space="preserve">&gt;. Управление жизненным циклом токена централизовано в классе </w:t>
+      </w:r>
+      <w:proofErr w:type="spellStart"/>
       <w:r>
         <w:lastRenderedPageBreak/>
-        <w:t xml:space="preserve">TokenManager, а его автоматическая подстановка в исходящие запросы настроена через перехватчик (Interceptor) библиотеки OkHttp. </w:t>
+        <w:t>TokenManager</w:t>
+      </w:r>
+      <w:proofErr w:type="spellEnd"/>
+      <w:r>
+        <w:t>, а его автоматическая подстановка в исходящие запросы настроена через перехватчик (</w:t>
+      </w:r>
+      <w:proofErr w:type="spellStart"/>
+      <w:r>
+        <w:t>Interceptor</w:t>
+      </w:r>
+      <w:proofErr w:type="spellEnd"/>
+      <w:r>
+        <w:t xml:space="preserve">) библиотеки </w:t>
+      </w:r>
+      <w:proofErr w:type="spellStart"/>
+      <w:r>
+        <w:t>OkHttp</w:t>
+      </w:r>
+      <w:proofErr w:type="spellEnd"/>
+      <w:r>
+        <w:t xml:space="preserve">. </w:t>
       </w:r>
     </w:p>
     <w:p>
@@ -6819,7 +8473,15 @@
         <w:pStyle w:val="affff8"/>
       </w:pPr>
       <w:r>
-        <w:t>На серверной стороне каждый входящий запрос проходит проверку подписи и срока действия токена; при успешной верификации выполняется обработка бизнес-логики и формирование JSON-ответа, в случае ошибки аутентификации клиент получает HTTP-статус 401 Unauthorized.</w:t>
+        <w:t xml:space="preserve">На серверной стороне каждый входящий запрос проходит проверку подписи и срока действия токена; при успешной верификации выполняется обработка бизнес-логики и формирование JSON-ответа, в случае ошибки аутентификации клиент получает HTTP-статус 401 </w:t>
+      </w:r>
+      <w:proofErr w:type="spellStart"/>
+      <w:r>
+        <w:t>Unauthorized</w:t>
+      </w:r>
+      <w:proofErr w:type="spellEnd"/>
+      <w:r>
+        <w:t>.</w:t>
       </w:r>
     </w:p>
     <w:p>
@@ -6827,7 +8489,23 @@
         <w:pStyle w:val="affff8"/>
       </w:pPr>
       <w:r>
-        <w:t>Для работы AI-функций сервер выступает в роли прокси: клиент отправляет текст и промпт на сервер, сервер делает запрос к локальному экземпляру Ollama (работающему на том же хосте), получает сгенерированный ответ и передаёт его обратно клиенту. Это обеспечивает конфиденциальность данных, так как тексты пользователей не покидают инфраструктуру приложения.</w:t>
+        <w:t xml:space="preserve">Для работы AI-функций сервер выступает в роли прокси: клиент отправляет текст и </w:t>
+      </w:r>
+      <w:proofErr w:type="spellStart"/>
+      <w:r>
+        <w:t>промпт</w:t>
+      </w:r>
+      <w:proofErr w:type="spellEnd"/>
+      <w:r>
+        <w:t xml:space="preserve"> на сервер, сервер делает запрос к локальному экземпляру </w:t>
+      </w:r>
+      <w:proofErr w:type="spellStart"/>
+      <w:r>
+        <w:t>Ollama</w:t>
+      </w:r>
+      <w:proofErr w:type="spellEnd"/>
+      <w:r>
+        <w:t xml:space="preserve"> (работающему на том же хосте), получает сгенерированный ответ и передаёт его обратно клиенту. Это обеспечивает конфиденциальность данных, так как тексты пользователей не покидают инфраструктуру приложения.</w:t>
       </w:r>
     </w:p>
     <w:p>
@@ -6874,7 +8552,63 @@
         <w:pStyle w:val="afffb"/>
       </w:pPr>
       <w:r>
-        <w:t>Серверная архитектура приложения «Liboffan» реализована на базе фреймворка Spring Boot с использованием языка Java. Приложение развёрнуто на стандартном порту 8080 и предоставляет Android-клиенту RESTful API, построенное по принципам ресурсно-ориентированного проектирования. Точкой входа выступает класс, аннотированный @SpringBootApplication, который инициализирует встроенный servlet-контейнер, подключает модули сериализации (Jackson для JSON), настраивает цепочку фильтров безопасности и регистрирует маршруты контроллеров. Параметры подключения к СУБД MariaDB, стратегии пула соединений и конфигурация JPA вынесены в файл application.yml, что обеспечивает гибкость развёртывания в различных окружениях.</w:t>
+        <w:t>Серверная архитектура приложения «</w:t>
+      </w:r>
+      <w:proofErr w:type="spellStart"/>
+      <w:r>
+        <w:t>Liboffan</w:t>
+      </w:r>
+      <w:proofErr w:type="spellEnd"/>
+      <w:r>
+        <w:t xml:space="preserve">» реализована на базе фреймворка Spring Boot с использованием языка Java. Приложение развёрнуто на стандартном порту 8080 и предоставляет </w:t>
+      </w:r>
+      <w:proofErr w:type="spellStart"/>
+      <w:r>
+        <w:t>Android</w:t>
+      </w:r>
+      <w:proofErr w:type="spellEnd"/>
+      <w:r>
+        <w:t xml:space="preserve">-клиенту </w:t>
+      </w:r>
+      <w:proofErr w:type="spellStart"/>
+      <w:r>
+        <w:t>RESTful</w:t>
+      </w:r>
+      <w:proofErr w:type="spellEnd"/>
+      <w:r>
+        <w:t xml:space="preserve"> API, построенное по принципам ресурсно-ориентированного проектирования. Точкой входа выступает класс, аннотированный @SpringBootApplication, который инициализирует встроенный </w:t>
+      </w:r>
+      <w:proofErr w:type="spellStart"/>
+      <w:r>
+        <w:t>servlet</w:t>
+      </w:r>
+      <w:proofErr w:type="spellEnd"/>
+      <w:r>
+        <w:t>-контейнер, подключает модули сериализации (</w:t>
+      </w:r>
+      <w:proofErr w:type="spellStart"/>
+      <w:r>
+        <w:t>Jackson</w:t>
+      </w:r>
+      <w:proofErr w:type="spellEnd"/>
+      <w:r>
+        <w:t xml:space="preserve"> для JSON), настраивает цепочку фильтров безопасности и регистрирует маршруты контроллеров. Параметры подключения к СУБД </w:t>
+      </w:r>
+      <w:proofErr w:type="spellStart"/>
+      <w:r>
+        <w:t>MariaDB</w:t>
+      </w:r>
+      <w:proofErr w:type="spellEnd"/>
+      <w:r>
+        <w:t xml:space="preserve">, стратегии пула соединений и конфигурация JPA вынесены в файл </w:t>
+      </w:r>
+      <w:proofErr w:type="spellStart"/>
+      <w:r>
+        <w:t>application.yml</w:t>
+      </w:r>
+      <w:proofErr w:type="spellEnd"/>
+      <w:r>
+        <w:t>, что обеспечивает гибкость развёртывания в различных окружениях.</w:t>
       </w:r>
       <w:r>
         <w:t>[11]</w:t>
@@ -6885,7 +8619,103 @@
         <w:pStyle w:val="afffb"/>
       </w:pPr>
       <w:r>
-        <w:t>Механизм контроля доступа построен на связке Spring Security и JWT-аутентификации. Маршрут регистрации (POST /api/auth/register) принимает учётные данные, выполняет проверку уникальности email, применяет алгоритм BCrypt для необратимого хеширования пароля и сохраняет запись пользователя. Эндпоинт входа (POST /api/auth/login) верифицирует соответствие пароля сохранённому хешу и генерирует подписанный токен, содержащий идентификатор субъекта и метку времени истечения. Все защищённые ресурсы проходят обработку через кастомный OncePerRequestFilter, который извлекает заголовок Authorization, проверяет подпись и помещает объект аутентификации в контекст безопасности. Визуализация последовательности операций модуля авторизации приведена на рисунке 1</w:t>
+        <w:t>Механизм контроля доступа построен на связке Spring Security и JWT-аутентификации. Маршрут регистрации (POST /</w:t>
+      </w:r>
+      <w:proofErr w:type="spellStart"/>
+      <w:r>
+        <w:t>api</w:t>
+      </w:r>
+      <w:proofErr w:type="spellEnd"/>
+      <w:r>
+        <w:t>/</w:t>
+      </w:r>
+      <w:proofErr w:type="spellStart"/>
+      <w:r>
+        <w:t>auth</w:t>
+      </w:r>
+      <w:proofErr w:type="spellEnd"/>
+      <w:r>
+        <w:t>/</w:t>
+      </w:r>
+      <w:proofErr w:type="spellStart"/>
+      <w:r>
+        <w:t>register</w:t>
+      </w:r>
+      <w:proofErr w:type="spellEnd"/>
+      <w:r>
+        <w:t xml:space="preserve">) принимает учётные данные, выполняет проверку уникальности </w:t>
+      </w:r>
+      <w:proofErr w:type="spellStart"/>
+      <w:r>
+        <w:t>email</w:t>
+      </w:r>
+      <w:proofErr w:type="spellEnd"/>
+      <w:r>
+        <w:t xml:space="preserve">, применяет алгоритм </w:t>
+      </w:r>
+      <w:proofErr w:type="spellStart"/>
+      <w:r>
+        <w:t>BCrypt</w:t>
+      </w:r>
+      <w:proofErr w:type="spellEnd"/>
+      <w:r>
+        <w:t xml:space="preserve"> для необратимого хеширования пароля и сохраняет запись пользователя. </w:t>
+      </w:r>
+      <w:proofErr w:type="spellStart"/>
+      <w:r>
+        <w:t>Эндпоинт</w:t>
+      </w:r>
+      <w:proofErr w:type="spellEnd"/>
+      <w:r>
+        <w:t xml:space="preserve"> входа (POST /</w:t>
+      </w:r>
+      <w:proofErr w:type="spellStart"/>
+      <w:r>
+        <w:t>api</w:t>
+      </w:r>
+      <w:proofErr w:type="spellEnd"/>
+      <w:r>
+        <w:t>/</w:t>
+      </w:r>
+      <w:proofErr w:type="spellStart"/>
+      <w:r>
+        <w:t>auth</w:t>
+      </w:r>
+      <w:proofErr w:type="spellEnd"/>
+      <w:r>
+        <w:t>/</w:t>
+      </w:r>
+      <w:proofErr w:type="spellStart"/>
+      <w:r>
+        <w:t>login</w:t>
+      </w:r>
+      <w:proofErr w:type="spellEnd"/>
+      <w:r>
+        <w:t xml:space="preserve">) верифицирует соответствие пароля сохранённому </w:t>
+      </w:r>
+      <w:proofErr w:type="spellStart"/>
+      <w:r>
+        <w:t>хешу</w:t>
+      </w:r>
+      <w:proofErr w:type="spellEnd"/>
+      <w:r>
+        <w:t xml:space="preserve"> и генерирует подписанный токен, содержащий идентификатор субъекта и метку времени истечения. Все защищённые ресурсы проходят обработку через кастомный </w:t>
+      </w:r>
+      <w:proofErr w:type="spellStart"/>
+      <w:r>
+        <w:t>OncePerRequestFilter</w:t>
+      </w:r>
+      <w:proofErr w:type="spellEnd"/>
+      <w:r>
+        <w:t xml:space="preserve">, который извлекает заголовок </w:t>
+      </w:r>
+      <w:proofErr w:type="spellStart"/>
+      <w:r>
+        <w:t>Authorization</w:t>
+      </w:r>
+      <w:proofErr w:type="spellEnd"/>
+      <w:r>
+        <w:t>, проверяет подпись и помещает объект аутентификации в контекст безопасности. Визуализация последовательности операций модуля авторизации приведена на рисунке 1</w:t>
       </w:r>
       <w:r>
         <w:t>1</w:t>
@@ -6990,11 +8820,24 @@
         <w:pStyle w:val="afffb"/>
       </w:pPr>
       <w:r>
-        <w:t xml:space="preserve">Взаимодействие с искусственным интеллектом реализовано по схеме прокси-сервера. Клиентское приложение не обращается к AI напрямую; вместо этого запрос (выделенный текст и промпт) отправляется на бэкенд. Сервер, используя HTTP-клиент, пересылает инструкцию локальному экземпляру </w:t>
-      </w:r>
+        <w:t xml:space="preserve">Взаимодействие с искусственным интеллектом реализовано по схеме прокси-сервера. Клиентское приложение не обращается к AI напрямую; вместо этого запрос (выделенный текст и </w:t>
+      </w:r>
+      <w:proofErr w:type="spellStart"/>
+      <w:r>
+        <w:t>промпт</w:t>
+      </w:r>
+      <w:proofErr w:type="spellEnd"/>
+      <w:r>
+        <w:t xml:space="preserve">) отправляется на бэкенд. Сервер, используя HTTP-клиент, пересылает инструкцию локальному экземпляру </w:t>
+      </w:r>
+      <w:proofErr w:type="spellStart"/>
       <w:r>
         <w:lastRenderedPageBreak/>
-        <w:t xml:space="preserve">Ollama, запущенному в том же контейнере или на соседнем сервере. </w:t>
+        <w:t>Ollama</w:t>
+      </w:r>
+      <w:proofErr w:type="spellEnd"/>
+      <w:r>
+        <w:t xml:space="preserve">, запущенному в том же контейнере или на соседнем сервере. </w:t>
       </w:r>
       <w:r>
         <w:t xml:space="preserve">Визуализация последовательности операций модуля работы с </w:t>
@@ -7096,7 +8939,111 @@
         <w:pStyle w:val="afffb"/>
       </w:pPr>
       <w:r>
-        <w:t>Центральный доменный слой отвечает за управление нарративным контентом и поддержку версионности. Создание оригинального произведения (POST /api/stories) инициирует запись в таблицу StoryTree и автоматическую генерацию корневой версии (StoryVersion) с пустым указателем на родителя. Функционал ответвления реализован через маршрут POST /api/stories/{treeId}/fork, который связывает новую запись с существующей через поле parent_id, копирует базовые метаданные и позволяет автору переопределить синопсис, возрастной рейтинг и набор тегов. Чтение контента осуществляется через GET /api/stories/versions/{versionId}, возвращающий детализированный DTO-объект с учётом флага публикации и прав доступа.</w:t>
+        <w:t>Центральный доменный слой отвечает за управление нарративным контентом и поддержку версионности. Создание оригинального произведения (POST /</w:t>
+      </w:r>
+      <w:proofErr w:type="spellStart"/>
+      <w:r>
+        <w:t>api</w:t>
+      </w:r>
+      <w:proofErr w:type="spellEnd"/>
+      <w:r>
+        <w:t>/</w:t>
+      </w:r>
+      <w:proofErr w:type="spellStart"/>
+      <w:r>
+        <w:t>stories</w:t>
+      </w:r>
+      <w:proofErr w:type="spellEnd"/>
+      <w:r>
+        <w:t xml:space="preserve">) инициирует запись в таблицу </w:t>
+      </w:r>
+      <w:proofErr w:type="spellStart"/>
+      <w:r>
+        <w:t>StoryTree</w:t>
+      </w:r>
+      <w:proofErr w:type="spellEnd"/>
+      <w:r>
+        <w:t xml:space="preserve"> и автоматическую генерацию корневой версии (</w:t>
+      </w:r>
+      <w:proofErr w:type="spellStart"/>
+      <w:r>
+        <w:t>StoryVersion</w:t>
+      </w:r>
+      <w:proofErr w:type="spellEnd"/>
+      <w:r>
+        <w:t>) с пустым указателем на родителя. Функционал ответвления реализован через маршрут POST /</w:t>
+      </w:r>
+      <w:proofErr w:type="spellStart"/>
+      <w:r>
+        <w:t>api</w:t>
+      </w:r>
+      <w:proofErr w:type="spellEnd"/>
+      <w:r>
+        <w:t>/</w:t>
+      </w:r>
+      <w:proofErr w:type="spellStart"/>
+      <w:r>
+        <w:t>stories</w:t>
+      </w:r>
+      <w:proofErr w:type="spellEnd"/>
+      <w:r>
+        <w:t>/{</w:t>
+      </w:r>
+      <w:proofErr w:type="spellStart"/>
+      <w:r>
+        <w:t>treeId</w:t>
+      </w:r>
+      <w:proofErr w:type="spellEnd"/>
+      <w:r>
+        <w:t>}/</w:t>
+      </w:r>
+      <w:proofErr w:type="spellStart"/>
+      <w:r>
+        <w:t>fork</w:t>
+      </w:r>
+      <w:proofErr w:type="spellEnd"/>
+      <w:r>
+        <w:t xml:space="preserve">, который связывает новую запись с существующей через поле </w:t>
+      </w:r>
+      <w:proofErr w:type="spellStart"/>
+      <w:r>
+        <w:t>parent_id</w:t>
+      </w:r>
+      <w:proofErr w:type="spellEnd"/>
+      <w:r>
+        <w:t>, копирует базовые метаданные и позволяет автору переопределить синопсис, возрастной рейтинг и набор тегов. Чтение контента осуществляется через GET /</w:t>
+      </w:r>
+      <w:proofErr w:type="spellStart"/>
+      <w:r>
+        <w:t>api</w:t>
+      </w:r>
+      <w:proofErr w:type="spellEnd"/>
+      <w:r>
+        <w:t>/</w:t>
+      </w:r>
+      <w:proofErr w:type="spellStart"/>
+      <w:r>
+        <w:t>stories</w:t>
+      </w:r>
+      <w:proofErr w:type="spellEnd"/>
+      <w:r>
+        <w:t>/</w:t>
+      </w:r>
+      <w:proofErr w:type="spellStart"/>
+      <w:r>
+        <w:t>versions</w:t>
+      </w:r>
+      <w:proofErr w:type="spellEnd"/>
+      <w:r>
+        <w:t>/{</w:t>
+      </w:r>
+      <w:proofErr w:type="spellStart"/>
+      <w:r>
+        <w:t>versionId</w:t>
+      </w:r>
+      <w:proofErr w:type="spellEnd"/>
+      <w:r>
+        <w:t>}, возвращающий детализированный DTO-объект с учётом флага публикации и прав доступа.</w:t>
       </w:r>
     </w:p>
     <w:p>
@@ -7108,7 +9055,79 @@
       </w:r>
       <w:r>
         <w:lastRenderedPageBreak/>
-        <w:t>(POST /api/me/library) фиксирует привязку не только к идентификатору дерева, но и к конкретной прочитанной версии, что позволяет точно отслеживать прогресс в разветвлённых сюжетах. Статусы чтения обновляются через PATCH-запросы, а удаление записи выполняется по уникальному идентификатору версии. Социальное взаимодействие включает toggle-механизм лайков (POST /api/stories/versions/{id}/like) и систему подписок на авторов. Управление профилем доступно только аутентифицированным пользователям, чей идентификатор извлекается из JWT-контекста, что исключает возможность несанкционированного изменения чужих данных.</w:t>
+        <w:t>(POST /</w:t>
+      </w:r>
+      <w:proofErr w:type="spellStart"/>
+      <w:r>
+        <w:t>api</w:t>
+      </w:r>
+      <w:proofErr w:type="spellEnd"/>
+      <w:r>
+        <w:t>/</w:t>
+      </w:r>
+      <w:proofErr w:type="spellStart"/>
+      <w:r>
+        <w:t>me</w:t>
+      </w:r>
+      <w:proofErr w:type="spellEnd"/>
+      <w:r>
+        <w:t>/</w:t>
+      </w:r>
+      <w:proofErr w:type="spellStart"/>
+      <w:r>
+        <w:t>library</w:t>
+      </w:r>
+      <w:proofErr w:type="spellEnd"/>
+      <w:r>
+        <w:t xml:space="preserve">) фиксирует привязку не только к идентификатору дерева, но и к конкретной прочитанной версии, что позволяет точно отслеживать прогресс в разветвлённых сюжетах. Статусы чтения обновляются через PATCH-запросы, а удаление записи выполняется по уникальному идентификатору версии. Социальное взаимодействие включает </w:t>
+      </w:r>
+      <w:proofErr w:type="spellStart"/>
+      <w:r>
+        <w:t>toggle</w:t>
+      </w:r>
+      <w:proofErr w:type="spellEnd"/>
+      <w:r>
+        <w:t>-механизм лайков (POST /</w:t>
+      </w:r>
+      <w:proofErr w:type="spellStart"/>
+      <w:r>
+        <w:t>api</w:t>
+      </w:r>
+      <w:proofErr w:type="spellEnd"/>
+      <w:r>
+        <w:t>/</w:t>
+      </w:r>
+      <w:proofErr w:type="spellStart"/>
+      <w:r>
+        <w:t>stories</w:t>
+      </w:r>
+      <w:proofErr w:type="spellEnd"/>
+      <w:r>
+        <w:t>/</w:t>
+      </w:r>
+      <w:proofErr w:type="spellStart"/>
+      <w:r>
+        <w:t>versions</w:t>
+      </w:r>
+      <w:proofErr w:type="spellEnd"/>
+      <w:r>
+        <w:t>/{</w:t>
+      </w:r>
+      <w:proofErr w:type="spellStart"/>
+      <w:r>
+        <w:t>id</w:t>
+      </w:r>
+      <w:proofErr w:type="spellEnd"/>
+      <w:r>
+        <w:t>}/</w:t>
+      </w:r>
+      <w:proofErr w:type="spellStart"/>
+      <w:r>
+        <w:t>like</w:t>
+      </w:r>
+      <w:proofErr w:type="spellEnd"/>
+      <w:r>
+        <w:t>) и систему подписок на авторов. Управление профилем доступно только аутентифицированным пользователям, чей идентификатор извлекается из JWT-контекста, что исключает возможность несанкционированного изменения чужих данных.</w:t>
       </w:r>
     </w:p>
     <w:p>
@@ -7116,7 +9135,79 @@
         <w:pStyle w:val="afffb"/>
       </w:pPr>
       <w:r>
-        <w:t>Отдельный интеграционный слой выделен под взаимодействие с локальной языковой моделью. Эндпоинты /api/ai/edit и /api/ai/generate принимают текстовые фрагменты и инструкции, проксируют запросы к HTTP-API экземпляра Ollama, развёрнутого на серверной машине, и возвращают сгенерированные варианты. Подобная архитектура гарантирует, что черновики, личные заметки и незавершённые ветки не покидают периметр инфраструктуры, обеспечивая конфиденциальность творческого процесса и независимость от внешних облачных сервисов.</w:t>
+        <w:t xml:space="preserve">Отдельный интеграционный слой выделен под взаимодействие с локальной языковой моделью. </w:t>
+      </w:r>
+      <w:proofErr w:type="spellStart"/>
+      <w:r>
+        <w:t>Эндпоинты</w:t>
+      </w:r>
+      <w:proofErr w:type="spellEnd"/>
+      <w:r>
+        <w:t xml:space="preserve"> /</w:t>
+      </w:r>
+      <w:proofErr w:type="spellStart"/>
+      <w:r>
+        <w:t>api</w:t>
+      </w:r>
+      <w:proofErr w:type="spellEnd"/>
+      <w:r>
+        <w:t>/</w:t>
+      </w:r>
+      <w:proofErr w:type="spellStart"/>
+      <w:r>
+        <w:t>ai</w:t>
+      </w:r>
+      <w:proofErr w:type="spellEnd"/>
+      <w:r>
+        <w:t>/</w:t>
+      </w:r>
+      <w:proofErr w:type="spellStart"/>
+      <w:r>
+        <w:t>edit</w:t>
+      </w:r>
+      <w:proofErr w:type="spellEnd"/>
+      <w:r>
+        <w:t xml:space="preserve"> и /</w:t>
+      </w:r>
+      <w:proofErr w:type="spellStart"/>
+      <w:r>
+        <w:t>api</w:t>
+      </w:r>
+      <w:proofErr w:type="spellEnd"/>
+      <w:r>
+        <w:t>/</w:t>
+      </w:r>
+      <w:proofErr w:type="spellStart"/>
+      <w:r>
+        <w:t>ai</w:t>
+      </w:r>
+      <w:proofErr w:type="spellEnd"/>
+      <w:r>
+        <w:t>/</w:t>
+      </w:r>
+      <w:proofErr w:type="spellStart"/>
+      <w:r>
+        <w:t>generate</w:t>
+      </w:r>
+      <w:proofErr w:type="spellEnd"/>
+      <w:r>
+        <w:t xml:space="preserve"> принимают текстовые фрагменты и инструкции, </w:t>
+      </w:r>
+      <w:proofErr w:type="spellStart"/>
+      <w:r>
+        <w:t>проксируют</w:t>
+      </w:r>
+      <w:proofErr w:type="spellEnd"/>
+      <w:r>
+        <w:t xml:space="preserve"> запросы к HTTP-API экземпляра </w:t>
+      </w:r>
+      <w:proofErr w:type="spellStart"/>
+      <w:r>
+        <w:t>Ollama</w:t>
+      </w:r>
+      <w:proofErr w:type="spellEnd"/>
+      <w:r>
+        <w:t>, развёрнутого на серверной машине, и возвращают сгенерированные варианты. Подобная архитектура гарантирует, что черновики, личные заметки и незавершённые ветки не покидают периметр инфраструктуры, обеспечивая конфиденциальность творческого процесса и независимость от внешних облачных сервисов.</w:t>
       </w:r>
     </w:p>
     <w:p>
@@ -7162,11 +9253,75 @@
         <w:pStyle w:val="afffb"/>
       </w:pPr>
       <w:r>
-        <w:t xml:space="preserve">Экран авторизации (LoginScreen) является точкой входа в приложение и предназначен для аутентификации зарегистрированных пользователей. Интерфейс экрана выполнен в минималистичном стиле с использованием градиентного фона фиолетовых оттенков. На экране расположены: заголовок «Добро пожаловать!», текстовые поля для ввода email и пароля (с возможностью переключения видимости пароля), кнопка «Войти», а также ссылки для перехода к экрану регистрации и восстановления пароля. При нажатии кнопки «Войти» выполняется валидация введённых данных: LoginViewModel отправляет </w:t>
+        <w:t>Экран авторизации (</w:t>
+      </w:r>
+      <w:proofErr w:type="spellStart"/>
+      <w:r>
+        <w:t>LoginScreen</w:t>
+      </w:r>
+      <w:proofErr w:type="spellEnd"/>
+      <w:r>
+        <w:t xml:space="preserve">) является точкой входа в приложение и предназначен для аутентификации зарегистрированных пользователей. Интерфейс экрана выполнен в минималистичном стиле с использованием градиентного фона фиолетовых оттенков. На экране расположены: заголовок «Добро пожаловать!», текстовые поля для ввода </w:t>
+      </w:r>
+      <w:proofErr w:type="spellStart"/>
+      <w:r>
+        <w:t>email</w:t>
+      </w:r>
+      <w:proofErr w:type="spellEnd"/>
+      <w:r>
+        <w:t xml:space="preserve"> и пароля (с возможностью переключения видимости пароля), кнопка «Войти», а также ссылки для перехода к экрану регистрации и восстановления пароля. При нажатии кнопки «Войти» выполняется валидация введённых данных: </w:t>
+      </w:r>
+      <w:proofErr w:type="spellStart"/>
+      <w:r>
+        <w:t>LoginViewModel</w:t>
+      </w:r>
+      <w:proofErr w:type="spellEnd"/>
+      <w:r>
+        <w:t xml:space="preserve"> отправляет </w:t>
       </w:r>
       <w:r>
         <w:lastRenderedPageBreak/>
-        <w:t>POST-запрос на эндпоинт /api/auth/login. В случае успешной аутентификации JWT-токен и данные пользователя сохраняются в TokenManager, после чего осуществляется переход на главный экран приложения. Внешний вид экрана авторизации представлен на рисунке 13</w:t>
+        <w:t xml:space="preserve">POST-запрос на </w:t>
+      </w:r>
+      <w:proofErr w:type="spellStart"/>
+      <w:r>
+        <w:t>эндпоинт</w:t>
+      </w:r>
+      <w:proofErr w:type="spellEnd"/>
+      <w:r>
+        <w:t xml:space="preserve"> /</w:t>
+      </w:r>
+      <w:proofErr w:type="spellStart"/>
+      <w:r>
+        <w:t>api</w:t>
+      </w:r>
+      <w:proofErr w:type="spellEnd"/>
+      <w:r>
+        <w:t>/</w:t>
+      </w:r>
+      <w:proofErr w:type="spellStart"/>
+      <w:r>
+        <w:t>auth</w:t>
+      </w:r>
+      <w:proofErr w:type="spellEnd"/>
+      <w:r>
+        <w:t>/</w:t>
+      </w:r>
+      <w:proofErr w:type="spellStart"/>
+      <w:r>
+        <w:t>login</w:t>
+      </w:r>
+      <w:proofErr w:type="spellEnd"/>
+      <w:r>
+        <w:t xml:space="preserve">. В случае успешной аутентификации JWT-токен и данные пользователя сохраняются в </w:t>
+      </w:r>
+      <w:proofErr w:type="spellStart"/>
+      <w:r>
+        <w:t>TokenManager</w:t>
+      </w:r>
+      <w:proofErr w:type="spellEnd"/>
+      <w:r>
+        <w:t>, после чего осуществляется переход на главный экран приложения. Внешний вид экрана авторизации представлен на рисунке 13</w:t>
       </w:r>
       <w:r>
         <w:t>.</w:t>
@@ -7188,7 +9343,7 @@
           <w:noProof/>
         </w:rPr>
         <w:drawing>
-          <wp:inline distT="0" distB="0" distL="0" distR="0" wp14:anchorId="338355CC" wp14:editId="0D0E59DF">
+          <wp:inline distT="0" distB="0" distL="0" distR="0" wp14:anchorId="338355CC" wp14:editId="1EDBC7A8">
             <wp:extent cx="2466975" cy="4868767"/>
             <wp:effectExtent l="0" t="0" r="0" b="8255"/>
             <wp:docPr id="530622454" name="Рисунок 6"/>
@@ -7246,8 +9401,13 @@
       <w:pPr>
         <w:pStyle w:val="a7"/>
       </w:pPr>
-      <w:r>
-        <w:t xml:space="preserve">Экран </w:t>
+      <w:proofErr w:type="spellStart"/>
+      <w:r>
+        <w:t>Экран</w:t>
+      </w:r>
+      <w:proofErr w:type="spellEnd"/>
+      <w:r>
+        <w:t xml:space="preserve"> </w:t>
       </w:r>
       <w:r>
         <w:rPr>
@@ -7295,7 +9455,15 @@
         <w:pStyle w:val="afffb"/>
       </w:pPr>
       <w:r>
-        <w:t>Экран создания истории (StoryEditorScreen) предоставляет авторам инструменты для публикации новых произведений</w:t>
+        <w:t>Экран создания истории (</w:t>
+      </w:r>
+      <w:proofErr w:type="spellStart"/>
+      <w:r>
+        <w:t>StoryEditorScreen</w:t>
+      </w:r>
+      <w:proofErr w:type="spellEnd"/>
+      <w:r>
+        <w:t>) предоставляет авторам инструменты для публикации новых произведений</w:t>
       </w:r>
       <w:r>
         <w:t xml:space="preserve"> и </w:t>
@@ -7314,7 +9482,15 @@
         <w:t xml:space="preserve">, </w:t>
       </w:r>
       <w:r>
-        <w:t>большую текстовую область для ввода основного содержания истории с placeholder «Начните писать...»</w:t>
+        <w:t xml:space="preserve">большую текстовую область для ввода основного содержания истории с </w:t>
+      </w:r>
+      <w:proofErr w:type="spellStart"/>
+      <w:r>
+        <w:t>placeholder</w:t>
+      </w:r>
+      <w:proofErr w:type="spellEnd"/>
+      <w:r>
+        <w:t xml:space="preserve"> «Начните писать...»</w:t>
       </w:r>
       <w:r>
         <w:t xml:space="preserve">, </w:t>
@@ -7332,7 +9508,39 @@
         <w:t xml:space="preserve"> </w:t>
       </w:r>
       <w:r>
-        <w:t>Пользователь может выбрать несколько тегов из предопределённого списка: «Фэнтези», «Научная фантастика», «Драма», «Романтика», «Детектив», «Киберпанк», «Приключения», «Мрачное», «Нуар». Выбранные теги визуально выделяются тёмным фоном. При сохранении истории StoryEditorViewModel отправляет POST-запрос на эндпоинт /api/stories с данными произведения. После успешного создания история публикуется в общем каталоге. Демонстрация внешнего вида экрана создания истории представлена на рисунке 14</w:t>
+        <w:t xml:space="preserve">Пользователь может выбрать несколько тегов из предопределённого списка: «Фэнтези», «Научная фантастика», «Драма», «Романтика», «Детектив», «Киберпанк», «Приключения», «Мрачное», «Нуар». Выбранные теги визуально выделяются тёмным фоном. При сохранении истории </w:t>
+      </w:r>
+      <w:proofErr w:type="spellStart"/>
+      <w:r>
+        <w:t>StoryEditorViewModel</w:t>
+      </w:r>
+      <w:proofErr w:type="spellEnd"/>
+      <w:r>
+        <w:t xml:space="preserve"> отправляет POST-запрос на </w:t>
+      </w:r>
+      <w:proofErr w:type="spellStart"/>
+      <w:r>
+        <w:t>эндпоинт</w:t>
+      </w:r>
+      <w:proofErr w:type="spellEnd"/>
+      <w:r>
+        <w:t xml:space="preserve"> /</w:t>
+      </w:r>
+      <w:proofErr w:type="spellStart"/>
+      <w:r>
+        <w:t>api</w:t>
+      </w:r>
+      <w:proofErr w:type="spellEnd"/>
+      <w:r>
+        <w:t>/</w:t>
+      </w:r>
+      <w:proofErr w:type="spellStart"/>
+      <w:r>
+        <w:t>stories</w:t>
+      </w:r>
+      <w:proofErr w:type="spellEnd"/>
+      <w:r>
+        <w:t xml:space="preserve"> с данными произведения. После успешного создания история публикуется в общем каталоге. Демонстрация внешнего вида экрана создания истории представлена на рисунке 14</w:t>
       </w:r>
       <w:r>
         <w:t>.</w:t>
@@ -7472,9 +9680,43 @@
       <w:pPr>
         <w:pStyle w:val="a7"/>
       </w:pPr>
-      <w:r>
-        <w:t>Экран создания истории приложения Liboffan</w:t>
-      </w:r>
+      <w:proofErr w:type="spellStart"/>
+      <w:r>
+        <w:t>Экран</w:t>
+      </w:r>
+      <w:proofErr w:type="spellEnd"/>
+      <w:r>
+        <w:t xml:space="preserve"> </w:t>
+      </w:r>
+      <w:proofErr w:type="spellStart"/>
+      <w:r>
+        <w:t>создания</w:t>
+      </w:r>
+      <w:proofErr w:type="spellEnd"/>
+      <w:r>
+        <w:t xml:space="preserve"> </w:t>
+      </w:r>
+      <w:proofErr w:type="spellStart"/>
+      <w:r>
+        <w:t>истории</w:t>
+      </w:r>
+      <w:proofErr w:type="spellEnd"/>
+      <w:r>
+        <w:t xml:space="preserve"> </w:t>
+      </w:r>
+      <w:proofErr w:type="spellStart"/>
+      <w:r>
+        <w:t>приложения</w:t>
+      </w:r>
+      <w:proofErr w:type="spellEnd"/>
+      <w:r>
+        <w:t xml:space="preserve"> </w:t>
+      </w:r>
+      <w:proofErr w:type="spellStart"/>
+      <w:r>
+        <w:t>Liboffan</w:t>
+      </w:r>
+      <w:proofErr w:type="spellEnd"/>
     </w:p>
     <w:p>
       <w:pPr>
@@ -7506,11 +9748,91 @@
         <w:pStyle w:val="afffb"/>
       </w:pPr>
       <w:r>
-        <w:t xml:space="preserve">Главный экран (HomeScreen) представляет собой каталог доступных историй и является центральным элементом навигации приложения. На экране отображается список карточек произведений, каждая из которых содержит: название истории, имя автора, теги жанров, а также раскрывающийся блок «Ответвления» с указанием количества веток. При нажатии на заголовок карточки происходит переход к детальному просмотру истории (BookDetailScreen). Блок ответвлений отображает все существующие ветки данной истории с указанием автора ветки, возрастного рейтинга и связанных тегов. Например, история «The Lost Forest» имеет три ответвления от разных авторов (Alice, Bob, Charlie), каждое из которых может иметь уникальный </w:t>
+        <w:t>Главный экран (</w:t>
+      </w:r>
+      <w:proofErr w:type="spellStart"/>
+      <w:r>
+        <w:t>HomeScreen</w:t>
+      </w:r>
+      <w:proofErr w:type="spellEnd"/>
+      <w:r>
+        <w:t>) представляет собой каталог доступных историй и является центральным элементом навигации приложения. На экране отображается список карточек произведений, каждая из которых содержит: название истории, имя автора, теги жанров, а также раскрывающийся блок «Ответвления» с указанием количества веток. При нажатии на заголовок карточки происходит переход к детальному просмотру истории (</w:t>
+      </w:r>
+      <w:proofErr w:type="spellStart"/>
+      <w:r>
+        <w:t>BookDetailScreen</w:t>
+      </w:r>
+      <w:proofErr w:type="spellEnd"/>
+      <w:r>
+        <w:t xml:space="preserve">). Блок ответвлений отображает все существующие ветки данной истории с указанием автора ветки, возрастного рейтинга и связанных тегов. Например, история «The </w:t>
+      </w:r>
+      <w:proofErr w:type="spellStart"/>
+      <w:r>
+        <w:t>Lost</w:t>
+      </w:r>
+      <w:proofErr w:type="spellEnd"/>
+      <w:r>
+        <w:t xml:space="preserve"> </w:t>
+      </w:r>
+      <w:proofErr w:type="spellStart"/>
+      <w:r>
+        <w:t>Forest</w:t>
+      </w:r>
+      <w:proofErr w:type="spellEnd"/>
+      <w:r>
+        <w:t>» имеет три ответвления от разных авторов (</w:t>
+      </w:r>
+      <w:proofErr w:type="spellStart"/>
+      <w:r>
+        <w:t>Alice</w:t>
+      </w:r>
+      <w:proofErr w:type="spellEnd"/>
+      <w:r>
+        <w:t xml:space="preserve">, </w:t>
+      </w:r>
+      <w:proofErr w:type="spellStart"/>
+      <w:r>
+        <w:t>Bob</w:t>
+      </w:r>
+      <w:proofErr w:type="spellEnd"/>
+      <w:r>
+        <w:t xml:space="preserve">, Charlie), каждое из которых может иметь уникальный </w:t>
       </w:r>
       <w:r>
         <w:lastRenderedPageBreak/>
-        <w:t>набор тегов (fantasy + adventure, fantasy + dark и т.д.). Нижний навигационный бар обеспечивает быстрый переход между основными разделами приложения: «Главная», «Поиск», «Профиль». Внешний вид главного экрана представлен на рисунке 15.</w:t>
+        <w:t>набор тегов (</w:t>
+      </w:r>
+      <w:proofErr w:type="spellStart"/>
+      <w:r>
+        <w:t>fantasy</w:t>
+      </w:r>
+      <w:proofErr w:type="spellEnd"/>
+      <w:r>
+        <w:t xml:space="preserve"> + </w:t>
+      </w:r>
+      <w:proofErr w:type="spellStart"/>
+      <w:r>
+        <w:t>adventure</w:t>
+      </w:r>
+      <w:proofErr w:type="spellEnd"/>
+      <w:r>
+        <w:t xml:space="preserve">, </w:t>
+      </w:r>
+      <w:proofErr w:type="spellStart"/>
+      <w:r>
+        <w:t>fantasy</w:t>
+      </w:r>
+      <w:proofErr w:type="spellEnd"/>
+      <w:r>
+        <w:t xml:space="preserve"> + </w:t>
+      </w:r>
+      <w:proofErr w:type="spellStart"/>
+      <w:r>
+        <w:t>dark</w:t>
+      </w:r>
+      <w:proofErr w:type="spellEnd"/>
+      <w:r>
+        <w:t xml:space="preserve"> и т.д.). Нижний навигационный бар обеспечивает быстрый переход между основными разделами приложения: «Главная», «Поиск», «Профиль». Внешний вид главного экрана представлен на рисунке 15.</w:t>
       </w:r>
     </w:p>
     <w:p>
@@ -7587,8 +9909,37 @@
       <w:pPr>
         <w:pStyle w:val="a7"/>
       </w:pPr>
-      <w:r>
-        <w:t>Главный экран (каталог историй)</w:t>
+      <w:proofErr w:type="spellStart"/>
+      <w:r>
+        <w:t>Главный</w:t>
+      </w:r>
+      <w:proofErr w:type="spellEnd"/>
+      <w:r>
+        <w:t xml:space="preserve"> </w:t>
+      </w:r>
+      <w:proofErr w:type="spellStart"/>
+      <w:r>
+        <w:t>экран</w:t>
+      </w:r>
+      <w:proofErr w:type="spellEnd"/>
+      <w:r>
+        <w:t xml:space="preserve"> (</w:t>
+      </w:r>
+      <w:proofErr w:type="spellStart"/>
+      <w:r>
+        <w:t>каталог</w:t>
+      </w:r>
+      <w:proofErr w:type="spellEnd"/>
+      <w:r>
+        <w:t xml:space="preserve"> </w:t>
+      </w:r>
+      <w:proofErr w:type="spellStart"/>
+      <w:r>
+        <w:t>историй</w:t>
+      </w:r>
+      <w:proofErr w:type="spellEnd"/>
+      <w:r>
+        <w:t>)</w:t>
       </w:r>
     </w:p>
     <w:p>
@@ -7621,11 +9972,59 @@
         <w:pStyle w:val="afffb"/>
       </w:pPr>
       <w:r>
-        <w:t xml:space="preserve">Экран поиска (SearchScreen) предоставляет расширенные возможности фильтрации контента для удобного поиска историй по интересам. Интерфейс экрана включает: текстовое поле для поиска по названию произведения, выпадающий список для выбора фандома, селектор возрастного ограничения </w:t>
+        <w:t>Экран поиска (</w:t>
+      </w:r>
+      <w:proofErr w:type="spellStart"/>
+      <w:r>
+        <w:t>SearchScreen</w:t>
+      </w:r>
+      <w:proofErr w:type="spellEnd"/>
+      <w:r>
+        <w:t xml:space="preserve">) предоставляет расширенные возможности фильтрации контента для удобного поиска историй по интересам. Интерфейс экрана включает: текстовое поле для поиска по названию произведения, выпадающий список для выбора фандома, селектор возрастного ограничения </w:t>
       </w:r>
       <w:r>
         <w:lastRenderedPageBreak/>
-        <w:t>(например, PG-13), а также интерактивную сетку тегов для фильтрации по жанрам. Пользователь может комбинировать несколько фильтров одновременно: например, выбрать тег «Научная фантастика» и ограничение PG-13. При изменении параметров поиска SearchViewModel отправляет запрос на эндпоинт /api/stories с соответствующими query-параметрами. Результаты поиска отображаются динамически в нижней части экрана с указанием количества найденных историй. Выбранные фильтры визуально выделяются тёмным фоном для удобства пользователя. Демонстрация внешнего вида экрана поиска представлена на рисунке 16.</w:t>
+        <w:t xml:space="preserve">(например, PG-13), а также интерактивную сетку тегов для фильтрации по жанрам. Пользователь может комбинировать несколько фильтров одновременно: например, выбрать тег «Научная фантастика» и ограничение PG-13. При изменении параметров поиска </w:t>
+      </w:r>
+      <w:proofErr w:type="spellStart"/>
+      <w:r>
+        <w:t>SearchViewModel</w:t>
+      </w:r>
+      <w:proofErr w:type="spellEnd"/>
+      <w:r>
+        <w:t xml:space="preserve"> отправляет запрос на </w:t>
+      </w:r>
+      <w:proofErr w:type="spellStart"/>
+      <w:r>
+        <w:t>эндпоинт</w:t>
+      </w:r>
+      <w:proofErr w:type="spellEnd"/>
+      <w:r>
+        <w:t xml:space="preserve"> /</w:t>
+      </w:r>
+      <w:proofErr w:type="spellStart"/>
+      <w:r>
+        <w:t>api</w:t>
+      </w:r>
+      <w:proofErr w:type="spellEnd"/>
+      <w:r>
+        <w:t>/</w:t>
+      </w:r>
+      <w:proofErr w:type="spellStart"/>
+      <w:r>
+        <w:t>stories</w:t>
+      </w:r>
+      <w:proofErr w:type="spellEnd"/>
+      <w:r>
+        <w:t xml:space="preserve"> с соответствующими </w:t>
+      </w:r>
+      <w:proofErr w:type="spellStart"/>
+      <w:r>
+        <w:t>query</w:t>
+      </w:r>
+      <w:proofErr w:type="spellEnd"/>
+      <w:r>
+        <w:t>-параметрами. Результаты поиска отображаются динамически в нижней части экрана с указанием количества найденных историй. Выбранные фильтры визуально выделяются тёмным фоном для удобства пользователя. Демонстрация внешнего вида экрана поиска представлена на рисунке 16.</w:t>
       </w:r>
     </w:p>
     <w:p>
@@ -7702,8 +10101,13 @@
       <w:pPr>
         <w:pStyle w:val="a7"/>
       </w:pPr>
-      <w:r>
-        <w:t xml:space="preserve">Экран </w:t>
+      <w:proofErr w:type="spellStart"/>
+      <w:r>
+        <w:t>Экран</w:t>
+      </w:r>
+      <w:proofErr w:type="spellEnd"/>
+      <w:r>
+        <w:t xml:space="preserve"> </w:t>
       </w:r>
       <w:r>
         <w:rPr>
@@ -7743,13 +10147,93 @@
         <w:pStyle w:val="afffb"/>
       </w:pPr>
       <w:r>
-        <w:t>Экран профиля (ProfileScreen) объединяет управление аккаунтом и персональной библиотекой пользователя. В верхней части экрана отображается аватар пользователя (с возможностью загрузки), имя аккаунта и кнопка меню для доступа к настройкам. Центральная часть экрана содержит вкладки библиотеки с горизонтальной навигацией: «В планах» (planned), «В процессе» (reading), «Прочитано» (completed), «Заброшено» (dropped). Каждая вкладка отображает список историй, добавленных пользователем с соответствующим статусом чтения. Карточка истории в библиотеке содержит: название, имя автора, краткое описание (синопсис), тег жанра, а также кнопку удаления из библиотеки</w:t>
+        <w:t>Экран профиля (</w:t>
+      </w:r>
+      <w:proofErr w:type="spellStart"/>
+      <w:r>
+        <w:t>ProfileScreen</w:t>
+      </w:r>
+      <w:proofErr w:type="spellEnd"/>
+      <w:r>
+        <w:t>) объединяет управление аккаунтом и персональной библиотекой пользователя. В верхней части экрана отображается аватар пользователя (с возможностью загрузки), имя аккаунта и кнопка меню для доступа к настройкам. Центральная часть экрана содержит вкладки библиотеки с горизонтальной навигацией: «В планах» (</w:t>
+      </w:r>
+      <w:proofErr w:type="spellStart"/>
+      <w:r>
+        <w:t>planned</w:t>
+      </w:r>
+      <w:proofErr w:type="spellEnd"/>
+      <w:r>
+        <w:t>), «В процессе» (</w:t>
+      </w:r>
+      <w:proofErr w:type="spellStart"/>
+      <w:r>
+        <w:t>reading</w:t>
+      </w:r>
+      <w:proofErr w:type="spellEnd"/>
+      <w:r>
+        <w:t>), «Прочитано» (</w:t>
+      </w:r>
+      <w:proofErr w:type="spellStart"/>
+      <w:r>
+        <w:t>completed</w:t>
+      </w:r>
+      <w:proofErr w:type="spellEnd"/>
+      <w:r>
+        <w:t>), «Заброшено» (</w:t>
+      </w:r>
+      <w:proofErr w:type="spellStart"/>
+      <w:r>
+        <w:t>dropped</w:t>
+      </w:r>
+      <w:proofErr w:type="spellEnd"/>
+      <w:r>
+        <w:t>). Каждая вкладка отображает список историй, добавленных пользователем с соответствующим статусом чтения. Карточка истории в библиотеке содержит: название, имя автора, краткое описание (синопсис), тег жанра, а также кнопку удаления из библиотеки</w:t>
       </w:r>
       <w:r>
         <w:t xml:space="preserve">. </w:t>
       </w:r>
       <w:r>
-        <w:t>При нажатии на карточку происходит переход к чтению или просмотру деталей истории. ProfileViewModel управляет состоянием библиотеки, синхронизируя данные с эндпоинтом /api/me/library. Внешний вид экрана профиля представлен на рисунке 17.</w:t>
+        <w:t xml:space="preserve">При нажатии на карточку происходит переход к чтению или просмотру деталей истории. </w:t>
+      </w:r>
+      <w:proofErr w:type="spellStart"/>
+      <w:r>
+        <w:t>ProfileViewModel</w:t>
+      </w:r>
+      <w:proofErr w:type="spellEnd"/>
+      <w:r>
+        <w:t xml:space="preserve"> управляет состоянием библиотеки, синхронизируя данные с </w:t>
+      </w:r>
+      <w:proofErr w:type="spellStart"/>
+      <w:r>
+        <w:t>эндпоинтом</w:t>
+      </w:r>
+      <w:proofErr w:type="spellEnd"/>
+      <w:r>
+        <w:t xml:space="preserve"> /</w:t>
+      </w:r>
+      <w:proofErr w:type="spellStart"/>
+      <w:r>
+        <w:t>api</w:t>
+      </w:r>
+      <w:proofErr w:type="spellEnd"/>
+      <w:r>
+        <w:t>/</w:t>
+      </w:r>
+      <w:proofErr w:type="spellStart"/>
+      <w:r>
+        <w:t>me</w:t>
+      </w:r>
+      <w:proofErr w:type="spellEnd"/>
+      <w:r>
+        <w:t>/</w:t>
+      </w:r>
+      <w:proofErr w:type="spellStart"/>
+      <w:r>
+        <w:t>library</w:t>
+      </w:r>
+      <w:proofErr w:type="spellEnd"/>
+      <w:r>
+        <w:t>. Внешний вид экрана профиля представлен на рисунке 17.</w:t>
       </w:r>
     </w:p>
     <w:p>
@@ -7876,7 +10360,23 @@
         <w:pStyle w:val="afffb"/>
       </w:pPr>
       <w:r>
-        <w:t>Экран AI-редактирования (AIEditScreen) реализует функцию интеллектуальной обработки текста с использованием локальной языковой модели Ollama. Интерфейс экрана разделён на три функциональные зоны:</w:t>
+        <w:t>Экран AI-редактирования (</w:t>
+      </w:r>
+      <w:proofErr w:type="spellStart"/>
+      <w:r>
+        <w:t>AIEditScreen</w:t>
+      </w:r>
+      <w:proofErr w:type="spellEnd"/>
+      <w:r>
+        <w:t xml:space="preserve">) реализует функцию интеллектуальной обработки текста с использованием локальной языковой модели </w:t>
+      </w:r>
+      <w:proofErr w:type="spellStart"/>
+      <w:r>
+        <w:t>Ollama</w:t>
+      </w:r>
+      <w:proofErr w:type="spellEnd"/>
+      <w:r>
+        <w:t>. Интерфейс экрана разделён на три функциональные зоны:</w:t>
       </w:r>
     </w:p>
     <w:p>
@@ -7896,7 +10396,39 @@
       </w:r>
       <w:r>
         <w:lastRenderedPageBreak/>
-        <w:t>улучшение» отправляет POST-запрос на эндпоинт /api/ai/edit с параметрами: исходный текст и инструкция. AI-модель обрабатывает запрос и возвращает улучшенную версию текста.</w:t>
+        <w:t xml:space="preserve">улучшение» отправляет POST-запрос на </w:t>
+      </w:r>
+      <w:proofErr w:type="spellStart"/>
+      <w:r>
+        <w:t>эндпоинт</w:t>
+      </w:r>
+      <w:proofErr w:type="spellEnd"/>
+      <w:r>
+        <w:t xml:space="preserve"> /</w:t>
+      </w:r>
+      <w:proofErr w:type="spellStart"/>
+      <w:r>
+        <w:t>api</w:t>
+      </w:r>
+      <w:proofErr w:type="spellEnd"/>
+      <w:r>
+        <w:t>/</w:t>
+      </w:r>
+      <w:proofErr w:type="spellStart"/>
+      <w:r>
+        <w:t>ai</w:t>
+      </w:r>
+      <w:proofErr w:type="spellEnd"/>
+      <w:r>
+        <w:t>/</w:t>
+      </w:r>
+      <w:proofErr w:type="spellStart"/>
+      <w:r>
+        <w:t>edit</w:t>
+      </w:r>
+      <w:proofErr w:type="spellEnd"/>
+      <w:r>
+        <w:t xml:space="preserve"> с параметрами: исходный текст и инструкция. AI-модель обрабатывает запрос и возвращает улучшенную версию текста.</w:t>
       </w:r>
     </w:p>
     <w:p>
@@ -7912,7 +10444,15 @@
         <w:pStyle w:val="afffb"/>
       </w:pPr>
       <w:r>
-        <w:t>Кнопка «Сохранить изменения» в нижней части экрана фиксирует отредактированный текст и возвращает пользователя к основному редактору. AIEditViewModel координирует взаимодействие с сервером, обрабатывает состояния загрузки и ошибки сети. Такая реализация позволяет авторам быстро улучшать текст, не покидая приложения, при этом все данные обрабатываются локально на сервере, обеспечивая конфиденциальность творческого процесса. Демонстрация внешнего вида экрана AI-редактирования представлена на рисунке 18</w:t>
+        <w:t xml:space="preserve">Кнопка «Сохранить изменения» в нижней части экрана фиксирует отредактированный текст и возвращает пользователя к основному редактору. </w:t>
+      </w:r>
+      <w:proofErr w:type="spellStart"/>
+      <w:r>
+        <w:t>AIEditViewModel</w:t>
+      </w:r>
+      <w:proofErr w:type="spellEnd"/>
+      <w:r>
+        <w:t xml:space="preserve"> координирует взаимодействие с сервером, обрабатывает состояния загрузки и ошибки сети. Такая реализация позволяет авторам быстро улучшать текст, не покидая приложения, при этом все данные обрабатываются локально на сервере, обеспечивая конфиденциальность творческого процесса. Демонстрация внешнего вида экрана AI-редактирования представлена на рисунке 18</w:t>
       </w:r>
       <w:r>
         <w:t>.</w:t>
@@ -7993,9 +10533,27 @@
       <w:pPr>
         <w:pStyle w:val="a7"/>
       </w:pPr>
-      <w:r>
-        <w:t>Экран AI-редактирования текста</w:t>
-      </w:r>
+      <w:proofErr w:type="spellStart"/>
+      <w:r>
+        <w:t>Экран</w:t>
+      </w:r>
+      <w:proofErr w:type="spellEnd"/>
+      <w:r>
+        <w:t xml:space="preserve"> AI-</w:t>
+      </w:r>
+      <w:proofErr w:type="spellStart"/>
+      <w:r>
+        <w:t>редактирования</w:t>
+      </w:r>
+      <w:proofErr w:type="spellEnd"/>
+      <w:r>
+        <w:t xml:space="preserve"> </w:t>
+      </w:r>
+      <w:proofErr w:type="spellStart"/>
+      <w:r>
+        <w:t>текста</w:t>
+      </w:r>
+      <w:proofErr w:type="spellEnd"/>
       <w:r>
         <w:br w:type="page"/>
       </w:r>
@@ -8021,7 +10579,15 @@
         <w:pStyle w:val="afffb"/>
       </w:pPr>
       <w:r>
-        <w:t>В ходе выполнения работы было разработано мобильное приложение «Liboffan» — платформа для коллаборативного создания и чтения историй с системой ветвления сюжетов.</w:t>
+        <w:t>В ходе выполнения работы было разработано мобильное приложение «</w:t>
+      </w:r>
+      <w:proofErr w:type="spellStart"/>
+      <w:r>
+        <w:t>Liboffan</w:t>
+      </w:r>
+      <w:proofErr w:type="spellEnd"/>
+      <w:r>
+        <w:t>» — платформа для коллаборативного создания и чтения историй с системой ветвления сюжетов.</w:t>
       </w:r>
     </w:p>
     <w:p>
@@ -8037,7 +10603,15 @@
         <w:pStyle w:val="afffb"/>
       </w:pPr>
       <w:r>
-        <w:t>Особенностью системы является реализация концепции версионирования историй, заимствованной из практики разработки ПО, но адаптированной для литературного творчества. Это позволяет авторам экспериментировать с сюжетом, а читателям — выбирать предпочтительное развитие событий, не теряя связи с оригиналом.</w:t>
+        <w:t xml:space="preserve">Особенностью системы является реализация концепции </w:t>
+      </w:r>
+      <w:proofErr w:type="spellStart"/>
+      <w:r>
+        <w:t>версионирования</w:t>
+      </w:r>
+      <w:proofErr w:type="spellEnd"/>
+      <w:r>
+        <w:t xml:space="preserve"> историй, заимствованной из практики разработки ПО, но адаптированной для литературного творчества. Это позволяет авторам экспериментировать с сюжетом, а читателям — выбирать предпочтительное развитие событий, не теряя связи с оригиналом.</w:t>
       </w:r>
     </w:p>
     <w:p>
@@ -8133,12 +10707,14 @@
       <w:r>
         <w:t xml:space="preserve"> // </w:t>
       </w:r>
+      <w:proofErr w:type="spellStart"/>
       <w:r>
         <w:rPr>
           <w:lang w:val="en-US"/>
         </w:rPr>
         <w:t>kotlinlang</w:t>
       </w:r>
+      <w:proofErr w:type="spellEnd"/>
       <w:r>
         <w:t>.</w:t>
       </w:r>
@@ -8226,15 +10802,22 @@
       <w:r>
         <w:t xml:space="preserve">. – Текст. : электронный // </w:t>
       </w:r>
+      <w:proofErr w:type="spellStart"/>
       <w:r>
         <w:t>Тпрогер</w:t>
       </w:r>
+      <w:proofErr w:type="spellEnd"/>
       <w:r>
         <w:t xml:space="preserve"> : [сайт]. – 2025. – URL: </w:t>
       </w:r>
       <w:r>
-        <w:t>https://tproger.ru/articles/jetpack-compose-i-kotlin--kak-razrabatyvat-sovremennye-ui</w:t>
-      </w:r>
+        <w:t>https://tproger.ru/articles/jetpack-compose-i-kotlin--</w:t>
+      </w:r>
+      <w:proofErr w:type="spellStart"/>
+      <w:r>
+        <w:t>kak-razrabatyvat-sovremennye-ui</w:t>
+      </w:r>
+      <w:proofErr w:type="spellEnd"/>
       <w:r>
         <w:t xml:space="preserve"> (дата обращения </w:t>
       </w:r>
@@ -8300,12 +10883,17 @@
           <w:ilvl w:val="0"/>
           <w:numId w:val="27"/>
         </w:numPr>
-        <w:rPr>
-          <w:lang w:val="en-US"/>
-        </w:rPr>
-      </w:pPr>
-      <w:r>
-        <w:t>Как библиотека Retrofit 2 решает сетевые трудности перевода</w:t>
+      </w:pPr>
+      <w:r>
+        <w:t xml:space="preserve">Как библиотека </w:t>
+      </w:r>
+      <w:proofErr w:type="spellStart"/>
+      <w:r>
+        <w:t>Retrofit</w:t>
+      </w:r>
+      <w:proofErr w:type="spellEnd"/>
+      <w:r>
+        <w:t xml:space="preserve"> 2 решает сетевые трудности перевода</w:t>
       </w:r>
       <w:r>
         <w:t xml:space="preserve"> </w:t>
@@ -8364,12 +10952,14 @@
       <w:r>
         <w:t xml:space="preserve">: зачем он нужен, как устроен и как работает. – Текст. : электронный // </w:t>
       </w:r>
+      <w:proofErr w:type="spellStart"/>
       <w:r>
         <w:rPr>
           <w:lang w:val="en-US"/>
         </w:rPr>
         <w:t>skillbox</w:t>
       </w:r>
+      <w:proofErr w:type="spellEnd"/>
       <w:r>
         <w:t xml:space="preserve">: [сайт]. – 2022. – </w:t>
       </w:r>
@@ -8391,21 +10981,25 @@
       <w:r>
         <w:t>://</w:t>
       </w:r>
+      <w:proofErr w:type="spellStart"/>
       <w:r>
         <w:rPr>
           <w:lang w:val="en-US"/>
         </w:rPr>
         <w:t>skillbox</w:t>
       </w:r>
+      <w:proofErr w:type="spellEnd"/>
       <w:r>
         <w:t>.</w:t>
       </w:r>
+      <w:proofErr w:type="spellStart"/>
       <w:r>
         <w:rPr>
           <w:lang w:val="en-US"/>
         </w:rPr>
         <w:t>ru</w:t>
       </w:r>
+      <w:proofErr w:type="spellEnd"/>
       <w:r>
         <w:t>/</w:t>
       </w:r>
@@ -8427,12 +11021,14 @@
       <w:r>
         <w:t>/</w:t>
       </w:r>
+      <w:proofErr w:type="spellStart"/>
       <w:r>
         <w:rPr>
           <w:lang w:val="en-US"/>
         </w:rPr>
         <w:t>freymvork</w:t>
       </w:r>
+      <w:proofErr w:type="spellEnd"/>
       <w:r>
         <w:t>-</w:t>
       </w:r>
@@ -8445,12 +11041,14 @@
       <w:r>
         <w:t>-</w:t>
       </w:r>
+      <w:proofErr w:type="spellStart"/>
       <w:r>
         <w:rPr>
           <w:lang w:val="en-US"/>
         </w:rPr>
         <w:t>zachem</w:t>
       </w:r>
+      <w:proofErr w:type="spellEnd"/>
       <w:r>
         <w:t>-</w:t>
       </w:r>
@@ -8463,57 +11061,69 @@
       <w:r>
         <w:t>-</w:t>
       </w:r>
+      <w:proofErr w:type="spellStart"/>
       <w:r>
         <w:rPr>
           <w:lang w:val="en-US"/>
         </w:rPr>
         <w:t>nuzhen</w:t>
       </w:r>
+      <w:proofErr w:type="spellEnd"/>
       <w:r>
         <w:t>-</w:t>
       </w:r>
+      <w:proofErr w:type="spellStart"/>
       <w:r>
         <w:rPr>
           <w:lang w:val="en-US"/>
         </w:rPr>
         <w:t>kak</w:t>
       </w:r>
+      <w:proofErr w:type="spellEnd"/>
       <w:r>
         <w:t>-</w:t>
       </w:r>
+      <w:proofErr w:type="spellStart"/>
       <w:r>
         <w:rPr>
           <w:lang w:val="en-US"/>
         </w:rPr>
         <w:t>ustroen</w:t>
       </w:r>
+      <w:proofErr w:type="spellEnd"/>
       <w:r>
         <w:t>-</w:t>
       </w:r>
+      <w:proofErr w:type="spellStart"/>
       <w:r>
         <w:rPr>
           <w:lang w:val="en-US"/>
         </w:rPr>
         <w:t>i</w:t>
       </w:r>
+      <w:proofErr w:type="spellEnd"/>
       <w:r>
         <w:t>-</w:t>
       </w:r>
+      <w:proofErr w:type="spellStart"/>
       <w:r>
         <w:rPr>
           <w:lang w:val="en-US"/>
         </w:rPr>
         <w:t>kak</w:t>
       </w:r>
+      <w:proofErr w:type="spellEnd"/>
       <w:r>
         <w:t>-</w:t>
       </w:r>
+      <w:proofErr w:type="spellStart"/>
       <w:r>
         <w:rPr>
           <w:lang w:val="en-US"/>
         </w:rPr>
         <w:t>rabotaet</w:t>
       </w:r>
+      <w:proofErr w:type="spellEnd"/>
       <w:r>
         <w:t>/ (дата обращения 20.02.2026)</w:t>
       </w:r>
@@ -8535,12 +11145,14 @@
       <w:r>
         <w:t xml:space="preserve">. – Текст. : электронный // </w:t>
       </w:r>
+      <w:proofErr w:type="spellStart"/>
       <w:r>
         <w:rPr>
           <w:lang w:val="en-US"/>
         </w:rPr>
         <w:t>habr</w:t>
       </w:r>
+      <w:proofErr w:type="spellEnd"/>
       <w:r>
         <w:t>: [сайт]. – 20</w:t>
       </w:r>
@@ -8577,9 +11189,11 @@
           <w:b/>
         </w:rPr>
       </w:pPr>
+      <w:proofErr w:type="spellStart"/>
       <w:r>
         <w:t>MariaDB</w:t>
       </w:r>
+      <w:proofErr w:type="spellEnd"/>
       <w:r>
         <w:t xml:space="preserve">. – Текст. : электронный // </w:t>
       </w:r>
@@ -8634,9 +11248,19 @@
       <w:r>
         <w:t xml:space="preserve">. – Текст. : электронный // </w:t>
       </w:r>
-      <w:r>
-        <w:t>arenda serve</w:t>
-      </w:r>
+      <w:proofErr w:type="spellStart"/>
+      <w:r>
+        <w:t>arenda</w:t>
+      </w:r>
+      <w:proofErr w:type="spellEnd"/>
+      <w:r>
+        <w:t xml:space="preserve"> </w:t>
+      </w:r>
+      <w:proofErr w:type="spellStart"/>
+      <w:r>
+        <w:t>serve</w:t>
+      </w:r>
+      <w:proofErr w:type="spellEnd"/>
       <w:r>
         <w:rPr>
           <w:lang w:val="en-US"/>
@@ -8673,15 +11297,36 @@
           <w:numId w:val="27"/>
         </w:numPr>
       </w:pPr>
+      <w:proofErr w:type="spellStart"/>
       <w:r>
         <w:lastRenderedPageBreak/>
-        <w:t>Ollama: установка и настройка на ПК — как запустить Llama/другие модели локально</w:t>
+        <w:t>Ollama</w:t>
+      </w:r>
+      <w:proofErr w:type="spellEnd"/>
+      <w:r>
+        <w:t xml:space="preserve">: установка и настройка на ПК — как запустить </w:t>
+      </w:r>
+      <w:proofErr w:type="spellStart"/>
+      <w:r>
+        <w:t>Llama</w:t>
+      </w:r>
+      <w:proofErr w:type="spellEnd"/>
+      <w:r>
+        <w:t>/другие модели локально</w:t>
       </w:r>
       <w:r>
         <w:t>. – Текст. : электронный //</w:t>
       </w:r>
       <w:r>
-        <w:t xml:space="preserve"> кодик </w:t>
+        <w:t xml:space="preserve"> </w:t>
+      </w:r>
+      <w:proofErr w:type="spellStart"/>
+      <w:r>
+        <w:t>кодик</w:t>
+      </w:r>
+      <w:proofErr w:type="spellEnd"/>
+      <w:r>
+        <w:t xml:space="preserve"> </w:t>
       </w:r>
       <w:r>
         <w:t>: [сайт]. – 20</w:t>
@@ -8842,6 +11487,9 @@
           <w:ilvl w:val="0"/>
           <w:numId w:val="27"/>
         </w:numPr>
+        <w:rPr>
+          <w:lang w:val="en-US"/>
+        </w:rPr>
       </w:pPr>
       <w:r>
         <w:rPr>
@@ -12429,6 +15077,7 @@
   <w:style w:type="character" w:default="1" w:styleId="ac">
     <w:name w:val="Default Paragraph Font"/>
     <w:uiPriority w:val="1"/>
+    <w:semiHidden/>
     <w:unhideWhenUsed/>
   </w:style>
   <w:style w:type="table" w:default="1" w:styleId="ad">

--- a/documents/курсовая.docx
+++ b/documents/курсовая.docx
@@ -53,6 +53,7 @@
           <w:szCs w:val="28"/>
         </w:rPr>
       </w:pPr>
+      <w:proofErr w:type="gramStart"/>
       <w:r>
         <w:rPr>
           <w:rFonts w:ascii="Times New Roman" w:hAnsi="Times New Roman"/>
@@ -60,7 +61,17 @@
           <w:sz w:val="28"/>
           <w:szCs w:val="28"/>
         </w:rPr>
-        <w:t>УЧРЕЖДЕНИЕ  ВЫСШЕГО ОБРАЗОВАНИЯ</w:t>
+        <w:t>УЧРЕЖДЕНИЕ  ВЫСШЕГО</w:t>
+      </w:r>
+      <w:proofErr w:type="gramEnd"/>
+      <w:r>
+        <w:rPr>
+          <w:rFonts w:ascii="Times New Roman" w:hAnsi="Times New Roman"/>
+          <w:spacing w:val="-20"/>
+          <w:sz w:val="28"/>
+          <w:szCs w:val="28"/>
+        </w:rPr>
+        <w:t xml:space="preserve"> ОБРАЗОВАНИЯ</w:t>
       </w:r>
     </w:p>
     <w:p>
@@ -578,7 +589,7 @@
           <w:sz w:val="28"/>
           <w:szCs w:val="28"/>
         </w:rPr>
-        <w:t xml:space="preserve">_  </w:t>
+        <w:t xml:space="preserve">_ </w:t>
       </w:r>
       <w:r>
         <w:rPr>
@@ -629,7 +640,7 @@
           <w:sz w:val="28"/>
           <w:szCs w:val="28"/>
         </w:rPr>
-        <w:t xml:space="preserve">_  </w:t>
+        <w:t xml:space="preserve">_ </w:t>
       </w:r>
       <w:r>
         <w:rPr>
@@ -687,6 +698,7 @@
           <w:color w:val="000000" w:themeColor="text1"/>
           <w:sz w:val="28"/>
           <w:szCs w:val="28"/>
+          <w:lang w:val="en-US"/>
         </w:rPr>
       </w:pPr>
     </w:p>
@@ -7905,6 +7917,7 @@
         <w:t xml:space="preserve"> координирует обращение к удалённому API и локальному кэшу, реализуя стратегию «сеть с кэшированием» или «кэш с обновлением». Компонент выполняет маппинг между доменными моделями приложения и моделями данных, возвращая результаты в виде </w:t>
       </w:r>
       <w:proofErr w:type="spellStart"/>
+      <w:proofErr w:type="gramStart"/>
       <w:r>
         <w:t>Flow</w:t>
       </w:r>
@@ -7913,6 +7926,7 @@
         <w:t>&lt;</w:t>
       </w:r>
       <w:proofErr w:type="spellStart"/>
+      <w:proofErr w:type="gramEnd"/>
       <w:r>
         <w:t>Result</w:t>
       </w:r>
@@ -10384,7 +10398,15 @@
         <w:pStyle w:val="afffb"/>
       </w:pPr>
       <w:r>
-        <w:t>Верхняя секция отображает исходный текст, выбранный пользователем для редактирования (например: «Дело в том, что хотя перед вами – сказка, но сказка эта очень, очень не простая.»).</w:t>
+        <w:t xml:space="preserve">Верхняя секция отображает исходный текст, выбранный пользователем для редактирования (например: «Дело в том, что хотя перед вами – сказка, но сказка эта очень, очень </w:t>
+      </w:r>
+      <w:proofErr w:type="gramStart"/>
+      <w:r>
+        <w:t>не простая</w:t>
+      </w:r>
+      <w:proofErr w:type="gramEnd"/>
+      <w:r>
+        <w:t>.»).</w:t>
       </w:r>
     </w:p>
     <w:p>
@@ -10849,7 +10871,15 @@
         <w:t>MVVM</w:t>
       </w:r>
       <w:r>
-        <w:t xml:space="preserve">. – Текст. : электронный // </w:t>
+        <w:t>. – Текст</w:t>
+      </w:r>
+      <w:proofErr w:type="gramStart"/>
+      <w:r>
+        <w:t>. :</w:t>
+      </w:r>
+      <w:proofErr w:type="gramEnd"/>
+      <w:r>
+        <w:t xml:space="preserve"> электронный // </w:t>
       </w:r>
       <w:r>
         <w:t>METANIT</w:t>
@@ -10905,7 +10935,15 @@
         <w:t>METANIT</w:t>
       </w:r>
       <w:r>
-        <w:t xml:space="preserve">. – Текст. : электронный // </w:t>
+        <w:t>. – Текст</w:t>
+      </w:r>
+      <w:proofErr w:type="gramStart"/>
+      <w:r>
+        <w:t>. :</w:t>
+      </w:r>
+      <w:proofErr w:type="gramEnd"/>
+      <w:r>
+        <w:t xml:space="preserve"> электронный // </w:t>
       </w:r>
       <w:r>
         <w:t>Яндекс практикум</w:t>
@@ -10950,7 +10988,15 @@
         <w:t>Spring</w:t>
       </w:r>
       <w:r>
-        <w:t xml:space="preserve">: зачем он нужен, как устроен и как работает. – Текст. : электронный // </w:t>
+        <w:t>: зачем он нужен, как устроен и как работает. – Текст</w:t>
+      </w:r>
+      <w:proofErr w:type="gramStart"/>
+      <w:r>
+        <w:t>. :</w:t>
+      </w:r>
+      <w:proofErr w:type="gramEnd"/>
+      <w:r>
+        <w:t xml:space="preserve"> электронный // </w:t>
       </w:r>
       <w:proofErr w:type="spellStart"/>
       <w:r>
@@ -11143,7 +11189,15 @@
         <w:t>Первые шаги в Spring Security с JWT</w:t>
       </w:r>
       <w:r>
-        <w:t xml:space="preserve">. – Текст. : электронный // </w:t>
+        <w:t>. – Текст</w:t>
+      </w:r>
+      <w:proofErr w:type="gramStart"/>
+      <w:r>
+        <w:t>. :</w:t>
+      </w:r>
+      <w:proofErr w:type="gramEnd"/>
+      <w:r>
+        <w:t xml:space="preserve"> электронный // </w:t>
       </w:r>
       <w:proofErr w:type="spellStart"/>
       <w:r>
@@ -11195,7 +11249,15 @@
       </w:r>
       <w:proofErr w:type="spellEnd"/>
       <w:r>
-        <w:t xml:space="preserve">. – Текст. : электронный // </w:t>
+        <w:t>. – Текст</w:t>
+      </w:r>
+      <w:proofErr w:type="gramStart"/>
+      <w:r>
+        <w:t>. :</w:t>
+      </w:r>
+      <w:proofErr w:type="gramEnd"/>
+      <w:r>
+        <w:t xml:space="preserve"> электронный // </w:t>
       </w:r>
       <w:r>
         <w:rPr>
@@ -11246,7 +11308,15 @@
         <w:t>Руководство по Spring Data JPA</w:t>
       </w:r>
       <w:r>
-        <w:t xml:space="preserve">. – Текст. : электронный // </w:t>
+        <w:t>. – Текст</w:t>
+      </w:r>
+      <w:proofErr w:type="gramStart"/>
+      <w:r>
+        <w:t>. :</w:t>
+      </w:r>
+      <w:proofErr w:type="gramEnd"/>
+      <w:r>
+        <w:t xml:space="preserve"> электронный // </w:t>
       </w:r>
       <w:proofErr w:type="spellStart"/>
       <w:r>
@@ -11315,12 +11385,21 @@
         <w:t>/другие модели локально</w:t>
       </w:r>
       <w:r>
-        <w:t>. – Текст. : электронный //</w:t>
+        <w:t>. – Текст</w:t>
+      </w:r>
+      <w:proofErr w:type="gramStart"/>
+      <w:r>
+        <w:t>. :</w:t>
+      </w:r>
+      <w:proofErr w:type="gramEnd"/>
+      <w:r>
+        <w:t xml:space="preserve"> электронный //</w:t>
       </w:r>
       <w:r>
         <w:t xml:space="preserve"> </w:t>
       </w:r>
       <w:proofErr w:type="spellStart"/>
+      <w:proofErr w:type="gramStart"/>
       <w:r>
         <w:t>кодик</w:t>
       </w:r>
@@ -11329,7 +11408,11 @@
         <w:t xml:space="preserve"> </w:t>
       </w:r>
       <w:r>
-        <w:t>: [сайт]. – 20</w:t>
+        <w:t>:</w:t>
+      </w:r>
+      <w:proofErr w:type="gramEnd"/>
+      <w:r>
+        <w:t xml:space="preserve"> [сайт]. – 20</w:t>
       </w:r>
       <w:r>
         <w:t>2</w:t>
